--- a/WebContent/docx/消化道肿瘤50基因检测报告-单样本-苏州市立医院.docx
+++ b/WebContent/docx/消化道肿瘤50基因检测报告-单样本-苏州市立医院.docx
@@ -3155,16 +3155,16 @@
           </w14:shadow>
         </w:rPr>
       </w:pPr>
-      <w:bookmarkStart w:id="0" w:name="_Toc19944"/>
-      <w:bookmarkStart w:id="1" w:name="_Toc21009_WPSOffice_Level1"/>
-      <w:bookmarkStart w:id="2" w:name="_Toc24397"/>
+      <w:bookmarkStart w:id="0" w:name="_Toc21009_WPSOffice_Level1"/>
+      <w:bookmarkStart w:id="1" w:name="_Toc24397"/>
+      <w:bookmarkStart w:id="2" w:name="_Toc19944"/>
       <w:bookmarkStart w:id="3" w:name="_Toc13806"/>
       <w:bookmarkStart w:id="4" w:name="_Toc27500"/>
-      <w:bookmarkStart w:id="5" w:name="_Toc24178_WPSOffice_Level1"/>
-      <w:bookmarkStart w:id="6" w:name="_Toc21669"/>
+      <w:bookmarkStart w:id="5" w:name="_Toc21669"/>
+      <w:bookmarkStart w:id="6" w:name="_Toc32054"/>
       <w:bookmarkStart w:id="7" w:name="_Toc30143_WPSOffice_Level1"/>
-      <w:bookmarkStart w:id="8" w:name="_Toc10446"/>
-      <w:bookmarkStart w:id="9" w:name="_Toc32054"/>
+      <w:bookmarkStart w:id="8" w:name="_Toc24178_WPSOffice_Level1"/>
+      <w:bookmarkStart w:id="9" w:name="_Toc10446"/>
       <w:r>
         <w:rPr>
           <w:rFonts w:ascii="Times New Roman" w:hAnsi="Times New Roman"/>
@@ -4041,14 +4041,14 @@
           </w14:shadow>
         </w:rPr>
       </w:pPr>
-      <w:bookmarkStart w:id="10" w:name="_Toc13931"/>
-      <w:bookmarkStart w:id="11" w:name="_Toc11015_WPSOffice_Level1"/>
-      <w:bookmarkStart w:id="12" w:name="_Toc10518"/>
-      <w:bookmarkStart w:id="13" w:name="_Toc6031"/>
-      <w:bookmarkStart w:id="14" w:name="_Toc11465"/>
-      <w:bookmarkStart w:id="15" w:name="_Toc19594"/>
-      <w:bookmarkStart w:id="16" w:name="_Toc7021_WPSOffice_Level1"/>
-      <w:bookmarkStart w:id="17" w:name="_Toc18062_WPSOffice_Level1"/>
+      <w:bookmarkStart w:id="10" w:name="_Toc11015_WPSOffice_Level1"/>
+      <w:bookmarkStart w:id="11" w:name="_Toc11465"/>
+      <w:bookmarkStart w:id="12" w:name="_Toc19594"/>
+      <w:bookmarkStart w:id="13" w:name="_Toc7021_WPSOffice_Level1"/>
+      <w:bookmarkStart w:id="14" w:name="_Toc18062_WPSOffice_Level1"/>
+      <w:bookmarkStart w:id="15" w:name="_Toc6031"/>
+      <w:bookmarkStart w:id="16" w:name="_Toc13931"/>
+      <w:bookmarkStart w:id="17" w:name="_Toc10518"/>
       <w:bookmarkStart w:id="18" w:name="_Toc17451"/>
       <w:bookmarkStart w:id="19" w:name="_Toc3823"/>
       <w:r>
@@ -4285,13 +4285,13 @@
       <w:bookmarkStart w:id="21" w:name="_Toc16576"/>
       <w:bookmarkStart w:id="22" w:name="_Toc6221_WPSOffice_Level1"/>
       <w:bookmarkStart w:id="23" w:name="_Toc18058"/>
-      <w:bookmarkStart w:id="24" w:name="_Toc25920"/>
-      <w:bookmarkStart w:id="25" w:name="_Toc3871"/>
-      <w:bookmarkStart w:id="26" w:name="_Toc29731"/>
-      <w:bookmarkStart w:id="27" w:name="_Toc1410"/>
-      <w:bookmarkStart w:id="28" w:name="_Toc23369_WPSOffice_Level1"/>
-      <w:bookmarkStart w:id="29" w:name="_Toc149826002"/>
-      <w:bookmarkStart w:id="30" w:name="_Toc149832727"/>
+      <w:bookmarkStart w:id="24" w:name="_Toc3871"/>
+      <w:bookmarkStart w:id="25" w:name="_Toc29731"/>
+      <w:bookmarkStart w:id="26" w:name="_Toc1410"/>
+      <w:bookmarkStart w:id="27" w:name="_Toc23369_WPSOffice_Level1"/>
+      <w:bookmarkStart w:id="28" w:name="_Toc149826002"/>
+      <w:bookmarkStart w:id="29" w:name="_Toc149832727"/>
+      <w:bookmarkStart w:id="30" w:name="_Toc25920"/>
       <w:bookmarkStart w:id="31" w:name="_Toc4088"/>
       <w:bookmarkStart w:id="32" w:name="_Toc2563"/>
       <w:r>
@@ -4388,12 +4388,6 @@
             <w:insideH w:val="single" w:color="A4A4A4" w:sz="4" w:space="0"/>
             <w:insideV w:val="single" w:color="A4A4A4" w:sz="4" w:space="0"/>
           </w:tblBorders>
-          <w:tblCellMar>
-            <w:top w:w="0" w:type="dxa"/>
-            <w:left w:w="0" w:type="dxa"/>
-            <w:bottom w:w="0" w:type="dxa"/>
-            <w:right w:w="0" w:type="dxa"/>
-          </w:tblCellMar>
         </w:tblPrEx>
         <w:trPr>
           <w:trHeight w:val="490" w:hRule="atLeast"/>
@@ -5711,19 +5705,18 @@
           <w:ilvl w:val="0"/>
           <w:numId w:val="0"/>
         </w:numPr>
-        <w:ind w:leftChars="0"/>
         <w:rPr>
           <w:rFonts w:hint="eastAsia" w:ascii="Times New Roman" w:hAnsi="Times New Roman" w:eastAsia="微软雅黑" w:cs="Times New Roman"/>
-          <w:sz w:val="24"/>
-          <w:szCs w:val="24"/>
+          <w:sz w:val="18"/>
+          <w:szCs w:val="18"/>
           <w:lang w:eastAsia="zh-CN"/>
         </w:rPr>
       </w:pPr>
       <w:r>
         <w:rPr>
           <w:rFonts w:hint="eastAsia" w:ascii="Times New Roman" w:hAnsi="Times New Roman" w:eastAsia="微软雅黑" w:cs="Times New Roman"/>
-          <w:sz w:val="24"/>
-          <w:szCs w:val="24"/>
+          <w:sz w:val="18"/>
+          <w:szCs w:val="18"/>
           <w:lang w:eastAsia="zh-CN"/>
         </w:rPr>
         <w:t xml:space="preserve">{% if testedby == </w:t>
@@ -5731,8 +5724,8 @@
       <w:r>
         <w:rPr>
           <w:rFonts w:ascii="Times New Roman" w:hAnsi="Times New Roman" w:eastAsia="微软雅黑" w:cs="Times New Roman"/>
-          <w:sz w:val="24"/>
-          <w:szCs w:val="24"/>
+          <w:sz w:val="18"/>
+          <w:szCs w:val="18"/>
           <w:lang w:eastAsia="zh-CN"/>
         </w:rPr>
         <w:t>“</w:t>
@@ -5740,8 +5733,8 @@
       <w:r>
         <w:rPr>
           <w:rFonts w:hint="eastAsia" w:ascii="Times New Roman" w:hAnsi="Times New Roman" w:eastAsia="微软雅黑" w:cs="Times New Roman"/>
-          <w:sz w:val="24"/>
-          <w:szCs w:val="24"/>
+          <w:sz w:val="18"/>
+          <w:szCs w:val="18"/>
           <w:lang w:eastAsia="zh-CN"/>
         </w:rPr>
         <w:t>1</w:t>
@@ -5749,8 +5742,8 @@
       <w:r>
         <w:rPr>
           <w:rFonts w:ascii="Times New Roman" w:hAnsi="Times New Roman" w:eastAsia="微软雅黑" w:cs="Times New Roman"/>
-          <w:sz w:val="24"/>
-          <w:szCs w:val="24"/>
+          <w:sz w:val="18"/>
+          <w:szCs w:val="18"/>
           <w:lang w:eastAsia="zh-CN"/>
         </w:rPr>
         <w:t>”</w:t>
@@ -5758,8 +5751,8 @@
       <w:r>
         <w:rPr>
           <w:rFonts w:hint="eastAsia" w:ascii="Times New Roman" w:hAnsi="Times New Roman" w:eastAsia="微软雅黑" w:cs="Times New Roman"/>
-          <w:sz w:val="24"/>
-          <w:szCs w:val="24"/>
+          <w:sz w:val="18"/>
+          <w:szCs w:val="18"/>
           <w:lang w:eastAsia="zh-CN"/>
         </w:rPr>
         <w:t xml:space="preserve"> %}</w:t>
@@ -5860,23 +5853,23 @@
             </w:pPr>
             <w:r>
               <w:rPr>
-                <w:sz w:val="18"/>
+                <w:sz w:val="22"/>
               </w:rPr>
               <mc:AlternateContent>
                 <mc:Choice Requires="wpg">
                   <w:drawing>
-                    <wp:anchor distT="0" distB="0" distL="114300" distR="114300" simplePos="0" relativeHeight="251663360" behindDoc="0" locked="0" layoutInCell="1" allowOverlap="1">
+                    <wp:anchor distT="0" distB="0" distL="114300" distR="114300" simplePos="0" relativeHeight="251661312" behindDoc="0" locked="0" layoutInCell="1" allowOverlap="1">
                       <wp:simplePos x="0" y="0"/>
                       <wp:positionH relativeFrom="column">
-                        <wp:posOffset>-366395</wp:posOffset>
+                        <wp:posOffset>-149860</wp:posOffset>
                       </wp:positionH>
                       <wp:positionV relativeFrom="paragraph">
-                        <wp:posOffset>-487680</wp:posOffset>
+                        <wp:posOffset>-505460</wp:posOffset>
                       </wp:positionV>
-                      <wp:extent cx="1442085" cy="1442085"/>
-                      <wp:effectExtent l="0" t="0" r="5715" b="5715"/>
+                      <wp:extent cx="1442720" cy="1442720"/>
+                      <wp:effectExtent l="0" t="0" r="5080" b="5080"/>
                       <wp:wrapNone/>
-                      <wp:docPr id="7" name="组合 7"/>
+                      <wp:docPr id="9" name="组合 9"/>
                       <wp:cNvGraphicFramePr/>
                       <a:graphic xmlns:a="http://schemas.openxmlformats.org/drawingml/2006/main">
                         <a:graphicData uri="http://schemas.microsoft.com/office/word/2010/wordprocessingGroup">
@@ -5885,20 +5878,44 @@
                             <wpg:grpSpPr>
                               <a:xfrm>
                                 <a:off x="0" y="0"/>
-                                <a:ext cx="1442085" cy="1442085"/>
-                                <a:chOff x="3757" y="89141"/>
-                                <a:chExt cx="2271" cy="2271"/>
+                                <a:ext cx="1442720" cy="1442720"/>
+                                <a:chOff x="20702" y="14472"/>
+                                <a:chExt cx="2272" cy="2272"/>
                               </a:xfrm>
                             </wpg:grpSpPr>
                             <pic:pic xmlns:pic="http://schemas.openxmlformats.org/drawingml/2006/picture">
                               <pic:nvPicPr>
-                                <pic:cNvPr id="18" name="图片 8"/>
+                                <pic:cNvPr id="10" name="图片 15" descr="c9514d16fd70679bf0495aeebb03c72d_compress"/>
+                                <pic:cNvPicPr>
+                                  <a:picLocks noChangeAspect="1"/>
+                                </pic:cNvPicPr>
+                              </pic:nvPicPr>
+                              <pic:blipFill>
+                                <a:blip r:embed="rId10"/>
+                                <a:srcRect l="21003" t="56913" r="27176" b="26386"/>
+                                <a:stretch>
+                                  <a:fillRect/>
+                                </a:stretch>
+                              </pic:blipFill>
+                              <pic:spPr>
+                                <a:xfrm>
+                                  <a:off x="21019" y="15216"/>
+                                  <a:ext cx="1550" cy="475"/>
+                                </a:xfrm>
+                                <a:prstGeom prst="rect">
+                                  <a:avLst/>
+                                </a:prstGeom>
+                              </pic:spPr>
+                            </pic:pic>
+                            <pic:pic xmlns:pic="http://schemas.openxmlformats.org/drawingml/2006/picture">
+                              <pic:nvPicPr>
+                                <pic:cNvPr id="18" name="图片 25"/>
                                 <pic:cNvPicPr>
                                   <a:picLocks noChangeAspect="1" noChangeArrowheads="1"/>
                                 </pic:cNvPicPr>
                               </pic:nvPicPr>
                               <pic:blipFill>
-                                <a:blip r:embed="rId10">
+                                <a:blip r:embed="rId11">
                                   <a:extLst>
                                     <a:ext uri="{28A0092B-C50C-407E-A947-70E740481C1C}">
                                       <a14:useLocalDpi xmlns:a14="http://schemas.microsoft.com/office/drawing/2010/main" val="0"/>
@@ -5912,8 +5929,8 @@
                               </pic:blipFill>
                               <pic:spPr>
                                 <a:xfrm>
-                                  <a:off x="3757" y="89141"/>
-                                  <a:ext cx="2271" cy="2271"/>
+                                  <a:off x="20702" y="14472"/>
+                                  <a:ext cx="2273" cy="2273"/>
                                 </a:xfrm>
                                 <a:prstGeom prst="rect">
                                   <a:avLst/>
@@ -5924,44 +5941,6 @@
                                 </a:ln>
                               </pic:spPr>
                             </pic:pic>
-                            <pic:pic xmlns:pic="http://schemas.openxmlformats.org/drawingml/2006/picture">
-                              <pic:nvPicPr>
-                                <pic:cNvPr id="30" name="图片 30" descr="微信图片_20220215110121"/>
-                                <pic:cNvPicPr>
-                                  <a:picLocks noChangeAspect="1"/>
-                                </pic:cNvPicPr>
-                              </pic:nvPicPr>
-                              <pic:blipFill>
-                                <a:blip r:embed="rId11">
-                                  <a:clrChange>
-                                    <a:clrFrom>
-                                      <a:srgbClr val="A09D98">
-                                        <a:alpha val="100000"/>
-                                      </a:srgbClr>
-                                    </a:clrFrom>
-                                    <a:clrTo>
-                                      <a:srgbClr val="A09D98">
-                                        <a:alpha val="100000"/>
-                                        <a:alpha val="0"/>
-                                      </a:srgbClr>
-                                    </a:clrTo>
-                                  </a:clrChange>
-                                  <a:biLevel thresh="50000"/>
-                                </a:blip>
-                                <a:stretch>
-                                  <a:fillRect/>
-                                </a:stretch>
-                              </pic:blipFill>
-                              <pic:spPr>
-                                <a:xfrm>
-                                  <a:off x="4304" y="89723"/>
-                                  <a:ext cx="1234" cy="715"/>
-                                </a:xfrm>
-                                <a:prstGeom prst="rect">
-                                  <a:avLst/>
-                                </a:prstGeom>
-                              </pic:spPr>
-                            </pic:pic>
                           </wpg:wgp>
                         </a:graphicData>
                       </a:graphic>
@@ -5970,18 +5949,18 @@
                 </mc:Choice>
                 <mc:Fallback>
                   <w:pict>
-                    <v:group id="_x0000_s1026" o:spid="_x0000_s1026" o:spt="203" style="position:absolute;left:0pt;margin-left:-28.85pt;margin-top:-38.4pt;height:113.55pt;width:113.55pt;z-index:251663360;mso-width-relative:page;mso-height-relative:page;" coordorigin="3757,89141" coordsize="2271,2271" o:gfxdata="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">
+                    <v:group id="_x0000_s1026" o:spid="_x0000_s1026" o:spt="203" style="position:absolute;left:0pt;margin-left:-11.8pt;margin-top:-39.8pt;height:113.6pt;width:113.6pt;z-index:251661312;mso-width-relative:page;mso-height-relative:page;" coordorigin="20702,14472" coordsize="2272,2272" o:gfxdata="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">
                       <o:lock v:ext="edit" aspectratio="f"/>
-                      <v:shape id="图片 8" o:spid="_x0000_s1026" o:spt="75" type="#_x0000_t75" style="position:absolute;left:3757;top:89141;height:2271;width:2271;" filled="f" o:preferrelative="t" stroked="f" coordsize="21600,21600" o:gfxdata="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">
+                      <v:shape id="图片 15" o:spid="_x0000_s1026" o:spt="75" alt="c9514d16fd70679bf0495aeebb03c72d_compress" type="#_x0000_t75" style="position:absolute;left:21019;top:15216;height:475;width:1550;" filled="f" o:preferrelative="t" stroked="f" coordsize="21600,21600" o:gfxdata="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">
                         <v:fill on="f" focussize="0,0"/>
                         <v:stroke on="f"/>
-                        <v:imagedata r:id="rId10" o:title=""/>
+                        <v:imagedata r:id="rId10" cropleft="13765f" croptop="37299f" cropright="17810f" cropbottom="17292f" o:title=""/>
                         <o:lock v:ext="edit" aspectratio="t"/>
                       </v:shape>
-                      <v:shape id="_x0000_s1026" o:spid="_x0000_s1026" o:spt="75" alt="微信图片_20220215110121" type="#_x0000_t75" style="position:absolute;left:4304;top:89723;height:715;width:1234;" filled="f" o:preferrelative="t" stroked="f" coordsize="21600,21600" o:gfxdata="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">
+                      <v:shape id="图片 25" o:spid="_x0000_s1026" o:spt="75" type="#_x0000_t75" style="position:absolute;left:20702;top:14472;height:2273;width:2273;" filled="f" o:preferrelative="t" stroked="f" coordsize="21600,21600" o:gfxdata="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">
                         <v:fill on="f" focussize="0,0"/>
                         <v:stroke on="f"/>
-                        <v:imagedata r:id="rId11" grayscale="t" bilevel="t" chromakey="#A09D98" o:title=""/>
+                        <v:imagedata r:id="rId11" o:title=""/>
                         <o:lock v:ext="edit" aspectratio="t"/>
                       </v:shape>
                     </v:group>
@@ -6235,12 +6214,30 @@
     <w:p>
       <w:pPr>
         <w:rPr>
+          <w:rFonts w:hint="eastAsia" w:ascii="Times New Roman" w:hAnsi="Times New Roman" w:eastAsia="微软雅黑" w:cs="Times New Roman"/>
+          <w:sz w:val="24"/>
+          <w:szCs w:val="24"/>
+          <w:lang w:eastAsia="zh-CN"/>
+        </w:rPr>
+      </w:pPr>
+      <w:r>
+        <w:rPr>
+          <w:rFonts w:hint="eastAsia" w:ascii="Times New Roman" w:hAnsi="Times New Roman" w:eastAsia="微软雅黑" w:cs="Times New Roman"/>
+          <w:sz w:val="24"/>
+          <w:szCs w:val="24"/>
+          <w:lang w:eastAsia="zh-CN"/>
+        </w:rPr>
+        <w:t xml:space="preserve">{% endif %}{% if testedby == </w:t>
+      </w:r>
+      <w:r>
+        <w:rPr>
           <w:rFonts w:ascii="Times New Roman" w:hAnsi="Times New Roman" w:eastAsia="微软雅黑" w:cs="Times New Roman"/>
           <w:sz w:val="24"/>
           <w:szCs w:val="24"/>
           <w:lang w:eastAsia="zh-CN"/>
         </w:rPr>
-      </w:pPr>
+        <w:t>“</w:t>
+      </w:r>
       <w:r>
         <w:rPr>
           <w:rFonts w:hint="eastAsia" w:ascii="Times New Roman" w:hAnsi="Times New Roman" w:eastAsia="微软雅黑" w:cs="Times New Roman"/>
@@ -6248,7 +6245,7 @@
           <w:szCs w:val="24"/>
           <w:lang w:eastAsia="zh-CN"/>
         </w:rPr>
-        <w:t xml:space="preserve">{% endif %}{% if testedby == </w:t>
+        <w:t>2</w:t>
       </w:r>
       <w:r>
         <w:rPr>
@@ -6257,7 +6254,7 @@
           <w:szCs w:val="24"/>
           <w:lang w:eastAsia="zh-CN"/>
         </w:rPr>
-        <w:t>“</w:t>
+        <w:t>”</w:t>
       </w:r>
       <w:r>
         <w:rPr>
@@ -6266,31 +6263,15 @@
           <w:szCs w:val="24"/>
           <w:lang w:eastAsia="zh-CN"/>
         </w:rPr>
-        <w:t>2</w:t>
-      </w:r>
-      <w:r>
-        <w:rPr>
-          <w:rFonts w:ascii="Times New Roman" w:hAnsi="Times New Roman" w:eastAsia="微软雅黑" w:cs="Times New Roman"/>
-          <w:sz w:val="24"/>
-          <w:szCs w:val="24"/>
-          <w:lang w:eastAsia="zh-CN"/>
-        </w:rPr>
-        <w:t>”</w:t>
-      </w:r>
-      <w:r>
+        <w:t xml:space="preserve"> %}</w:t>
+      </w:r>
+    </w:p>
+    <w:p>
+      <w:pPr>
         <w:rPr>
           <w:rFonts w:hint="eastAsia" w:ascii="Times New Roman" w:hAnsi="Times New Roman" w:eastAsia="微软雅黑" w:cs="Times New Roman"/>
           <w:sz w:val="24"/>
           <w:szCs w:val="24"/>
-          <w:lang w:eastAsia="zh-CN"/>
-        </w:rPr>
-        <w:t xml:space="preserve"> %}</w:t>
-      </w:r>
-    </w:p>
-    <w:p>
-      <w:pPr>
-        <w:rPr>
-          <w:sz w:val="24"/>
           <w:lang w:eastAsia="zh-CN"/>
         </w:rPr>
       </w:pPr>
@@ -6298,7 +6279,9 @@
     <w:p>
       <w:pPr>
         <w:rPr>
+          <w:rFonts w:hint="eastAsia" w:ascii="Times New Roman" w:hAnsi="Times New Roman" w:eastAsia="微软雅黑" w:cs="Times New Roman"/>
           <w:sz w:val="24"/>
+          <w:szCs w:val="24"/>
           <w:lang w:eastAsia="zh-CN"/>
         </w:rPr>
       </w:pPr>
@@ -6382,6 +6365,123 @@
                 <w:szCs w:val="24"/>
               </w:rPr>
             </w:pPr>
+            <w:r>
+              <w:rPr>
+                <w:sz w:val="22"/>
+              </w:rPr>
+              <mc:AlternateContent>
+                <mc:Choice Requires="wpg">
+                  <w:drawing>
+                    <wp:anchor distT="0" distB="0" distL="114300" distR="114300" simplePos="0" relativeHeight="251662336" behindDoc="0" locked="0" layoutInCell="1" allowOverlap="1">
+                      <wp:simplePos x="0" y="0"/>
+                      <wp:positionH relativeFrom="column">
+                        <wp:posOffset>-181610</wp:posOffset>
+                      </wp:positionH>
+                      <wp:positionV relativeFrom="paragraph">
+                        <wp:posOffset>-455295</wp:posOffset>
+                      </wp:positionV>
+                      <wp:extent cx="1442720" cy="1442720"/>
+                      <wp:effectExtent l="0" t="0" r="5080" b="5080"/>
+                      <wp:wrapNone/>
+                      <wp:docPr id="11" name="组合 11"/>
+                      <wp:cNvGraphicFramePr/>
+                      <a:graphic xmlns:a="http://schemas.openxmlformats.org/drawingml/2006/main">
+                        <a:graphicData uri="http://schemas.microsoft.com/office/word/2010/wordprocessingGroup">
+                          <wpg:wgp>
+                            <wpg:cNvGrpSpPr/>
+                            <wpg:grpSpPr>
+                              <a:xfrm>
+                                <a:off x="0" y="0"/>
+                                <a:ext cx="1442720" cy="1442720"/>
+                                <a:chOff x="14555" y="19046"/>
+                                <a:chExt cx="2272" cy="2272"/>
+                              </a:xfrm>
+                            </wpg:grpSpPr>
+                            <pic:pic xmlns:pic="http://schemas.openxmlformats.org/drawingml/2006/picture">
+                              <pic:nvPicPr>
+                                <pic:cNvPr id="19" name="图片 1" descr="24f613a0-66be-430b-9e80-270d3393fac5"/>
+                                <pic:cNvPicPr>
+                                  <a:picLocks noChangeAspect="1"/>
+                                </pic:cNvPicPr>
+                              </pic:nvPicPr>
+                              <pic:blipFill>
+                                <a:blip r:embed="rId12"/>
+                                <a:srcRect l="43292" t="26660" r="21693" b="24394"/>
+                                <a:stretch>
+                                  <a:fillRect/>
+                                </a:stretch>
+                              </pic:blipFill>
+                              <pic:spPr>
+                                <a:xfrm rot="16200000">
+                                  <a:off x="15453" y="19290"/>
+                                  <a:ext cx="506" cy="1327"/>
+                                </a:xfrm>
+                                <a:prstGeom prst="rect">
+                                  <a:avLst/>
+                                </a:prstGeom>
+                              </pic:spPr>
+                            </pic:pic>
+                            <pic:pic xmlns:pic="http://schemas.openxmlformats.org/drawingml/2006/picture">
+                              <pic:nvPicPr>
+                                <pic:cNvPr id="31" name="图片 25"/>
+                                <pic:cNvPicPr>
+                                  <a:picLocks noChangeAspect="1" noChangeArrowheads="1"/>
+                                </pic:cNvPicPr>
+                              </pic:nvPicPr>
+                              <pic:blipFill>
+                                <a:blip r:embed="rId11">
+                                  <a:extLst>
+                                    <a:ext uri="{28A0092B-C50C-407E-A947-70E740481C1C}">
+                                      <a14:useLocalDpi xmlns:a14="http://schemas.microsoft.com/office/drawing/2010/main" val="0"/>
+                                    </a:ext>
+                                  </a:extLst>
+                                </a:blip>
+                                <a:srcRect/>
+                                <a:stretch>
+                                  <a:fillRect/>
+                                </a:stretch>
+                              </pic:blipFill>
+                              <pic:spPr>
+                                <a:xfrm>
+                                  <a:off x="14555" y="19046"/>
+                                  <a:ext cx="2273" cy="2273"/>
+                                </a:xfrm>
+                                <a:prstGeom prst="rect">
+                                  <a:avLst/>
+                                </a:prstGeom>
+                                <a:noFill/>
+                                <a:ln>
+                                  <a:noFill/>
+                                </a:ln>
+                              </pic:spPr>
+                            </pic:pic>
+                          </wpg:wgp>
+                        </a:graphicData>
+                      </a:graphic>
+                    </wp:anchor>
+                  </w:drawing>
+                </mc:Choice>
+                <mc:Fallback>
+                  <w:pict>
+                    <v:group id="_x0000_s1026" o:spid="_x0000_s1026" o:spt="203" style="position:absolute;left:0pt;margin-left:-14.3pt;margin-top:-35.85pt;height:113.6pt;width:113.6pt;z-index:251662336;mso-width-relative:page;mso-height-relative:page;" coordorigin="14555,19046" coordsize="2272,2272" o:gfxdata="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">
+                      <o:lock v:ext="edit" aspectratio="f"/>
+                      <v:shape id="图片 1" o:spid="_x0000_s1026" o:spt="75" alt="24f613a0-66be-430b-9e80-270d3393fac5" type="#_x0000_t75" style="position:absolute;left:15453;top:19290;height:1327;width:506;rotation:-5898240f;" filled="f" o:preferrelative="t" stroked="f" coordsize="21600,21600" o:gfxdata="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">
+                        <v:fill on="f" focussize="0,0"/>
+                        <v:stroke on="f"/>
+                        <v:imagedata r:id="rId12" cropleft="28372f" croptop="17472f" cropright="14217f" cropbottom="15987f" o:title=""/>
+                        <o:lock v:ext="edit" aspectratio="t"/>
+                      </v:shape>
+                      <v:shape id="图片 25" o:spid="_x0000_s1026" o:spt="75" type="#_x0000_t75" style="position:absolute;left:14555;top:19046;height:2273;width:2273;" filled="f" o:preferrelative="t" stroked="f" coordsize="21600,21600" o:gfxdata="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">
+                        <v:fill on="f" focussize="0,0"/>
+                        <v:stroke on="f"/>
+                        <v:imagedata r:id="rId11" o:title=""/>
+                        <o:lock v:ext="edit" aspectratio="t"/>
+                      </v:shape>
+                    </v:group>
+                  </w:pict>
+                </mc:Fallback>
+              </mc:AlternateContent>
+            </w:r>
           </w:p>
         </w:tc>
         <w:tc>
@@ -6784,7 +6884,7 @@
               <mc:AlternateContent>
                 <mc:Choice Requires="wpg">
                   <w:drawing>
-                    <wp:anchor distT="0" distB="0" distL="114300" distR="114300" simplePos="0" relativeHeight="251661312" behindDoc="0" locked="0" layoutInCell="1" allowOverlap="1">
+                    <wp:anchor distT="0" distB="0" distL="114300" distR="114300" simplePos="0" relativeHeight="251660288" behindDoc="0" locked="0" layoutInCell="1" allowOverlap="1">
                       <wp:simplePos x="0" y="0"/>
                       <wp:positionH relativeFrom="column">
                         <wp:posOffset>-388620</wp:posOffset>
@@ -6795,7 +6895,7 @@
                       <wp:extent cx="1443355" cy="1475740"/>
                       <wp:effectExtent l="0" t="0" r="4445" b="2540"/>
                       <wp:wrapNone/>
-                      <wp:docPr id="14" name="组合 14"/>
+                      <wp:docPr id="12" name="组合 12"/>
                       <wp:cNvGraphicFramePr/>
                       <a:graphic xmlns:a="http://schemas.openxmlformats.org/drawingml/2006/main">
                         <a:graphicData uri="http://schemas.microsoft.com/office/word/2010/wordprocessingGroup">
@@ -6817,7 +6917,7 @@
                                 </pic:cNvPicPr>
                               </pic:nvPicPr>
                               <pic:blipFill>
-                                <a:blip r:embed="rId12">
+                                <a:blip r:embed="rId13">
                                   <a:biLevel thresh="50000"/>
                                 </a:blip>
                                 <a:srcRect l="7865" t="11797" r="5322" b="19074"/>
@@ -6844,7 +6944,7 @@
                                 </pic:cNvPicPr>
                               </pic:nvPicPr>
                               <pic:blipFill>
-                                <a:blip r:embed="rId10">
+                                <a:blip r:embed="rId11">
                                   <a:extLst>
                                     <a:ext uri="{28A0092B-C50C-407E-A947-70E740481C1C}">
                                       <a14:useLocalDpi xmlns:a14="http://schemas.microsoft.com/office/drawing/2010/main" val="0"/>
@@ -6878,18 +6978,18 @@
                 </mc:Choice>
                 <mc:Fallback>
                   <w:pict>
-                    <v:group id="_x0000_s1026" o:spid="_x0000_s1026" o:spt="203" style="position:absolute;left:0pt;margin-left:-30.6pt;margin-top:-36.45pt;height:116.2pt;width:113.65pt;z-index:251661312;mso-width-relative:page;mso-height-relative:page;" coordorigin="3722,92738" coordsize="2273,2273" o:gfxdata="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">
+                    <v:group id="_x0000_s1026" o:spid="_x0000_s1026" o:spt="203" style="position:absolute;left:0pt;margin-left:-30.6pt;margin-top:-36.45pt;height:116.2pt;width:113.65pt;z-index:251660288;mso-width-relative:page;mso-height-relative:page;" coordorigin="3722,92738" coordsize="2273,2273" o:gfxdata="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">
                       <o:lock v:ext="edit" aspectratio="f"/>
                       <v:shape id="图片 59" o:spid="_x0000_s1026" o:spt="75" alt="图片1" type="#_x0000_t75" style="position:absolute;left:4057;top:93343;height:627;width:1468;" filled="f" o:preferrelative="t" stroked="f" coordsize="21600,21600" o:gfxdata="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">
                         <v:fill on="f" focussize="0,0"/>
                         <v:stroke on="f"/>
-                        <v:imagedata r:id="rId12" cropleft="5154f" croptop="7731f" cropright="3488f" cropbottom="12500f" grayscale="t" bilevel="t" o:title=""/>
+                        <v:imagedata r:id="rId13" cropleft="5154f" croptop="7731f" cropright="3488f" cropbottom="12500f" grayscale="t" bilevel="t" o:title=""/>
                         <o:lock v:ext="edit" aspectratio="t"/>
                       </v:shape>
                       <v:shape id="图片 23" o:spid="_x0000_s1026" o:spt="75" type="#_x0000_t75" style="position:absolute;left:3722;top:92738;height:2273;width:2273;" filled="f" o:preferrelative="t" stroked="f" coordsize="21600,21600" o:gfxdata="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">
                         <v:fill on="f" focussize="0,0"/>
                         <v:stroke on="f"/>
-                        <v:imagedata r:id="rId10" o:title=""/>
+                        <v:imagedata r:id="rId11" o:title=""/>
                         <o:lock v:ext="edit" aspectratio="t"/>
                       </v:shape>
                     </v:group>
@@ -7301,7 +7401,7 @@
               <mc:AlternateContent>
                 <mc:Choice Requires="wpg">
                   <w:drawing>
-                    <wp:anchor distT="0" distB="0" distL="114300" distR="114300" simplePos="0" relativeHeight="251660288" behindDoc="0" locked="0" layoutInCell="1" allowOverlap="1">
+                    <wp:anchor distT="0" distB="0" distL="114300" distR="114300" simplePos="0" relativeHeight="251659264" behindDoc="0" locked="0" layoutInCell="1" allowOverlap="1">
                       <wp:simplePos x="0" y="0"/>
                       <wp:positionH relativeFrom="column">
                         <wp:posOffset>-521335</wp:posOffset>
@@ -7312,7 +7412,7 @@
                       <wp:extent cx="1443355" cy="1443355"/>
                       <wp:effectExtent l="0" t="0" r="4445" b="4445"/>
                       <wp:wrapNone/>
-                      <wp:docPr id="13" name="组合 13"/>
+                      <wp:docPr id="16" name="组合 16"/>
                       <wp:cNvGraphicFramePr/>
                       <a:graphic xmlns:a="http://schemas.openxmlformats.org/drawingml/2006/main">
                         <a:graphicData uri="http://schemas.microsoft.com/office/word/2010/wordprocessingGroup">
@@ -7334,7 +7434,7 @@
                                 </pic:cNvPicPr>
                               </pic:nvPicPr>
                               <pic:blipFill>
-                                <a:blip r:embed="rId13">
+                                <a:blip r:embed="rId14">
                                   <a:clrChange>
                                     <a:clrFrom>
                                       <a:srgbClr val="FFFFFF">
@@ -7369,13 +7469,13 @@
                             </pic:pic>
                             <pic:pic xmlns:pic="http://schemas.openxmlformats.org/drawingml/2006/picture">
                               <pic:nvPicPr>
-                                <pic:cNvPr id="8" name="图片 25"/>
+                                <pic:cNvPr id="17" name="图片 25"/>
                                 <pic:cNvPicPr>
                                   <a:picLocks noChangeAspect="1" noChangeArrowheads="1"/>
                                 </pic:cNvPicPr>
                               </pic:nvPicPr>
                               <pic:blipFill>
-                                <a:blip r:embed="rId10">
+                                <a:blip r:embed="rId11">
                                   <a:extLst>
                                     <a:ext uri="{28A0092B-C50C-407E-A947-70E740481C1C}">
                                       <a14:useLocalDpi xmlns:a14="http://schemas.microsoft.com/office/drawing/2010/main" val="0"/>
@@ -7409,18 +7509,18 @@
                 </mc:Choice>
                 <mc:Fallback>
                   <w:pict>
-                    <v:group id="_x0000_s1026" o:spid="_x0000_s1026" o:spt="203" style="position:absolute;left:0pt;margin-left:-41.05pt;margin-top:-37.2pt;height:113.65pt;width:113.65pt;z-index:251660288;mso-width-relative:page;mso-height-relative:page;" coordorigin="3513,94449" coordsize="2273,2273" o:gfxdata="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">
+                    <v:group id="_x0000_s1026" o:spid="_x0000_s1026" o:spt="203" style="position:absolute;left:0pt;margin-left:-41.05pt;margin-top:-37.2pt;height:113.65pt;width:113.65pt;z-index:251659264;mso-width-relative:page;mso-height-relative:page;" coordorigin="3513,94449" coordsize="2273,2273" o:gfxdata="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">
                       <o:lock v:ext="edit" aspectratio="f"/>
                       <v:shape id="图片 29" o:spid="_x0000_s1026" o:spt="75" alt="IMG_256" type="#_x0000_t75" style="position:absolute;left:4208;top:95052;height:570;width:975;" filled="f" o:preferrelative="t" stroked="f" coordsize="21600,21600" o:gfxdata="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">
                         <v:fill on="f" focussize="0,0"/>
                         <v:stroke on="f"/>
-                        <v:imagedata r:id="rId13" chromakey="#FFFFFF" o:title=""/>
+                        <v:imagedata r:id="rId14" chromakey="#FFFFFF" o:title=""/>
                         <o:lock v:ext="edit" aspectratio="t"/>
                       </v:shape>
-                      <v:shape id="图片 25" o:spid="_x0000_s1026" o:spt="75" type="#_x0000_t75" style="position:absolute;left:3513;top:94449;height:2273;width:2273;" filled="f" o:preferrelative="t" stroked="f" coordsize="21600,21600" o:gfxdata="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">
+                      <v:shape id="图片 25" o:spid="_x0000_s1026" o:spt="75" type="#_x0000_t75" style="position:absolute;left:3513;top:94449;height:2273;width:2273;" filled="f" o:preferrelative="t" stroked="f" coordsize="21600,21600" o:gfxdata="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">
                         <v:fill on="f" focussize="0,0"/>
                         <v:stroke on="f"/>
-                        <v:imagedata r:id="rId10" o:title=""/>
+                        <v:imagedata r:id="rId11" o:title=""/>
                         <o:lock v:ext="edit" aspectratio="t"/>
                       </v:shape>
                     </v:group>
@@ -8216,141 +8316,6 @@
                 <w:szCs w:val="24"/>
               </w:rPr>
             </w:pPr>
-            <w:r>
-              <w:rPr>
-                <w:sz w:val="24"/>
-              </w:rPr>
-              <mc:AlternateContent>
-                <mc:Choice Requires="wpg">
-                  <w:drawing>
-                    <wp:anchor distT="0" distB="0" distL="114300" distR="114300" simplePos="0" relativeHeight="251662336" behindDoc="0" locked="0" layoutInCell="1" allowOverlap="1">
-                      <wp:simplePos x="0" y="0"/>
-                      <wp:positionH relativeFrom="column">
-                        <wp:posOffset>-563245</wp:posOffset>
-                      </wp:positionH>
-                      <wp:positionV relativeFrom="paragraph">
-                        <wp:posOffset>-597535</wp:posOffset>
-                      </wp:positionV>
-                      <wp:extent cx="1443355" cy="1443355"/>
-                      <wp:effectExtent l="0" t="0" r="4445" b="4445"/>
-                      <wp:wrapNone/>
-                      <wp:docPr id="15" name="组合 15"/>
-                      <wp:cNvGraphicFramePr/>
-                      <a:graphic xmlns:a="http://schemas.openxmlformats.org/drawingml/2006/main">
-                        <a:graphicData uri="http://schemas.microsoft.com/office/word/2010/wordprocessingGroup">
-                          <wpg:wgp>
-                            <wpg:cNvGrpSpPr/>
-                            <wpg:grpSpPr>
-                              <a:xfrm>
-                                <a:off x="0" y="0"/>
-                                <a:ext cx="1443355" cy="1443355"/>
-                                <a:chOff x="3447" y="97780"/>
-                                <a:chExt cx="2273" cy="2273"/>
-                              </a:xfrm>
-                            </wpg:grpSpPr>
-                            <pic:pic xmlns:pic="http://schemas.openxmlformats.org/drawingml/2006/picture">
-                              <pic:nvPicPr>
-                                <pic:cNvPr id="50" name="图片 1" descr="IMG_256"/>
-                                <pic:cNvPicPr>
-                                  <a:picLocks noChangeAspect="1"/>
-                                </pic:cNvPicPr>
-                              </pic:nvPicPr>
-                              <pic:blipFill>
-                                <a:blip r:embed="rId14">
-                                  <a:clrChange>
-                                    <a:clrFrom>
-                                      <a:srgbClr val="AAA9A5">
-                                        <a:alpha val="100000"/>
-                                      </a:srgbClr>
-                                    </a:clrFrom>
-                                    <a:clrTo>
-                                      <a:srgbClr val="AAA9A5">
-                                        <a:alpha val="100000"/>
-                                        <a:alpha val="0"/>
-                                      </a:srgbClr>
-                                    </a:clrTo>
-                                  </a:clrChange>
-                                </a:blip>
-                                <a:srcRect l="27431" t="30452" r="31962" b="18126"/>
-                                <a:stretch>
-                                  <a:fillRect/>
-                                </a:stretch>
-                              </pic:blipFill>
-                              <pic:spPr>
-                                <a:xfrm>
-                                  <a:off x="4190" y="98395"/>
-                                  <a:ext cx="781" cy="989"/>
-                                </a:xfrm>
-                                <a:prstGeom prst="rect">
-                                  <a:avLst/>
-                                </a:prstGeom>
-                                <a:noFill/>
-                                <a:ln w="9525">
-                                  <a:noFill/>
-                                </a:ln>
-                              </pic:spPr>
-                            </pic:pic>
-                            <pic:pic xmlns:pic="http://schemas.openxmlformats.org/drawingml/2006/picture">
-                              <pic:nvPicPr>
-                                <pic:cNvPr id="11" name="图片 25"/>
-                                <pic:cNvPicPr>
-                                  <a:picLocks noChangeAspect="1" noChangeArrowheads="1"/>
-                                </pic:cNvPicPr>
-                              </pic:nvPicPr>
-                              <pic:blipFill>
-                                <a:blip r:embed="rId10">
-                                  <a:extLst>
-                                    <a:ext uri="{28A0092B-C50C-407E-A947-70E740481C1C}">
-                                      <a14:useLocalDpi xmlns:a14="http://schemas.microsoft.com/office/drawing/2010/main" val="0"/>
-                                    </a:ext>
-                                  </a:extLst>
-                                </a:blip>
-                                <a:srcRect/>
-                                <a:stretch>
-                                  <a:fillRect/>
-                                </a:stretch>
-                              </pic:blipFill>
-                              <pic:spPr>
-                                <a:xfrm>
-                                  <a:off x="3447" y="97780"/>
-                                  <a:ext cx="2273" cy="2273"/>
-                                </a:xfrm>
-                                <a:prstGeom prst="rect">
-                                  <a:avLst/>
-                                </a:prstGeom>
-                                <a:noFill/>
-                                <a:ln>
-                                  <a:noFill/>
-                                </a:ln>
-                              </pic:spPr>
-                            </pic:pic>
-                          </wpg:wgp>
-                        </a:graphicData>
-                      </a:graphic>
-                    </wp:anchor>
-                  </w:drawing>
-                </mc:Choice>
-                <mc:Fallback>
-                  <w:pict>
-                    <v:group id="_x0000_s1026" o:spid="_x0000_s1026" o:spt="203" style="position:absolute;left:0pt;margin-left:-44.35pt;margin-top:-47.05pt;height:113.65pt;width:113.65pt;z-index:251662336;mso-width-relative:page;mso-height-relative:page;" coordorigin="3447,97780" coordsize="2273,2273" o:gfxdata="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">
-                      <o:lock v:ext="edit" aspectratio="f"/>
-                      <v:shape id="图片 1" o:spid="_x0000_s1026" o:spt="75" alt="IMG_256" type="#_x0000_t75" style="position:absolute;left:4190;top:98395;height:989;width:781;" filled="f" o:preferrelative="t" stroked="f" coordsize="21600,21600" o:gfxdata="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">
-                        <v:fill on="f" focussize="0,0"/>
-                        <v:stroke on="f"/>
-                        <v:imagedata r:id="rId14" cropleft="17977f" croptop="19957f" cropright="20947f" cropbottom="11879f" chromakey="#AAA9A5" o:title=""/>
-                        <o:lock v:ext="edit" aspectratio="t"/>
-                      </v:shape>
-                      <v:shape id="图片 25" o:spid="_x0000_s1026" o:spt="75" type="#_x0000_t75" style="position:absolute;left:3447;top:97780;height:2273;width:2273;" filled="f" o:preferrelative="t" stroked="f" coordsize="21600,21600" o:gfxdata="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">
-                        <v:fill on="f" focussize="0,0"/>
-                        <v:stroke on="f"/>
-                        <v:imagedata r:id="rId10" o:title=""/>
-                        <o:lock v:ext="edit" aspectratio="t"/>
-                      </v:shape>
-                    </v:group>
-                  </w:pict>
-                </mc:Fallback>
-              </mc:AlternateContent>
-            </w:r>
           </w:p>
         </w:tc>
         <w:tc>
@@ -8644,6 +8609,8 @@
         </w:rPr>
         <w:t>检测合作单位：天津诺禾医学检验所</w:t>
       </w:r>
+      <w:bookmarkStart w:id="171" w:name="_GoBack"/>
+      <w:bookmarkEnd w:id="171"/>
       <w:r>
         <w:rPr>
           <w:rFonts w:ascii="Times New Roman" w:hAnsi="Times New Roman" w:eastAsia="微软雅黑" w:cs="黑体"/>
@@ -8686,14 +8653,14 @@
       <w:bookmarkStart w:id="34" w:name="_Toc24836"/>
       <w:bookmarkStart w:id="35" w:name="_Toc149832729"/>
       <w:bookmarkStart w:id="36" w:name="_Toc31425"/>
-      <w:bookmarkStart w:id="37" w:name="_Toc2781"/>
+      <w:bookmarkStart w:id="37" w:name="_Toc19184"/>
       <w:bookmarkStart w:id="38" w:name="_Toc284"/>
-      <w:bookmarkStart w:id="39" w:name="_Toc12381"/>
+      <w:bookmarkStart w:id="39" w:name="_Toc14062"/>
       <w:bookmarkStart w:id="40" w:name="_Toc22132"/>
-      <w:bookmarkStart w:id="41" w:name="_Toc20136_WPSOffice_Level1"/>
-      <w:bookmarkStart w:id="42" w:name="_Toc14062"/>
-      <w:bookmarkStart w:id="43" w:name="_Toc19184"/>
-      <w:bookmarkStart w:id="44" w:name="_Toc19898_WPSOffice_Level1"/>
+      <w:bookmarkStart w:id="41" w:name="_Toc12381"/>
+      <w:bookmarkStart w:id="42" w:name="_Toc20136_WPSOffice_Level1"/>
+      <w:bookmarkStart w:id="43" w:name="_Toc19898_WPSOffice_Level1"/>
+      <w:bookmarkStart w:id="44" w:name="_Toc2781"/>
       <w:r>
         <w:rPr>
           <w:rFonts w:hint="eastAsia"/>
@@ -10354,11 +10321,11 @@
       <w:bookmarkStart w:id="47" w:name="_Toc24979"/>
       <w:bookmarkStart w:id="48" w:name="_Toc22976"/>
       <w:bookmarkStart w:id="49" w:name="_Toc23375"/>
-      <w:bookmarkStart w:id="50" w:name="_Toc9977"/>
-      <w:bookmarkStart w:id="51" w:name="_Toc20643"/>
-      <w:bookmarkStart w:id="52" w:name="_Toc30265"/>
+      <w:bookmarkStart w:id="50" w:name="_Toc11015_WPSOffice_Level2"/>
+      <w:bookmarkStart w:id="51" w:name="_Toc9977"/>
+      <w:bookmarkStart w:id="52" w:name="_Toc20643"/>
       <w:bookmarkStart w:id="53" w:name="_Toc9088"/>
-      <w:bookmarkStart w:id="54" w:name="_Toc11015_WPSOffice_Level2"/>
+      <w:bookmarkStart w:id="54" w:name="_Toc30265"/>
       <w:r>
         <w:rPr>
           <w:rFonts w:ascii="Times New Roman" w:hAnsi="Times New Roman"/>
@@ -14461,12 +14428,6 @@
             <w:insideH w:val="single" w:color="A4A4A4" w:sz="4" w:space="0"/>
             <w:insideV w:val="single" w:color="A4A4A4" w:sz="4" w:space="0"/>
           </w:tblBorders>
-          <w:tblCellMar>
-            <w:top w:w="0" w:type="dxa"/>
-            <w:left w:w="0" w:type="dxa"/>
-            <w:bottom w:w="0" w:type="dxa"/>
-            <w:right w:w="0" w:type="dxa"/>
-          </w:tblCellMar>
         </w:tblPrEx>
         <w:trPr>
           <w:trHeight w:val="1404" w:hRule="atLeast"/>
@@ -15289,20 +15250,20 @@
           <w:lang w:eastAsia="zh-CN"/>
         </w:rPr>
       </w:pPr>
-      <w:bookmarkStart w:id="55" w:name="_Toc149837260"/>
-      <w:bookmarkStart w:id="56" w:name="_Toc22163"/>
-      <w:bookmarkStart w:id="57" w:name="_Toc16483"/>
-      <w:bookmarkStart w:id="58" w:name="_Toc15206"/>
-      <w:bookmarkStart w:id="59" w:name="_Toc23479"/>
-      <w:bookmarkStart w:id="60" w:name="_Toc2919"/>
-      <w:bookmarkStart w:id="61" w:name="_Toc1549"/>
-      <w:bookmarkStart w:id="62" w:name="_Toc7551_WPSOffice_Level2"/>
-      <w:bookmarkStart w:id="63" w:name="_Toc6221_WPSOffice_Level2"/>
-      <w:bookmarkStart w:id="64" w:name="_Toc626"/>
+      <w:bookmarkStart w:id="55" w:name="_Toc22163"/>
+      <w:bookmarkStart w:id="56" w:name="_Toc23479"/>
+      <w:bookmarkStart w:id="57" w:name="_Toc2919"/>
+      <w:bookmarkStart w:id="58" w:name="_Toc16483"/>
+      <w:bookmarkStart w:id="59" w:name="_Toc149837260"/>
+      <w:bookmarkStart w:id="60" w:name="_Toc15206"/>
+      <w:bookmarkStart w:id="61" w:name="_Toc7551_WPSOffice_Level2"/>
+      <w:bookmarkStart w:id="62" w:name="_Toc6221_WPSOffice_Level2"/>
+      <w:bookmarkStart w:id="63" w:name="_Toc626"/>
+      <w:bookmarkStart w:id="64" w:name="_Toc25737"/>
       <w:bookmarkStart w:id="65" w:name="_Toc17410"/>
-      <w:bookmarkStart w:id="66" w:name="_Toc25737"/>
-      <w:bookmarkStart w:id="67" w:name="_Toc25675"/>
-      <w:bookmarkStart w:id="68" w:name="_Toc4339"/>
+      <w:bookmarkStart w:id="66" w:name="_Toc1549"/>
+      <w:bookmarkStart w:id="67" w:name="_Toc4339"/>
+      <w:bookmarkStart w:id="68" w:name="_Toc25675"/>
       <w:r>
         <w:rPr>
           <w:rFonts w:hint="eastAsia"/>
@@ -15896,10 +15857,10 @@
           <w:lang w:eastAsia="zh-CN"/>
         </w:rPr>
       </w:pPr>
-      <w:bookmarkStart w:id="70" w:name="_Toc3816"/>
-      <w:bookmarkStart w:id="71" w:name="_Toc10994"/>
-      <w:bookmarkStart w:id="72" w:name="_Toc24055"/>
-      <w:bookmarkStart w:id="73" w:name="_Toc2577"/>
+      <w:bookmarkStart w:id="70" w:name="_Toc10994"/>
+      <w:bookmarkStart w:id="71" w:name="_Toc3816"/>
+      <w:bookmarkStart w:id="72" w:name="_Toc2577"/>
+      <w:bookmarkStart w:id="73" w:name="_Toc24055"/>
       <w:r>
         <w:rPr>
           <w:rFonts w:hint="eastAsia" w:ascii="Times New Roman" w:hAnsi="Times New Roman" w:eastAsia="微软雅黑" w:cs="Times New Roman"/>
@@ -16495,13 +16456,13 @@
           <w:lang w:eastAsia="zh-CN"/>
         </w:rPr>
       </w:pPr>
-      <w:bookmarkStart w:id="74" w:name="_Toc149837262"/>
-      <w:bookmarkStart w:id="75" w:name="_Toc819"/>
-      <w:bookmarkStart w:id="76" w:name="_Toc21662"/>
-      <w:bookmarkStart w:id="77" w:name="_Toc19763"/>
-      <w:bookmarkStart w:id="78" w:name="_Toc3791"/>
+      <w:bookmarkStart w:id="74" w:name="_Toc19763"/>
+      <w:bookmarkStart w:id="75" w:name="_Toc3791"/>
+      <w:bookmarkStart w:id="76" w:name="_Toc149837262"/>
+      <w:bookmarkStart w:id="77" w:name="_Toc1361"/>
+      <w:bookmarkStart w:id="78" w:name="_Toc819"/>
       <w:bookmarkStart w:id="79" w:name="_Toc9691"/>
-      <w:bookmarkStart w:id="80" w:name="_Toc1361"/>
+      <w:bookmarkStart w:id="80" w:name="_Toc21662"/>
       <w:r>
         <w:rPr>
           <w:rFonts w:hint="eastAsia"/>
@@ -18938,12 +18899,6 @@
             <w:insideH w:val="single" w:color="62B541" w:sz="4" w:space="0"/>
             <w:insideV w:val="single" w:color="62B541" w:sz="4" w:space="0"/>
           </w:tblBorders>
-          <w:tblCellMar>
-            <w:top w:w="0" w:type="dxa"/>
-            <w:left w:w="0" w:type="dxa"/>
-            <w:bottom w:w="0" w:type="dxa"/>
-            <w:right w:w="0" w:type="dxa"/>
-          </w:tblCellMar>
         </w:tblPrEx>
         <w:trPr>
           <w:trHeight w:val="510" w:hRule="atLeast"/>
@@ -21175,15 +21130,15 @@
           </w14:shadow>
         </w:rPr>
       </w:pPr>
-      <w:bookmarkStart w:id="81" w:name="_Toc19559"/>
-      <w:bookmarkStart w:id="82" w:name="_Toc32443_WPSOffice_Level1"/>
-      <w:bookmarkStart w:id="83" w:name="_Toc4331_WPSOffice_Level1"/>
-      <w:bookmarkStart w:id="84" w:name="_Toc32661"/>
-      <w:bookmarkStart w:id="85" w:name="_Toc25727"/>
-      <w:bookmarkStart w:id="86" w:name="_Toc23846_WPSOffice_Level1"/>
+      <w:bookmarkStart w:id="81" w:name="_Toc32661"/>
+      <w:bookmarkStart w:id="82" w:name="_Toc25727"/>
+      <w:bookmarkStart w:id="83" w:name="_Toc23846_WPSOffice_Level1"/>
+      <w:bookmarkStart w:id="84" w:name="_Toc19559"/>
+      <w:bookmarkStart w:id="85" w:name="_Toc32443_WPSOffice_Level1"/>
+      <w:bookmarkStart w:id="86" w:name="_Toc4331_WPSOffice_Level1"/>
       <w:bookmarkStart w:id="87" w:name="_Toc28194"/>
-      <w:bookmarkStart w:id="88" w:name="_Toc23903"/>
-      <w:bookmarkStart w:id="89" w:name="_Toc5598"/>
+      <w:bookmarkStart w:id="88" w:name="_Toc5598"/>
+      <w:bookmarkStart w:id="89" w:name="_Toc23903"/>
       <w:r>
         <w:rPr>
           <w:rFonts w:hint="eastAsia" w:ascii="Times New Roman" w:hAnsi="Times New Roman" w:eastAsia="微软雅黑" w:cs="Times New Roman"/>
@@ -21295,15 +21250,15 @@
         </w:rPr>
       </w:pPr>
       <w:bookmarkStart w:id="92" w:name="_Toc32302"/>
-      <w:bookmarkStart w:id="93" w:name="_Toc23606"/>
-      <w:bookmarkStart w:id="94" w:name="_Toc32443_WPSOffice_Level2"/>
-      <w:bookmarkStart w:id="95" w:name="_Toc29195"/>
+      <w:bookmarkStart w:id="93" w:name="_Toc32443_WPSOffice_Level2"/>
+      <w:bookmarkStart w:id="94" w:name="_Toc29195"/>
+      <w:bookmarkStart w:id="95" w:name="_Toc23606"/>
       <w:bookmarkStart w:id="96" w:name="_Toc4331_WPSOffice_Level2"/>
-      <w:bookmarkStart w:id="97" w:name="_Toc20503"/>
-      <w:bookmarkStart w:id="98" w:name="_Toc4743"/>
-      <w:bookmarkStart w:id="99" w:name="_Toc9699"/>
+      <w:bookmarkStart w:id="97" w:name="_Toc4743"/>
+      <w:bookmarkStart w:id="98" w:name="_Toc9699"/>
+      <w:bookmarkStart w:id="99" w:name="_Toc19553"/>
       <w:bookmarkStart w:id="100" w:name="_Toc149837264"/>
-      <w:bookmarkStart w:id="101" w:name="_Toc19553"/>
+      <w:bookmarkStart w:id="101" w:name="_Toc20503"/>
       <w:r>
         <w:rPr>
           <w:rFonts w:hint="eastAsia"/>
@@ -30358,10 +30313,10 @@
           <w:lang w:eastAsia="zh-CN"/>
         </w:rPr>
       </w:pPr>
-      <w:bookmarkStart w:id="102" w:name="_Toc20694"/>
-      <w:bookmarkStart w:id="103" w:name="_Toc29383"/>
-      <w:bookmarkStart w:id="104" w:name="_Toc6784"/>
-      <w:bookmarkStart w:id="105" w:name="_Toc32468"/>
+      <w:bookmarkStart w:id="102" w:name="_Toc6784"/>
+      <w:bookmarkStart w:id="103" w:name="_Toc20694"/>
+      <w:bookmarkStart w:id="104" w:name="_Toc32468"/>
+      <w:bookmarkStart w:id="105" w:name="_Toc29383"/>
       <w:bookmarkStart w:id="106" w:name="_Toc5036"/>
       <w:r>
         <w:rPr>
@@ -30392,12 +30347,12 @@
       </w:pPr>
       <w:bookmarkStart w:id="107" w:name="_Toc23518"/>
       <w:bookmarkStart w:id="108" w:name="_Toc20674"/>
-      <w:bookmarkStart w:id="109" w:name="_Toc26651"/>
-      <w:bookmarkStart w:id="110" w:name="_Toc13456"/>
+      <w:bookmarkStart w:id="109" w:name="_Toc13456"/>
+      <w:bookmarkStart w:id="110" w:name="_Toc26651"/>
       <w:bookmarkStart w:id="111" w:name="_Toc11562_WPSOffice_Level3"/>
       <w:bookmarkStart w:id="112" w:name="_Toc107825560"/>
-      <w:bookmarkStart w:id="113" w:name="_Toc12977"/>
-      <w:bookmarkStart w:id="114" w:name="_Toc14132"/>
+      <w:bookmarkStart w:id="113" w:name="_Toc14132"/>
+      <w:bookmarkStart w:id="114" w:name="_Toc12977"/>
       <w:r>
         <w:rPr>
           <w:rFonts w:hint="eastAsia" w:ascii="Times New Roman" w:hAnsi="Times New Roman" w:eastAsia="微软雅黑" w:cs="Times New Roman"/>
@@ -30565,6 +30520,12 @@
             <w:insideH w:val="single" w:color="A4A4A4" w:sz="4" w:space="0"/>
             <w:insideV w:val="single" w:color="A4A4A4" w:sz="4" w:space="0"/>
           </w:tblBorders>
+          <w:tblCellMar>
+            <w:top w:w="0" w:type="dxa"/>
+            <w:left w:w="108" w:type="dxa"/>
+            <w:bottom w:w="0" w:type="dxa"/>
+            <w:right w:w="108" w:type="dxa"/>
+          </w:tblCellMar>
         </w:tblPrEx>
         <w:trPr>
           <w:trHeight w:val="454" w:hRule="atLeast"/>
@@ -31502,14 +31463,14 @@
         </w:rPr>
       </w:pPr>
       <w:bookmarkStart w:id="116" w:name="_Toc28240"/>
-      <w:bookmarkStart w:id="117" w:name="_Toc27302"/>
-      <w:bookmarkStart w:id="118" w:name="_Toc13196_WPSOffice_Level1"/>
-      <w:bookmarkStart w:id="119" w:name="_Toc21764_WPSOffice_Level1"/>
-      <w:bookmarkStart w:id="120" w:name="_Toc12505"/>
-      <w:bookmarkStart w:id="121" w:name="_Toc18680"/>
-      <w:bookmarkStart w:id="122" w:name="_Toc1707_WPSOffice_Level1"/>
-      <w:bookmarkStart w:id="123" w:name="_Toc16594"/>
-      <w:bookmarkStart w:id="124" w:name="_Toc2409"/>
+      <w:bookmarkStart w:id="117" w:name="_Toc16594"/>
+      <w:bookmarkStart w:id="118" w:name="_Toc1707_WPSOffice_Level1"/>
+      <w:bookmarkStart w:id="119" w:name="_Toc27302"/>
+      <w:bookmarkStart w:id="120" w:name="_Toc2409"/>
+      <w:bookmarkStart w:id="121" w:name="_Toc12505"/>
+      <w:bookmarkStart w:id="122" w:name="_Toc13196_WPSOffice_Level1"/>
+      <w:bookmarkStart w:id="123" w:name="_Toc21764_WPSOffice_Level1"/>
+      <w:bookmarkStart w:id="124" w:name="_Toc18680"/>
       <w:r>
         <w:rPr>
           <w:rFonts w:ascii="Times New Roman" w:hAnsi="Times New Roman" w:eastAsia="微软雅黑" w:cs="Times New Roman"/>
@@ -33743,12 +33704,12 @@
           <w:lang w:val="en-US" w:eastAsia="zh-CN"/>
         </w:rPr>
       </w:pPr>
-      <w:bookmarkStart w:id="126" w:name="_Toc15840_WPSOffice_Level1"/>
-      <w:bookmarkStart w:id="127" w:name="_Toc8395"/>
-      <w:bookmarkStart w:id="128" w:name="_Toc14255_WPSOffice_Level1"/>
+      <w:bookmarkStart w:id="126" w:name="_Toc14255_WPSOffice_Level1"/>
+      <w:bookmarkStart w:id="127" w:name="_Toc9066"/>
+      <w:bookmarkStart w:id="128" w:name="_Toc3674"/>
       <w:bookmarkStart w:id="129" w:name="_Toc9914"/>
-      <w:bookmarkStart w:id="130" w:name="_Toc9066"/>
-      <w:bookmarkStart w:id="131" w:name="_Toc3674"/>
+      <w:bookmarkStart w:id="130" w:name="_Toc15840_WPSOffice_Level1"/>
+      <w:bookmarkStart w:id="131" w:name="_Toc8395"/>
       <w:bookmarkStart w:id="132" w:name="_Toc24085_WPSOffice_Level1"/>
       <w:r>
         <w:rPr>
@@ -37055,15 +37016,15 @@
         </w:rPr>
       </w:pPr>
       <w:bookmarkStart w:id="141" w:name="_Toc7549"/>
-      <w:bookmarkStart w:id="142" w:name="_Toc19099"/>
-      <w:bookmarkStart w:id="143" w:name="_Toc6864"/>
+      <w:bookmarkStart w:id="142" w:name="_Toc6864"/>
+      <w:bookmarkStart w:id="143" w:name="_Toc19099"/>
       <w:bookmarkStart w:id="144" w:name="_Toc8182"/>
       <w:bookmarkStart w:id="145" w:name="_Toc16368_WPSOffice_Level1"/>
-      <w:bookmarkStart w:id="146" w:name="_Toc28910_WPSOffice_Level1"/>
-      <w:bookmarkStart w:id="147" w:name="_Toc22484_WPSOffice_Level1"/>
+      <w:bookmarkStart w:id="146" w:name="_Toc22484_WPSOffice_Level1"/>
+      <w:bookmarkStart w:id="147" w:name="_Toc28537"/>
       <w:bookmarkStart w:id="148" w:name="_Toc29730"/>
-      <w:bookmarkStart w:id="149" w:name="_Toc159"/>
-      <w:bookmarkStart w:id="150" w:name="_Toc28537"/>
+      <w:bookmarkStart w:id="149" w:name="_Toc28910_WPSOffice_Level1"/>
+      <w:bookmarkStart w:id="150" w:name="_Toc159"/>
       <w:r>
         <w:rPr>
           <w:rFonts w:hint="eastAsia" w:ascii="Times New Roman" w:hAnsi="Times New Roman"/>
@@ -37548,19 +37509,19 @@
       <w:bookmarkStart w:id="154" w:name="_Toc7234"/>
       <w:bookmarkStart w:id="155" w:name="_Toc3409"/>
       <w:bookmarkStart w:id="156" w:name="_Toc15114"/>
-      <w:bookmarkStart w:id="157" w:name="_Toc8911"/>
-      <w:bookmarkStart w:id="158" w:name="_Toc107825570"/>
-      <w:bookmarkStart w:id="159" w:name="_Toc27034"/>
-      <w:bookmarkStart w:id="160" w:name="_Toc11901"/>
-      <w:bookmarkStart w:id="161" w:name="_Toc27809"/>
+      <w:bookmarkStart w:id="157" w:name="_Toc107825570"/>
+      <w:bookmarkStart w:id="158" w:name="_Toc27034"/>
+      <w:bookmarkStart w:id="159" w:name="_Toc8911"/>
+      <w:bookmarkStart w:id="160" w:name="_Toc27809"/>
+      <w:bookmarkStart w:id="161" w:name="_Toc15630"/>
       <w:bookmarkStart w:id="162" w:name="_Toc4503"/>
-      <w:bookmarkStart w:id="163" w:name="_Toc15630"/>
-      <w:bookmarkStart w:id="164" w:name="_Toc13275"/>
-      <w:bookmarkStart w:id="165" w:name="_Toc19584_WPSOffice_Level1"/>
-      <w:bookmarkStart w:id="166" w:name="_Toc22623"/>
-      <w:bookmarkStart w:id="167" w:name="_Toc14611_WPSOffice_Level1"/>
-      <w:bookmarkStart w:id="168" w:name="_Toc22162_WPSOffice_Level1"/>
-      <w:bookmarkStart w:id="169" w:name="_Toc17792_WPSOffice_Level2"/>
+      <w:bookmarkStart w:id="163" w:name="_Toc11901"/>
+      <w:bookmarkStart w:id="164" w:name="_Toc22623"/>
+      <w:bookmarkStart w:id="165" w:name="_Toc17792_WPSOffice_Level2"/>
+      <w:bookmarkStart w:id="166" w:name="_Toc13275"/>
+      <w:bookmarkStart w:id="167" w:name="_Toc19584_WPSOffice_Level1"/>
+      <w:bookmarkStart w:id="168" w:name="_Toc14611_WPSOffice_Level1"/>
+      <w:bookmarkStart w:id="169" w:name="_Toc22162_WPSOffice_Level1"/>
       <w:r>
         <w:rPr>
           <w:rFonts w:hint="eastAsia"/>
@@ -40436,8 +40397,6 @@
           <w:docGrid w:linePitch="312" w:charSpace="0"/>
         </w:sectPr>
       </w:pPr>
-      <w:bookmarkStart w:id="171" w:name="_GoBack"/>
-      <w:bookmarkEnd w:id="171"/>
     </w:p>
     <w:p>
       <w:pPr>
@@ -41043,7 +41002,7 @@
         <w:lang w:eastAsia="zh-CN"/>
       </w:rPr>
       <w:drawing>
-        <wp:anchor distT="0" distB="0" distL="0" distR="0" simplePos="0" relativeHeight="251663360" behindDoc="0" locked="0" layoutInCell="1" allowOverlap="1">
+        <wp:anchor distT="0" distB="0" distL="0" distR="0" simplePos="0" relativeHeight="251661312" behindDoc="0" locked="0" layoutInCell="1" allowOverlap="1">
           <wp:simplePos x="0" y="0"/>
           <wp:positionH relativeFrom="column">
             <wp:posOffset>4573905</wp:posOffset>
@@ -41150,7 +41109,7 @@
         <w:lang w:eastAsia="zh-CN"/>
       </w:rPr>
       <w:drawing>
-        <wp:anchor distT="0" distB="0" distL="0" distR="0" simplePos="0" relativeHeight="251664384" behindDoc="0" locked="0" layoutInCell="1" allowOverlap="1">
+        <wp:anchor distT="0" distB="0" distL="0" distR="0" simplePos="0" relativeHeight="251662336" behindDoc="0" locked="0" layoutInCell="1" allowOverlap="1">
           <wp:simplePos x="0" y="0"/>
           <wp:positionH relativeFrom="column">
             <wp:posOffset>4565650</wp:posOffset>
@@ -41296,7 +41255,7 @@
         <w:lang w:eastAsia="zh-CN"/>
       </w:rPr>
       <w:drawing>
-        <wp:anchor distT="0" distB="0" distL="0" distR="0" simplePos="0" relativeHeight="251665408" behindDoc="0" locked="0" layoutInCell="1" allowOverlap="1">
+        <wp:anchor distT="0" distB="0" distL="0" distR="0" simplePos="0" relativeHeight="251663360" behindDoc="0" locked="0" layoutInCell="1" allowOverlap="1">
           <wp:simplePos x="0" y="0"/>
           <wp:positionH relativeFrom="column">
             <wp:posOffset>4582160</wp:posOffset>
@@ -43072,7 +43031,7 @@
     </w:pPr>
     <w:rPr>
       <w:rFonts w:ascii="Times New Roman" w:hAnsi="Times New Roman" w:eastAsia="微软雅黑"/>
-      <w:color w:val="7F7F7F" w:themeColor="background1" w:themeShade="80"/>
+      <w:color w:val="808080" w:themeColor="background1" w:themeShade="80"/>
       <w:sz w:val="28"/>
       <w:szCs w:val="28"/>
     </w:rPr>
@@ -43919,7 +43878,6 @@
     <customSectPr/>
     <customSectPr/>
     <customSectPr/>
-    <customSectPr/>
   </customSectProps>
   <customShpExts>
     <customShpInfo spid="_x0000_s1026" textRotate="1"/>

--- a/WebContent/docx/消化道肿瘤50基因检测报告-单样本-苏州市立医院.docx
+++ b/WebContent/docx/消化道肿瘤50基因检测报告-单样本-苏州市立医院.docx
@@ -3155,16 +3155,16 @@
           </w14:shadow>
         </w:rPr>
       </w:pPr>
-      <w:bookmarkStart w:id="0" w:name="_Toc21009_WPSOffice_Level1"/>
-      <w:bookmarkStart w:id="1" w:name="_Toc24397"/>
-      <w:bookmarkStart w:id="2" w:name="_Toc19944"/>
+      <w:bookmarkStart w:id="0" w:name="_Toc19944"/>
+      <w:bookmarkStart w:id="1" w:name="_Toc21009_WPSOffice_Level1"/>
+      <w:bookmarkStart w:id="2" w:name="_Toc24397"/>
       <w:bookmarkStart w:id="3" w:name="_Toc13806"/>
       <w:bookmarkStart w:id="4" w:name="_Toc27500"/>
-      <w:bookmarkStart w:id="5" w:name="_Toc21669"/>
-      <w:bookmarkStart w:id="6" w:name="_Toc32054"/>
+      <w:bookmarkStart w:id="5" w:name="_Toc24178_WPSOffice_Level1"/>
+      <w:bookmarkStart w:id="6" w:name="_Toc21669"/>
       <w:bookmarkStart w:id="7" w:name="_Toc30143_WPSOffice_Level1"/>
-      <w:bookmarkStart w:id="8" w:name="_Toc24178_WPSOffice_Level1"/>
-      <w:bookmarkStart w:id="9" w:name="_Toc10446"/>
+      <w:bookmarkStart w:id="8" w:name="_Toc10446"/>
+      <w:bookmarkStart w:id="9" w:name="_Toc32054"/>
       <w:r>
         <w:rPr>
           <w:rFonts w:ascii="Times New Roman" w:hAnsi="Times New Roman"/>
@@ -4041,14 +4041,14 @@
           </w14:shadow>
         </w:rPr>
       </w:pPr>
-      <w:bookmarkStart w:id="10" w:name="_Toc11015_WPSOffice_Level1"/>
-      <w:bookmarkStart w:id="11" w:name="_Toc11465"/>
-      <w:bookmarkStart w:id="12" w:name="_Toc19594"/>
-      <w:bookmarkStart w:id="13" w:name="_Toc7021_WPSOffice_Level1"/>
-      <w:bookmarkStart w:id="14" w:name="_Toc18062_WPSOffice_Level1"/>
-      <w:bookmarkStart w:id="15" w:name="_Toc6031"/>
-      <w:bookmarkStart w:id="16" w:name="_Toc13931"/>
-      <w:bookmarkStart w:id="17" w:name="_Toc10518"/>
+      <w:bookmarkStart w:id="10" w:name="_Toc13931"/>
+      <w:bookmarkStart w:id="11" w:name="_Toc11015_WPSOffice_Level1"/>
+      <w:bookmarkStart w:id="12" w:name="_Toc10518"/>
+      <w:bookmarkStart w:id="13" w:name="_Toc6031"/>
+      <w:bookmarkStart w:id="14" w:name="_Toc11465"/>
+      <w:bookmarkStart w:id="15" w:name="_Toc19594"/>
+      <w:bookmarkStart w:id="16" w:name="_Toc7021_WPSOffice_Level1"/>
+      <w:bookmarkStart w:id="17" w:name="_Toc18062_WPSOffice_Level1"/>
       <w:bookmarkStart w:id="18" w:name="_Toc17451"/>
       <w:bookmarkStart w:id="19" w:name="_Toc3823"/>
       <w:r>
@@ -4285,13 +4285,13 @@
       <w:bookmarkStart w:id="21" w:name="_Toc16576"/>
       <w:bookmarkStart w:id="22" w:name="_Toc6221_WPSOffice_Level1"/>
       <w:bookmarkStart w:id="23" w:name="_Toc18058"/>
-      <w:bookmarkStart w:id="24" w:name="_Toc3871"/>
-      <w:bookmarkStart w:id="25" w:name="_Toc29731"/>
-      <w:bookmarkStart w:id="26" w:name="_Toc1410"/>
-      <w:bookmarkStart w:id="27" w:name="_Toc23369_WPSOffice_Level1"/>
-      <w:bookmarkStart w:id="28" w:name="_Toc149826002"/>
-      <w:bookmarkStart w:id="29" w:name="_Toc149832727"/>
-      <w:bookmarkStart w:id="30" w:name="_Toc25920"/>
+      <w:bookmarkStart w:id="24" w:name="_Toc25920"/>
+      <w:bookmarkStart w:id="25" w:name="_Toc3871"/>
+      <w:bookmarkStart w:id="26" w:name="_Toc29731"/>
+      <w:bookmarkStart w:id="27" w:name="_Toc1410"/>
+      <w:bookmarkStart w:id="28" w:name="_Toc23369_WPSOffice_Level1"/>
+      <w:bookmarkStart w:id="29" w:name="_Toc149826002"/>
+      <w:bookmarkStart w:id="30" w:name="_Toc149832727"/>
       <w:bookmarkStart w:id="31" w:name="_Toc4088"/>
       <w:bookmarkStart w:id="32" w:name="_Toc2563"/>
       <w:r>
@@ -4388,6 +4388,12 @@
             <w:insideH w:val="single" w:color="A4A4A4" w:sz="4" w:space="0"/>
             <w:insideV w:val="single" w:color="A4A4A4" w:sz="4" w:space="0"/>
           </w:tblBorders>
+          <w:tblCellMar>
+            <w:top w:w="0" w:type="dxa"/>
+            <w:left w:w="0" w:type="dxa"/>
+            <w:bottom w:w="0" w:type="dxa"/>
+            <w:right w:w="0" w:type="dxa"/>
+          </w:tblCellMar>
         </w:tblPrEx>
         <w:trPr>
           <w:trHeight w:val="490" w:hRule="atLeast"/>
@@ -5705,18 +5711,19 @@
           <w:ilvl w:val="0"/>
           <w:numId w:val="0"/>
         </w:numPr>
+        <w:ind w:leftChars="0"/>
         <w:rPr>
           <w:rFonts w:hint="eastAsia" w:ascii="Times New Roman" w:hAnsi="Times New Roman" w:eastAsia="微软雅黑" w:cs="Times New Roman"/>
-          <w:sz w:val="18"/>
-          <w:szCs w:val="18"/>
+          <w:sz w:val="24"/>
+          <w:szCs w:val="24"/>
           <w:lang w:eastAsia="zh-CN"/>
         </w:rPr>
       </w:pPr>
       <w:r>
         <w:rPr>
           <w:rFonts w:hint="eastAsia" w:ascii="Times New Roman" w:hAnsi="Times New Roman" w:eastAsia="微软雅黑" w:cs="Times New Roman"/>
-          <w:sz w:val="18"/>
-          <w:szCs w:val="18"/>
+          <w:sz w:val="24"/>
+          <w:szCs w:val="24"/>
           <w:lang w:eastAsia="zh-CN"/>
         </w:rPr>
         <w:t xml:space="preserve">{% if testedby == </w:t>
@@ -5724,8 +5731,8 @@
       <w:r>
         <w:rPr>
           <w:rFonts w:ascii="Times New Roman" w:hAnsi="Times New Roman" w:eastAsia="微软雅黑" w:cs="Times New Roman"/>
-          <w:sz w:val="18"/>
-          <w:szCs w:val="18"/>
+          <w:sz w:val="24"/>
+          <w:szCs w:val="24"/>
           <w:lang w:eastAsia="zh-CN"/>
         </w:rPr>
         <w:t>“</w:t>
@@ -5733,8 +5740,8 @@
       <w:r>
         <w:rPr>
           <w:rFonts w:hint="eastAsia" w:ascii="Times New Roman" w:hAnsi="Times New Roman" w:eastAsia="微软雅黑" w:cs="Times New Roman"/>
-          <w:sz w:val="18"/>
-          <w:szCs w:val="18"/>
+          <w:sz w:val="24"/>
+          <w:szCs w:val="24"/>
           <w:lang w:eastAsia="zh-CN"/>
         </w:rPr>
         <w:t>1</w:t>
@@ -5742,8 +5749,8 @@
       <w:r>
         <w:rPr>
           <w:rFonts w:ascii="Times New Roman" w:hAnsi="Times New Roman" w:eastAsia="微软雅黑" w:cs="Times New Roman"/>
-          <w:sz w:val="18"/>
-          <w:szCs w:val="18"/>
+          <w:sz w:val="24"/>
+          <w:szCs w:val="24"/>
           <w:lang w:eastAsia="zh-CN"/>
         </w:rPr>
         <w:t>”</w:t>
@@ -5751,8 +5758,8 @@
       <w:r>
         <w:rPr>
           <w:rFonts w:hint="eastAsia" w:ascii="Times New Roman" w:hAnsi="Times New Roman" w:eastAsia="微软雅黑" w:cs="Times New Roman"/>
-          <w:sz w:val="18"/>
-          <w:szCs w:val="18"/>
+          <w:sz w:val="24"/>
+          <w:szCs w:val="24"/>
           <w:lang w:eastAsia="zh-CN"/>
         </w:rPr>
         <w:t xml:space="preserve"> %}</w:t>
@@ -5853,23 +5860,23 @@
             </w:pPr>
             <w:r>
               <w:rPr>
-                <w:sz w:val="22"/>
+                <w:sz w:val="18"/>
               </w:rPr>
               <mc:AlternateContent>
                 <mc:Choice Requires="wpg">
                   <w:drawing>
-                    <wp:anchor distT="0" distB="0" distL="114300" distR="114300" simplePos="0" relativeHeight="251661312" behindDoc="0" locked="0" layoutInCell="1" allowOverlap="1">
+                    <wp:anchor distT="0" distB="0" distL="114300" distR="114300" simplePos="0" relativeHeight="251663360" behindDoc="0" locked="0" layoutInCell="1" allowOverlap="1">
                       <wp:simplePos x="0" y="0"/>
                       <wp:positionH relativeFrom="column">
-                        <wp:posOffset>-149860</wp:posOffset>
+                        <wp:posOffset>-366395</wp:posOffset>
                       </wp:positionH>
                       <wp:positionV relativeFrom="paragraph">
-                        <wp:posOffset>-505460</wp:posOffset>
+                        <wp:posOffset>-487680</wp:posOffset>
                       </wp:positionV>
-                      <wp:extent cx="1442720" cy="1442720"/>
-                      <wp:effectExtent l="0" t="0" r="5080" b="5080"/>
+                      <wp:extent cx="1442085" cy="1442085"/>
+                      <wp:effectExtent l="0" t="0" r="5715" b="5715"/>
                       <wp:wrapNone/>
-                      <wp:docPr id="9" name="组合 9"/>
+                      <wp:docPr id="7" name="组合 7"/>
                       <wp:cNvGraphicFramePr/>
                       <a:graphic xmlns:a="http://schemas.openxmlformats.org/drawingml/2006/main">
                         <a:graphicData uri="http://schemas.microsoft.com/office/word/2010/wordprocessingGroup">
@@ -5878,44 +5885,20 @@
                             <wpg:grpSpPr>
                               <a:xfrm>
                                 <a:off x="0" y="0"/>
-                                <a:ext cx="1442720" cy="1442720"/>
-                                <a:chOff x="20702" y="14472"/>
-                                <a:chExt cx="2272" cy="2272"/>
+                                <a:ext cx="1442085" cy="1442085"/>
+                                <a:chOff x="3757" y="89141"/>
+                                <a:chExt cx="2271" cy="2271"/>
                               </a:xfrm>
                             </wpg:grpSpPr>
                             <pic:pic xmlns:pic="http://schemas.openxmlformats.org/drawingml/2006/picture">
                               <pic:nvPicPr>
-                                <pic:cNvPr id="10" name="图片 15" descr="c9514d16fd70679bf0495aeebb03c72d_compress"/>
-                                <pic:cNvPicPr>
-                                  <a:picLocks noChangeAspect="1"/>
-                                </pic:cNvPicPr>
-                              </pic:nvPicPr>
-                              <pic:blipFill>
-                                <a:blip r:embed="rId10"/>
-                                <a:srcRect l="21003" t="56913" r="27176" b="26386"/>
-                                <a:stretch>
-                                  <a:fillRect/>
-                                </a:stretch>
-                              </pic:blipFill>
-                              <pic:spPr>
-                                <a:xfrm>
-                                  <a:off x="21019" y="15216"/>
-                                  <a:ext cx="1550" cy="475"/>
-                                </a:xfrm>
-                                <a:prstGeom prst="rect">
-                                  <a:avLst/>
-                                </a:prstGeom>
-                              </pic:spPr>
-                            </pic:pic>
-                            <pic:pic xmlns:pic="http://schemas.openxmlformats.org/drawingml/2006/picture">
-                              <pic:nvPicPr>
-                                <pic:cNvPr id="18" name="图片 25"/>
+                                <pic:cNvPr id="18" name="图片 8"/>
                                 <pic:cNvPicPr>
                                   <a:picLocks noChangeAspect="1" noChangeArrowheads="1"/>
                                 </pic:cNvPicPr>
                               </pic:nvPicPr>
                               <pic:blipFill>
-                                <a:blip r:embed="rId11">
+                                <a:blip r:embed="rId10">
                                   <a:extLst>
                                     <a:ext uri="{28A0092B-C50C-407E-A947-70E740481C1C}">
                                       <a14:useLocalDpi xmlns:a14="http://schemas.microsoft.com/office/drawing/2010/main" val="0"/>
@@ -5929,8 +5912,8 @@
                               </pic:blipFill>
                               <pic:spPr>
                                 <a:xfrm>
-                                  <a:off x="20702" y="14472"/>
-                                  <a:ext cx="2273" cy="2273"/>
+                                  <a:off x="3757" y="89141"/>
+                                  <a:ext cx="2271" cy="2271"/>
                                 </a:xfrm>
                                 <a:prstGeom prst="rect">
                                   <a:avLst/>
@@ -5941,6 +5924,44 @@
                                 </a:ln>
                               </pic:spPr>
                             </pic:pic>
+                            <pic:pic xmlns:pic="http://schemas.openxmlformats.org/drawingml/2006/picture">
+                              <pic:nvPicPr>
+                                <pic:cNvPr id="30" name="图片 30" descr="微信图片_20220215110121"/>
+                                <pic:cNvPicPr>
+                                  <a:picLocks noChangeAspect="1"/>
+                                </pic:cNvPicPr>
+                              </pic:nvPicPr>
+                              <pic:blipFill>
+                                <a:blip r:embed="rId11">
+                                  <a:clrChange>
+                                    <a:clrFrom>
+                                      <a:srgbClr val="A09D98">
+                                        <a:alpha val="100000"/>
+                                      </a:srgbClr>
+                                    </a:clrFrom>
+                                    <a:clrTo>
+                                      <a:srgbClr val="A09D98">
+                                        <a:alpha val="100000"/>
+                                        <a:alpha val="0"/>
+                                      </a:srgbClr>
+                                    </a:clrTo>
+                                  </a:clrChange>
+                                  <a:biLevel thresh="50000"/>
+                                </a:blip>
+                                <a:stretch>
+                                  <a:fillRect/>
+                                </a:stretch>
+                              </pic:blipFill>
+                              <pic:spPr>
+                                <a:xfrm>
+                                  <a:off x="4304" y="89723"/>
+                                  <a:ext cx="1234" cy="715"/>
+                                </a:xfrm>
+                                <a:prstGeom prst="rect">
+                                  <a:avLst/>
+                                </a:prstGeom>
+                              </pic:spPr>
+                            </pic:pic>
                           </wpg:wgp>
                         </a:graphicData>
                       </a:graphic>
@@ -5949,18 +5970,18 @@
                 </mc:Choice>
                 <mc:Fallback>
                   <w:pict>
-                    <v:group id="_x0000_s1026" o:spid="_x0000_s1026" o:spt="203" style="position:absolute;left:0pt;margin-left:-11.8pt;margin-top:-39.8pt;height:113.6pt;width:113.6pt;z-index:251661312;mso-width-relative:page;mso-height-relative:page;" coordorigin="20702,14472" coordsize="2272,2272" o:gfxdata="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">
+                    <v:group id="_x0000_s1026" o:spid="_x0000_s1026" o:spt="203" style="position:absolute;left:0pt;margin-left:-28.85pt;margin-top:-38.4pt;height:113.55pt;width:113.55pt;z-index:251663360;mso-width-relative:page;mso-height-relative:page;" coordorigin="3757,89141" coordsize="2271,2271" o:gfxdata="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">
                       <o:lock v:ext="edit" aspectratio="f"/>
-                      <v:shape id="图片 15" o:spid="_x0000_s1026" o:spt="75" alt="c9514d16fd70679bf0495aeebb03c72d_compress" type="#_x0000_t75" style="position:absolute;left:21019;top:15216;height:475;width:1550;" filled="f" o:preferrelative="t" stroked="f" coordsize="21600,21600" o:gfxdata="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">
+                      <v:shape id="图片 8" o:spid="_x0000_s1026" o:spt="75" type="#_x0000_t75" style="position:absolute;left:3757;top:89141;height:2271;width:2271;" filled="f" o:preferrelative="t" stroked="f" coordsize="21600,21600" o:gfxdata="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">
                         <v:fill on="f" focussize="0,0"/>
                         <v:stroke on="f"/>
-                        <v:imagedata r:id="rId10" cropleft="13765f" croptop="37299f" cropright="17810f" cropbottom="17292f" o:title=""/>
+                        <v:imagedata r:id="rId10" o:title=""/>
                         <o:lock v:ext="edit" aspectratio="t"/>
                       </v:shape>
-                      <v:shape id="图片 25" o:spid="_x0000_s1026" o:spt="75" type="#_x0000_t75" style="position:absolute;left:20702;top:14472;height:2273;width:2273;" filled="f" o:preferrelative="t" stroked="f" coordsize="21600,21600" o:gfxdata="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">
+                      <v:shape id="_x0000_s1026" o:spid="_x0000_s1026" o:spt="75" alt="微信图片_20220215110121" type="#_x0000_t75" style="position:absolute;left:4304;top:89723;height:715;width:1234;" filled="f" o:preferrelative="t" stroked="f" coordsize="21600,21600" o:gfxdata="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">
                         <v:fill on="f" focussize="0,0"/>
                         <v:stroke on="f"/>
-                        <v:imagedata r:id="rId11" o:title=""/>
+                        <v:imagedata r:id="rId11" grayscale="t" bilevel="t" chromakey="#A09D98" o:title=""/>
                         <o:lock v:ext="edit" aspectratio="t"/>
                       </v:shape>
                     </v:group>
@@ -6214,12 +6235,30 @@
     <w:p>
       <w:pPr>
         <w:rPr>
+          <w:rFonts w:ascii="Times New Roman" w:hAnsi="Times New Roman" w:eastAsia="微软雅黑" w:cs="Times New Roman"/>
+          <w:sz w:val="24"/>
+          <w:szCs w:val="24"/>
+          <w:lang w:eastAsia="zh-CN"/>
+        </w:rPr>
+      </w:pPr>
+      <w:r>
+        <w:rPr>
           <w:rFonts w:hint="eastAsia" w:ascii="Times New Roman" w:hAnsi="Times New Roman" w:eastAsia="微软雅黑" w:cs="Times New Roman"/>
           <w:sz w:val="24"/>
           <w:szCs w:val="24"/>
           <w:lang w:eastAsia="zh-CN"/>
         </w:rPr>
-      </w:pPr>
+        <w:t xml:space="preserve">{% endif %}{% if testedby == </w:t>
+      </w:r>
+      <w:r>
+        <w:rPr>
+          <w:rFonts w:ascii="Times New Roman" w:hAnsi="Times New Roman" w:eastAsia="微软雅黑" w:cs="Times New Roman"/>
+          <w:sz w:val="24"/>
+          <w:szCs w:val="24"/>
+          <w:lang w:eastAsia="zh-CN"/>
+        </w:rPr>
+        <w:t>“</w:t>
+      </w:r>
       <w:r>
         <w:rPr>
           <w:rFonts w:hint="eastAsia" w:ascii="Times New Roman" w:hAnsi="Times New Roman" w:eastAsia="微软雅黑" w:cs="Times New Roman"/>
@@ -6227,7 +6266,7 @@
           <w:szCs w:val="24"/>
           <w:lang w:eastAsia="zh-CN"/>
         </w:rPr>
-        <w:t xml:space="preserve">{% endif %}{% if testedby == </w:t>
+        <w:t>2</w:t>
       </w:r>
       <w:r>
         <w:rPr>
@@ -6236,7 +6275,7 @@
           <w:szCs w:val="24"/>
           <w:lang w:eastAsia="zh-CN"/>
         </w:rPr>
-        <w:t>“</w:t>
+        <w:t>”</w:t>
       </w:r>
       <w:r>
         <w:rPr>
@@ -6245,33 +6284,13 @@
           <w:szCs w:val="24"/>
           <w:lang w:eastAsia="zh-CN"/>
         </w:rPr>
-        <w:t>2</w:t>
-      </w:r>
-      <w:r>
-        <w:rPr>
-          <w:rFonts w:ascii="Times New Roman" w:hAnsi="Times New Roman" w:eastAsia="微软雅黑" w:cs="Times New Roman"/>
-          <w:sz w:val="24"/>
-          <w:szCs w:val="24"/>
-          <w:lang w:eastAsia="zh-CN"/>
-        </w:rPr>
-        <w:t>”</w:t>
-      </w:r>
-      <w:r>
-        <w:rPr>
-          <w:rFonts w:hint="eastAsia" w:ascii="Times New Roman" w:hAnsi="Times New Roman" w:eastAsia="微软雅黑" w:cs="Times New Roman"/>
-          <w:sz w:val="24"/>
-          <w:szCs w:val="24"/>
-          <w:lang w:eastAsia="zh-CN"/>
-        </w:rPr>
         <w:t xml:space="preserve"> %}</w:t>
       </w:r>
     </w:p>
     <w:p>
       <w:pPr>
         <w:rPr>
-          <w:rFonts w:hint="eastAsia" w:ascii="Times New Roman" w:hAnsi="Times New Roman" w:eastAsia="微软雅黑" w:cs="Times New Roman"/>
           <w:sz w:val="24"/>
-          <w:szCs w:val="24"/>
           <w:lang w:eastAsia="zh-CN"/>
         </w:rPr>
       </w:pPr>
@@ -6279,9 +6298,7 @@
     <w:p>
       <w:pPr>
         <w:rPr>
-          <w:rFonts w:hint="eastAsia" w:ascii="Times New Roman" w:hAnsi="Times New Roman" w:eastAsia="微软雅黑" w:cs="Times New Roman"/>
           <w:sz w:val="24"/>
-          <w:szCs w:val="24"/>
           <w:lang w:eastAsia="zh-CN"/>
         </w:rPr>
       </w:pPr>
@@ -6365,123 +6382,6 @@
                 <w:szCs w:val="24"/>
               </w:rPr>
             </w:pPr>
-            <w:r>
-              <w:rPr>
-                <w:sz w:val="22"/>
-              </w:rPr>
-              <mc:AlternateContent>
-                <mc:Choice Requires="wpg">
-                  <w:drawing>
-                    <wp:anchor distT="0" distB="0" distL="114300" distR="114300" simplePos="0" relativeHeight="251662336" behindDoc="0" locked="0" layoutInCell="1" allowOverlap="1">
-                      <wp:simplePos x="0" y="0"/>
-                      <wp:positionH relativeFrom="column">
-                        <wp:posOffset>-181610</wp:posOffset>
-                      </wp:positionH>
-                      <wp:positionV relativeFrom="paragraph">
-                        <wp:posOffset>-455295</wp:posOffset>
-                      </wp:positionV>
-                      <wp:extent cx="1442720" cy="1442720"/>
-                      <wp:effectExtent l="0" t="0" r="5080" b="5080"/>
-                      <wp:wrapNone/>
-                      <wp:docPr id="11" name="组合 11"/>
-                      <wp:cNvGraphicFramePr/>
-                      <a:graphic xmlns:a="http://schemas.openxmlformats.org/drawingml/2006/main">
-                        <a:graphicData uri="http://schemas.microsoft.com/office/word/2010/wordprocessingGroup">
-                          <wpg:wgp>
-                            <wpg:cNvGrpSpPr/>
-                            <wpg:grpSpPr>
-                              <a:xfrm>
-                                <a:off x="0" y="0"/>
-                                <a:ext cx="1442720" cy="1442720"/>
-                                <a:chOff x="14555" y="19046"/>
-                                <a:chExt cx="2272" cy="2272"/>
-                              </a:xfrm>
-                            </wpg:grpSpPr>
-                            <pic:pic xmlns:pic="http://schemas.openxmlformats.org/drawingml/2006/picture">
-                              <pic:nvPicPr>
-                                <pic:cNvPr id="19" name="图片 1" descr="24f613a0-66be-430b-9e80-270d3393fac5"/>
-                                <pic:cNvPicPr>
-                                  <a:picLocks noChangeAspect="1"/>
-                                </pic:cNvPicPr>
-                              </pic:nvPicPr>
-                              <pic:blipFill>
-                                <a:blip r:embed="rId12"/>
-                                <a:srcRect l="43292" t="26660" r="21693" b="24394"/>
-                                <a:stretch>
-                                  <a:fillRect/>
-                                </a:stretch>
-                              </pic:blipFill>
-                              <pic:spPr>
-                                <a:xfrm rot="16200000">
-                                  <a:off x="15453" y="19290"/>
-                                  <a:ext cx="506" cy="1327"/>
-                                </a:xfrm>
-                                <a:prstGeom prst="rect">
-                                  <a:avLst/>
-                                </a:prstGeom>
-                              </pic:spPr>
-                            </pic:pic>
-                            <pic:pic xmlns:pic="http://schemas.openxmlformats.org/drawingml/2006/picture">
-                              <pic:nvPicPr>
-                                <pic:cNvPr id="31" name="图片 25"/>
-                                <pic:cNvPicPr>
-                                  <a:picLocks noChangeAspect="1" noChangeArrowheads="1"/>
-                                </pic:cNvPicPr>
-                              </pic:nvPicPr>
-                              <pic:blipFill>
-                                <a:blip r:embed="rId11">
-                                  <a:extLst>
-                                    <a:ext uri="{28A0092B-C50C-407E-A947-70E740481C1C}">
-                                      <a14:useLocalDpi xmlns:a14="http://schemas.microsoft.com/office/drawing/2010/main" val="0"/>
-                                    </a:ext>
-                                  </a:extLst>
-                                </a:blip>
-                                <a:srcRect/>
-                                <a:stretch>
-                                  <a:fillRect/>
-                                </a:stretch>
-                              </pic:blipFill>
-                              <pic:spPr>
-                                <a:xfrm>
-                                  <a:off x="14555" y="19046"/>
-                                  <a:ext cx="2273" cy="2273"/>
-                                </a:xfrm>
-                                <a:prstGeom prst="rect">
-                                  <a:avLst/>
-                                </a:prstGeom>
-                                <a:noFill/>
-                                <a:ln>
-                                  <a:noFill/>
-                                </a:ln>
-                              </pic:spPr>
-                            </pic:pic>
-                          </wpg:wgp>
-                        </a:graphicData>
-                      </a:graphic>
-                    </wp:anchor>
-                  </w:drawing>
-                </mc:Choice>
-                <mc:Fallback>
-                  <w:pict>
-                    <v:group id="_x0000_s1026" o:spid="_x0000_s1026" o:spt="203" style="position:absolute;left:0pt;margin-left:-14.3pt;margin-top:-35.85pt;height:113.6pt;width:113.6pt;z-index:251662336;mso-width-relative:page;mso-height-relative:page;" coordorigin="14555,19046" coordsize="2272,2272" o:gfxdata="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">
-                      <o:lock v:ext="edit" aspectratio="f"/>
-                      <v:shape id="图片 1" o:spid="_x0000_s1026" o:spt="75" alt="24f613a0-66be-430b-9e80-270d3393fac5" type="#_x0000_t75" style="position:absolute;left:15453;top:19290;height:1327;width:506;rotation:-5898240f;" filled="f" o:preferrelative="t" stroked="f" coordsize="21600,21600" o:gfxdata="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">
-                        <v:fill on="f" focussize="0,0"/>
-                        <v:stroke on="f"/>
-                        <v:imagedata r:id="rId12" cropleft="28372f" croptop="17472f" cropright="14217f" cropbottom="15987f" o:title=""/>
-                        <o:lock v:ext="edit" aspectratio="t"/>
-                      </v:shape>
-                      <v:shape id="图片 25" o:spid="_x0000_s1026" o:spt="75" type="#_x0000_t75" style="position:absolute;left:14555;top:19046;height:2273;width:2273;" filled="f" o:preferrelative="t" stroked="f" coordsize="21600,21600" o:gfxdata="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">
-                        <v:fill on="f" focussize="0,0"/>
-                        <v:stroke on="f"/>
-                        <v:imagedata r:id="rId11" o:title=""/>
-                        <o:lock v:ext="edit" aspectratio="t"/>
-                      </v:shape>
-                    </v:group>
-                  </w:pict>
-                </mc:Fallback>
-              </mc:AlternateContent>
-            </w:r>
           </w:p>
         </w:tc>
         <w:tc>
@@ -6884,7 +6784,7 @@
               <mc:AlternateContent>
                 <mc:Choice Requires="wpg">
                   <w:drawing>
-                    <wp:anchor distT="0" distB="0" distL="114300" distR="114300" simplePos="0" relativeHeight="251660288" behindDoc="0" locked="0" layoutInCell="1" allowOverlap="1">
+                    <wp:anchor distT="0" distB="0" distL="114300" distR="114300" simplePos="0" relativeHeight="251661312" behindDoc="0" locked="0" layoutInCell="1" allowOverlap="1">
                       <wp:simplePos x="0" y="0"/>
                       <wp:positionH relativeFrom="column">
                         <wp:posOffset>-388620</wp:posOffset>
@@ -6895,7 +6795,7 @@
                       <wp:extent cx="1443355" cy="1475740"/>
                       <wp:effectExtent l="0" t="0" r="4445" b="2540"/>
                       <wp:wrapNone/>
-                      <wp:docPr id="12" name="组合 12"/>
+                      <wp:docPr id="14" name="组合 14"/>
                       <wp:cNvGraphicFramePr/>
                       <a:graphic xmlns:a="http://schemas.openxmlformats.org/drawingml/2006/main">
                         <a:graphicData uri="http://schemas.microsoft.com/office/word/2010/wordprocessingGroup">
@@ -6917,7 +6817,7 @@
                                 </pic:cNvPicPr>
                               </pic:nvPicPr>
                               <pic:blipFill>
-                                <a:blip r:embed="rId13">
+                                <a:blip r:embed="rId12">
                                   <a:biLevel thresh="50000"/>
                                 </a:blip>
                                 <a:srcRect l="7865" t="11797" r="5322" b="19074"/>
@@ -6944,7 +6844,7 @@
                                 </pic:cNvPicPr>
                               </pic:nvPicPr>
                               <pic:blipFill>
-                                <a:blip r:embed="rId11">
+                                <a:blip r:embed="rId10">
                                   <a:extLst>
                                     <a:ext uri="{28A0092B-C50C-407E-A947-70E740481C1C}">
                                       <a14:useLocalDpi xmlns:a14="http://schemas.microsoft.com/office/drawing/2010/main" val="0"/>
@@ -6978,18 +6878,18 @@
                 </mc:Choice>
                 <mc:Fallback>
                   <w:pict>
-                    <v:group id="_x0000_s1026" o:spid="_x0000_s1026" o:spt="203" style="position:absolute;left:0pt;margin-left:-30.6pt;margin-top:-36.45pt;height:116.2pt;width:113.65pt;z-index:251660288;mso-width-relative:page;mso-height-relative:page;" coordorigin="3722,92738" coordsize="2273,2273" o:gfxdata="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">
+                    <v:group id="_x0000_s1026" o:spid="_x0000_s1026" o:spt="203" style="position:absolute;left:0pt;margin-left:-30.6pt;margin-top:-36.45pt;height:116.2pt;width:113.65pt;z-index:251661312;mso-width-relative:page;mso-height-relative:page;" coordorigin="3722,92738" coordsize="2273,2273" o:gfxdata="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">
                       <o:lock v:ext="edit" aspectratio="f"/>
                       <v:shape id="图片 59" o:spid="_x0000_s1026" o:spt="75" alt="图片1" type="#_x0000_t75" style="position:absolute;left:4057;top:93343;height:627;width:1468;" filled="f" o:preferrelative="t" stroked="f" coordsize="21600,21600" o:gfxdata="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">
                         <v:fill on="f" focussize="0,0"/>
                         <v:stroke on="f"/>
-                        <v:imagedata r:id="rId13" cropleft="5154f" croptop="7731f" cropright="3488f" cropbottom="12500f" grayscale="t" bilevel="t" o:title=""/>
+                        <v:imagedata r:id="rId12" cropleft="5154f" croptop="7731f" cropright="3488f" cropbottom="12500f" grayscale="t" bilevel="t" o:title=""/>
                         <o:lock v:ext="edit" aspectratio="t"/>
                       </v:shape>
                       <v:shape id="图片 23" o:spid="_x0000_s1026" o:spt="75" type="#_x0000_t75" style="position:absolute;left:3722;top:92738;height:2273;width:2273;" filled="f" o:preferrelative="t" stroked="f" coordsize="21600,21600" o:gfxdata="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">
                         <v:fill on="f" focussize="0,0"/>
                         <v:stroke on="f"/>
-                        <v:imagedata r:id="rId11" o:title=""/>
+                        <v:imagedata r:id="rId10" o:title=""/>
                         <o:lock v:ext="edit" aspectratio="t"/>
                       </v:shape>
                     </v:group>
@@ -7401,7 +7301,7 @@
               <mc:AlternateContent>
                 <mc:Choice Requires="wpg">
                   <w:drawing>
-                    <wp:anchor distT="0" distB="0" distL="114300" distR="114300" simplePos="0" relativeHeight="251659264" behindDoc="0" locked="0" layoutInCell="1" allowOverlap="1">
+                    <wp:anchor distT="0" distB="0" distL="114300" distR="114300" simplePos="0" relativeHeight="251660288" behindDoc="0" locked="0" layoutInCell="1" allowOverlap="1">
                       <wp:simplePos x="0" y="0"/>
                       <wp:positionH relativeFrom="column">
                         <wp:posOffset>-521335</wp:posOffset>
@@ -7412,7 +7312,7 @@
                       <wp:extent cx="1443355" cy="1443355"/>
                       <wp:effectExtent l="0" t="0" r="4445" b="4445"/>
                       <wp:wrapNone/>
-                      <wp:docPr id="16" name="组合 16"/>
+                      <wp:docPr id="13" name="组合 13"/>
                       <wp:cNvGraphicFramePr/>
                       <a:graphic xmlns:a="http://schemas.openxmlformats.org/drawingml/2006/main">
                         <a:graphicData uri="http://schemas.microsoft.com/office/word/2010/wordprocessingGroup">
@@ -7434,7 +7334,7 @@
                                 </pic:cNvPicPr>
                               </pic:nvPicPr>
                               <pic:blipFill>
-                                <a:blip r:embed="rId14">
+                                <a:blip r:embed="rId13">
                                   <a:clrChange>
                                     <a:clrFrom>
                                       <a:srgbClr val="FFFFFF">
@@ -7469,13 +7369,13 @@
                             </pic:pic>
                             <pic:pic xmlns:pic="http://schemas.openxmlformats.org/drawingml/2006/picture">
                               <pic:nvPicPr>
-                                <pic:cNvPr id="17" name="图片 25"/>
+                                <pic:cNvPr id="8" name="图片 25"/>
                                 <pic:cNvPicPr>
                                   <a:picLocks noChangeAspect="1" noChangeArrowheads="1"/>
                                 </pic:cNvPicPr>
                               </pic:nvPicPr>
                               <pic:blipFill>
-                                <a:blip r:embed="rId11">
+                                <a:blip r:embed="rId10">
                                   <a:extLst>
                                     <a:ext uri="{28A0092B-C50C-407E-A947-70E740481C1C}">
                                       <a14:useLocalDpi xmlns:a14="http://schemas.microsoft.com/office/drawing/2010/main" val="0"/>
@@ -7509,18 +7409,18 @@
                 </mc:Choice>
                 <mc:Fallback>
                   <w:pict>
-                    <v:group id="_x0000_s1026" o:spid="_x0000_s1026" o:spt="203" style="position:absolute;left:0pt;margin-left:-41.05pt;margin-top:-37.2pt;height:113.65pt;width:113.65pt;z-index:251659264;mso-width-relative:page;mso-height-relative:page;" coordorigin="3513,94449" coordsize="2273,2273" o:gfxdata="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">
+                    <v:group id="_x0000_s1026" o:spid="_x0000_s1026" o:spt="203" style="position:absolute;left:0pt;margin-left:-41.05pt;margin-top:-37.2pt;height:113.65pt;width:113.65pt;z-index:251660288;mso-width-relative:page;mso-height-relative:page;" coordorigin="3513,94449" coordsize="2273,2273" o:gfxdata="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">
                       <o:lock v:ext="edit" aspectratio="f"/>
                       <v:shape id="图片 29" o:spid="_x0000_s1026" o:spt="75" alt="IMG_256" type="#_x0000_t75" style="position:absolute;left:4208;top:95052;height:570;width:975;" filled="f" o:preferrelative="t" stroked="f" coordsize="21600,21600" o:gfxdata="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">
                         <v:fill on="f" focussize="0,0"/>
                         <v:stroke on="f"/>
-                        <v:imagedata r:id="rId14" chromakey="#FFFFFF" o:title=""/>
+                        <v:imagedata r:id="rId13" chromakey="#FFFFFF" o:title=""/>
                         <o:lock v:ext="edit" aspectratio="t"/>
                       </v:shape>
-                      <v:shape id="图片 25" o:spid="_x0000_s1026" o:spt="75" type="#_x0000_t75" style="position:absolute;left:3513;top:94449;height:2273;width:2273;" filled="f" o:preferrelative="t" stroked="f" coordsize="21600,21600" o:gfxdata="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">
+                      <v:shape id="图片 25" o:spid="_x0000_s1026" o:spt="75" type="#_x0000_t75" style="position:absolute;left:3513;top:94449;height:2273;width:2273;" filled="f" o:preferrelative="t" stroked="f" coordsize="21600,21600" o:gfxdata="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">
                         <v:fill on="f" focussize="0,0"/>
                         <v:stroke on="f"/>
-                        <v:imagedata r:id="rId11" o:title=""/>
+                        <v:imagedata r:id="rId10" o:title=""/>
                         <o:lock v:ext="edit" aspectratio="t"/>
                       </v:shape>
                     </v:group>
@@ -8316,6 +8216,141 @@
                 <w:szCs w:val="24"/>
               </w:rPr>
             </w:pPr>
+            <w:r>
+              <w:rPr>
+                <w:sz w:val="24"/>
+              </w:rPr>
+              <mc:AlternateContent>
+                <mc:Choice Requires="wpg">
+                  <w:drawing>
+                    <wp:anchor distT="0" distB="0" distL="114300" distR="114300" simplePos="0" relativeHeight="251662336" behindDoc="0" locked="0" layoutInCell="1" allowOverlap="1">
+                      <wp:simplePos x="0" y="0"/>
+                      <wp:positionH relativeFrom="column">
+                        <wp:posOffset>-563245</wp:posOffset>
+                      </wp:positionH>
+                      <wp:positionV relativeFrom="paragraph">
+                        <wp:posOffset>-597535</wp:posOffset>
+                      </wp:positionV>
+                      <wp:extent cx="1443355" cy="1443355"/>
+                      <wp:effectExtent l="0" t="0" r="4445" b="4445"/>
+                      <wp:wrapNone/>
+                      <wp:docPr id="15" name="组合 15"/>
+                      <wp:cNvGraphicFramePr/>
+                      <a:graphic xmlns:a="http://schemas.openxmlformats.org/drawingml/2006/main">
+                        <a:graphicData uri="http://schemas.microsoft.com/office/word/2010/wordprocessingGroup">
+                          <wpg:wgp>
+                            <wpg:cNvGrpSpPr/>
+                            <wpg:grpSpPr>
+                              <a:xfrm>
+                                <a:off x="0" y="0"/>
+                                <a:ext cx="1443355" cy="1443355"/>
+                                <a:chOff x="3447" y="97780"/>
+                                <a:chExt cx="2273" cy="2273"/>
+                              </a:xfrm>
+                            </wpg:grpSpPr>
+                            <pic:pic xmlns:pic="http://schemas.openxmlformats.org/drawingml/2006/picture">
+                              <pic:nvPicPr>
+                                <pic:cNvPr id="50" name="图片 1" descr="IMG_256"/>
+                                <pic:cNvPicPr>
+                                  <a:picLocks noChangeAspect="1"/>
+                                </pic:cNvPicPr>
+                              </pic:nvPicPr>
+                              <pic:blipFill>
+                                <a:blip r:embed="rId14">
+                                  <a:clrChange>
+                                    <a:clrFrom>
+                                      <a:srgbClr val="AAA9A5">
+                                        <a:alpha val="100000"/>
+                                      </a:srgbClr>
+                                    </a:clrFrom>
+                                    <a:clrTo>
+                                      <a:srgbClr val="AAA9A5">
+                                        <a:alpha val="100000"/>
+                                        <a:alpha val="0"/>
+                                      </a:srgbClr>
+                                    </a:clrTo>
+                                  </a:clrChange>
+                                </a:blip>
+                                <a:srcRect l="27431" t="30452" r="31962" b="18126"/>
+                                <a:stretch>
+                                  <a:fillRect/>
+                                </a:stretch>
+                              </pic:blipFill>
+                              <pic:spPr>
+                                <a:xfrm>
+                                  <a:off x="4190" y="98395"/>
+                                  <a:ext cx="781" cy="989"/>
+                                </a:xfrm>
+                                <a:prstGeom prst="rect">
+                                  <a:avLst/>
+                                </a:prstGeom>
+                                <a:noFill/>
+                                <a:ln w="9525">
+                                  <a:noFill/>
+                                </a:ln>
+                              </pic:spPr>
+                            </pic:pic>
+                            <pic:pic xmlns:pic="http://schemas.openxmlformats.org/drawingml/2006/picture">
+                              <pic:nvPicPr>
+                                <pic:cNvPr id="11" name="图片 25"/>
+                                <pic:cNvPicPr>
+                                  <a:picLocks noChangeAspect="1" noChangeArrowheads="1"/>
+                                </pic:cNvPicPr>
+                              </pic:nvPicPr>
+                              <pic:blipFill>
+                                <a:blip r:embed="rId10">
+                                  <a:extLst>
+                                    <a:ext uri="{28A0092B-C50C-407E-A947-70E740481C1C}">
+                                      <a14:useLocalDpi xmlns:a14="http://schemas.microsoft.com/office/drawing/2010/main" val="0"/>
+                                    </a:ext>
+                                  </a:extLst>
+                                </a:blip>
+                                <a:srcRect/>
+                                <a:stretch>
+                                  <a:fillRect/>
+                                </a:stretch>
+                              </pic:blipFill>
+                              <pic:spPr>
+                                <a:xfrm>
+                                  <a:off x="3447" y="97780"/>
+                                  <a:ext cx="2273" cy="2273"/>
+                                </a:xfrm>
+                                <a:prstGeom prst="rect">
+                                  <a:avLst/>
+                                </a:prstGeom>
+                                <a:noFill/>
+                                <a:ln>
+                                  <a:noFill/>
+                                </a:ln>
+                              </pic:spPr>
+                            </pic:pic>
+                          </wpg:wgp>
+                        </a:graphicData>
+                      </a:graphic>
+                    </wp:anchor>
+                  </w:drawing>
+                </mc:Choice>
+                <mc:Fallback>
+                  <w:pict>
+                    <v:group id="_x0000_s1026" o:spid="_x0000_s1026" o:spt="203" style="position:absolute;left:0pt;margin-left:-44.35pt;margin-top:-47.05pt;height:113.65pt;width:113.65pt;z-index:251662336;mso-width-relative:page;mso-height-relative:page;" coordorigin="3447,97780" coordsize="2273,2273" o:gfxdata="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">
+                      <o:lock v:ext="edit" aspectratio="f"/>
+                      <v:shape id="图片 1" o:spid="_x0000_s1026" o:spt="75" alt="IMG_256" type="#_x0000_t75" style="position:absolute;left:4190;top:98395;height:989;width:781;" filled="f" o:preferrelative="t" stroked="f" coordsize="21600,21600" o:gfxdata="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">
+                        <v:fill on="f" focussize="0,0"/>
+                        <v:stroke on="f"/>
+                        <v:imagedata r:id="rId14" cropleft="17977f" croptop="19957f" cropright="20947f" cropbottom="11879f" chromakey="#AAA9A5" o:title=""/>
+                        <o:lock v:ext="edit" aspectratio="t"/>
+                      </v:shape>
+                      <v:shape id="图片 25" o:spid="_x0000_s1026" o:spt="75" type="#_x0000_t75" style="position:absolute;left:3447;top:97780;height:2273;width:2273;" filled="f" o:preferrelative="t" stroked="f" coordsize="21600,21600" o:gfxdata="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">
+                        <v:fill on="f" focussize="0,0"/>
+                        <v:stroke on="f"/>
+                        <v:imagedata r:id="rId10" o:title=""/>
+                        <o:lock v:ext="edit" aspectratio="t"/>
+                      </v:shape>
+                    </v:group>
+                  </w:pict>
+                </mc:Fallback>
+              </mc:AlternateContent>
+            </w:r>
           </w:p>
         </w:tc>
         <w:tc>
@@ -8609,8 +8644,6 @@
         </w:rPr>
         <w:t>检测合作单位：天津诺禾医学检验所</w:t>
       </w:r>
-      <w:bookmarkStart w:id="171" w:name="_GoBack"/>
-      <w:bookmarkEnd w:id="171"/>
       <w:r>
         <w:rPr>
           <w:rFonts w:ascii="Times New Roman" w:hAnsi="Times New Roman" w:eastAsia="微软雅黑" w:cs="黑体"/>
@@ -8653,14 +8686,14 @@
       <w:bookmarkStart w:id="34" w:name="_Toc24836"/>
       <w:bookmarkStart w:id="35" w:name="_Toc149832729"/>
       <w:bookmarkStart w:id="36" w:name="_Toc31425"/>
-      <w:bookmarkStart w:id="37" w:name="_Toc19184"/>
+      <w:bookmarkStart w:id="37" w:name="_Toc2781"/>
       <w:bookmarkStart w:id="38" w:name="_Toc284"/>
-      <w:bookmarkStart w:id="39" w:name="_Toc14062"/>
+      <w:bookmarkStart w:id="39" w:name="_Toc12381"/>
       <w:bookmarkStart w:id="40" w:name="_Toc22132"/>
-      <w:bookmarkStart w:id="41" w:name="_Toc12381"/>
-      <w:bookmarkStart w:id="42" w:name="_Toc20136_WPSOffice_Level1"/>
-      <w:bookmarkStart w:id="43" w:name="_Toc19898_WPSOffice_Level1"/>
-      <w:bookmarkStart w:id="44" w:name="_Toc2781"/>
+      <w:bookmarkStart w:id="41" w:name="_Toc20136_WPSOffice_Level1"/>
+      <w:bookmarkStart w:id="42" w:name="_Toc14062"/>
+      <w:bookmarkStart w:id="43" w:name="_Toc19184"/>
+      <w:bookmarkStart w:id="44" w:name="_Toc19898_WPSOffice_Level1"/>
       <w:r>
         <w:rPr>
           <w:rFonts w:hint="eastAsia"/>
@@ -10321,11 +10354,11 @@
       <w:bookmarkStart w:id="47" w:name="_Toc24979"/>
       <w:bookmarkStart w:id="48" w:name="_Toc22976"/>
       <w:bookmarkStart w:id="49" w:name="_Toc23375"/>
-      <w:bookmarkStart w:id="50" w:name="_Toc11015_WPSOffice_Level2"/>
-      <w:bookmarkStart w:id="51" w:name="_Toc9977"/>
-      <w:bookmarkStart w:id="52" w:name="_Toc20643"/>
+      <w:bookmarkStart w:id="50" w:name="_Toc9977"/>
+      <w:bookmarkStart w:id="51" w:name="_Toc20643"/>
+      <w:bookmarkStart w:id="52" w:name="_Toc30265"/>
       <w:bookmarkStart w:id="53" w:name="_Toc9088"/>
-      <w:bookmarkStart w:id="54" w:name="_Toc30265"/>
+      <w:bookmarkStart w:id="54" w:name="_Toc11015_WPSOffice_Level2"/>
       <w:r>
         <w:rPr>
           <w:rFonts w:ascii="Times New Roman" w:hAnsi="Times New Roman"/>
@@ -14428,6 +14461,12 @@
             <w:insideH w:val="single" w:color="A4A4A4" w:sz="4" w:space="0"/>
             <w:insideV w:val="single" w:color="A4A4A4" w:sz="4" w:space="0"/>
           </w:tblBorders>
+          <w:tblCellMar>
+            <w:top w:w="0" w:type="dxa"/>
+            <w:left w:w="0" w:type="dxa"/>
+            <w:bottom w:w="0" w:type="dxa"/>
+            <w:right w:w="0" w:type="dxa"/>
+          </w:tblCellMar>
         </w:tblPrEx>
         <w:trPr>
           <w:trHeight w:val="1404" w:hRule="atLeast"/>
@@ -15250,20 +15289,20 @@
           <w:lang w:eastAsia="zh-CN"/>
         </w:rPr>
       </w:pPr>
-      <w:bookmarkStart w:id="55" w:name="_Toc22163"/>
-      <w:bookmarkStart w:id="56" w:name="_Toc23479"/>
-      <w:bookmarkStart w:id="57" w:name="_Toc2919"/>
-      <w:bookmarkStart w:id="58" w:name="_Toc16483"/>
-      <w:bookmarkStart w:id="59" w:name="_Toc149837260"/>
-      <w:bookmarkStart w:id="60" w:name="_Toc15206"/>
-      <w:bookmarkStart w:id="61" w:name="_Toc7551_WPSOffice_Level2"/>
-      <w:bookmarkStart w:id="62" w:name="_Toc6221_WPSOffice_Level2"/>
-      <w:bookmarkStart w:id="63" w:name="_Toc626"/>
-      <w:bookmarkStart w:id="64" w:name="_Toc25737"/>
+      <w:bookmarkStart w:id="55" w:name="_Toc149837260"/>
+      <w:bookmarkStart w:id="56" w:name="_Toc22163"/>
+      <w:bookmarkStart w:id="57" w:name="_Toc16483"/>
+      <w:bookmarkStart w:id="58" w:name="_Toc15206"/>
+      <w:bookmarkStart w:id="59" w:name="_Toc23479"/>
+      <w:bookmarkStart w:id="60" w:name="_Toc2919"/>
+      <w:bookmarkStart w:id="61" w:name="_Toc1549"/>
+      <w:bookmarkStart w:id="62" w:name="_Toc7551_WPSOffice_Level2"/>
+      <w:bookmarkStart w:id="63" w:name="_Toc6221_WPSOffice_Level2"/>
+      <w:bookmarkStart w:id="64" w:name="_Toc626"/>
       <w:bookmarkStart w:id="65" w:name="_Toc17410"/>
-      <w:bookmarkStart w:id="66" w:name="_Toc1549"/>
-      <w:bookmarkStart w:id="67" w:name="_Toc4339"/>
-      <w:bookmarkStart w:id="68" w:name="_Toc25675"/>
+      <w:bookmarkStart w:id="66" w:name="_Toc25737"/>
+      <w:bookmarkStart w:id="67" w:name="_Toc25675"/>
+      <w:bookmarkStart w:id="68" w:name="_Toc4339"/>
       <w:r>
         <w:rPr>
           <w:rFonts w:hint="eastAsia"/>
@@ -15857,10 +15896,10 @@
           <w:lang w:eastAsia="zh-CN"/>
         </w:rPr>
       </w:pPr>
-      <w:bookmarkStart w:id="70" w:name="_Toc10994"/>
-      <w:bookmarkStart w:id="71" w:name="_Toc3816"/>
-      <w:bookmarkStart w:id="72" w:name="_Toc2577"/>
-      <w:bookmarkStart w:id="73" w:name="_Toc24055"/>
+      <w:bookmarkStart w:id="70" w:name="_Toc3816"/>
+      <w:bookmarkStart w:id="71" w:name="_Toc10994"/>
+      <w:bookmarkStart w:id="72" w:name="_Toc24055"/>
+      <w:bookmarkStart w:id="73" w:name="_Toc2577"/>
       <w:r>
         <w:rPr>
           <w:rFonts w:hint="eastAsia" w:ascii="Times New Roman" w:hAnsi="Times New Roman" w:eastAsia="微软雅黑" w:cs="Times New Roman"/>
@@ -16456,13 +16495,13 @@
           <w:lang w:eastAsia="zh-CN"/>
         </w:rPr>
       </w:pPr>
-      <w:bookmarkStart w:id="74" w:name="_Toc19763"/>
-      <w:bookmarkStart w:id="75" w:name="_Toc3791"/>
-      <w:bookmarkStart w:id="76" w:name="_Toc149837262"/>
-      <w:bookmarkStart w:id="77" w:name="_Toc1361"/>
-      <w:bookmarkStart w:id="78" w:name="_Toc819"/>
+      <w:bookmarkStart w:id="74" w:name="_Toc149837262"/>
+      <w:bookmarkStart w:id="75" w:name="_Toc819"/>
+      <w:bookmarkStart w:id="76" w:name="_Toc21662"/>
+      <w:bookmarkStart w:id="77" w:name="_Toc19763"/>
+      <w:bookmarkStart w:id="78" w:name="_Toc3791"/>
       <w:bookmarkStart w:id="79" w:name="_Toc9691"/>
-      <w:bookmarkStart w:id="80" w:name="_Toc21662"/>
+      <w:bookmarkStart w:id="80" w:name="_Toc1361"/>
       <w:r>
         <w:rPr>
           <w:rFonts w:hint="eastAsia"/>
@@ -18899,6 +18938,12 @@
             <w:insideH w:val="single" w:color="62B541" w:sz="4" w:space="0"/>
             <w:insideV w:val="single" w:color="62B541" w:sz="4" w:space="0"/>
           </w:tblBorders>
+          <w:tblCellMar>
+            <w:top w:w="0" w:type="dxa"/>
+            <w:left w:w="0" w:type="dxa"/>
+            <w:bottom w:w="0" w:type="dxa"/>
+            <w:right w:w="0" w:type="dxa"/>
+          </w:tblCellMar>
         </w:tblPrEx>
         <w:trPr>
           <w:trHeight w:val="510" w:hRule="atLeast"/>
@@ -21130,15 +21175,15 @@
           </w14:shadow>
         </w:rPr>
       </w:pPr>
-      <w:bookmarkStart w:id="81" w:name="_Toc32661"/>
-      <w:bookmarkStart w:id="82" w:name="_Toc25727"/>
-      <w:bookmarkStart w:id="83" w:name="_Toc23846_WPSOffice_Level1"/>
-      <w:bookmarkStart w:id="84" w:name="_Toc19559"/>
-      <w:bookmarkStart w:id="85" w:name="_Toc32443_WPSOffice_Level1"/>
-      <w:bookmarkStart w:id="86" w:name="_Toc4331_WPSOffice_Level1"/>
+      <w:bookmarkStart w:id="81" w:name="_Toc19559"/>
+      <w:bookmarkStart w:id="82" w:name="_Toc32443_WPSOffice_Level1"/>
+      <w:bookmarkStart w:id="83" w:name="_Toc4331_WPSOffice_Level1"/>
+      <w:bookmarkStart w:id="84" w:name="_Toc32661"/>
+      <w:bookmarkStart w:id="85" w:name="_Toc25727"/>
+      <w:bookmarkStart w:id="86" w:name="_Toc23846_WPSOffice_Level1"/>
       <w:bookmarkStart w:id="87" w:name="_Toc28194"/>
-      <w:bookmarkStart w:id="88" w:name="_Toc5598"/>
-      <w:bookmarkStart w:id="89" w:name="_Toc23903"/>
+      <w:bookmarkStart w:id="88" w:name="_Toc23903"/>
+      <w:bookmarkStart w:id="89" w:name="_Toc5598"/>
       <w:r>
         <w:rPr>
           <w:rFonts w:hint="eastAsia" w:ascii="Times New Roman" w:hAnsi="Times New Roman" w:eastAsia="微软雅黑" w:cs="Times New Roman"/>
@@ -21250,15 +21295,15 @@
         </w:rPr>
       </w:pPr>
       <w:bookmarkStart w:id="92" w:name="_Toc32302"/>
-      <w:bookmarkStart w:id="93" w:name="_Toc32443_WPSOffice_Level2"/>
-      <w:bookmarkStart w:id="94" w:name="_Toc29195"/>
-      <w:bookmarkStart w:id="95" w:name="_Toc23606"/>
+      <w:bookmarkStart w:id="93" w:name="_Toc23606"/>
+      <w:bookmarkStart w:id="94" w:name="_Toc32443_WPSOffice_Level2"/>
+      <w:bookmarkStart w:id="95" w:name="_Toc29195"/>
       <w:bookmarkStart w:id="96" w:name="_Toc4331_WPSOffice_Level2"/>
-      <w:bookmarkStart w:id="97" w:name="_Toc4743"/>
-      <w:bookmarkStart w:id="98" w:name="_Toc9699"/>
-      <w:bookmarkStart w:id="99" w:name="_Toc19553"/>
+      <w:bookmarkStart w:id="97" w:name="_Toc20503"/>
+      <w:bookmarkStart w:id="98" w:name="_Toc4743"/>
+      <w:bookmarkStart w:id="99" w:name="_Toc9699"/>
       <w:bookmarkStart w:id="100" w:name="_Toc149837264"/>
-      <w:bookmarkStart w:id="101" w:name="_Toc20503"/>
+      <w:bookmarkStart w:id="101" w:name="_Toc19553"/>
       <w:r>
         <w:rPr>
           <w:rFonts w:hint="eastAsia"/>
@@ -30313,10 +30358,10 @@
           <w:lang w:eastAsia="zh-CN"/>
         </w:rPr>
       </w:pPr>
-      <w:bookmarkStart w:id="102" w:name="_Toc6784"/>
-      <w:bookmarkStart w:id="103" w:name="_Toc20694"/>
-      <w:bookmarkStart w:id="104" w:name="_Toc32468"/>
-      <w:bookmarkStart w:id="105" w:name="_Toc29383"/>
+      <w:bookmarkStart w:id="102" w:name="_Toc20694"/>
+      <w:bookmarkStart w:id="103" w:name="_Toc29383"/>
+      <w:bookmarkStart w:id="104" w:name="_Toc6784"/>
+      <w:bookmarkStart w:id="105" w:name="_Toc32468"/>
       <w:bookmarkStart w:id="106" w:name="_Toc5036"/>
       <w:r>
         <w:rPr>
@@ -30347,12 +30392,12 @@
       </w:pPr>
       <w:bookmarkStart w:id="107" w:name="_Toc23518"/>
       <w:bookmarkStart w:id="108" w:name="_Toc20674"/>
-      <w:bookmarkStart w:id="109" w:name="_Toc13456"/>
-      <w:bookmarkStart w:id="110" w:name="_Toc26651"/>
+      <w:bookmarkStart w:id="109" w:name="_Toc26651"/>
+      <w:bookmarkStart w:id="110" w:name="_Toc13456"/>
       <w:bookmarkStart w:id="111" w:name="_Toc11562_WPSOffice_Level3"/>
       <w:bookmarkStart w:id="112" w:name="_Toc107825560"/>
-      <w:bookmarkStart w:id="113" w:name="_Toc14132"/>
-      <w:bookmarkStart w:id="114" w:name="_Toc12977"/>
+      <w:bookmarkStart w:id="113" w:name="_Toc12977"/>
+      <w:bookmarkStart w:id="114" w:name="_Toc14132"/>
       <w:r>
         <w:rPr>
           <w:rFonts w:hint="eastAsia" w:ascii="Times New Roman" w:hAnsi="Times New Roman" w:eastAsia="微软雅黑" w:cs="Times New Roman"/>
@@ -30520,12 +30565,6 @@
             <w:insideH w:val="single" w:color="A4A4A4" w:sz="4" w:space="0"/>
             <w:insideV w:val="single" w:color="A4A4A4" w:sz="4" w:space="0"/>
           </w:tblBorders>
-          <w:tblCellMar>
-            <w:top w:w="0" w:type="dxa"/>
-            <w:left w:w="108" w:type="dxa"/>
-            <w:bottom w:w="0" w:type="dxa"/>
-            <w:right w:w="108" w:type="dxa"/>
-          </w:tblCellMar>
         </w:tblPrEx>
         <w:trPr>
           <w:trHeight w:val="454" w:hRule="atLeast"/>
@@ -31463,14 +31502,14 @@
         </w:rPr>
       </w:pPr>
       <w:bookmarkStart w:id="116" w:name="_Toc28240"/>
-      <w:bookmarkStart w:id="117" w:name="_Toc16594"/>
-      <w:bookmarkStart w:id="118" w:name="_Toc1707_WPSOffice_Level1"/>
-      <w:bookmarkStart w:id="119" w:name="_Toc27302"/>
-      <w:bookmarkStart w:id="120" w:name="_Toc2409"/>
-      <w:bookmarkStart w:id="121" w:name="_Toc12505"/>
-      <w:bookmarkStart w:id="122" w:name="_Toc13196_WPSOffice_Level1"/>
-      <w:bookmarkStart w:id="123" w:name="_Toc21764_WPSOffice_Level1"/>
-      <w:bookmarkStart w:id="124" w:name="_Toc18680"/>
+      <w:bookmarkStart w:id="117" w:name="_Toc27302"/>
+      <w:bookmarkStart w:id="118" w:name="_Toc13196_WPSOffice_Level1"/>
+      <w:bookmarkStart w:id="119" w:name="_Toc21764_WPSOffice_Level1"/>
+      <w:bookmarkStart w:id="120" w:name="_Toc12505"/>
+      <w:bookmarkStart w:id="121" w:name="_Toc18680"/>
+      <w:bookmarkStart w:id="122" w:name="_Toc1707_WPSOffice_Level1"/>
+      <w:bookmarkStart w:id="123" w:name="_Toc16594"/>
+      <w:bookmarkStart w:id="124" w:name="_Toc2409"/>
       <w:r>
         <w:rPr>
           <w:rFonts w:ascii="Times New Roman" w:hAnsi="Times New Roman" w:eastAsia="微软雅黑" w:cs="Times New Roman"/>
@@ -33704,12 +33743,12 @@
           <w:lang w:val="en-US" w:eastAsia="zh-CN"/>
         </w:rPr>
       </w:pPr>
-      <w:bookmarkStart w:id="126" w:name="_Toc14255_WPSOffice_Level1"/>
-      <w:bookmarkStart w:id="127" w:name="_Toc9066"/>
-      <w:bookmarkStart w:id="128" w:name="_Toc3674"/>
+      <w:bookmarkStart w:id="126" w:name="_Toc15840_WPSOffice_Level1"/>
+      <w:bookmarkStart w:id="127" w:name="_Toc8395"/>
+      <w:bookmarkStart w:id="128" w:name="_Toc14255_WPSOffice_Level1"/>
       <w:bookmarkStart w:id="129" w:name="_Toc9914"/>
-      <w:bookmarkStart w:id="130" w:name="_Toc15840_WPSOffice_Level1"/>
-      <w:bookmarkStart w:id="131" w:name="_Toc8395"/>
+      <w:bookmarkStart w:id="130" w:name="_Toc9066"/>
+      <w:bookmarkStart w:id="131" w:name="_Toc3674"/>
       <w:bookmarkStart w:id="132" w:name="_Toc24085_WPSOffice_Level1"/>
       <w:r>
         <w:rPr>
@@ -37016,15 +37055,15 @@
         </w:rPr>
       </w:pPr>
       <w:bookmarkStart w:id="141" w:name="_Toc7549"/>
-      <w:bookmarkStart w:id="142" w:name="_Toc6864"/>
-      <w:bookmarkStart w:id="143" w:name="_Toc19099"/>
+      <w:bookmarkStart w:id="142" w:name="_Toc19099"/>
+      <w:bookmarkStart w:id="143" w:name="_Toc6864"/>
       <w:bookmarkStart w:id="144" w:name="_Toc8182"/>
       <w:bookmarkStart w:id="145" w:name="_Toc16368_WPSOffice_Level1"/>
-      <w:bookmarkStart w:id="146" w:name="_Toc22484_WPSOffice_Level1"/>
-      <w:bookmarkStart w:id="147" w:name="_Toc28537"/>
+      <w:bookmarkStart w:id="146" w:name="_Toc28910_WPSOffice_Level1"/>
+      <w:bookmarkStart w:id="147" w:name="_Toc22484_WPSOffice_Level1"/>
       <w:bookmarkStart w:id="148" w:name="_Toc29730"/>
-      <w:bookmarkStart w:id="149" w:name="_Toc28910_WPSOffice_Level1"/>
-      <w:bookmarkStart w:id="150" w:name="_Toc159"/>
+      <w:bookmarkStart w:id="149" w:name="_Toc159"/>
+      <w:bookmarkStart w:id="150" w:name="_Toc28537"/>
       <w:r>
         <w:rPr>
           <w:rFonts w:hint="eastAsia" w:ascii="Times New Roman" w:hAnsi="Times New Roman"/>
@@ -37509,19 +37548,19 @@
       <w:bookmarkStart w:id="154" w:name="_Toc7234"/>
       <w:bookmarkStart w:id="155" w:name="_Toc3409"/>
       <w:bookmarkStart w:id="156" w:name="_Toc15114"/>
-      <w:bookmarkStart w:id="157" w:name="_Toc107825570"/>
-      <w:bookmarkStart w:id="158" w:name="_Toc27034"/>
-      <w:bookmarkStart w:id="159" w:name="_Toc8911"/>
-      <w:bookmarkStart w:id="160" w:name="_Toc27809"/>
-      <w:bookmarkStart w:id="161" w:name="_Toc15630"/>
+      <w:bookmarkStart w:id="157" w:name="_Toc8911"/>
+      <w:bookmarkStart w:id="158" w:name="_Toc107825570"/>
+      <w:bookmarkStart w:id="159" w:name="_Toc27034"/>
+      <w:bookmarkStart w:id="160" w:name="_Toc11901"/>
+      <w:bookmarkStart w:id="161" w:name="_Toc27809"/>
       <w:bookmarkStart w:id="162" w:name="_Toc4503"/>
-      <w:bookmarkStart w:id="163" w:name="_Toc11901"/>
-      <w:bookmarkStart w:id="164" w:name="_Toc22623"/>
-      <w:bookmarkStart w:id="165" w:name="_Toc17792_WPSOffice_Level2"/>
-      <w:bookmarkStart w:id="166" w:name="_Toc13275"/>
-      <w:bookmarkStart w:id="167" w:name="_Toc19584_WPSOffice_Level1"/>
-      <w:bookmarkStart w:id="168" w:name="_Toc14611_WPSOffice_Level1"/>
-      <w:bookmarkStart w:id="169" w:name="_Toc22162_WPSOffice_Level1"/>
+      <w:bookmarkStart w:id="163" w:name="_Toc15630"/>
+      <w:bookmarkStart w:id="164" w:name="_Toc13275"/>
+      <w:bookmarkStart w:id="165" w:name="_Toc19584_WPSOffice_Level1"/>
+      <w:bookmarkStart w:id="166" w:name="_Toc22623"/>
+      <w:bookmarkStart w:id="167" w:name="_Toc14611_WPSOffice_Level1"/>
+      <w:bookmarkStart w:id="168" w:name="_Toc22162_WPSOffice_Level1"/>
+      <w:bookmarkStart w:id="169" w:name="_Toc17792_WPSOffice_Level2"/>
       <w:r>
         <w:rPr>
           <w:rFonts w:hint="eastAsia"/>
@@ -40397,6 +40436,8 @@
           <w:docGrid w:linePitch="312" w:charSpace="0"/>
         </w:sectPr>
       </w:pPr>
+      <w:bookmarkStart w:id="171" w:name="_GoBack"/>
+      <w:bookmarkEnd w:id="171"/>
     </w:p>
     <w:p>
       <w:pPr>
@@ -41002,7 +41043,7 @@
         <w:lang w:eastAsia="zh-CN"/>
       </w:rPr>
       <w:drawing>
-        <wp:anchor distT="0" distB="0" distL="0" distR="0" simplePos="0" relativeHeight="251661312" behindDoc="0" locked="0" layoutInCell="1" allowOverlap="1">
+        <wp:anchor distT="0" distB="0" distL="0" distR="0" simplePos="0" relativeHeight="251663360" behindDoc="0" locked="0" layoutInCell="1" allowOverlap="1">
           <wp:simplePos x="0" y="0"/>
           <wp:positionH relativeFrom="column">
             <wp:posOffset>4573905</wp:posOffset>
@@ -41109,7 +41150,7 @@
         <w:lang w:eastAsia="zh-CN"/>
       </w:rPr>
       <w:drawing>
-        <wp:anchor distT="0" distB="0" distL="0" distR="0" simplePos="0" relativeHeight="251662336" behindDoc="0" locked="0" layoutInCell="1" allowOverlap="1">
+        <wp:anchor distT="0" distB="0" distL="0" distR="0" simplePos="0" relativeHeight="251664384" behindDoc="0" locked="0" layoutInCell="1" allowOverlap="1">
           <wp:simplePos x="0" y="0"/>
           <wp:positionH relativeFrom="column">
             <wp:posOffset>4565650</wp:posOffset>
@@ -41255,7 +41296,7 @@
         <w:lang w:eastAsia="zh-CN"/>
       </w:rPr>
       <w:drawing>
-        <wp:anchor distT="0" distB="0" distL="0" distR="0" simplePos="0" relativeHeight="251663360" behindDoc="0" locked="0" layoutInCell="1" allowOverlap="1">
+        <wp:anchor distT="0" distB="0" distL="0" distR="0" simplePos="0" relativeHeight="251665408" behindDoc="0" locked="0" layoutInCell="1" allowOverlap="1">
           <wp:simplePos x="0" y="0"/>
           <wp:positionH relativeFrom="column">
             <wp:posOffset>4582160</wp:posOffset>
@@ -43031,7 +43072,7 @@
     </w:pPr>
     <w:rPr>
       <w:rFonts w:ascii="Times New Roman" w:hAnsi="Times New Roman" w:eastAsia="微软雅黑"/>
-      <w:color w:val="808080" w:themeColor="background1" w:themeShade="80"/>
+      <w:color w:val="7F7F7F" w:themeColor="background1" w:themeShade="80"/>
       <w:sz w:val="28"/>
       <w:szCs w:val="28"/>
     </w:rPr>
@@ -43878,6 +43919,7 @@
     <customSectPr/>
     <customSectPr/>
     <customSectPr/>
+    <customSectPr/>
   </customSectProps>
   <customShpExts>
     <customShpInfo spid="_x0000_s1026" textRotate="1"/>

--- a/WebContent/docx/消化道肿瘤50基因检测报告-单样本-苏州市立医院.docx
+++ b/WebContent/docx/消化道肿瘤50基因检测报告-单样本-苏州市立医院.docx
@@ -3156,14 +3156,14 @@
         </w:rPr>
       </w:pPr>
       <w:bookmarkStart w:id="0" w:name="_Toc21009_WPSOffice_Level1"/>
-      <w:bookmarkStart w:id="1" w:name="_Toc24397"/>
-      <w:bookmarkStart w:id="2" w:name="_Toc19944"/>
-      <w:bookmarkStart w:id="3" w:name="_Toc13806"/>
-      <w:bookmarkStart w:id="4" w:name="_Toc27500"/>
-      <w:bookmarkStart w:id="5" w:name="_Toc21669"/>
-      <w:bookmarkStart w:id="6" w:name="_Toc32054"/>
-      <w:bookmarkStart w:id="7" w:name="_Toc30143_WPSOffice_Level1"/>
-      <w:bookmarkStart w:id="8" w:name="_Toc24178_WPSOffice_Level1"/>
+      <w:bookmarkStart w:id="1" w:name="_Toc19944"/>
+      <w:bookmarkStart w:id="2" w:name="_Toc27500"/>
+      <w:bookmarkStart w:id="3" w:name="_Toc30143_WPSOffice_Level1"/>
+      <w:bookmarkStart w:id="4" w:name="_Toc21669"/>
+      <w:bookmarkStart w:id="5" w:name="_Toc32054"/>
+      <w:bookmarkStart w:id="6" w:name="_Toc24178_WPSOffice_Level1"/>
+      <w:bookmarkStart w:id="7" w:name="_Toc24397"/>
+      <w:bookmarkStart w:id="8" w:name="_Toc13806"/>
       <w:bookmarkStart w:id="9" w:name="_Toc10446"/>
       <w:r>
         <w:rPr>
@@ -4041,15 +4041,15 @@
           </w14:shadow>
         </w:rPr>
       </w:pPr>
-      <w:bookmarkStart w:id="10" w:name="_Toc11015_WPSOffice_Level1"/>
+      <w:bookmarkStart w:id="10" w:name="_Toc17451"/>
       <w:bookmarkStart w:id="11" w:name="_Toc11465"/>
-      <w:bookmarkStart w:id="12" w:name="_Toc19594"/>
-      <w:bookmarkStart w:id="13" w:name="_Toc7021_WPSOffice_Level1"/>
+      <w:bookmarkStart w:id="12" w:name="_Toc6031"/>
+      <w:bookmarkStart w:id="13" w:name="_Toc10518"/>
       <w:bookmarkStart w:id="14" w:name="_Toc18062_WPSOffice_Level1"/>
-      <w:bookmarkStart w:id="15" w:name="_Toc6031"/>
-      <w:bookmarkStart w:id="16" w:name="_Toc13931"/>
-      <w:bookmarkStart w:id="17" w:name="_Toc10518"/>
-      <w:bookmarkStart w:id="18" w:name="_Toc17451"/>
+      <w:bookmarkStart w:id="15" w:name="_Toc11015_WPSOffice_Level1"/>
+      <w:bookmarkStart w:id="16" w:name="_Toc19594"/>
+      <w:bookmarkStart w:id="17" w:name="_Toc7021_WPSOffice_Level1"/>
+      <w:bookmarkStart w:id="18" w:name="_Toc13931"/>
       <w:bookmarkStart w:id="19" w:name="_Toc3823"/>
       <w:r>
         <w:rPr>
@@ -4283,17 +4283,17 @@
         </w:rPr>
       </w:pPr>
       <w:bookmarkStart w:id="21" w:name="_Toc16576"/>
-      <w:bookmarkStart w:id="22" w:name="_Toc6221_WPSOffice_Level1"/>
-      <w:bookmarkStart w:id="23" w:name="_Toc18058"/>
-      <w:bookmarkStart w:id="24" w:name="_Toc3871"/>
-      <w:bookmarkStart w:id="25" w:name="_Toc29731"/>
-      <w:bookmarkStart w:id="26" w:name="_Toc1410"/>
-      <w:bookmarkStart w:id="27" w:name="_Toc23369_WPSOffice_Level1"/>
-      <w:bookmarkStart w:id="28" w:name="_Toc149826002"/>
+      <w:bookmarkStart w:id="22" w:name="_Toc149826002"/>
+      <w:bookmarkStart w:id="23" w:name="_Toc29731"/>
+      <w:bookmarkStart w:id="24" w:name="_Toc23369_WPSOffice_Level1"/>
+      <w:bookmarkStart w:id="25" w:name="_Toc3871"/>
+      <w:bookmarkStart w:id="26" w:name="_Toc6221_WPSOffice_Level1"/>
+      <w:bookmarkStart w:id="27" w:name="_Toc18058"/>
+      <w:bookmarkStart w:id="28" w:name="_Toc25920"/>
       <w:bookmarkStart w:id="29" w:name="_Toc149832727"/>
-      <w:bookmarkStart w:id="30" w:name="_Toc25920"/>
-      <w:bookmarkStart w:id="31" w:name="_Toc4088"/>
-      <w:bookmarkStart w:id="32" w:name="_Toc2563"/>
+      <w:bookmarkStart w:id="30" w:name="_Toc4088"/>
+      <w:bookmarkStart w:id="31" w:name="_Toc2563"/>
+      <w:bookmarkStart w:id="32" w:name="_Toc1410"/>
       <w:r>
         <w:rPr>
           <w:rStyle w:val="45"/>
@@ -4388,6 +4388,12 @@
             <w:insideH w:val="single" w:color="A4A4A4" w:sz="4" w:space="0"/>
             <w:insideV w:val="single" w:color="A4A4A4" w:sz="4" w:space="0"/>
           </w:tblBorders>
+          <w:tblCellMar>
+            <w:top w:w="0" w:type="dxa"/>
+            <w:left w:w="0" w:type="dxa"/>
+            <w:bottom w:w="0" w:type="dxa"/>
+            <w:right w:w="0" w:type="dxa"/>
+          </w:tblCellMar>
         </w:tblPrEx>
         <w:trPr>
           <w:trHeight w:val="490" w:hRule="atLeast"/>
@@ -5858,49 +5864,63 @@
               <mc:AlternateContent>
                 <mc:Choice Requires="wpg">
                   <w:drawing>
-                    <wp:anchor distT="0" distB="0" distL="114300" distR="114300" simplePos="0" relativeHeight="251661312" behindDoc="0" locked="0" layoutInCell="1" allowOverlap="1">
+                    <wp:anchor distT="0" distB="0" distL="114300" distR="114300" simplePos="0" relativeHeight="251663360" behindDoc="0" locked="0" layoutInCell="1" allowOverlap="1">
                       <wp:simplePos x="0" y="0"/>
                       <wp:positionH relativeFrom="column">
-                        <wp:posOffset>-149860</wp:posOffset>
+                        <wp:posOffset>-319405</wp:posOffset>
                       </wp:positionH>
                       <wp:positionV relativeFrom="paragraph">
-                        <wp:posOffset>-505460</wp:posOffset>
+                        <wp:posOffset>-553085</wp:posOffset>
                       </wp:positionV>
-                      <wp:extent cx="1442720" cy="1442720"/>
-                      <wp:effectExtent l="0" t="0" r="5080" b="5080"/>
+                      <wp:extent cx="1443355" cy="1443355"/>
+                      <wp:effectExtent l="0" t="0" r="0" b="0"/>
                       <wp:wrapNone/>
-                      <wp:docPr id="9" name="组合 9"/>
+                      <wp:docPr id="41" name="组合 6"/>
                       <wp:cNvGraphicFramePr/>
                       <a:graphic xmlns:a="http://schemas.openxmlformats.org/drawingml/2006/main">
                         <a:graphicData uri="http://schemas.microsoft.com/office/word/2010/wordprocessingGroup">
                           <wpg:wgp>
                             <wpg:cNvGrpSpPr/>
                             <wpg:grpSpPr>
-                              <a:xfrm>
+                              <a:xfrm rot="0">
                                 <a:off x="0" y="0"/>
-                                <a:ext cx="1442720" cy="1442720"/>
-                                <a:chOff x="20702" y="14472"/>
-                                <a:chExt cx="2272" cy="2272"/>
+                                <a:ext cx="1443355" cy="1443355"/>
+                                <a:chOff x="18706" y="18782"/>
+                                <a:chExt cx="2273" cy="2273"/>
                               </a:xfrm>
                             </wpg:grpSpPr>
                             <pic:pic xmlns:pic="http://schemas.openxmlformats.org/drawingml/2006/picture">
                               <pic:nvPicPr>
-                                <pic:cNvPr id="10" name="图片 15" descr="c9514d16fd70679bf0495aeebb03c72d_compress"/>
+                                <pic:cNvPr id="35" name="图片 6" descr="蔡冬雪"/>
                                 <pic:cNvPicPr>
                                   <a:picLocks noChangeAspect="1"/>
                                 </pic:cNvPicPr>
                               </pic:nvPicPr>
                               <pic:blipFill>
-                                <a:blip r:embed="rId10"/>
-                                <a:srcRect l="21003" t="56913" r="27176" b="26386"/>
+                                <a:blip r:embed="rId10">
+                                  <a:clrChange>
+                                    <a:clrFrom>
+                                      <a:srgbClr val="FFFFFF">
+                                        <a:alpha val="100000"/>
+                                      </a:srgbClr>
+                                    </a:clrFrom>
+                                    <a:clrTo>
+                                      <a:srgbClr val="FFFFFF">
+                                        <a:alpha val="100000"/>
+                                        <a:alpha val="0"/>
+                                      </a:srgbClr>
+                                    </a:clrTo>
+                                  </a:clrChange>
+                                </a:blip>
+                                <a:srcRect l="18656" t="33322" r="18897" b="26699"/>
                                 <a:stretch>
                                   <a:fillRect/>
                                 </a:stretch>
                               </pic:blipFill>
                               <pic:spPr>
                                 <a:xfrm>
-                                  <a:off x="21019" y="15216"/>
-                                  <a:ext cx="1550" cy="475"/>
+                                  <a:off x="19199" y="19551"/>
+                                  <a:ext cx="1261" cy="566"/>
                                 </a:xfrm>
                                 <a:prstGeom prst="rect">
                                   <a:avLst/>
@@ -5909,7 +5929,7 @@
                             </pic:pic>
                             <pic:pic xmlns:pic="http://schemas.openxmlformats.org/drawingml/2006/picture">
                               <pic:nvPicPr>
-                                <pic:cNvPr id="18" name="图片 25"/>
+                                <pic:cNvPr id="36" name="图片 25"/>
                                 <pic:cNvPicPr>
                                   <a:picLocks noChangeAspect="1" noChangeArrowheads="1"/>
                                 </pic:cNvPicPr>
@@ -5929,7 +5949,7 @@
                               </pic:blipFill>
                               <pic:spPr>
                                 <a:xfrm>
-                                  <a:off x="20702" y="14472"/>
+                                  <a:off x="18706" y="18782"/>
                                   <a:ext cx="2273" cy="2273"/>
                                 </a:xfrm>
                                 <a:prstGeom prst="rect">
@@ -5949,15 +5969,15 @@
                 </mc:Choice>
                 <mc:Fallback>
                   <w:pict>
-                    <v:group id="_x0000_s1026" o:spid="_x0000_s1026" o:spt="203" style="position:absolute;left:0pt;margin-left:-11.8pt;margin-top:-39.8pt;height:113.6pt;width:113.6pt;z-index:251661312;mso-width-relative:page;mso-height-relative:page;" coordorigin="20702,14472" coordsize="2272,2272" o:gfxdata="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">
+                    <v:group id="组合 6" o:spid="_x0000_s1026" o:spt="203" style="position:absolute;left:0pt;margin-left:-25.15pt;margin-top:-43.55pt;height:113.65pt;width:113.65pt;z-index:251663360;mso-width-relative:page;mso-height-relative:page;" coordorigin="18706,18782" coordsize="2273,2273" o:gfxdata="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">
                       <o:lock v:ext="edit" aspectratio="f"/>
-                      <v:shape id="图片 15" o:spid="_x0000_s1026" o:spt="75" alt="c9514d16fd70679bf0495aeebb03c72d_compress" type="#_x0000_t75" style="position:absolute;left:21019;top:15216;height:475;width:1550;" filled="f" o:preferrelative="t" stroked="f" coordsize="21600,21600" o:gfxdata="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">
+                      <v:shape id="图片 6" o:spid="_x0000_s1026" o:spt="75" alt="蔡冬雪" type="#_x0000_t75" style="position:absolute;left:19199;top:19551;height:566;width:1261;" filled="f" o:preferrelative="t" stroked="f" coordsize="21600,21600" o:gfxdata="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">
                         <v:fill on="f" focussize="0,0"/>
                         <v:stroke on="f"/>
-                        <v:imagedata r:id="rId10" cropleft="13765f" croptop="37299f" cropright="17810f" cropbottom="17292f" o:title=""/>
+                        <v:imagedata r:id="rId10" cropleft="12226f" croptop="21838f" cropright="12384f" cropbottom="17497f" chromakey="#FFFFFF" o:title=""/>
                         <o:lock v:ext="edit" aspectratio="t"/>
                       </v:shape>
-                      <v:shape id="图片 25" o:spid="_x0000_s1026" o:spt="75" type="#_x0000_t75" style="position:absolute;left:20702;top:14472;height:2273;width:2273;" filled="f" o:preferrelative="t" stroked="f" coordsize="21600,21600" o:gfxdata="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">
+                      <v:shape id="图片 25" o:spid="_x0000_s1026" o:spt="75" type="#_x0000_t75" style="position:absolute;left:18706;top:18782;height:2273;width:2273;" filled="f" o:preferrelative="t" stroked="f" coordsize="21600,21600" o:gfxdata="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">
                         <v:fill on="f" focussize="0,0"/>
                         <v:stroke on="f"/>
                         <v:imagedata r:id="rId11" o:title=""/>
@@ -6372,58 +6392,76 @@
               <mc:AlternateContent>
                 <mc:Choice Requires="wpg">
                   <w:drawing>
-                    <wp:anchor distT="0" distB="0" distL="114300" distR="114300" simplePos="0" relativeHeight="251662336" behindDoc="0" locked="0" layoutInCell="1" allowOverlap="1">
+                    <wp:anchor distT="0" distB="0" distL="114300" distR="114300" simplePos="0" relativeHeight="251664384" behindDoc="0" locked="0" layoutInCell="1" allowOverlap="1">
                       <wp:simplePos x="0" y="0"/>
                       <wp:positionH relativeFrom="column">
-                        <wp:posOffset>-181610</wp:posOffset>
+                        <wp:posOffset>-98425</wp:posOffset>
                       </wp:positionH>
                       <wp:positionV relativeFrom="paragraph">
-                        <wp:posOffset>-455295</wp:posOffset>
+                        <wp:posOffset>-492760</wp:posOffset>
                       </wp:positionV>
-                      <wp:extent cx="1442720" cy="1442720"/>
-                      <wp:effectExtent l="0" t="0" r="5080" b="5080"/>
+                      <wp:extent cx="1443355" cy="1443355"/>
+                      <wp:effectExtent l="0" t="0" r="0" b="0"/>
                       <wp:wrapNone/>
-                      <wp:docPr id="11" name="组合 11"/>
+                      <wp:docPr id="47" name="组合 23"/>
                       <wp:cNvGraphicFramePr/>
                       <a:graphic xmlns:a="http://schemas.openxmlformats.org/drawingml/2006/main">
                         <a:graphicData uri="http://schemas.microsoft.com/office/word/2010/wordprocessingGroup">
                           <wpg:wgp>
                             <wpg:cNvGrpSpPr/>
                             <wpg:grpSpPr>
-                              <a:xfrm>
+                              <a:xfrm rot="0">
                                 <a:off x="0" y="0"/>
-                                <a:ext cx="1442720" cy="1442720"/>
-                                <a:chOff x="14555" y="19046"/>
-                                <a:chExt cx="2272" cy="2272"/>
+                                <a:ext cx="1443355" cy="1443355"/>
+                                <a:chOff x="18874" y="20594"/>
+                                <a:chExt cx="2273" cy="2273"/>
                               </a:xfrm>
                             </wpg:grpSpPr>
                             <pic:pic xmlns:pic="http://schemas.openxmlformats.org/drawingml/2006/picture">
                               <pic:nvPicPr>
-                                <pic:cNvPr id="19" name="图片 1" descr="24f613a0-66be-430b-9e80-270d3393fac5"/>
+                                <pic:cNvPr id="44" name="图片 1"/>
                                 <pic:cNvPicPr>
                                   <a:picLocks noChangeAspect="1"/>
                                 </pic:cNvPicPr>
                               </pic:nvPicPr>
                               <pic:blipFill>
-                                <a:blip r:embed="rId12"/>
-                                <a:srcRect l="43292" t="26660" r="21693" b="24394"/>
+                                <a:blip r:embed="rId12">
+                                  <a:clrChange>
+                                    <a:clrFrom>
+                                      <a:srgbClr val="FFFFFF">
+                                        <a:alpha val="100000"/>
+                                      </a:srgbClr>
+                                    </a:clrFrom>
+                                    <a:clrTo>
+                                      <a:srgbClr val="FFFFFF">
+                                        <a:alpha val="100000"/>
+                                        <a:alpha val="0"/>
+                                      </a:srgbClr>
+                                    </a:clrTo>
+                                  </a:clrChange>
+                                </a:blip>
+                                <a:srcRect l="10922" t="11667"/>
                                 <a:stretch>
                                   <a:fillRect/>
                                 </a:stretch>
                               </pic:blipFill>
                               <pic:spPr>
-                                <a:xfrm rot="16200000">
-                                  <a:off x="15453" y="19290"/>
-                                  <a:ext cx="506" cy="1327"/>
+                                <a:xfrm>
+                                  <a:off x="19199" y="21203"/>
+                                  <a:ext cx="1672" cy="901"/>
                                 </a:xfrm>
                                 <a:prstGeom prst="rect">
                                   <a:avLst/>
                                 </a:prstGeom>
+                                <a:noFill/>
+                                <a:ln>
+                                  <a:noFill/>
+                                </a:ln>
                               </pic:spPr>
                             </pic:pic>
                             <pic:pic xmlns:pic="http://schemas.openxmlformats.org/drawingml/2006/picture">
                               <pic:nvPicPr>
-                                <pic:cNvPr id="31" name="图片 25"/>
+                                <pic:cNvPr id="45" name="图片 25"/>
                                 <pic:cNvPicPr>
                                   <a:picLocks noChangeAspect="1" noChangeArrowheads="1"/>
                                 </pic:cNvPicPr>
@@ -6443,7 +6481,7 @@
                               </pic:blipFill>
                               <pic:spPr>
                                 <a:xfrm>
-                                  <a:off x="14555" y="19046"/>
+                                  <a:off x="18874" y="20594"/>
                                   <a:ext cx="2273" cy="2273"/>
                                 </a:xfrm>
                                 <a:prstGeom prst="rect">
@@ -6463,15 +6501,15 @@
                 </mc:Choice>
                 <mc:Fallback>
                   <w:pict>
-                    <v:group id="_x0000_s1026" o:spid="_x0000_s1026" o:spt="203" style="position:absolute;left:0pt;margin-left:-14.3pt;margin-top:-35.85pt;height:113.6pt;width:113.6pt;z-index:251662336;mso-width-relative:page;mso-height-relative:page;" coordorigin="14555,19046" coordsize="2272,2272" o:gfxdata="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">
+                    <v:group id="组合 23" o:spid="_x0000_s1026" o:spt="203" style="position:absolute;left:0pt;margin-left:-7.75pt;margin-top:-38.8pt;height:113.65pt;width:113.65pt;z-index:251664384;mso-width-relative:page;mso-height-relative:page;" coordorigin="18874,20594" coordsize="2273,2273" o:gfxdata="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">
                       <o:lock v:ext="edit" aspectratio="f"/>
-                      <v:shape id="图片 1" o:spid="_x0000_s1026" o:spt="75" alt="24f613a0-66be-430b-9e80-270d3393fac5" type="#_x0000_t75" style="position:absolute;left:15453;top:19290;height:1327;width:506;rotation:-5898240f;" filled="f" o:preferrelative="t" stroked="f" coordsize="21600,21600" o:gfxdata="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">
+                      <v:shape id="图片 1" o:spid="_x0000_s1026" o:spt="75" type="#_x0000_t75" style="position:absolute;left:19199;top:21203;height:901;width:1672;" filled="f" o:preferrelative="t" stroked="f" coordsize="21600,21600" o:gfxdata="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">
                         <v:fill on="f" focussize="0,0"/>
                         <v:stroke on="f"/>
-                        <v:imagedata r:id="rId12" cropleft="28372f" croptop="17472f" cropright="14217f" cropbottom="15987f" o:title=""/>
+                        <v:imagedata r:id="rId12" cropleft="7158f" croptop="7646f" chromakey="#FFFFFF" o:title=""/>
                         <o:lock v:ext="edit" aspectratio="t"/>
                       </v:shape>
-                      <v:shape id="图片 25" o:spid="_x0000_s1026" o:spt="75" type="#_x0000_t75" style="position:absolute;left:14555;top:19046;height:2273;width:2273;" filled="f" o:preferrelative="t" stroked="f" coordsize="21600,21600" o:gfxdata="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">
+                      <v:shape id="图片 25" o:spid="_x0000_s1026" o:spt="75" type="#_x0000_t75" style="position:absolute;left:18874;top:20594;height:2273;width:2273;" filled="f" o:preferrelative="t" stroked="f" coordsize="21600,21600" o:gfxdata="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">
                         <v:fill on="f" focussize="0,0"/>
                         <v:stroke on="f"/>
                         <v:imagedata r:id="rId11" o:title=""/>
@@ -6728,1840 +6766,6 @@
     <w:p>
       <w:pPr>
         <w:rPr>
-          <w:rFonts w:ascii="Times New Roman" w:hAnsi="Times New Roman" w:eastAsia="微软雅黑" w:cs="Times New Roman"/>
-          <w:sz w:val="24"/>
-          <w:szCs w:val="24"/>
-          <w:lang w:eastAsia="zh-CN"/>
-        </w:rPr>
-      </w:pPr>
-      <w:r>
-        <w:rPr>
-          <w:rFonts w:hint="eastAsia" w:ascii="Times New Roman" w:hAnsi="Times New Roman" w:eastAsia="微软雅黑" w:cs="Times New Roman"/>
-          <w:sz w:val="24"/>
-          <w:szCs w:val="24"/>
-          <w:lang w:eastAsia="zh-CN"/>
-        </w:rPr>
-        <w:t xml:space="preserve">{% endif %}{% if testedby == </w:t>
-      </w:r>
-      <w:r>
-        <w:rPr>
-          <w:rFonts w:ascii="Times New Roman" w:hAnsi="Times New Roman" w:eastAsia="微软雅黑" w:cs="Times New Roman"/>
-          <w:sz w:val="24"/>
-          <w:szCs w:val="24"/>
-          <w:lang w:eastAsia="zh-CN"/>
-        </w:rPr>
-        <w:t>“</w:t>
-      </w:r>
-      <w:r>
-        <w:rPr>
-          <w:rFonts w:hint="eastAsia" w:ascii="Times New Roman" w:hAnsi="Times New Roman" w:eastAsia="微软雅黑" w:cs="Times New Roman"/>
-          <w:sz w:val="24"/>
-          <w:szCs w:val="24"/>
-          <w:lang w:eastAsia="zh-CN"/>
-        </w:rPr>
-        <w:t>3</w:t>
-      </w:r>
-      <w:r>
-        <w:rPr>
-          <w:rFonts w:ascii="Times New Roman" w:hAnsi="Times New Roman" w:eastAsia="微软雅黑" w:cs="Times New Roman"/>
-          <w:sz w:val="24"/>
-          <w:szCs w:val="24"/>
-          <w:lang w:eastAsia="zh-CN"/>
-        </w:rPr>
-        <w:t>”</w:t>
-      </w:r>
-      <w:r>
-        <w:rPr>
-          <w:rFonts w:hint="eastAsia" w:ascii="Times New Roman" w:hAnsi="Times New Roman" w:eastAsia="微软雅黑" w:cs="Times New Roman"/>
-          <w:sz w:val="24"/>
-          <w:szCs w:val="24"/>
-          <w:lang w:eastAsia="zh-CN"/>
-        </w:rPr>
-        <w:t xml:space="preserve"> %}</w:t>
-      </w:r>
-    </w:p>
-    <w:p>
-      <w:pPr>
-        <w:rPr>
-          <w:rFonts w:ascii="Times New Roman" w:hAnsi="Times New Roman" w:eastAsia="微软雅黑" w:cs="Times New Roman"/>
-          <w:sz w:val="24"/>
-          <w:szCs w:val="24"/>
-          <w:lang w:eastAsia="zh-CN"/>
-        </w:rPr>
-      </w:pPr>
-    </w:p>
-    <w:p>
-      <w:pPr>
-        <w:rPr>
-          <w:sz w:val="24"/>
-          <w:lang w:eastAsia="zh-CN"/>
-        </w:rPr>
-      </w:pPr>
-    </w:p>
-    <w:tbl>
-      <w:tblPr>
-        <w:tblStyle w:val="33"/>
-        <w:tblW w:w="9066" w:type="dxa"/>
-        <w:jc w:val="right"/>
-        <w:tblLayout w:type="fixed"/>
-        <w:tblCellMar>
-          <w:top w:w="0" w:type="dxa"/>
-          <w:left w:w="0" w:type="dxa"/>
-          <w:bottom w:w="0" w:type="dxa"/>
-          <w:right w:w="0" w:type="dxa"/>
-        </w:tblCellMar>
-      </w:tblPr>
-      <w:tblGrid>
-        <w:gridCol w:w="1272"/>
-        <w:gridCol w:w="2306"/>
-        <w:gridCol w:w="1373"/>
-        <w:gridCol w:w="1640"/>
-        <w:gridCol w:w="2475"/>
-      </w:tblGrid>
-      <w:tr>
-        <w:tblPrEx>
-          <w:tblCellMar>
-            <w:top w:w="0" w:type="dxa"/>
-            <w:left w:w="0" w:type="dxa"/>
-            <w:bottom w:w="0" w:type="dxa"/>
-            <w:right w:w="0" w:type="dxa"/>
-          </w:tblCellMar>
-        </w:tblPrEx>
-        <w:trPr>
-          <w:trHeight w:val="441" w:hRule="exact"/>
-          <w:jc w:val="right"/>
-        </w:trPr>
-        <w:tc>
-          <w:tcPr>
-            <w:tcW w:w="1272" w:type="dxa"/>
-            <w:vAlign w:val="center"/>
-          </w:tcPr>
-          <w:p>
-            <w:pPr>
-              <w:pStyle w:val="22"/>
-              <w:spacing w:before="13"/>
-              <w:ind w:left="13" w:right="95"/>
-              <w:jc w:val="both"/>
-              <w:rPr>
-                <w:rFonts w:ascii="Times New Roman" w:hAnsi="Times New Roman" w:cs="Times New Roman"/>
-                <w:b/>
-                <w:sz w:val="24"/>
-                <w:szCs w:val="24"/>
-              </w:rPr>
-            </w:pPr>
-            <w:r>
-              <w:rPr>
-                <w:rFonts w:ascii="Times New Roman" w:hAnsi="Times New Roman" w:cs="Times New Roman"/>
-                <w:b/>
-                <w:sz w:val="24"/>
-                <w:szCs w:val="24"/>
-              </w:rPr>
-              <w:t>检测人：</w:t>
-            </w:r>
-          </w:p>
-        </w:tc>
-        <w:tc>
-          <w:tcPr>
-            <w:tcW w:w="2306" w:type="dxa"/>
-            <w:vAlign w:val="center"/>
-          </w:tcPr>
-          <w:p>
-            <w:pPr>
-              <w:pStyle w:val="22"/>
-              <w:spacing w:before="13"/>
-              <w:jc w:val="both"/>
-              <w:rPr>
-                <w:rFonts w:ascii="Times New Roman" w:hAnsi="Times New Roman" w:cs="Times New Roman"/>
-                <w:b/>
-                <w:sz w:val="24"/>
-                <w:szCs w:val="24"/>
-              </w:rPr>
-            </w:pPr>
-            <w:r>
-              <w:rPr>
-                <w:sz w:val="24"/>
-              </w:rPr>
-              <mc:AlternateContent>
-                <mc:Choice Requires="wpg">
-                  <w:drawing>
-                    <wp:anchor distT="0" distB="0" distL="114300" distR="114300" simplePos="0" relativeHeight="251660288" behindDoc="0" locked="0" layoutInCell="1" allowOverlap="1">
-                      <wp:simplePos x="0" y="0"/>
-                      <wp:positionH relativeFrom="column">
-                        <wp:posOffset>-388620</wp:posOffset>
-                      </wp:positionH>
-                      <wp:positionV relativeFrom="paragraph">
-                        <wp:posOffset>-462915</wp:posOffset>
-                      </wp:positionV>
-                      <wp:extent cx="1443355" cy="1475740"/>
-                      <wp:effectExtent l="0" t="0" r="4445" b="2540"/>
-                      <wp:wrapNone/>
-                      <wp:docPr id="12" name="组合 12"/>
-                      <wp:cNvGraphicFramePr/>
-                      <a:graphic xmlns:a="http://schemas.openxmlformats.org/drawingml/2006/main">
-                        <a:graphicData uri="http://schemas.microsoft.com/office/word/2010/wordprocessingGroup">
-                          <wpg:wgp>
-                            <wpg:cNvGrpSpPr/>
-                            <wpg:grpSpPr>
-                              <a:xfrm>
-                                <a:off x="0" y="0"/>
-                                <a:ext cx="1443355" cy="1475740"/>
-                                <a:chOff x="3722" y="92738"/>
-                                <a:chExt cx="2273" cy="2273"/>
-                              </a:xfrm>
-                            </wpg:grpSpPr>
-                            <pic:pic xmlns:pic="http://schemas.openxmlformats.org/drawingml/2006/picture">
-                              <pic:nvPicPr>
-                                <pic:cNvPr id="22" name="图片 59" descr="图片1"/>
-                                <pic:cNvPicPr>
-                                  <a:picLocks noChangeAspect="1"/>
-                                </pic:cNvPicPr>
-                              </pic:nvPicPr>
-                              <pic:blipFill>
-                                <a:blip r:embed="rId13">
-                                  <a:biLevel thresh="50000"/>
-                                </a:blip>
-                                <a:srcRect l="7865" t="11797" r="5322" b="19074"/>
-                                <a:stretch>
-                                  <a:fillRect/>
-                                </a:stretch>
-                              </pic:blipFill>
-                              <pic:spPr>
-                                <a:xfrm>
-                                  <a:off x="4057" y="93343"/>
-                                  <a:ext cx="1468" cy="627"/>
-                                </a:xfrm>
-                                <a:prstGeom prst="rect">
-                                  <a:avLst/>
-                                </a:prstGeom>
-                                <a:noFill/>
-                              </pic:spPr>
-                            </pic:pic>
-                            <pic:pic xmlns:pic="http://schemas.openxmlformats.org/drawingml/2006/picture">
-                              <pic:nvPicPr>
-                                <pic:cNvPr id="107" name="图片 23"/>
-                                <pic:cNvPicPr>
-                                  <a:picLocks noChangeAspect="1" noChangeArrowheads="1"/>
-                                </pic:cNvPicPr>
-                              </pic:nvPicPr>
-                              <pic:blipFill>
-                                <a:blip r:embed="rId11">
-                                  <a:extLst>
-                                    <a:ext uri="{28A0092B-C50C-407E-A947-70E740481C1C}">
-                                      <a14:useLocalDpi xmlns:a14="http://schemas.microsoft.com/office/drawing/2010/main" val="0"/>
-                                    </a:ext>
-                                  </a:extLst>
-                                </a:blip>
-                                <a:srcRect/>
-                                <a:stretch>
-                                  <a:fillRect/>
-                                </a:stretch>
-                              </pic:blipFill>
-                              <pic:spPr>
-                                <a:xfrm>
-                                  <a:off x="3722" y="92738"/>
-                                  <a:ext cx="2273" cy="2273"/>
-                                </a:xfrm>
-                                <a:prstGeom prst="rect">
-                                  <a:avLst/>
-                                </a:prstGeom>
-                                <a:noFill/>
-                                <a:ln>
-                                  <a:noFill/>
-                                </a:ln>
-                              </pic:spPr>
-                            </pic:pic>
-                          </wpg:wgp>
-                        </a:graphicData>
-                      </a:graphic>
-                    </wp:anchor>
-                  </w:drawing>
-                </mc:Choice>
-                <mc:Fallback>
-                  <w:pict>
-                    <v:group id="_x0000_s1026" o:spid="_x0000_s1026" o:spt="203" style="position:absolute;left:0pt;margin-left:-30.6pt;margin-top:-36.45pt;height:116.2pt;width:113.65pt;z-index:251660288;mso-width-relative:page;mso-height-relative:page;" coordorigin="3722,92738" coordsize="2273,2273" o:gfxdata="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">
-                      <o:lock v:ext="edit" aspectratio="f"/>
-                      <v:shape id="图片 59" o:spid="_x0000_s1026" o:spt="75" alt="图片1" type="#_x0000_t75" style="position:absolute;left:4057;top:93343;height:627;width:1468;" filled="f" o:preferrelative="t" stroked="f" coordsize="21600,21600" o:gfxdata="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">
-                        <v:fill on="f" focussize="0,0"/>
-                        <v:stroke on="f"/>
-                        <v:imagedata r:id="rId13" cropleft="5154f" croptop="7731f" cropright="3488f" cropbottom="12500f" grayscale="t" bilevel="t" o:title=""/>
-                        <o:lock v:ext="edit" aspectratio="t"/>
-                      </v:shape>
-                      <v:shape id="图片 23" o:spid="_x0000_s1026" o:spt="75" type="#_x0000_t75" style="position:absolute;left:3722;top:92738;height:2273;width:2273;" filled="f" o:preferrelative="t" stroked="f" coordsize="21600,21600" o:gfxdata="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">
-                        <v:fill on="f" focussize="0,0"/>
-                        <v:stroke on="f"/>
-                        <v:imagedata r:id="rId11" o:title=""/>
-                        <o:lock v:ext="edit" aspectratio="t"/>
-                      </v:shape>
-                    </v:group>
-                  </w:pict>
-                </mc:Fallback>
-              </mc:AlternateContent>
-            </w:r>
-          </w:p>
-        </w:tc>
-        <w:tc>
-          <w:tcPr>
-            <w:tcW w:w="1373" w:type="dxa"/>
-            <w:vAlign w:val="center"/>
-          </w:tcPr>
-          <w:p>
-            <w:pPr>
-              <w:pStyle w:val="22"/>
-              <w:spacing w:before="13"/>
-              <w:jc w:val="both"/>
-              <w:rPr>
-                <w:rFonts w:ascii="Times New Roman" w:hAnsi="Times New Roman" w:cs="Times New Roman"/>
-                <w:b/>
-                <w:sz w:val="24"/>
-                <w:szCs w:val="24"/>
-              </w:rPr>
-            </w:pPr>
-            <w:r>
-              <w:rPr>
-                <w:rFonts w:hint="eastAsia" w:ascii="Times New Roman" w:hAnsi="Times New Roman" w:cs="Times New Roman"/>
-                <w:b/>
-                <w:sz w:val="24"/>
-                <w:szCs w:val="24"/>
-                <w:lang w:val="en-US" w:eastAsia="zh-CN"/>
-              </w:rPr>
-              <w:t>报告医生</w:t>
-            </w:r>
-            <w:r>
-              <w:rPr>
-                <w:rFonts w:ascii="Times New Roman" w:hAnsi="Times New Roman" w:cs="Times New Roman"/>
-                <w:b/>
-                <w:sz w:val="24"/>
-                <w:szCs w:val="24"/>
-                <w:lang w:eastAsia="zh-CN"/>
-              </w:rPr>
-              <w:t>：</w:t>
-            </w:r>
-          </w:p>
-        </w:tc>
-        <w:tc>
-          <w:tcPr>
-            <w:tcW w:w="1640" w:type="dxa"/>
-            <w:vAlign w:val="center"/>
-          </w:tcPr>
-          <w:p>
-            <w:pPr>
-              <w:pStyle w:val="22"/>
-              <w:spacing w:before="13"/>
-              <w:ind w:right="15"/>
-              <w:jc w:val="both"/>
-              <w:rPr>
-                <w:rFonts w:ascii="Times New Roman" w:hAnsi="Times New Roman" w:cs="Times New Roman"/>
-                <w:b/>
-                <w:sz w:val="24"/>
-                <w:szCs w:val="24"/>
-              </w:rPr>
-            </w:pPr>
-          </w:p>
-        </w:tc>
-        <w:tc>
-          <w:tcPr>
-            <w:tcW w:w="2475" w:type="dxa"/>
-            <w:vAlign w:val="center"/>
-          </w:tcPr>
-          <w:p>
-            <w:pPr>
-              <w:pStyle w:val="22"/>
-              <w:spacing w:before="13"/>
-              <w:ind w:right="15"/>
-              <w:jc w:val="both"/>
-              <w:rPr>
-                <w:rFonts w:hint="eastAsia" w:ascii="Times New Roman" w:hAnsi="Times New Roman" w:eastAsia="宋体" w:cs="Times New Roman"/>
-                <w:b/>
-                <w:sz w:val="24"/>
-                <w:szCs w:val="24"/>
-                <w:lang w:val="en-US" w:eastAsia="zh-CN"/>
-              </w:rPr>
-            </w:pPr>
-            <w:r>
-              <w:rPr>
-                <w:rFonts w:hint="eastAsia" w:ascii="Times New Roman" w:hAnsi="Times New Roman" w:cs="Times New Roman"/>
-                <w:b/>
-                <w:sz w:val="24"/>
-                <w:szCs w:val="24"/>
-                <w:lang w:val="en-US" w:eastAsia="zh-CN"/>
-              </w:rPr>
-              <w:t>审核医生：</w:t>
-            </w:r>
-          </w:p>
-        </w:tc>
-      </w:tr>
-      <w:tr>
-        <w:tblPrEx>
-          <w:tblCellMar>
-            <w:top w:w="0" w:type="dxa"/>
-            <w:left w:w="0" w:type="dxa"/>
-            <w:bottom w:w="0" w:type="dxa"/>
-            <w:right w:w="0" w:type="dxa"/>
-          </w:tblCellMar>
-        </w:tblPrEx>
-        <w:trPr>
-          <w:trHeight w:val="457" w:hRule="exact"/>
-          <w:jc w:val="right"/>
-        </w:trPr>
-        <w:tc>
-          <w:tcPr>
-            <w:tcW w:w="1272" w:type="dxa"/>
-            <w:vAlign w:val="center"/>
-          </w:tcPr>
-          <w:p>
-            <w:pPr>
-              <w:pStyle w:val="22"/>
-              <w:spacing w:line="341" w:lineRule="exact"/>
-              <w:ind w:left="13" w:right="165"/>
-              <w:jc w:val="both"/>
-              <w:rPr>
-                <w:rFonts w:ascii="Times New Roman" w:hAnsi="Times New Roman" w:cs="Times New Roman"/>
-                <w:b/>
-                <w:sz w:val="24"/>
-                <w:szCs w:val="24"/>
-              </w:rPr>
-            </w:pPr>
-            <w:r>
-              <w:rPr>
-                <w:rFonts w:ascii="Times New Roman" w:hAnsi="Times New Roman" w:cs="Times New Roman"/>
-                <w:b/>
-                <w:sz w:val="24"/>
-                <w:szCs w:val="24"/>
-              </w:rPr>
-              <w:t>日</w:t>
-            </w:r>
-            <w:r>
-              <w:rPr>
-                <w:rFonts w:ascii="Times New Roman" w:hAnsi="Times New Roman" w:cs="Times New Roman"/>
-                <w:b/>
-                <w:sz w:val="24"/>
-                <w:szCs w:val="24"/>
-                <w:lang w:eastAsia="zh-CN"/>
-              </w:rPr>
-              <w:t xml:space="preserve">  </w:t>
-            </w:r>
-            <w:r>
-              <w:rPr>
-                <w:rFonts w:ascii="Times New Roman" w:hAnsi="Times New Roman" w:cs="Times New Roman"/>
-                <w:b/>
-                <w:sz w:val="24"/>
-                <w:szCs w:val="24"/>
-              </w:rPr>
-              <w:t>期：</w:t>
-            </w:r>
-          </w:p>
-        </w:tc>
-        <w:tc>
-          <w:tcPr>
-            <w:tcW w:w="2306" w:type="dxa"/>
-            <w:vAlign w:val="center"/>
-          </w:tcPr>
-          <w:p>
-            <w:pPr>
-              <w:pStyle w:val="22"/>
-              <w:spacing w:line="363" w:lineRule="exact"/>
-              <w:jc w:val="both"/>
-              <w:rPr>
-                <w:rFonts w:ascii="Times New Roman" w:hAnsi="Times New Roman" w:cs="Times New Roman"/>
-                <w:sz w:val="24"/>
-                <w:szCs w:val="24"/>
-              </w:rPr>
-            </w:pPr>
-            <w:r>
-              <w:rPr>
-                <w:rFonts w:ascii="Times New Roman" w:hAnsi="Times New Roman" w:cs="Times New Roman"/>
-                <w:kern w:val="2"/>
-                <w:sz w:val="24"/>
-                <w:szCs w:val="24"/>
-                <w:lang w:eastAsia="zh-CN"/>
-              </w:rPr>
-              <w:t>{{ reportdate }}</w:t>
-            </w:r>
-          </w:p>
-        </w:tc>
-        <w:tc>
-          <w:tcPr>
-            <w:tcW w:w="1373" w:type="dxa"/>
-            <w:vAlign w:val="center"/>
-          </w:tcPr>
-          <w:p>
-            <w:pPr>
-              <w:pStyle w:val="22"/>
-              <w:spacing w:line="341" w:lineRule="exact"/>
-              <w:jc w:val="both"/>
-              <w:rPr>
-                <w:rFonts w:ascii="Times New Roman" w:hAnsi="Times New Roman" w:cs="Times New Roman"/>
-                <w:b/>
-                <w:sz w:val="24"/>
-                <w:szCs w:val="24"/>
-              </w:rPr>
-            </w:pPr>
-          </w:p>
-        </w:tc>
-        <w:tc>
-          <w:tcPr>
-            <w:tcW w:w="1640" w:type="dxa"/>
-            <w:vAlign w:val="center"/>
-          </w:tcPr>
-          <w:p>
-            <w:pPr>
-              <w:pStyle w:val="22"/>
-              <w:spacing w:line="363" w:lineRule="exact"/>
-              <w:ind w:right="15"/>
-              <w:jc w:val="both"/>
-              <w:rPr>
-                <w:rFonts w:ascii="Times New Roman" w:hAnsi="Times New Roman" w:cs="Times New Roman"/>
-                <w:sz w:val="24"/>
-                <w:szCs w:val="24"/>
-              </w:rPr>
-            </w:pPr>
-          </w:p>
-        </w:tc>
-        <w:tc>
-          <w:tcPr>
-            <w:tcW w:w="2475" w:type="dxa"/>
-            <w:vAlign w:val="center"/>
-          </w:tcPr>
-          <w:p>
-            <w:pPr>
-              <w:pStyle w:val="22"/>
-              <w:spacing w:line="363" w:lineRule="exact"/>
-              <w:ind w:right="15"/>
-              <w:jc w:val="both"/>
-              <w:rPr>
-                <w:rFonts w:ascii="Times New Roman" w:hAnsi="Times New Roman" w:cs="Times New Roman"/>
-                <w:kern w:val="2"/>
-                <w:sz w:val="24"/>
-                <w:szCs w:val="24"/>
-                <w:lang w:eastAsia="zh-CN"/>
-              </w:rPr>
-            </w:pPr>
-          </w:p>
-        </w:tc>
-      </w:tr>
-    </w:tbl>
-    <w:p>
-      <w:pPr>
-        <w:rPr>
-          <w:rFonts w:ascii="Times New Roman" w:hAnsi="Times New Roman" w:eastAsia="微软雅黑" w:cs="Times New Roman"/>
-          <w:sz w:val="24"/>
-          <w:szCs w:val="24"/>
-          <w:lang w:eastAsia="zh-CN"/>
-        </w:rPr>
-      </w:pPr>
-      <w:r>
-        <w:rPr>
-          <w:rFonts w:hint="eastAsia" w:ascii="Times New Roman" w:hAnsi="Times New Roman" w:eastAsia="微软雅黑" w:cs="Times New Roman"/>
-          <w:sz w:val="24"/>
-          <w:szCs w:val="24"/>
-          <w:lang w:eastAsia="zh-CN"/>
-        </w:rPr>
-        <w:t xml:space="preserve">{% endif %}{% if testedby == </w:t>
-      </w:r>
-      <w:r>
-        <w:rPr>
-          <w:rFonts w:ascii="Times New Roman" w:hAnsi="Times New Roman" w:eastAsia="微软雅黑" w:cs="Times New Roman"/>
-          <w:sz w:val="24"/>
-          <w:szCs w:val="24"/>
-          <w:lang w:eastAsia="zh-CN"/>
-        </w:rPr>
-        <w:t>“</w:t>
-      </w:r>
-      <w:r>
-        <w:rPr>
-          <w:rFonts w:hint="eastAsia" w:ascii="Times New Roman" w:hAnsi="Times New Roman" w:eastAsia="微软雅黑" w:cs="Times New Roman"/>
-          <w:sz w:val="24"/>
-          <w:szCs w:val="24"/>
-          <w:lang w:eastAsia="zh-CN"/>
-        </w:rPr>
-        <w:t>4</w:t>
-      </w:r>
-      <w:r>
-        <w:rPr>
-          <w:rFonts w:ascii="Times New Roman" w:hAnsi="Times New Roman" w:eastAsia="微软雅黑" w:cs="Times New Roman"/>
-          <w:sz w:val="24"/>
-          <w:szCs w:val="24"/>
-          <w:lang w:eastAsia="zh-CN"/>
-        </w:rPr>
-        <w:t>”</w:t>
-      </w:r>
-      <w:r>
-        <w:rPr>
-          <w:rFonts w:hint="eastAsia" w:ascii="Times New Roman" w:hAnsi="Times New Roman" w:eastAsia="微软雅黑" w:cs="Times New Roman"/>
-          <w:sz w:val="24"/>
-          <w:szCs w:val="24"/>
-          <w:lang w:eastAsia="zh-CN"/>
-        </w:rPr>
-        <w:t xml:space="preserve"> %}</w:t>
-      </w:r>
-    </w:p>
-    <w:p>
-      <w:pPr>
-        <w:rPr>
-          <w:rFonts w:ascii="Times New Roman" w:hAnsi="Times New Roman" w:eastAsia="微软雅黑" w:cs="Times New Roman"/>
-          <w:sz w:val="24"/>
-          <w:szCs w:val="24"/>
-          <w:lang w:eastAsia="zh-CN"/>
-        </w:rPr>
-      </w:pPr>
-    </w:p>
-    <w:p>
-      <w:pPr>
-        <w:rPr>
-          <w:rFonts w:ascii="Times New Roman" w:hAnsi="Times New Roman" w:eastAsia="微软雅黑" w:cs="Times New Roman"/>
-          <w:sz w:val="24"/>
-          <w:szCs w:val="24"/>
-          <w:lang w:eastAsia="zh-CN"/>
-        </w:rPr>
-      </w:pPr>
-    </w:p>
-    <w:tbl>
-      <w:tblPr>
-        <w:tblStyle w:val="33"/>
-        <w:tblW w:w="9066" w:type="dxa"/>
-        <w:jc w:val="right"/>
-        <w:tblLayout w:type="fixed"/>
-        <w:tblCellMar>
-          <w:top w:w="0" w:type="dxa"/>
-          <w:left w:w="0" w:type="dxa"/>
-          <w:bottom w:w="0" w:type="dxa"/>
-          <w:right w:w="0" w:type="dxa"/>
-        </w:tblCellMar>
-      </w:tblPr>
-      <w:tblGrid>
-        <w:gridCol w:w="1272"/>
-        <w:gridCol w:w="2306"/>
-        <w:gridCol w:w="1373"/>
-        <w:gridCol w:w="1640"/>
-        <w:gridCol w:w="2475"/>
-      </w:tblGrid>
-      <w:tr>
-        <w:tblPrEx>
-          <w:tblCellMar>
-            <w:top w:w="0" w:type="dxa"/>
-            <w:left w:w="0" w:type="dxa"/>
-            <w:bottom w:w="0" w:type="dxa"/>
-            <w:right w:w="0" w:type="dxa"/>
-          </w:tblCellMar>
-        </w:tblPrEx>
-        <w:trPr>
-          <w:trHeight w:val="441" w:hRule="exact"/>
-          <w:jc w:val="right"/>
-        </w:trPr>
-        <w:tc>
-          <w:tcPr>
-            <w:tcW w:w="1272" w:type="dxa"/>
-            <w:vAlign w:val="center"/>
-          </w:tcPr>
-          <w:p>
-            <w:pPr>
-              <w:pStyle w:val="22"/>
-              <w:spacing w:before="13"/>
-              <w:ind w:left="13" w:right="95"/>
-              <w:jc w:val="both"/>
-              <w:rPr>
-                <w:rFonts w:ascii="Times New Roman" w:hAnsi="Times New Roman" w:cs="Times New Roman"/>
-                <w:b/>
-                <w:sz w:val="24"/>
-                <w:szCs w:val="24"/>
-              </w:rPr>
-            </w:pPr>
-            <w:r>
-              <w:rPr>
-                <w:rFonts w:ascii="Times New Roman" w:hAnsi="Times New Roman" w:cs="Times New Roman"/>
-                <w:b/>
-                <w:sz w:val="24"/>
-                <w:szCs w:val="24"/>
-              </w:rPr>
-              <w:t>检测人：</w:t>
-            </w:r>
-          </w:p>
-        </w:tc>
-        <w:tc>
-          <w:tcPr>
-            <w:tcW w:w="2306" w:type="dxa"/>
-            <w:vAlign w:val="center"/>
-          </w:tcPr>
-          <w:p>
-            <w:pPr>
-              <w:pStyle w:val="22"/>
-              <w:spacing w:before="13"/>
-              <w:jc w:val="both"/>
-              <w:rPr>
-                <w:rFonts w:ascii="Times New Roman" w:hAnsi="Times New Roman" w:cs="Times New Roman"/>
-                <w:b/>
-                <w:sz w:val="24"/>
-                <w:szCs w:val="24"/>
-              </w:rPr>
-            </w:pPr>
-            <w:r>
-              <w:rPr>
-                <w:sz w:val="24"/>
-              </w:rPr>
-              <mc:AlternateContent>
-                <mc:Choice Requires="wpg">
-                  <w:drawing>
-                    <wp:anchor distT="0" distB="0" distL="114300" distR="114300" simplePos="0" relativeHeight="251659264" behindDoc="0" locked="0" layoutInCell="1" allowOverlap="1">
-                      <wp:simplePos x="0" y="0"/>
-                      <wp:positionH relativeFrom="column">
-                        <wp:posOffset>-521335</wp:posOffset>
-                      </wp:positionH>
-                      <wp:positionV relativeFrom="paragraph">
-                        <wp:posOffset>-472440</wp:posOffset>
-                      </wp:positionV>
-                      <wp:extent cx="1443355" cy="1443355"/>
-                      <wp:effectExtent l="0" t="0" r="4445" b="4445"/>
-                      <wp:wrapNone/>
-                      <wp:docPr id="16" name="组合 16"/>
-                      <wp:cNvGraphicFramePr/>
-                      <a:graphic xmlns:a="http://schemas.openxmlformats.org/drawingml/2006/main">
-                        <a:graphicData uri="http://schemas.microsoft.com/office/word/2010/wordprocessingGroup">
-                          <wpg:wgp>
-                            <wpg:cNvGrpSpPr/>
-                            <wpg:grpSpPr>
-                              <a:xfrm>
-                                <a:off x="0" y="0"/>
-                                <a:ext cx="1443355" cy="1443355"/>
-                                <a:chOff x="3513" y="94449"/>
-                                <a:chExt cx="2273" cy="2273"/>
-                              </a:xfrm>
-                            </wpg:grpSpPr>
-                            <pic:pic xmlns:pic="http://schemas.openxmlformats.org/drawingml/2006/picture">
-                              <pic:nvPicPr>
-                                <pic:cNvPr id="110" name="图片 29" descr="IMG_256"/>
-                                <pic:cNvPicPr>
-                                  <a:picLocks noChangeAspect="1"/>
-                                </pic:cNvPicPr>
-                              </pic:nvPicPr>
-                              <pic:blipFill>
-                                <a:blip r:embed="rId14">
-                                  <a:clrChange>
-                                    <a:clrFrom>
-                                      <a:srgbClr val="FFFFFF">
-                                        <a:alpha val="100000"/>
-                                      </a:srgbClr>
-                                    </a:clrFrom>
-                                    <a:clrTo>
-                                      <a:srgbClr val="FFFFFF">
-                                        <a:alpha val="100000"/>
-                                        <a:alpha val="0"/>
-                                      </a:srgbClr>
-                                    </a:clrTo>
-                                  </a:clrChange>
-                                </a:blip>
-                                <a:stretch>
-                                  <a:fillRect/>
-                                </a:stretch>
-                              </pic:blipFill>
-                              <pic:spPr>
-                                <a:xfrm>
-                                  <a:off x="4208" y="95052"/>
-                                  <a:ext cx="975" cy="570"/>
-                                </a:xfrm>
-                                <a:prstGeom prst="rect">
-                                  <a:avLst/>
-                                </a:prstGeom>
-                                <a:noFill/>
-                                <a:ln w="9525">
-                                  <a:noFill/>
-                                </a:ln>
-                              </pic:spPr>
-                            </pic:pic>
-                            <pic:pic xmlns:pic="http://schemas.openxmlformats.org/drawingml/2006/picture">
-                              <pic:nvPicPr>
-                                <pic:cNvPr id="17" name="图片 25"/>
-                                <pic:cNvPicPr>
-                                  <a:picLocks noChangeAspect="1" noChangeArrowheads="1"/>
-                                </pic:cNvPicPr>
-                              </pic:nvPicPr>
-                              <pic:blipFill>
-                                <a:blip r:embed="rId11">
-                                  <a:extLst>
-                                    <a:ext uri="{28A0092B-C50C-407E-A947-70E740481C1C}">
-                                      <a14:useLocalDpi xmlns:a14="http://schemas.microsoft.com/office/drawing/2010/main" val="0"/>
-                                    </a:ext>
-                                  </a:extLst>
-                                </a:blip>
-                                <a:srcRect/>
-                                <a:stretch>
-                                  <a:fillRect/>
-                                </a:stretch>
-                              </pic:blipFill>
-                              <pic:spPr>
-                                <a:xfrm>
-                                  <a:off x="3513" y="94449"/>
-                                  <a:ext cx="2273" cy="2273"/>
-                                </a:xfrm>
-                                <a:prstGeom prst="rect">
-                                  <a:avLst/>
-                                </a:prstGeom>
-                                <a:noFill/>
-                                <a:ln>
-                                  <a:noFill/>
-                                </a:ln>
-                              </pic:spPr>
-                            </pic:pic>
-                          </wpg:wgp>
-                        </a:graphicData>
-                      </a:graphic>
-                    </wp:anchor>
-                  </w:drawing>
-                </mc:Choice>
-                <mc:Fallback>
-                  <w:pict>
-                    <v:group id="_x0000_s1026" o:spid="_x0000_s1026" o:spt="203" style="position:absolute;left:0pt;margin-left:-41.05pt;margin-top:-37.2pt;height:113.65pt;width:113.65pt;z-index:251659264;mso-width-relative:page;mso-height-relative:page;" coordorigin="3513,94449" coordsize="2273,2273" o:gfxdata="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">
-                      <o:lock v:ext="edit" aspectratio="f"/>
-                      <v:shape id="图片 29" o:spid="_x0000_s1026" o:spt="75" alt="IMG_256" type="#_x0000_t75" style="position:absolute;left:4208;top:95052;height:570;width:975;" filled="f" o:preferrelative="t" stroked="f" coordsize="21600,21600" o:gfxdata="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">
-                        <v:fill on="f" focussize="0,0"/>
-                        <v:stroke on="f"/>
-                        <v:imagedata r:id="rId14" chromakey="#FFFFFF" o:title=""/>
-                        <o:lock v:ext="edit" aspectratio="t"/>
-                      </v:shape>
-                      <v:shape id="图片 25" o:spid="_x0000_s1026" o:spt="75" type="#_x0000_t75" style="position:absolute;left:3513;top:94449;height:2273;width:2273;" filled="f" o:preferrelative="t" stroked="f" coordsize="21600,21600" o:gfxdata="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">
-                        <v:fill on="f" focussize="0,0"/>
-                        <v:stroke on="f"/>
-                        <v:imagedata r:id="rId11" o:title=""/>
-                        <o:lock v:ext="edit" aspectratio="t"/>
-                      </v:shape>
-                    </v:group>
-                  </w:pict>
-                </mc:Fallback>
-              </mc:AlternateContent>
-            </w:r>
-          </w:p>
-        </w:tc>
-        <w:tc>
-          <w:tcPr>
-            <w:tcW w:w="1373" w:type="dxa"/>
-            <w:vAlign w:val="center"/>
-          </w:tcPr>
-          <w:p>
-            <w:pPr>
-              <w:pStyle w:val="22"/>
-              <w:spacing w:before="13"/>
-              <w:jc w:val="both"/>
-              <w:rPr>
-                <w:rFonts w:ascii="Times New Roman" w:hAnsi="Times New Roman" w:cs="Times New Roman"/>
-                <w:b/>
-                <w:sz w:val="24"/>
-                <w:szCs w:val="24"/>
-              </w:rPr>
-            </w:pPr>
-            <w:r>
-              <w:rPr>
-                <w:rFonts w:hint="eastAsia" w:ascii="Times New Roman" w:hAnsi="Times New Roman" w:cs="Times New Roman"/>
-                <w:b/>
-                <w:sz w:val="24"/>
-                <w:szCs w:val="24"/>
-                <w:lang w:val="en-US" w:eastAsia="zh-CN"/>
-              </w:rPr>
-              <w:t>报告医生</w:t>
-            </w:r>
-            <w:r>
-              <w:rPr>
-                <w:rFonts w:ascii="Times New Roman" w:hAnsi="Times New Roman" w:cs="Times New Roman"/>
-                <w:b/>
-                <w:sz w:val="24"/>
-                <w:szCs w:val="24"/>
-                <w:lang w:eastAsia="zh-CN"/>
-              </w:rPr>
-              <w:t>：</w:t>
-            </w:r>
-          </w:p>
-        </w:tc>
-        <w:tc>
-          <w:tcPr>
-            <w:tcW w:w="1640" w:type="dxa"/>
-            <w:vAlign w:val="center"/>
-          </w:tcPr>
-          <w:p>
-            <w:pPr>
-              <w:pStyle w:val="22"/>
-              <w:spacing w:before="13"/>
-              <w:ind w:right="15"/>
-              <w:jc w:val="both"/>
-              <w:rPr>
-                <w:rFonts w:ascii="Times New Roman" w:hAnsi="Times New Roman" w:cs="Times New Roman"/>
-                <w:b/>
-                <w:sz w:val="24"/>
-                <w:szCs w:val="24"/>
-              </w:rPr>
-            </w:pPr>
-          </w:p>
-        </w:tc>
-        <w:tc>
-          <w:tcPr>
-            <w:tcW w:w="2475" w:type="dxa"/>
-            <w:vAlign w:val="center"/>
-          </w:tcPr>
-          <w:p>
-            <w:pPr>
-              <w:pStyle w:val="22"/>
-              <w:spacing w:before="13"/>
-              <w:ind w:right="15"/>
-              <w:jc w:val="both"/>
-              <w:rPr>
-                <w:rFonts w:hint="eastAsia" w:ascii="Times New Roman" w:hAnsi="Times New Roman" w:eastAsia="宋体" w:cs="Times New Roman"/>
-                <w:b/>
-                <w:sz w:val="24"/>
-                <w:szCs w:val="24"/>
-                <w:lang w:val="en-US" w:eastAsia="zh-CN"/>
-              </w:rPr>
-            </w:pPr>
-            <w:r>
-              <w:rPr>
-                <w:rFonts w:hint="eastAsia" w:ascii="Times New Roman" w:hAnsi="Times New Roman" w:cs="Times New Roman"/>
-                <w:b/>
-                <w:sz w:val="24"/>
-                <w:szCs w:val="24"/>
-                <w:lang w:val="en-US" w:eastAsia="zh-CN"/>
-              </w:rPr>
-              <w:t>审核医生：</w:t>
-            </w:r>
-          </w:p>
-        </w:tc>
-      </w:tr>
-      <w:tr>
-        <w:tblPrEx>
-          <w:tblCellMar>
-            <w:top w:w="0" w:type="dxa"/>
-            <w:left w:w="0" w:type="dxa"/>
-            <w:bottom w:w="0" w:type="dxa"/>
-            <w:right w:w="0" w:type="dxa"/>
-          </w:tblCellMar>
-        </w:tblPrEx>
-        <w:trPr>
-          <w:trHeight w:val="457" w:hRule="exact"/>
-          <w:jc w:val="right"/>
-        </w:trPr>
-        <w:tc>
-          <w:tcPr>
-            <w:tcW w:w="1272" w:type="dxa"/>
-            <w:vAlign w:val="center"/>
-          </w:tcPr>
-          <w:p>
-            <w:pPr>
-              <w:pStyle w:val="22"/>
-              <w:spacing w:line="341" w:lineRule="exact"/>
-              <w:ind w:left="13" w:right="165"/>
-              <w:jc w:val="both"/>
-              <w:rPr>
-                <w:rFonts w:ascii="Times New Roman" w:hAnsi="Times New Roman" w:cs="Times New Roman"/>
-                <w:b/>
-                <w:sz w:val="24"/>
-                <w:szCs w:val="24"/>
-              </w:rPr>
-            </w:pPr>
-            <w:r>
-              <w:rPr>
-                <w:rFonts w:ascii="Times New Roman" w:hAnsi="Times New Roman" w:cs="Times New Roman"/>
-                <w:b/>
-                <w:sz w:val="24"/>
-                <w:szCs w:val="24"/>
-              </w:rPr>
-              <w:t>日</w:t>
-            </w:r>
-            <w:r>
-              <w:rPr>
-                <w:rFonts w:ascii="Times New Roman" w:hAnsi="Times New Roman" w:cs="Times New Roman"/>
-                <w:b/>
-                <w:sz w:val="24"/>
-                <w:szCs w:val="24"/>
-                <w:lang w:eastAsia="zh-CN"/>
-              </w:rPr>
-              <w:t xml:space="preserve">  </w:t>
-            </w:r>
-            <w:r>
-              <w:rPr>
-                <w:rFonts w:ascii="Times New Roman" w:hAnsi="Times New Roman" w:cs="Times New Roman"/>
-                <w:b/>
-                <w:sz w:val="24"/>
-                <w:szCs w:val="24"/>
-              </w:rPr>
-              <w:t>期：</w:t>
-            </w:r>
-          </w:p>
-        </w:tc>
-        <w:tc>
-          <w:tcPr>
-            <w:tcW w:w="2306" w:type="dxa"/>
-            <w:vAlign w:val="center"/>
-          </w:tcPr>
-          <w:p>
-            <w:pPr>
-              <w:pStyle w:val="22"/>
-              <w:spacing w:line="363" w:lineRule="exact"/>
-              <w:jc w:val="both"/>
-              <w:rPr>
-                <w:rFonts w:ascii="Times New Roman" w:hAnsi="Times New Roman" w:cs="Times New Roman"/>
-                <w:sz w:val="24"/>
-                <w:szCs w:val="24"/>
-              </w:rPr>
-            </w:pPr>
-            <w:r>
-              <w:rPr>
-                <w:rFonts w:ascii="Times New Roman" w:hAnsi="Times New Roman" w:cs="Times New Roman"/>
-                <w:kern w:val="2"/>
-                <w:sz w:val="24"/>
-                <w:szCs w:val="24"/>
-                <w:lang w:eastAsia="zh-CN"/>
-              </w:rPr>
-              <w:t>{{ reportdate }}</w:t>
-            </w:r>
-          </w:p>
-        </w:tc>
-        <w:tc>
-          <w:tcPr>
-            <w:tcW w:w="1373" w:type="dxa"/>
-            <w:vAlign w:val="center"/>
-          </w:tcPr>
-          <w:p>
-            <w:pPr>
-              <w:pStyle w:val="22"/>
-              <w:spacing w:line="341" w:lineRule="exact"/>
-              <w:jc w:val="both"/>
-              <w:rPr>
-                <w:rFonts w:ascii="Times New Roman" w:hAnsi="Times New Roman" w:cs="Times New Roman"/>
-                <w:b/>
-                <w:sz w:val="24"/>
-                <w:szCs w:val="24"/>
-              </w:rPr>
-            </w:pPr>
-          </w:p>
-        </w:tc>
-        <w:tc>
-          <w:tcPr>
-            <w:tcW w:w="1640" w:type="dxa"/>
-            <w:vAlign w:val="center"/>
-          </w:tcPr>
-          <w:p>
-            <w:pPr>
-              <w:pStyle w:val="22"/>
-              <w:spacing w:line="363" w:lineRule="exact"/>
-              <w:ind w:right="15"/>
-              <w:jc w:val="both"/>
-              <w:rPr>
-                <w:rFonts w:ascii="Times New Roman" w:hAnsi="Times New Roman" w:cs="Times New Roman"/>
-                <w:sz w:val="24"/>
-                <w:szCs w:val="24"/>
-              </w:rPr>
-            </w:pPr>
-          </w:p>
-        </w:tc>
-        <w:tc>
-          <w:tcPr>
-            <w:tcW w:w="2475" w:type="dxa"/>
-            <w:vAlign w:val="center"/>
-          </w:tcPr>
-          <w:p>
-            <w:pPr>
-              <w:pStyle w:val="22"/>
-              <w:spacing w:line="363" w:lineRule="exact"/>
-              <w:ind w:right="15"/>
-              <w:jc w:val="both"/>
-              <w:rPr>
-                <w:rFonts w:ascii="Times New Roman" w:hAnsi="Times New Roman" w:cs="Times New Roman"/>
-                <w:kern w:val="2"/>
-                <w:sz w:val="24"/>
-                <w:szCs w:val="24"/>
-                <w:lang w:eastAsia="zh-CN"/>
-              </w:rPr>
-            </w:pPr>
-          </w:p>
-        </w:tc>
-      </w:tr>
-    </w:tbl>
-    <w:p>
-      <w:pPr>
-        <w:rPr>
-          <w:rFonts w:ascii="Times New Roman" w:hAnsi="Times New Roman" w:eastAsia="微软雅黑" w:cs="Times New Roman"/>
-          <w:sz w:val="24"/>
-          <w:szCs w:val="24"/>
-          <w:lang w:eastAsia="zh-CN"/>
-        </w:rPr>
-      </w:pPr>
-      <w:r>
-        <w:rPr>
-          <w:rFonts w:hint="eastAsia" w:ascii="Times New Roman" w:hAnsi="Times New Roman" w:eastAsia="微软雅黑" w:cs="Times New Roman"/>
-          <w:sz w:val="24"/>
-          <w:szCs w:val="24"/>
-          <w:lang w:eastAsia="zh-CN"/>
-        </w:rPr>
-        <w:t xml:space="preserve">{% endif %}{% if testedby == </w:t>
-      </w:r>
-      <w:r>
-        <w:rPr>
-          <w:rFonts w:ascii="Times New Roman" w:hAnsi="Times New Roman" w:eastAsia="微软雅黑" w:cs="Times New Roman"/>
-          <w:sz w:val="24"/>
-          <w:szCs w:val="24"/>
-          <w:lang w:eastAsia="zh-CN"/>
-        </w:rPr>
-        <w:t>“</w:t>
-      </w:r>
-      <w:r>
-        <w:rPr>
-          <w:rFonts w:hint="eastAsia" w:ascii="Times New Roman" w:hAnsi="Times New Roman" w:eastAsia="微软雅黑" w:cs="Times New Roman"/>
-          <w:sz w:val="24"/>
-          <w:szCs w:val="24"/>
-          <w:lang w:eastAsia="zh-CN"/>
-        </w:rPr>
-        <w:t>5</w:t>
-      </w:r>
-      <w:r>
-        <w:rPr>
-          <w:rFonts w:ascii="Times New Roman" w:hAnsi="Times New Roman" w:eastAsia="微软雅黑" w:cs="Times New Roman"/>
-          <w:sz w:val="24"/>
-          <w:szCs w:val="24"/>
-          <w:lang w:eastAsia="zh-CN"/>
-        </w:rPr>
-        <w:t>”</w:t>
-      </w:r>
-      <w:r>
-        <w:rPr>
-          <w:rFonts w:hint="eastAsia" w:ascii="Times New Roman" w:hAnsi="Times New Roman" w:eastAsia="微软雅黑" w:cs="Times New Roman"/>
-          <w:sz w:val="24"/>
-          <w:szCs w:val="24"/>
-          <w:lang w:eastAsia="zh-CN"/>
-        </w:rPr>
-        <w:t xml:space="preserve"> %}</w:t>
-      </w:r>
-    </w:p>
-    <w:p>
-      <w:pPr>
-        <w:rPr>
-          <w:lang w:eastAsia="zh-CN"/>
-        </w:rPr>
-      </w:pPr>
-    </w:p>
-    <w:p>
-      <w:pPr>
-        <w:rPr>
-          <w:lang w:eastAsia="zh-CN"/>
-        </w:rPr>
-      </w:pPr>
-    </w:p>
-    <w:tbl>
-      <w:tblPr>
-        <w:tblStyle w:val="33"/>
-        <w:tblW w:w="9066" w:type="dxa"/>
-        <w:jc w:val="right"/>
-        <w:tblLayout w:type="fixed"/>
-        <w:tblCellMar>
-          <w:top w:w="0" w:type="dxa"/>
-          <w:left w:w="0" w:type="dxa"/>
-          <w:bottom w:w="0" w:type="dxa"/>
-          <w:right w:w="0" w:type="dxa"/>
-        </w:tblCellMar>
-      </w:tblPr>
-      <w:tblGrid>
-        <w:gridCol w:w="1272"/>
-        <w:gridCol w:w="2306"/>
-        <w:gridCol w:w="1373"/>
-        <w:gridCol w:w="1640"/>
-        <w:gridCol w:w="2475"/>
-      </w:tblGrid>
-      <w:tr>
-        <w:tblPrEx>
-          <w:tblCellMar>
-            <w:top w:w="0" w:type="dxa"/>
-            <w:left w:w="0" w:type="dxa"/>
-            <w:bottom w:w="0" w:type="dxa"/>
-            <w:right w:w="0" w:type="dxa"/>
-          </w:tblCellMar>
-        </w:tblPrEx>
-        <w:trPr>
-          <w:trHeight w:val="441" w:hRule="exact"/>
-          <w:jc w:val="right"/>
-        </w:trPr>
-        <w:tc>
-          <w:tcPr>
-            <w:tcW w:w="1272" w:type="dxa"/>
-            <w:vAlign w:val="center"/>
-          </w:tcPr>
-          <w:p>
-            <w:pPr>
-              <w:pStyle w:val="22"/>
-              <w:spacing w:before="13"/>
-              <w:ind w:left="13" w:right="95"/>
-              <w:jc w:val="both"/>
-              <w:rPr>
-                <w:rFonts w:ascii="Times New Roman" w:hAnsi="Times New Roman" w:cs="Times New Roman"/>
-                <w:b/>
-                <w:sz w:val="24"/>
-                <w:szCs w:val="24"/>
-              </w:rPr>
-            </w:pPr>
-            <w:r>
-              <w:rPr>
-                <w:rFonts w:ascii="Times New Roman" w:hAnsi="Times New Roman" w:cs="Times New Roman"/>
-                <w:b/>
-                <w:sz w:val="24"/>
-                <w:szCs w:val="24"/>
-              </w:rPr>
-              <w:t>检测人：</w:t>
-            </w:r>
-          </w:p>
-        </w:tc>
-        <w:tc>
-          <w:tcPr>
-            <w:tcW w:w="2306" w:type="dxa"/>
-            <w:vAlign w:val="center"/>
-          </w:tcPr>
-          <w:p>
-            <w:pPr>
-              <w:pStyle w:val="22"/>
-              <w:spacing w:before="13"/>
-              <w:jc w:val="both"/>
-              <w:rPr>
-                <w:rFonts w:ascii="Times New Roman" w:hAnsi="Times New Roman" w:cs="Times New Roman"/>
-                <w:b/>
-                <w:sz w:val="24"/>
-                <w:szCs w:val="24"/>
-              </w:rPr>
-            </w:pPr>
-          </w:p>
-        </w:tc>
-        <w:tc>
-          <w:tcPr>
-            <w:tcW w:w="1373" w:type="dxa"/>
-            <w:vAlign w:val="center"/>
-          </w:tcPr>
-          <w:p>
-            <w:pPr>
-              <w:pStyle w:val="22"/>
-              <w:spacing w:before="13"/>
-              <w:jc w:val="both"/>
-              <w:rPr>
-                <w:rFonts w:ascii="Times New Roman" w:hAnsi="Times New Roman" w:cs="Times New Roman"/>
-                <w:b/>
-                <w:sz w:val="24"/>
-                <w:szCs w:val="24"/>
-              </w:rPr>
-            </w:pPr>
-            <w:r>
-              <w:rPr>
-                <w:rFonts w:hint="eastAsia" w:ascii="Times New Roman" w:hAnsi="Times New Roman" w:cs="Times New Roman"/>
-                <w:b/>
-                <w:sz w:val="24"/>
-                <w:szCs w:val="24"/>
-                <w:lang w:val="en-US" w:eastAsia="zh-CN"/>
-              </w:rPr>
-              <w:t>报告医生</w:t>
-            </w:r>
-            <w:r>
-              <w:rPr>
-                <w:rFonts w:ascii="Times New Roman" w:hAnsi="Times New Roman" w:cs="Times New Roman"/>
-                <w:b/>
-                <w:sz w:val="24"/>
-                <w:szCs w:val="24"/>
-                <w:lang w:eastAsia="zh-CN"/>
-              </w:rPr>
-              <w:t>：</w:t>
-            </w:r>
-          </w:p>
-        </w:tc>
-        <w:tc>
-          <w:tcPr>
-            <w:tcW w:w="1640" w:type="dxa"/>
-            <w:vAlign w:val="center"/>
-          </w:tcPr>
-          <w:p>
-            <w:pPr>
-              <w:pStyle w:val="22"/>
-              <w:spacing w:before="13"/>
-              <w:ind w:right="15"/>
-              <w:jc w:val="both"/>
-              <w:rPr>
-                <w:rFonts w:ascii="Times New Roman" w:hAnsi="Times New Roman" w:cs="Times New Roman"/>
-                <w:b/>
-                <w:sz w:val="24"/>
-                <w:szCs w:val="24"/>
-              </w:rPr>
-            </w:pPr>
-          </w:p>
-        </w:tc>
-        <w:tc>
-          <w:tcPr>
-            <w:tcW w:w="2475" w:type="dxa"/>
-            <w:vAlign w:val="center"/>
-          </w:tcPr>
-          <w:p>
-            <w:pPr>
-              <w:pStyle w:val="22"/>
-              <w:spacing w:before="13"/>
-              <w:ind w:right="15"/>
-              <w:jc w:val="both"/>
-              <w:rPr>
-                <w:rFonts w:hint="eastAsia" w:ascii="Times New Roman" w:hAnsi="Times New Roman" w:eastAsia="宋体" w:cs="Times New Roman"/>
-                <w:b/>
-                <w:sz w:val="24"/>
-                <w:szCs w:val="24"/>
-                <w:lang w:val="en-US" w:eastAsia="zh-CN"/>
-              </w:rPr>
-            </w:pPr>
-            <w:r>
-              <w:rPr>
-                <w:rFonts w:hint="eastAsia" w:ascii="Times New Roman" w:hAnsi="Times New Roman" w:cs="Times New Roman"/>
-                <w:b/>
-                <w:sz w:val="24"/>
-                <w:szCs w:val="24"/>
-                <w:lang w:val="en-US" w:eastAsia="zh-CN"/>
-              </w:rPr>
-              <w:t>审核医生：</w:t>
-            </w:r>
-          </w:p>
-        </w:tc>
-      </w:tr>
-      <w:tr>
-        <w:tblPrEx>
-          <w:tblCellMar>
-            <w:top w:w="0" w:type="dxa"/>
-            <w:left w:w="0" w:type="dxa"/>
-            <w:bottom w:w="0" w:type="dxa"/>
-            <w:right w:w="0" w:type="dxa"/>
-          </w:tblCellMar>
-        </w:tblPrEx>
-        <w:trPr>
-          <w:trHeight w:val="457" w:hRule="exact"/>
-          <w:jc w:val="right"/>
-        </w:trPr>
-        <w:tc>
-          <w:tcPr>
-            <w:tcW w:w="1272" w:type="dxa"/>
-            <w:vAlign w:val="center"/>
-          </w:tcPr>
-          <w:p>
-            <w:pPr>
-              <w:pStyle w:val="22"/>
-              <w:spacing w:line="341" w:lineRule="exact"/>
-              <w:ind w:left="13" w:right="165"/>
-              <w:jc w:val="both"/>
-              <w:rPr>
-                <w:rFonts w:ascii="Times New Roman" w:hAnsi="Times New Roman" w:cs="Times New Roman"/>
-                <w:b/>
-                <w:sz w:val="24"/>
-                <w:szCs w:val="24"/>
-              </w:rPr>
-            </w:pPr>
-            <w:r>
-              <w:rPr>
-                <w:rFonts w:ascii="Times New Roman" w:hAnsi="Times New Roman" w:cs="Times New Roman"/>
-                <w:b/>
-                <w:sz w:val="24"/>
-                <w:szCs w:val="24"/>
-              </w:rPr>
-              <w:t>日</w:t>
-            </w:r>
-            <w:r>
-              <w:rPr>
-                <w:rFonts w:ascii="Times New Roman" w:hAnsi="Times New Roman" w:cs="Times New Roman"/>
-                <w:b/>
-                <w:sz w:val="24"/>
-                <w:szCs w:val="24"/>
-                <w:lang w:eastAsia="zh-CN"/>
-              </w:rPr>
-              <w:t xml:space="preserve">  </w:t>
-            </w:r>
-            <w:r>
-              <w:rPr>
-                <w:rFonts w:ascii="Times New Roman" w:hAnsi="Times New Roman" w:cs="Times New Roman"/>
-                <w:b/>
-                <w:sz w:val="24"/>
-                <w:szCs w:val="24"/>
-              </w:rPr>
-              <w:t>期：</w:t>
-            </w:r>
-          </w:p>
-        </w:tc>
-        <w:tc>
-          <w:tcPr>
-            <w:tcW w:w="2306" w:type="dxa"/>
-            <w:vAlign w:val="center"/>
-          </w:tcPr>
-          <w:p>
-            <w:pPr>
-              <w:pStyle w:val="22"/>
-              <w:spacing w:line="363" w:lineRule="exact"/>
-              <w:jc w:val="both"/>
-              <w:rPr>
-                <w:rFonts w:ascii="Times New Roman" w:hAnsi="Times New Roman" w:cs="Times New Roman"/>
-                <w:sz w:val="24"/>
-                <w:szCs w:val="24"/>
-              </w:rPr>
-            </w:pPr>
-            <w:r>
-              <w:rPr>
-                <w:rFonts w:ascii="Times New Roman" w:hAnsi="Times New Roman" w:cs="Times New Roman"/>
-                <w:kern w:val="2"/>
-                <w:sz w:val="24"/>
-                <w:szCs w:val="24"/>
-                <w:lang w:eastAsia="zh-CN"/>
-              </w:rPr>
-              <w:t>{{ reportdate }}</w:t>
-            </w:r>
-          </w:p>
-        </w:tc>
-        <w:tc>
-          <w:tcPr>
-            <w:tcW w:w="1373" w:type="dxa"/>
-            <w:vAlign w:val="center"/>
-          </w:tcPr>
-          <w:p>
-            <w:pPr>
-              <w:pStyle w:val="22"/>
-              <w:spacing w:line="341" w:lineRule="exact"/>
-              <w:jc w:val="both"/>
-              <w:rPr>
-                <w:rFonts w:ascii="Times New Roman" w:hAnsi="Times New Roman" w:cs="Times New Roman"/>
-                <w:b/>
-                <w:sz w:val="24"/>
-                <w:szCs w:val="24"/>
-              </w:rPr>
-            </w:pPr>
-          </w:p>
-        </w:tc>
-        <w:tc>
-          <w:tcPr>
-            <w:tcW w:w="1640" w:type="dxa"/>
-            <w:vAlign w:val="center"/>
-          </w:tcPr>
-          <w:p>
-            <w:pPr>
-              <w:pStyle w:val="22"/>
-              <w:spacing w:line="363" w:lineRule="exact"/>
-              <w:ind w:right="15"/>
-              <w:jc w:val="both"/>
-              <w:rPr>
-                <w:rFonts w:ascii="Times New Roman" w:hAnsi="Times New Roman" w:cs="Times New Roman"/>
-                <w:sz w:val="24"/>
-                <w:szCs w:val="24"/>
-              </w:rPr>
-            </w:pPr>
-          </w:p>
-        </w:tc>
-        <w:tc>
-          <w:tcPr>
-            <w:tcW w:w="2475" w:type="dxa"/>
-            <w:vAlign w:val="center"/>
-          </w:tcPr>
-          <w:p>
-            <w:pPr>
-              <w:pStyle w:val="22"/>
-              <w:spacing w:line="363" w:lineRule="exact"/>
-              <w:ind w:right="15"/>
-              <w:jc w:val="both"/>
-              <w:rPr>
-                <w:rFonts w:ascii="Times New Roman" w:hAnsi="Times New Roman" w:cs="Times New Roman"/>
-                <w:kern w:val="2"/>
-                <w:sz w:val="24"/>
-                <w:szCs w:val="24"/>
-                <w:lang w:eastAsia="zh-CN"/>
-              </w:rPr>
-            </w:pPr>
-          </w:p>
-        </w:tc>
-      </w:tr>
-    </w:tbl>
-    <w:p>
-      <w:pPr>
-        <w:rPr>
-          <w:rFonts w:ascii="Times New Roman" w:hAnsi="Times New Roman" w:eastAsia="微软雅黑" w:cs="Times New Roman"/>
-          <w:sz w:val="24"/>
-          <w:szCs w:val="24"/>
-          <w:lang w:eastAsia="zh-CN"/>
-        </w:rPr>
-      </w:pPr>
-      <w:r>
-        <w:rPr>
-          <w:rFonts w:hint="eastAsia" w:ascii="Times New Roman" w:hAnsi="Times New Roman" w:eastAsia="微软雅黑" w:cs="Times New Roman"/>
-          <w:sz w:val="24"/>
-          <w:szCs w:val="24"/>
-          <w:lang w:eastAsia="zh-CN"/>
-        </w:rPr>
-        <w:t xml:space="preserve">{% endif %}{% if testedby == </w:t>
-      </w:r>
-      <w:r>
-        <w:rPr>
-          <w:rFonts w:ascii="Times New Roman" w:hAnsi="Times New Roman" w:eastAsia="微软雅黑" w:cs="Times New Roman"/>
-          <w:sz w:val="24"/>
-          <w:szCs w:val="24"/>
-          <w:lang w:eastAsia="zh-CN"/>
-        </w:rPr>
-        <w:t>“</w:t>
-      </w:r>
-      <w:r>
-        <w:rPr>
-          <w:rFonts w:hint="eastAsia" w:ascii="Times New Roman" w:hAnsi="Times New Roman" w:eastAsia="微软雅黑" w:cs="Times New Roman"/>
-          <w:sz w:val="24"/>
-          <w:szCs w:val="24"/>
-          <w:lang w:eastAsia="zh-CN"/>
-        </w:rPr>
-        <w:t>6</w:t>
-      </w:r>
-      <w:r>
-        <w:rPr>
-          <w:rFonts w:ascii="Times New Roman" w:hAnsi="Times New Roman" w:eastAsia="微软雅黑" w:cs="Times New Roman"/>
-          <w:sz w:val="24"/>
-          <w:szCs w:val="24"/>
-          <w:lang w:eastAsia="zh-CN"/>
-        </w:rPr>
-        <w:t>”</w:t>
-      </w:r>
-      <w:r>
-        <w:rPr>
-          <w:rFonts w:hint="eastAsia" w:ascii="Times New Roman" w:hAnsi="Times New Roman" w:eastAsia="微软雅黑" w:cs="Times New Roman"/>
-          <w:sz w:val="24"/>
-          <w:szCs w:val="24"/>
-          <w:lang w:eastAsia="zh-CN"/>
-        </w:rPr>
-        <w:t xml:space="preserve"> %}</w:t>
-      </w:r>
-    </w:p>
-    <w:p>
-      <w:pPr>
-        <w:rPr>
-          <w:rFonts w:ascii="Times New Roman" w:hAnsi="Times New Roman" w:eastAsia="微软雅黑" w:cs="Times New Roman"/>
-          <w:sz w:val="24"/>
-          <w:szCs w:val="24"/>
-          <w:lang w:eastAsia="zh-CN"/>
-        </w:rPr>
-      </w:pPr>
-    </w:p>
-    <w:p>
-      <w:pPr>
-        <w:rPr>
-          <w:rFonts w:ascii="Times New Roman" w:hAnsi="Times New Roman" w:eastAsia="微软雅黑" w:cs="Times New Roman"/>
-          <w:sz w:val="24"/>
-          <w:szCs w:val="24"/>
-          <w:lang w:eastAsia="zh-CN"/>
-        </w:rPr>
-      </w:pPr>
-    </w:p>
-    <w:tbl>
-      <w:tblPr>
-        <w:tblStyle w:val="33"/>
-        <w:tblW w:w="9066" w:type="dxa"/>
-        <w:jc w:val="right"/>
-        <w:tblLayout w:type="fixed"/>
-        <w:tblCellMar>
-          <w:top w:w="0" w:type="dxa"/>
-          <w:left w:w="0" w:type="dxa"/>
-          <w:bottom w:w="0" w:type="dxa"/>
-          <w:right w:w="0" w:type="dxa"/>
-        </w:tblCellMar>
-      </w:tblPr>
-      <w:tblGrid>
-        <w:gridCol w:w="1272"/>
-        <w:gridCol w:w="2306"/>
-        <w:gridCol w:w="1373"/>
-        <w:gridCol w:w="1640"/>
-        <w:gridCol w:w="2475"/>
-      </w:tblGrid>
-      <w:tr>
-        <w:tblPrEx>
-          <w:tblCellMar>
-            <w:top w:w="0" w:type="dxa"/>
-            <w:left w:w="0" w:type="dxa"/>
-            <w:bottom w:w="0" w:type="dxa"/>
-            <w:right w:w="0" w:type="dxa"/>
-          </w:tblCellMar>
-        </w:tblPrEx>
-        <w:trPr>
-          <w:trHeight w:val="441" w:hRule="exact"/>
-          <w:jc w:val="right"/>
-        </w:trPr>
-        <w:tc>
-          <w:tcPr>
-            <w:tcW w:w="1272" w:type="dxa"/>
-            <w:vAlign w:val="center"/>
-          </w:tcPr>
-          <w:p>
-            <w:pPr>
-              <w:pStyle w:val="22"/>
-              <w:spacing w:before="13"/>
-              <w:ind w:left="13" w:right="95"/>
-              <w:jc w:val="both"/>
-              <w:rPr>
-                <w:rFonts w:ascii="Times New Roman" w:hAnsi="Times New Roman" w:cs="Times New Roman"/>
-                <w:b/>
-                <w:sz w:val="24"/>
-                <w:szCs w:val="24"/>
-              </w:rPr>
-            </w:pPr>
-            <w:r>
-              <w:rPr>
-                <w:rFonts w:ascii="Times New Roman" w:hAnsi="Times New Roman" w:cs="Times New Roman"/>
-                <w:b/>
-                <w:sz w:val="24"/>
-                <w:szCs w:val="24"/>
-              </w:rPr>
-              <w:t>检测人：</w:t>
-            </w:r>
-          </w:p>
-        </w:tc>
-        <w:tc>
-          <w:tcPr>
-            <w:tcW w:w="2306" w:type="dxa"/>
-            <w:vAlign w:val="center"/>
-          </w:tcPr>
-          <w:p>
-            <w:pPr>
-              <w:pStyle w:val="22"/>
-              <w:spacing w:before="13"/>
-              <w:jc w:val="both"/>
-              <w:rPr>
-                <w:rFonts w:ascii="Times New Roman" w:hAnsi="Times New Roman" w:cs="Times New Roman"/>
-                <w:b/>
-                <w:sz w:val="24"/>
-                <w:szCs w:val="24"/>
-              </w:rPr>
-            </w:pPr>
-          </w:p>
-        </w:tc>
-        <w:tc>
-          <w:tcPr>
-            <w:tcW w:w="1373" w:type="dxa"/>
-            <w:vAlign w:val="center"/>
-          </w:tcPr>
-          <w:p>
-            <w:pPr>
-              <w:pStyle w:val="22"/>
-              <w:spacing w:before="13"/>
-              <w:jc w:val="both"/>
-              <w:rPr>
-                <w:rFonts w:ascii="Times New Roman" w:hAnsi="Times New Roman" w:cs="Times New Roman"/>
-                <w:b/>
-                <w:sz w:val="24"/>
-                <w:szCs w:val="24"/>
-              </w:rPr>
-            </w:pPr>
-            <w:r>
-              <w:rPr>
-                <w:rFonts w:hint="eastAsia" w:ascii="Times New Roman" w:hAnsi="Times New Roman" w:cs="Times New Roman"/>
-                <w:b/>
-                <w:sz w:val="24"/>
-                <w:szCs w:val="24"/>
-                <w:lang w:val="en-US" w:eastAsia="zh-CN"/>
-              </w:rPr>
-              <w:t>报告医生</w:t>
-            </w:r>
-            <w:r>
-              <w:rPr>
-                <w:rFonts w:ascii="Times New Roman" w:hAnsi="Times New Roman" w:cs="Times New Roman"/>
-                <w:b/>
-                <w:sz w:val="24"/>
-                <w:szCs w:val="24"/>
-                <w:lang w:eastAsia="zh-CN"/>
-              </w:rPr>
-              <w:t>：</w:t>
-            </w:r>
-          </w:p>
-        </w:tc>
-        <w:tc>
-          <w:tcPr>
-            <w:tcW w:w="1640" w:type="dxa"/>
-            <w:vAlign w:val="center"/>
-          </w:tcPr>
-          <w:p>
-            <w:pPr>
-              <w:pStyle w:val="22"/>
-              <w:spacing w:before="13"/>
-              <w:ind w:right="15"/>
-              <w:jc w:val="both"/>
-              <w:rPr>
-                <w:rFonts w:ascii="Times New Roman" w:hAnsi="Times New Roman" w:cs="Times New Roman"/>
-                <w:b/>
-                <w:sz w:val="24"/>
-                <w:szCs w:val="24"/>
-              </w:rPr>
-            </w:pPr>
-          </w:p>
-        </w:tc>
-        <w:tc>
-          <w:tcPr>
-            <w:tcW w:w="2475" w:type="dxa"/>
-            <w:vAlign w:val="center"/>
-          </w:tcPr>
-          <w:p>
-            <w:pPr>
-              <w:pStyle w:val="22"/>
-              <w:spacing w:before="13"/>
-              <w:ind w:right="15"/>
-              <w:jc w:val="both"/>
-              <w:rPr>
-                <w:rFonts w:hint="eastAsia" w:ascii="Times New Roman" w:hAnsi="Times New Roman" w:eastAsia="宋体" w:cs="Times New Roman"/>
-                <w:b/>
-                <w:sz w:val="24"/>
-                <w:szCs w:val="24"/>
-                <w:lang w:val="en-US" w:eastAsia="zh-CN"/>
-              </w:rPr>
-            </w:pPr>
-            <w:r>
-              <w:rPr>
-                <w:rFonts w:hint="eastAsia" w:ascii="Times New Roman" w:hAnsi="Times New Roman" w:cs="Times New Roman"/>
-                <w:b/>
-                <w:sz w:val="24"/>
-                <w:szCs w:val="24"/>
-                <w:lang w:val="en-US" w:eastAsia="zh-CN"/>
-              </w:rPr>
-              <w:t>审核医生：</w:t>
-            </w:r>
-          </w:p>
-        </w:tc>
-      </w:tr>
-      <w:tr>
-        <w:tblPrEx>
-          <w:tblCellMar>
-            <w:top w:w="0" w:type="dxa"/>
-            <w:left w:w="0" w:type="dxa"/>
-            <w:bottom w:w="0" w:type="dxa"/>
-            <w:right w:w="0" w:type="dxa"/>
-          </w:tblCellMar>
-        </w:tblPrEx>
-        <w:trPr>
-          <w:trHeight w:val="457" w:hRule="exact"/>
-          <w:jc w:val="right"/>
-        </w:trPr>
-        <w:tc>
-          <w:tcPr>
-            <w:tcW w:w="1272" w:type="dxa"/>
-            <w:vAlign w:val="center"/>
-          </w:tcPr>
-          <w:p>
-            <w:pPr>
-              <w:pStyle w:val="22"/>
-              <w:spacing w:line="341" w:lineRule="exact"/>
-              <w:ind w:left="13" w:right="165"/>
-              <w:jc w:val="both"/>
-              <w:rPr>
-                <w:rFonts w:ascii="Times New Roman" w:hAnsi="Times New Roman" w:cs="Times New Roman"/>
-                <w:b/>
-                <w:sz w:val="24"/>
-                <w:szCs w:val="24"/>
-              </w:rPr>
-            </w:pPr>
-            <w:r>
-              <w:rPr>
-                <w:rFonts w:ascii="Times New Roman" w:hAnsi="Times New Roman" w:cs="Times New Roman"/>
-                <w:b/>
-                <w:sz w:val="24"/>
-                <w:szCs w:val="24"/>
-              </w:rPr>
-              <w:t>日</w:t>
-            </w:r>
-            <w:r>
-              <w:rPr>
-                <w:rFonts w:ascii="Times New Roman" w:hAnsi="Times New Roman" w:cs="Times New Roman"/>
-                <w:b/>
-                <w:sz w:val="24"/>
-                <w:szCs w:val="24"/>
-                <w:lang w:eastAsia="zh-CN"/>
-              </w:rPr>
-              <w:t xml:space="preserve">  </w:t>
-            </w:r>
-            <w:r>
-              <w:rPr>
-                <w:rFonts w:ascii="Times New Roman" w:hAnsi="Times New Roman" w:cs="Times New Roman"/>
-                <w:b/>
-                <w:sz w:val="24"/>
-                <w:szCs w:val="24"/>
-              </w:rPr>
-              <w:t>期：</w:t>
-            </w:r>
-          </w:p>
-        </w:tc>
-        <w:tc>
-          <w:tcPr>
-            <w:tcW w:w="2306" w:type="dxa"/>
-            <w:vAlign w:val="center"/>
-          </w:tcPr>
-          <w:p>
-            <w:pPr>
-              <w:pStyle w:val="22"/>
-              <w:spacing w:line="363" w:lineRule="exact"/>
-              <w:jc w:val="both"/>
-              <w:rPr>
-                <w:rFonts w:ascii="Times New Roman" w:hAnsi="Times New Roman" w:cs="Times New Roman"/>
-                <w:sz w:val="24"/>
-                <w:szCs w:val="24"/>
-              </w:rPr>
-            </w:pPr>
-            <w:r>
-              <w:rPr>
-                <w:rFonts w:ascii="Times New Roman" w:hAnsi="Times New Roman" w:cs="Times New Roman"/>
-                <w:kern w:val="2"/>
-                <w:sz w:val="24"/>
-                <w:szCs w:val="24"/>
-                <w:lang w:eastAsia="zh-CN"/>
-              </w:rPr>
-              <w:t>{{ reportdate }}</w:t>
-            </w:r>
-          </w:p>
-        </w:tc>
-        <w:tc>
-          <w:tcPr>
-            <w:tcW w:w="1373" w:type="dxa"/>
-            <w:vAlign w:val="center"/>
-          </w:tcPr>
-          <w:p>
-            <w:pPr>
-              <w:pStyle w:val="22"/>
-              <w:spacing w:line="341" w:lineRule="exact"/>
-              <w:jc w:val="both"/>
-              <w:rPr>
-                <w:rFonts w:ascii="Times New Roman" w:hAnsi="Times New Roman" w:cs="Times New Roman"/>
-                <w:b/>
-                <w:sz w:val="24"/>
-                <w:szCs w:val="24"/>
-              </w:rPr>
-            </w:pPr>
-          </w:p>
-        </w:tc>
-        <w:tc>
-          <w:tcPr>
-            <w:tcW w:w="1640" w:type="dxa"/>
-            <w:vAlign w:val="center"/>
-          </w:tcPr>
-          <w:p>
-            <w:pPr>
-              <w:pStyle w:val="22"/>
-              <w:spacing w:line="363" w:lineRule="exact"/>
-              <w:ind w:right="15"/>
-              <w:jc w:val="both"/>
-              <w:rPr>
-                <w:rFonts w:ascii="Times New Roman" w:hAnsi="Times New Roman" w:cs="Times New Roman"/>
-                <w:sz w:val="24"/>
-                <w:szCs w:val="24"/>
-              </w:rPr>
-            </w:pPr>
-          </w:p>
-        </w:tc>
-        <w:tc>
-          <w:tcPr>
-            <w:tcW w:w="2475" w:type="dxa"/>
-            <w:vAlign w:val="center"/>
-          </w:tcPr>
-          <w:p>
-            <w:pPr>
-              <w:pStyle w:val="22"/>
-              <w:spacing w:line="363" w:lineRule="exact"/>
-              <w:ind w:right="15"/>
-              <w:jc w:val="both"/>
-              <w:rPr>
-                <w:rFonts w:ascii="Times New Roman" w:hAnsi="Times New Roman" w:cs="Times New Roman"/>
-                <w:kern w:val="2"/>
-                <w:sz w:val="24"/>
-                <w:szCs w:val="24"/>
-                <w:lang w:eastAsia="zh-CN"/>
-              </w:rPr>
-            </w:pPr>
-          </w:p>
-        </w:tc>
-      </w:tr>
-    </w:tbl>
-    <w:p>
-      <w:pPr>
-        <w:rPr>
           <w:rFonts w:hint="eastAsia" w:ascii="Times New Roman" w:hAnsi="Times New Roman" w:eastAsia="微软雅黑" w:cs="Times New Roman"/>
           <w:sz w:val="24"/>
           <w:szCs w:val="24"/>
@@ -8651,16 +6855,16 @@
         </w:rPr>
       </w:pPr>
       <w:bookmarkStart w:id="34" w:name="_Toc24836"/>
-      <w:bookmarkStart w:id="35" w:name="_Toc149832729"/>
-      <w:bookmarkStart w:id="36" w:name="_Toc31425"/>
-      <w:bookmarkStart w:id="37" w:name="_Toc19184"/>
-      <w:bookmarkStart w:id="38" w:name="_Toc284"/>
+      <w:bookmarkStart w:id="35" w:name="_Toc31425"/>
+      <w:bookmarkStart w:id="36" w:name="_Toc149832729"/>
+      <w:bookmarkStart w:id="37" w:name="_Toc2781"/>
+      <w:bookmarkStart w:id="38" w:name="_Toc19184"/>
       <w:bookmarkStart w:id="39" w:name="_Toc14062"/>
-      <w:bookmarkStart w:id="40" w:name="_Toc22132"/>
-      <w:bookmarkStart w:id="41" w:name="_Toc12381"/>
-      <w:bookmarkStart w:id="42" w:name="_Toc20136_WPSOffice_Level1"/>
-      <w:bookmarkStart w:id="43" w:name="_Toc19898_WPSOffice_Level1"/>
-      <w:bookmarkStart w:id="44" w:name="_Toc2781"/>
+      <w:bookmarkStart w:id="40" w:name="_Toc12381"/>
+      <w:bookmarkStart w:id="41" w:name="_Toc20136_WPSOffice_Level1"/>
+      <w:bookmarkStart w:id="42" w:name="_Toc19898_WPSOffice_Level1"/>
+      <w:bookmarkStart w:id="43" w:name="_Toc284"/>
+      <w:bookmarkStart w:id="44" w:name="_Toc22132"/>
       <w:r>
         <w:rPr>
           <w:rFonts w:hint="eastAsia"/>
@@ -10317,15 +8521,15 @@
           <w:sz w:val="30"/>
         </w:rPr>
       </w:pPr>
-      <w:bookmarkStart w:id="46" w:name="_Toc18062_WPSOffice_Level2"/>
-      <w:bookmarkStart w:id="47" w:name="_Toc24979"/>
-      <w:bookmarkStart w:id="48" w:name="_Toc22976"/>
-      <w:bookmarkStart w:id="49" w:name="_Toc23375"/>
-      <w:bookmarkStart w:id="50" w:name="_Toc11015_WPSOffice_Level2"/>
-      <w:bookmarkStart w:id="51" w:name="_Toc9977"/>
-      <w:bookmarkStart w:id="52" w:name="_Toc20643"/>
-      <w:bookmarkStart w:id="53" w:name="_Toc9088"/>
-      <w:bookmarkStart w:id="54" w:name="_Toc30265"/>
+      <w:bookmarkStart w:id="46" w:name="_Toc20643"/>
+      <w:bookmarkStart w:id="47" w:name="_Toc9088"/>
+      <w:bookmarkStart w:id="48" w:name="_Toc30265"/>
+      <w:bookmarkStart w:id="49" w:name="_Toc18062_WPSOffice_Level2"/>
+      <w:bookmarkStart w:id="50" w:name="_Toc9977"/>
+      <w:bookmarkStart w:id="51" w:name="_Toc24979"/>
+      <w:bookmarkStart w:id="52" w:name="_Toc11015_WPSOffice_Level2"/>
+      <w:bookmarkStart w:id="53" w:name="_Toc22976"/>
+      <w:bookmarkStart w:id="54" w:name="_Toc23375"/>
       <w:r>
         <w:rPr>
           <w:rFonts w:ascii="Times New Roman" w:hAnsi="Times New Roman"/>
@@ -14428,6 +12632,12 @@
             <w:insideH w:val="single" w:color="A4A4A4" w:sz="4" w:space="0"/>
             <w:insideV w:val="single" w:color="A4A4A4" w:sz="4" w:space="0"/>
           </w:tblBorders>
+          <w:tblCellMar>
+            <w:top w:w="0" w:type="dxa"/>
+            <w:left w:w="0" w:type="dxa"/>
+            <w:bottom w:w="0" w:type="dxa"/>
+            <w:right w:w="0" w:type="dxa"/>
+          </w:tblCellMar>
         </w:tblPrEx>
         <w:trPr>
           <w:trHeight w:val="1404" w:hRule="atLeast"/>
@@ -15250,12 +13460,12 @@
           <w:lang w:eastAsia="zh-CN"/>
         </w:rPr>
       </w:pPr>
-      <w:bookmarkStart w:id="55" w:name="_Toc22163"/>
-      <w:bookmarkStart w:id="56" w:name="_Toc23479"/>
-      <w:bookmarkStart w:id="57" w:name="_Toc2919"/>
-      <w:bookmarkStart w:id="58" w:name="_Toc16483"/>
-      <w:bookmarkStart w:id="59" w:name="_Toc149837260"/>
-      <w:bookmarkStart w:id="60" w:name="_Toc15206"/>
+      <w:bookmarkStart w:id="55" w:name="_Toc2919"/>
+      <w:bookmarkStart w:id="56" w:name="_Toc15206"/>
+      <w:bookmarkStart w:id="57" w:name="_Toc16483"/>
+      <w:bookmarkStart w:id="58" w:name="_Toc22163"/>
+      <w:bookmarkStart w:id="59" w:name="_Toc23479"/>
+      <w:bookmarkStart w:id="60" w:name="_Toc149837260"/>
       <w:bookmarkStart w:id="61" w:name="_Toc7551_WPSOffice_Level2"/>
       <w:bookmarkStart w:id="62" w:name="_Toc6221_WPSOffice_Level2"/>
       <w:bookmarkStart w:id="63" w:name="_Toc626"/>
@@ -15317,12 +13527,6 @@
             <w:insideH w:val="single" w:color="A4A4A4" w:sz="4" w:space="0"/>
             <w:insideV w:val="single" w:color="A4A4A4" w:sz="4" w:space="0"/>
           </w:tblBorders>
-          <w:tblCellMar>
-            <w:top w:w="0" w:type="dxa"/>
-            <w:left w:w="113" w:type="dxa"/>
-            <w:bottom w:w="0" w:type="dxa"/>
-            <w:right w:w="113" w:type="dxa"/>
-          </w:tblCellMar>
         </w:tblPrEx>
         <w:trPr>
           <w:trHeight w:val="567" w:hRule="atLeast"/>
@@ -15857,9 +14061,9 @@
           <w:lang w:eastAsia="zh-CN"/>
         </w:rPr>
       </w:pPr>
-      <w:bookmarkStart w:id="70" w:name="_Toc10994"/>
-      <w:bookmarkStart w:id="71" w:name="_Toc3816"/>
-      <w:bookmarkStart w:id="72" w:name="_Toc2577"/>
+      <w:bookmarkStart w:id="70" w:name="_Toc3816"/>
+      <w:bookmarkStart w:id="71" w:name="_Toc2577"/>
+      <w:bookmarkStart w:id="72" w:name="_Toc10994"/>
       <w:bookmarkStart w:id="73" w:name="_Toc24055"/>
       <w:r>
         <w:rPr>
@@ -16456,13 +14660,13 @@
           <w:lang w:eastAsia="zh-CN"/>
         </w:rPr>
       </w:pPr>
-      <w:bookmarkStart w:id="74" w:name="_Toc19763"/>
-      <w:bookmarkStart w:id="75" w:name="_Toc3791"/>
-      <w:bookmarkStart w:id="76" w:name="_Toc149837262"/>
+      <w:bookmarkStart w:id="74" w:name="_Toc819"/>
+      <w:bookmarkStart w:id="75" w:name="_Toc21662"/>
+      <w:bookmarkStart w:id="76" w:name="_Toc3791"/>
       <w:bookmarkStart w:id="77" w:name="_Toc1361"/>
-      <w:bookmarkStart w:id="78" w:name="_Toc819"/>
-      <w:bookmarkStart w:id="79" w:name="_Toc9691"/>
-      <w:bookmarkStart w:id="80" w:name="_Toc21662"/>
+      <w:bookmarkStart w:id="78" w:name="_Toc149837262"/>
+      <w:bookmarkStart w:id="79" w:name="_Toc19763"/>
+      <w:bookmarkStart w:id="80" w:name="_Toc9691"/>
       <w:r>
         <w:rPr>
           <w:rFonts w:hint="eastAsia"/>
@@ -18899,6 +17103,12 @@
             <w:insideH w:val="single" w:color="62B541" w:sz="4" w:space="0"/>
             <w:insideV w:val="single" w:color="62B541" w:sz="4" w:space="0"/>
           </w:tblBorders>
+          <w:tblCellMar>
+            <w:top w:w="0" w:type="dxa"/>
+            <w:left w:w="0" w:type="dxa"/>
+            <w:bottom w:w="0" w:type="dxa"/>
+            <w:right w:w="0" w:type="dxa"/>
+          </w:tblCellMar>
         </w:tblPrEx>
         <w:trPr>
           <w:trHeight w:val="510" w:hRule="atLeast"/>
@@ -19658,12 +17868,6 @@
             <w:insideH w:val="dotted" w:color="A5A5A5" w:themeColor="accent3" w:sz="4" w:space="0"/>
             <w:insideV w:val="dotted" w:color="A5A5A5" w:themeColor="accent3" w:sz="4" w:space="0"/>
           </w:tblBorders>
-          <w:tblCellMar>
-            <w:top w:w="0" w:type="dxa"/>
-            <w:left w:w="0" w:type="dxa"/>
-            <w:bottom w:w="0" w:type="dxa"/>
-            <w:right w:w="0" w:type="dxa"/>
-          </w:tblCellMar>
         </w:tblPrEx>
         <w:trPr>
           <w:trHeight w:val="363" w:hRule="atLeast"/>
@@ -21130,15 +19334,15 @@
           </w14:shadow>
         </w:rPr>
       </w:pPr>
-      <w:bookmarkStart w:id="81" w:name="_Toc32661"/>
-      <w:bookmarkStart w:id="82" w:name="_Toc25727"/>
-      <w:bookmarkStart w:id="83" w:name="_Toc23846_WPSOffice_Level1"/>
-      <w:bookmarkStart w:id="84" w:name="_Toc19559"/>
-      <w:bookmarkStart w:id="85" w:name="_Toc32443_WPSOffice_Level1"/>
-      <w:bookmarkStart w:id="86" w:name="_Toc4331_WPSOffice_Level1"/>
-      <w:bookmarkStart w:id="87" w:name="_Toc28194"/>
-      <w:bookmarkStart w:id="88" w:name="_Toc5598"/>
-      <w:bookmarkStart w:id="89" w:name="_Toc23903"/>
+      <w:bookmarkStart w:id="81" w:name="_Toc4331_WPSOffice_Level1"/>
+      <w:bookmarkStart w:id="82" w:name="_Toc5598"/>
+      <w:bookmarkStart w:id="83" w:name="_Toc28194"/>
+      <w:bookmarkStart w:id="84" w:name="_Toc32661"/>
+      <w:bookmarkStart w:id="85" w:name="_Toc25727"/>
+      <w:bookmarkStart w:id="86" w:name="_Toc32443_WPSOffice_Level1"/>
+      <w:bookmarkStart w:id="87" w:name="_Toc23846_WPSOffice_Level1"/>
+      <w:bookmarkStart w:id="88" w:name="_Toc23903"/>
+      <w:bookmarkStart w:id="89" w:name="_Toc19559"/>
       <w:r>
         <w:rPr>
           <w:rFonts w:hint="eastAsia" w:ascii="Times New Roman" w:hAnsi="Times New Roman" w:eastAsia="微软雅黑" w:cs="Times New Roman"/>
@@ -21249,16 +19453,16 @@
           <w:lang w:eastAsia="zh-CN"/>
         </w:rPr>
       </w:pPr>
-      <w:bookmarkStart w:id="92" w:name="_Toc32302"/>
-      <w:bookmarkStart w:id="93" w:name="_Toc32443_WPSOffice_Level2"/>
-      <w:bookmarkStart w:id="94" w:name="_Toc29195"/>
+      <w:bookmarkStart w:id="92" w:name="_Toc4331_WPSOffice_Level2"/>
+      <w:bookmarkStart w:id="93" w:name="_Toc29195"/>
+      <w:bookmarkStart w:id="94" w:name="_Toc32302"/>
       <w:bookmarkStart w:id="95" w:name="_Toc23606"/>
-      <w:bookmarkStart w:id="96" w:name="_Toc4331_WPSOffice_Level2"/>
+      <w:bookmarkStart w:id="96" w:name="_Toc32443_WPSOffice_Level2"/>
       <w:bookmarkStart w:id="97" w:name="_Toc4743"/>
-      <w:bookmarkStart w:id="98" w:name="_Toc9699"/>
-      <w:bookmarkStart w:id="99" w:name="_Toc19553"/>
-      <w:bookmarkStart w:id="100" w:name="_Toc149837264"/>
-      <w:bookmarkStart w:id="101" w:name="_Toc20503"/>
+      <w:bookmarkStart w:id="98" w:name="_Toc19553"/>
+      <w:bookmarkStart w:id="99" w:name="_Toc9699"/>
+      <w:bookmarkStart w:id="100" w:name="_Toc20503"/>
+      <w:bookmarkStart w:id="101" w:name="_Toc149837264"/>
       <w:r>
         <w:rPr>
           <w:rFonts w:hint="eastAsia"/>
@@ -26055,12 +24259,6 @@
             <w:insideH w:val="dotted" w:color="45A3A7" w:sz="4" w:space="0"/>
             <w:insideV w:val="dotted" w:color="45A3A7" w:sz="4" w:space="0"/>
           </w:tblBorders>
-          <w:tblCellMar>
-            <w:top w:w="0" w:type="dxa"/>
-            <w:left w:w="108" w:type="dxa"/>
-            <w:bottom w:w="0" w:type="dxa"/>
-            <w:right w:w="108" w:type="dxa"/>
-          </w:tblCellMar>
         </w:tblPrEx>
         <w:trPr>
           <w:trHeight w:val="417" w:hRule="atLeast"/>
@@ -30345,14 +28543,14 @@
           <w:lang w:eastAsia="zh-CN"/>
         </w:rPr>
       </w:pPr>
-      <w:bookmarkStart w:id="107" w:name="_Toc23518"/>
-      <w:bookmarkStart w:id="108" w:name="_Toc20674"/>
-      <w:bookmarkStart w:id="109" w:name="_Toc13456"/>
-      <w:bookmarkStart w:id="110" w:name="_Toc26651"/>
+      <w:bookmarkStart w:id="107" w:name="_Toc26651"/>
+      <w:bookmarkStart w:id="108" w:name="_Toc23518"/>
+      <w:bookmarkStart w:id="109" w:name="_Toc20674"/>
+      <w:bookmarkStart w:id="110" w:name="_Toc13456"/>
       <w:bookmarkStart w:id="111" w:name="_Toc11562_WPSOffice_Level3"/>
-      <w:bookmarkStart w:id="112" w:name="_Toc107825560"/>
+      <w:bookmarkStart w:id="112" w:name="_Toc12977"/>
       <w:bookmarkStart w:id="113" w:name="_Toc14132"/>
-      <w:bookmarkStart w:id="114" w:name="_Toc12977"/>
+      <w:bookmarkStart w:id="114" w:name="_Toc107825560"/>
       <w:r>
         <w:rPr>
           <w:rFonts w:hint="eastAsia" w:ascii="Times New Roman" w:hAnsi="Times New Roman" w:eastAsia="微软雅黑" w:cs="Times New Roman"/>
@@ -31465,12 +29663,12 @@
       <w:bookmarkStart w:id="116" w:name="_Toc28240"/>
       <w:bookmarkStart w:id="117" w:name="_Toc16594"/>
       <w:bookmarkStart w:id="118" w:name="_Toc1707_WPSOffice_Level1"/>
-      <w:bookmarkStart w:id="119" w:name="_Toc27302"/>
+      <w:bookmarkStart w:id="119" w:name="_Toc21764_WPSOffice_Level1"/>
       <w:bookmarkStart w:id="120" w:name="_Toc2409"/>
-      <w:bookmarkStart w:id="121" w:name="_Toc12505"/>
+      <w:bookmarkStart w:id="121" w:name="_Toc18680"/>
       <w:bookmarkStart w:id="122" w:name="_Toc13196_WPSOffice_Level1"/>
-      <w:bookmarkStart w:id="123" w:name="_Toc21764_WPSOffice_Level1"/>
-      <w:bookmarkStart w:id="124" w:name="_Toc18680"/>
+      <w:bookmarkStart w:id="123" w:name="_Toc12505"/>
+      <w:bookmarkStart w:id="124" w:name="_Toc27302"/>
       <w:r>
         <w:rPr>
           <w:rFonts w:ascii="Times New Roman" w:hAnsi="Times New Roman" w:eastAsia="微软雅黑" w:cs="Times New Roman"/>
@@ -33704,13 +31902,13 @@
           <w:lang w:val="en-US" w:eastAsia="zh-CN"/>
         </w:rPr>
       </w:pPr>
-      <w:bookmarkStart w:id="126" w:name="_Toc14255_WPSOffice_Level1"/>
-      <w:bookmarkStart w:id="127" w:name="_Toc9066"/>
-      <w:bookmarkStart w:id="128" w:name="_Toc3674"/>
-      <w:bookmarkStart w:id="129" w:name="_Toc9914"/>
-      <w:bookmarkStart w:id="130" w:name="_Toc15840_WPSOffice_Level1"/>
-      <w:bookmarkStart w:id="131" w:name="_Toc8395"/>
-      <w:bookmarkStart w:id="132" w:name="_Toc24085_WPSOffice_Level1"/>
+      <w:bookmarkStart w:id="126" w:name="_Toc9066"/>
+      <w:bookmarkStart w:id="127" w:name="_Toc3674"/>
+      <w:bookmarkStart w:id="128" w:name="_Toc9914"/>
+      <w:bookmarkStart w:id="129" w:name="_Toc15840_WPSOffice_Level1"/>
+      <w:bookmarkStart w:id="130" w:name="_Toc24085_WPSOffice_Level1"/>
+      <w:bookmarkStart w:id="131" w:name="_Toc14255_WPSOffice_Level1"/>
+      <w:bookmarkStart w:id="132" w:name="_Toc8395"/>
       <w:r>
         <w:rPr>
           <w:rFonts w:hint="eastAsia" w:ascii="Times New Roman" w:hAnsi="Times New Roman"/>
@@ -36283,11 +34481,11 @@
       </w:r>
     </w:p>
     <w:p>
-      <w:bookmarkStart w:id="133" w:name="_Toc20303"/>
-      <w:bookmarkStart w:id="134" w:name="_Toc11896_WPSOffice_Level1"/>
+      <w:bookmarkStart w:id="133" w:name="_Toc4979"/>
+      <w:bookmarkStart w:id="134" w:name="_Toc20303"/>
       <w:bookmarkStart w:id="135" w:name="_Toc11812"/>
-      <w:bookmarkStart w:id="136" w:name="_Toc1779"/>
-      <w:bookmarkStart w:id="137" w:name="_Toc4979"/>
+      <w:bookmarkStart w:id="136" w:name="_Toc11896_WPSOffice_Level1"/>
+      <w:bookmarkStart w:id="137" w:name="_Toc1779"/>
       <w:bookmarkStart w:id="138" w:name="_Toc28810_WPSOffice_Level1"/>
       <w:bookmarkStart w:id="139" w:name="_Toc11193_WPSOffice_Level1"/>
       <w:r>
@@ -37015,16 +35213,16 @@
           <w:lang w:eastAsia="zh-CN"/>
         </w:rPr>
       </w:pPr>
-      <w:bookmarkStart w:id="141" w:name="_Toc7549"/>
-      <w:bookmarkStart w:id="142" w:name="_Toc6864"/>
-      <w:bookmarkStart w:id="143" w:name="_Toc19099"/>
-      <w:bookmarkStart w:id="144" w:name="_Toc8182"/>
-      <w:bookmarkStart w:id="145" w:name="_Toc16368_WPSOffice_Level1"/>
-      <w:bookmarkStart w:id="146" w:name="_Toc22484_WPSOffice_Level1"/>
-      <w:bookmarkStart w:id="147" w:name="_Toc28537"/>
-      <w:bookmarkStart w:id="148" w:name="_Toc29730"/>
-      <w:bookmarkStart w:id="149" w:name="_Toc28910_WPSOffice_Level1"/>
-      <w:bookmarkStart w:id="150" w:name="_Toc159"/>
+      <w:bookmarkStart w:id="141" w:name="_Toc8182"/>
+      <w:bookmarkStart w:id="142" w:name="_Toc16368_WPSOffice_Level1"/>
+      <w:bookmarkStart w:id="143" w:name="_Toc22484_WPSOffice_Level1"/>
+      <w:bookmarkStart w:id="144" w:name="_Toc28537"/>
+      <w:bookmarkStart w:id="145" w:name="_Toc29730"/>
+      <w:bookmarkStart w:id="146" w:name="_Toc28910_WPSOffice_Level1"/>
+      <w:bookmarkStart w:id="147" w:name="_Toc159"/>
+      <w:bookmarkStart w:id="148" w:name="_Toc7549"/>
+      <w:bookmarkStart w:id="149" w:name="_Toc6864"/>
+      <w:bookmarkStart w:id="150" w:name="_Toc19099"/>
       <w:r>
         <w:rPr>
           <w:rFonts w:hint="eastAsia" w:ascii="Times New Roman" w:hAnsi="Times New Roman"/>
@@ -37513,15 +35711,15 @@
       <w:bookmarkStart w:id="158" w:name="_Toc27034"/>
       <w:bookmarkStart w:id="159" w:name="_Toc8911"/>
       <w:bookmarkStart w:id="160" w:name="_Toc27809"/>
-      <w:bookmarkStart w:id="161" w:name="_Toc15630"/>
-      <w:bookmarkStart w:id="162" w:name="_Toc4503"/>
+      <w:bookmarkStart w:id="161" w:name="_Toc4503"/>
+      <w:bookmarkStart w:id="162" w:name="_Toc15630"/>
       <w:bookmarkStart w:id="163" w:name="_Toc11901"/>
-      <w:bookmarkStart w:id="164" w:name="_Toc22623"/>
-      <w:bookmarkStart w:id="165" w:name="_Toc17792_WPSOffice_Level2"/>
-      <w:bookmarkStart w:id="166" w:name="_Toc13275"/>
-      <w:bookmarkStart w:id="167" w:name="_Toc19584_WPSOffice_Level1"/>
-      <w:bookmarkStart w:id="168" w:name="_Toc14611_WPSOffice_Level1"/>
-      <w:bookmarkStart w:id="169" w:name="_Toc22162_WPSOffice_Level1"/>
+      <w:bookmarkStart w:id="164" w:name="_Toc22162_WPSOffice_Level1"/>
+      <w:bookmarkStart w:id="165" w:name="_Toc14611_WPSOffice_Level1"/>
+      <w:bookmarkStart w:id="166" w:name="_Toc19584_WPSOffice_Level1"/>
+      <w:bookmarkStart w:id="167" w:name="_Toc22623"/>
+      <w:bookmarkStart w:id="168" w:name="_Toc13275"/>
+      <w:bookmarkStart w:id="169" w:name="_Toc17792_WPSOffice_Level2"/>
       <w:r>
         <w:rPr>
           <w:rFonts w:hint="eastAsia"/>
@@ -41002,7 +39200,7 @@
         <w:lang w:eastAsia="zh-CN"/>
       </w:rPr>
       <w:drawing>
-        <wp:anchor distT="0" distB="0" distL="0" distR="0" simplePos="0" relativeHeight="251661312" behindDoc="0" locked="0" layoutInCell="1" allowOverlap="1">
+        <wp:anchor distT="0" distB="0" distL="0" distR="0" simplePos="0" relativeHeight="251660288" behindDoc="0" locked="0" layoutInCell="1" allowOverlap="1">
           <wp:simplePos x="0" y="0"/>
           <wp:positionH relativeFrom="column">
             <wp:posOffset>4573905</wp:posOffset>
@@ -41109,7 +39307,7 @@
         <w:lang w:eastAsia="zh-CN"/>
       </w:rPr>
       <w:drawing>
-        <wp:anchor distT="0" distB="0" distL="0" distR="0" simplePos="0" relativeHeight="251662336" behindDoc="0" locked="0" layoutInCell="1" allowOverlap="1">
+        <wp:anchor distT="0" distB="0" distL="0" distR="0" simplePos="0" relativeHeight="251661312" behindDoc="0" locked="0" layoutInCell="1" allowOverlap="1">
           <wp:simplePos x="0" y="0"/>
           <wp:positionH relativeFrom="column">
             <wp:posOffset>4565650</wp:posOffset>
@@ -41255,7 +39453,7 @@
         <w:lang w:eastAsia="zh-CN"/>
       </w:rPr>
       <w:drawing>
-        <wp:anchor distT="0" distB="0" distL="0" distR="0" simplePos="0" relativeHeight="251663360" behindDoc="0" locked="0" layoutInCell="1" allowOverlap="1">
+        <wp:anchor distT="0" distB="0" distL="0" distR="0" simplePos="0" relativeHeight="251662336" behindDoc="0" locked="0" layoutInCell="1" allowOverlap="1">
           <wp:simplePos x="0" y="0"/>
           <wp:positionH relativeFrom="column">
             <wp:posOffset>4582160</wp:posOffset>

--- a/WebContent/docx/消化道肿瘤50基因检测报告-单样本-苏州市立医院.docx
+++ b/WebContent/docx/消化道肿瘤50基因检测报告-单样本-苏州市立医院.docx
@@ -3155,16 +3155,16 @@
           </w14:shadow>
         </w:rPr>
       </w:pPr>
-      <w:bookmarkStart w:id="0" w:name="_Toc21009_WPSOffice_Level1"/>
-      <w:bookmarkStart w:id="1" w:name="_Toc19944"/>
-      <w:bookmarkStart w:id="2" w:name="_Toc27500"/>
-      <w:bookmarkStart w:id="3" w:name="_Toc30143_WPSOffice_Level1"/>
-      <w:bookmarkStart w:id="4" w:name="_Toc21669"/>
-      <w:bookmarkStart w:id="5" w:name="_Toc32054"/>
-      <w:bookmarkStart w:id="6" w:name="_Toc24178_WPSOffice_Level1"/>
-      <w:bookmarkStart w:id="7" w:name="_Toc24397"/>
-      <w:bookmarkStart w:id="8" w:name="_Toc13806"/>
-      <w:bookmarkStart w:id="9" w:name="_Toc10446"/>
+      <w:bookmarkStart w:id="0" w:name="_Toc21669"/>
+      <w:bookmarkStart w:id="1" w:name="_Toc24178_WPSOffice_Level1"/>
+      <w:bookmarkStart w:id="2" w:name="_Toc24397"/>
+      <w:bookmarkStart w:id="3" w:name="_Toc10446"/>
+      <w:bookmarkStart w:id="4" w:name="_Toc21009_WPSOffice_Level1"/>
+      <w:bookmarkStart w:id="5" w:name="_Toc27500"/>
+      <w:bookmarkStart w:id="6" w:name="_Toc13806"/>
+      <w:bookmarkStart w:id="7" w:name="_Toc30143_WPSOffice_Level1"/>
+      <w:bookmarkStart w:id="8" w:name="_Toc19944"/>
+      <w:bookmarkStart w:id="9" w:name="_Toc32054"/>
       <w:r>
         <w:rPr>
           <w:rFonts w:ascii="Times New Roman" w:hAnsi="Times New Roman"/>
@@ -4043,13 +4043,13 @@
       </w:pPr>
       <w:bookmarkStart w:id="10" w:name="_Toc17451"/>
       <w:bookmarkStart w:id="11" w:name="_Toc11465"/>
-      <w:bookmarkStart w:id="12" w:name="_Toc6031"/>
-      <w:bookmarkStart w:id="13" w:name="_Toc10518"/>
-      <w:bookmarkStart w:id="14" w:name="_Toc18062_WPSOffice_Level1"/>
+      <w:bookmarkStart w:id="12" w:name="_Toc10518"/>
+      <w:bookmarkStart w:id="13" w:name="_Toc6031"/>
+      <w:bookmarkStart w:id="14" w:name="_Toc13931"/>
       <w:bookmarkStart w:id="15" w:name="_Toc11015_WPSOffice_Level1"/>
       <w:bookmarkStart w:id="16" w:name="_Toc19594"/>
       <w:bookmarkStart w:id="17" w:name="_Toc7021_WPSOffice_Level1"/>
-      <w:bookmarkStart w:id="18" w:name="_Toc13931"/>
+      <w:bookmarkStart w:id="18" w:name="_Toc18062_WPSOffice_Level1"/>
       <w:bookmarkStart w:id="19" w:name="_Toc3823"/>
       <w:r>
         <w:rPr>
@@ -4283,17 +4283,17 @@
         </w:rPr>
       </w:pPr>
       <w:bookmarkStart w:id="21" w:name="_Toc16576"/>
-      <w:bookmarkStart w:id="22" w:name="_Toc149826002"/>
+      <w:bookmarkStart w:id="22" w:name="_Toc2563"/>
       <w:bookmarkStart w:id="23" w:name="_Toc29731"/>
-      <w:bookmarkStart w:id="24" w:name="_Toc23369_WPSOffice_Level1"/>
-      <w:bookmarkStart w:id="25" w:name="_Toc3871"/>
-      <w:bookmarkStart w:id="26" w:name="_Toc6221_WPSOffice_Level1"/>
+      <w:bookmarkStart w:id="24" w:name="_Toc3871"/>
+      <w:bookmarkStart w:id="25" w:name="_Toc4088"/>
+      <w:bookmarkStart w:id="26" w:name="_Toc1410"/>
       <w:bookmarkStart w:id="27" w:name="_Toc18058"/>
-      <w:bookmarkStart w:id="28" w:name="_Toc25920"/>
-      <w:bookmarkStart w:id="29" w:name="_Toc149832727"/>
-      <w:bookmarkStart w:id="30" w:name="_Toc4088"/>
-      <w:bookmarkStart w:id="31" w:name="_Toc2563"/>
-      <w:bookmarkStart w:id="32" w:name="_Toc1410"/>
+      <w:bookmarkStart w:id="28" w:name="_Toc6221_WPSOffice_Level1"/>
+      <w:bookmarkStart w:id="29" w:name="_Toc149826002"/>
+      <w:bookmarkStart w:id="30" w:name="_Toc23369_WPSOffice_Level1"/>
+      <w:bookmarkStart w:id="31" w:name="_Toc25920"/>
+      <w:bookmarkStart w:id="32" w:name="_Toc149832727"/>
       <w:r>
         <w:rPr>
           <w:rStyle w:val="45"/>
@@ -4388,12 +4388,6 @@
             <w:insideH w:val="single" w:color="A4A4A4" w:sz="4" w:space="0"/>
             <w:insideV w:val="single" w:color="A4A4A4" w:sz="4" w:space="0"/>
           </w:tblBorders>
-          <w:tblCellMar>
-            <w:top w:w="0" w:type="dxa"/>
-            <w:left w:w="0" w:type="dxa"/>
-            <w:bottom w:w="0" w:type="dxa"/>
-            <w:right w:w="0" w:type="dxa"/>
-          </w:tblCellMar>
         </w:tblPrEx>
         <w:trPr>
           <w:trHeight w:val="490" w:hRule="atLeast"/>
@@ -5969,7 +5963,7 @@
                 </mc:Choice>
                 <mc:Fallback>
                   <w:pict>
-                    <v:group id="组合 6" o:spid="_x0000_s1026" o:spt="203" style="position:absolute;left:0pt;margin-left:-25.15pt;margin-top:-43.55pt;height:113.65pt;width:113.65pt;z-index:251663360;mso-width-relative:page;mso-height-relative:page;" coordorigin="18706,18782" coordsize="2273,2273" o:gfxdata="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">
+                    <v:group id="组合 6" o:spid="_x0000_s1026" o:spt="203" style="position:absolute;left:0pt;margin-left:-25.15pt;margin-top:-43.55pt;height:113.65pt;width:113.65pt;z-index:251663360;mso-width-relative:page;mso-height-relative:page;" coordorigin="18706,18782" coordsize="2273,2273" o:gfxdata="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">
                       <o:lock v:ext="edit" aspectratio="f"/>
                       <v:shape id="图片 6" o:spid="_x0000_s1026" o:spt="75" alt="蔡冬雪" type="#_x0000_t75" style="position:absolute;left:19199;top:19551;height:566;width:1261;" filled="f" o:preferrelative="t" stroked="f" coordsize="21600,21600" o:gfxdata="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">
                         <v:fill on="f" focussize="0,0"/>
@@ -6813,8 +6807,6 @@
         </w:rPr>
         <w:t>检测合作单位：天津诺禾医学检验所</w:t>
       </w:r>
-      <w:bookmarkStart w:id="171" w:name="_GoBack"/>
-      <w:bookmarkEnd w:id="171"/>
       <w:r>
         <w:rPr>
           <w:rFonts w:ascii="Times New Roman" w:hAnsi="Times New Roman" w:eastAsia="微软雅黑" w:cs="黑体"/>
@@ -6858,12 +6850,12 @@
       <w:bookmarkStart w:id="35" w:name="_Toc31425"/>
       <w:bookmarkStart w:id="36" w:name="_Toc149832729"/>
       <w:bookmarkStart w:id="37" w:name="_Toc2781"/>
-      <w:bookmarkStart w:id="38" w:name="_Toc19184"/>
-      <w:bookmarkStart w:id="39" w:name="_Toc14062"/>
-      <w:bookmarkStart w:id="40" w:name="_Toc12381"/>
-      <w:bookmarkStart w:id="41" w:name="_Toc20136_WPSOffice_Level1"/>
-      <w:bookmarkStart w:id="42" w:name="_Toc19898_WPSOffice_Level1"/>
-      <w:bookmarkStart w:id="43" w:name="_Toc284"/>
+      <w:bookmarkStart w:id="38" w:name="_Toc14062"/>
+      <w:bookmarkStart w:id="39" w:name="_Toc12381"/>
+      <w:bookmarkStart w:id="40" w:name="_Toc20136_WPSOffice_Level1"/>
+      <w:bookmarkStart w:id="41" w:name="_Toc19184"/>
+      <w:bookmarkStart w:id="42" w:name="_Toc284"/>
+      <w:bookmarkStart w:id="43" w:name="_Toc19898_WPSOffice_Level1"/>
       <w:bookmarkStart w:id="44" w:name="_Toc22132"/>
       <w:r>
         <w:rPr>
@@ -8521,15 +8513,15 @@
           <w:sz w:val="30"/>
         </w:rPr>
       </w:pPr>
-      <w:bookmarkStart w:id="46" w:name="_Toc20643"/>
-      <w:bookmarkStart w:id="47" w:name="_Toc9088"/>
-      <w:bookmarkStart w:id="48" w:name="_Toc30265"/>
-      <w:bookmarkStart w:id="49" w:name="_Toc18062_WPSOffice_Level2"/>
+      <w:bookmarkStart w:id="46" w:name="_Toc9088"/>
+      <w:bookmarkStart w:id="47" w:name="_Toc22976"/>
+      <w:bookmarkStart w:id="48" w:name="_Toc23375"/>
+      <w:bookmarkStart w:id="49" w:name="_Toc11015_WPSOffice_Level2"/>
       <w:bookmarkStart w:id="50" w:name="_Toc9977"/>
       <w:bookmarkStart w:id="51" w:name="_Toc24979"/>
-      <w:bookmarkStart w:id="52" w:name="_Toc11015_WPSOffice_Level2"/>
-      <w:bookmarkStart w:id="53" w:name="_Toc22976"/>
-      <w:bookmarkStart w:id="54" w:name="_Toc23375"/>
+      <w:bookmarkStart w:id="52" w:name="_Toc20643"/>
+      <w:bookmarkStart w:id="53" w:name="_Toc30265"/>
+      <w:bookmarkStart w:id="54" w:name="_Toc18062_WPSOffice_Level2"/>
       <w:r>
         <w:rPr>
           <w:rFonts w:ascii="Times New Roman" w:hAnsi="Times New Roman"/>
@@ -8842,18 +8834,34 @@
             </w:pPr>
             <w:r>
               <w:rPr>
-                <w:rFonts w:ascii="Times New Roman" w:hAnsi="Times New Roman" w:eastAsia="微软雅黑" w:cs="Times New Roman"/>
+                <w:rFonts w:hint="eastAsia" w:ascii="Times New Roman" w:hAnsi="Times New Roman" w:eastAsia="微软雅黑" w:cs="Times New Roman"/>
                 <w:b/>
                 <w:color w:val="FFFFFF" w:themeColor="background1"/>
                 <w:sz w:val="21"/>
                 <w:szCs w:val="21"/>
+                <w:lang w:val="en-US" w:eastAsia="zh-CN"/>
                 <w14:textFill>
                   <w14:solidFill>
                     <w14:schemeClr w14:val="bg1"/>
                   </w14:solidFill>
                 </w14:textFill>
               </w:rPr>
-              <w:t>突变基因</w:t>
+              <w:t>检测</w:t>
+            </w:r>
+            <w:r>
+              <w:rPr>
+                <w:rFonts w:ascii="Times New Roman" w:hAnsi="Times New Roman" w:eastAsia="微软雅黑" w:cs="Times New Roman"/>
+                <w:b/>
+                <w:color w:val="FFFFFF" w:themeColor="background1"/>
+                <w:sz w:val="21"/>
+                <w:szCs w:val="21"/>
+                <w14:textFill>
+                  <w14:solidFill>
+                    <w14:schemeClr w14:val="bg1"/>
+                  </w14:solidFill>
+                </w14:textFill>
+              </w:rPr>
+              <w:t>基因</w:t>
             </w:r>
           </w:p>
         </w:tc>
@@ -11221,6 +11229,7 @@
                 <w:lang w:eastAsia="zh-CN"/>
               </w:rPr>
             </w:pPr>
+            <w:bookmarkStart w:id="171" w:name="_GoBack" w:colFirst="1" w:colLast="2"/>
             <w:r>
               <w:rPr>
                 <w:rFonts w:hint="eastAsia" w:ascii="Times New Roman" w:hAnsi="Times New Roman" w:eastAsia="微软雅黑" w:cs="Times New Roman"/>
@@ -11230,6 +11239,130 @@
                 <w:lang w:eastAsia="zh-CN"/>
               </w:rPr>
               <w:t>{{ tip.variationClass }}</w:t>
+            </w:r>
+          </w:p>
+        </w:tc>
+        <w:tc>
+          <w:tcPr>
+            <w:tcW w:w="1076" w:type="dxa"/>
+            <w:tcBorders>
+              <w:top w:val="nil"/>
+              <w:left w:val="single" w:color="A4A4A4" w:themeColor="background1" w:themeShade="A5" w:sz="4" w:space="0"/>
+              <w:bottom w:val="single" w:color="A4A4A4" w:themeColor="background1" w:themeShade="A5" w:sz="4" w:space="0"/>
+              <w:right w:val="single" w:color="A4A4A4" w:themeColor="background1" w:themeShade="A5" w:sz="4" w:space="0"/>
+            </w:tcBorders>
+            <w:shd w:val="clear" w:color="auto" w:fill="auto"/>
+            <w:vAlign w:val="center"/>
+          </w:tcPr>
+          <w:p>
+            <w:pPr>
+              <w:ind w:left="162" w:leftChars="0" w:right="163" w:rightChars="0"/>
+              <w:jc w:val="center"/>
+              <w:rPr>
+                <w:rFonts w:ascii="Times New Roman" w:hAnsi="Times New Roman" w:eastAsia="微软雅黑" w:cs="Times New Roman"/>
+                <w:b/>
+                <w:sz w:val="21"/>
+                <w:szCs w:val="21"/>
+                <w:lang w:eastAsia="zh-CN"/>
+              </w:rPr>
+            </w:pPr>
+            <w:r>
+              <w:rPr>
+                <w:rFonts w:hint="default" w:ascii="Times New Roman" w:hAnsi="Times New Roman" w:eastAsia="微软雅黑" w:cs="Times New Roman"/>
+                <w:b/>
+                <w:sz w:val="21"/>
+                <w:szCs w:val="21"/>
+                <w:lang w:eastAsia="zh-CN"/>
+              </w:rPr>
+              <w:t>{{ tip.comutation</w:t>
+            </w:r>
+            <w:r>
+              <w:rPr>
+                <w:rFonts w:hint="eastAsia" w:ascii="Times New Roman" w:hAnsi="Times New Roman" w:eastAsia="微软雅黑" w:cs="Times New Roman"/>
+                <w:b/>
+                <w:sz w:val="21"/>
+                <w:szCs w:val="21"/>
+                <w:lang w:val="en-US" w:eastAsia="zh-CN"/>
+              </w:rPr>
+              <w:t>1</w:t>
+            </w:r>
+            <w:r>
+              <w:rPr>
+                <w:rFonts w:hint="default" w:ascii="Times New Roman" w:hAnsi="Times New Roman" w:eastAsia="微软雅黑" w:cs="Times New Roman"/>
+                <w:b/>
+                <w:sz w:val="21"/>
+                <w:szCs w:val="21"/>
+                <w:lang w:eastAsia="zh-CN"/>
+              </w:rPr>
+              <w:t xml:space="preserve"> }}</w:t>
+            </w:r>
+          </w:p>
+        </w:tc>
+        <w:tc>
+          <w:tcPr>
+            <w:tcW w:w="1528" w:type="dxa"/>
+            <w:tcBorders>
+              <w:top w:val="nil"/>
+              <w:left w:val="single" w:color="A4A4A4" w:themeColor="background1" w:themeShade="A5" w:sz="4" w:space="0"/>
+              <w:bottom w:val="single" w:color="A4A4A4" w:themeColor="background1" w:themeShade="A5" w:sz="4" w:space="0"/>
+              <w:right w:val="single" w:color="A4A4A4" w:themeColor="background1" w:themeShade="A5" w:sz="4" w:space="0"/>
+            </w:tcBorders>
+            <w:shd w:val="clear" w:color="auto" w:fill="auto"/>
+            <w:vAlign w:val="center"/>
+          </w:tcPr>
+          <w:p>
+            <w:pPr>
+              <w:spacing w:before="2"/>
+              <w:ind w:left="116" w:leftChars="0" w:right="116" w:rightChars="0"/>
+              <w:jc w:val="center"/>
+              <w:rPr>
+                <w:rFonts w:ascii="Times New Roman" w:hAnsi="Times New Roman" w:eastAsia="微软雅黑" w:cs="Times New Roman"/>
+                <w:sz w:val="21"/>
+                <w:szCs w:val="21"/>
+                <w:lang w:eastAsia="zh-CN"/>
+              </w:rPr>
+            </w:pPr>
+            <w:r>
+              <w:rPr>
+                <w:rFonts w:hint="default" w:ascii="Times New Roman" w:hAnsi="Times New Roman" w:eastAsia="微软雅黑" w:cs="Times New Roman"/>
+                <w:sz w:val="21"/>
+                <w:szCs w:val="21"/>
+                <w:lang w:eastAsia="zh-CN"/>
+              </w:rPr>
+              <w:t>{{ tip.comutation }}</w:t>
+            </w:r>
+          </w:p>
+        </w:tc>
+        <w:tc>
+          <w:tcPr>
+            <w:tcW w:w="479" w:type="pct"/>
+            <w:tcBorders>
+              <w:top w:val="nil"/>
+              <w:left w:val="single" w:color="A4A4A4" w:themeColor="background1" w:themeShade="A5" w:sz="4" w:space="0"/>
+              <w:bottom w:val="single" w:color="A4A4A4" w:themeColor="background1" w:themeShade="A5" w:sz="4" w:space="0"/>
+              <w:right w:val="single" w:color="A4A4A4" w:themeColor="background1" w:themeShade="A5" w:sz="4" w:space="0"/>
+            </w:tcBorders>
+            <w:shd w:val="clear" w:color="auto" w:fill="auto"/>
+            <w:vAlign w:val="center"/>
+          </w:tcPr>
+          <w:p>
+            <w:pPr>
+              <w:jc w:val="center"/>
+              <w:rPr>
+                <w:rFonts w:ascii="Times New Roman" w:hAnsi="Times New Roman" w:eastAsia="微软雅黑" w:cs="Times New Roman"/>
+                <w:sz w:val="21"/>
+                <w:szCs w:val="21"/>
+                <w:lang w:eastAsia="zh-CN"/>
+              </w:rPr>
+            </w:pPr>
+            <w:r>
+              <w:rPr>
+                <w:rFonts w:hint="eastAsia" w:ascii="Times New Roman" w:hAnsi="Times New Roman" w:eastAsia="微软雅黑" w:cs="Times New Roman"/>
+                <w:sz w:val="21"/>
+                <w:szCs w:val="21"/>
+                <w:lang w:eastAsia="zh-CN"/>
+              </w:rPr>
+              <w:t>{{ tip.ExonicFunc }}</w:t>
             </w:r>
           </w:p>
         </w:tc>
@@ -11247,110 +11380,6 @@
           </w:tcPr>
           <w:p>
             <w:pPr>
-              <w:ind w:left="162" w:right="163"/>
-              <w:jc w:val="center"/>
-              <w:rPr>
-                <w:rFonts w:ascii="Times New Roman" w:hAnsi="Times New Roman" w:eastAsia="微软雅黑" w:cs="Times New Roman"/>
-                <w:b/>
-                <w:sz w:val="21"/>
-                <w:szCs w:val="21"/>
-                <w:lang w:eastAsia="zh-CN"/>
-              </w:rPr>
-            </w:pPr>
-            <w:r>
-              <w:rPr>
-                <w:rFonts w:hint="eastAsia" w:ascii="Times New Roman" w:hAnsi="Times New Roman" w:eastAsia="微软雅黑" w:cs="Times New Roman"/>
-                <w:b/>
-                <w:sz w:val="21"/>
-                <w:szCs w:val="21"/>
-                <w:lang w:eastAsia="zh-CN"/>
-              </w:rPr>
-              <w:t>{{ tip.comutation }}</w:t>
-            </w:r>
-          </w:p>
-        </w:tc>
-        <w:tc>
-          <w:tcPr>
-            <w:tcW w:w="759" w:type="pct"/>
-            <w:tcBorders>
-              <w:top w:val="nil"/>
-              <w:left w:val="single" w:color="A4A4A4" w:themeColor="background1" w:themeShade="A5" w:sz="4" w:space="0"/>
-              <w:bottom w:val="single" w:color="A4A4A4" w:themeColor="background1" w:themeShade="A5" w:sz="4" w:space="0"/>
-              <w:right w:val="single" w:color="A4A4A4" w:themeColor="background1" w:themeShade="A5" w:sz="4" w:space="0"/>
-            </w:tcBorders>
-            <w:shd w:val="clear" w:color="auto" w:fill="auto"/>
-            <w:vAlign w:val="center"/>
-          </w:tcPr>
-          <w:p>
-            <w:pPr>
-              <w:spacing w:before="2"/>
-              <w:ind w:left="116" w:right="116"/>
-              <w:jc w:val="center"/>
-              <w:rPr>
-                <w:rFonts w:ascii="Times New Roman" w:hAnsi="Times New Roman" w:eastAsia="微软雅黑" w:cs="Times New Roman"/>
-                <w:sz w:val="21"/>
-                <w:szCs w:val="21"/>
-                <w:lang w:eastAsia="zh-CN"/>
-              </w:rPr>
-            </w:pPr>
-            <w:r>
-              <w:rPr>
-                <w:rFonts w:hint="eastAsia" w:ascii="Times New Roman" w:hAnsi="Times New Roman" w:eastAsia="微软雅黑" w:cs="Times New Roman"/>
-                <w:sz w:val="21"/>
-                <w:szCs w:val="21"/>
-                <w:lang w:val="en-US" w:eastAsia="zh-CN"/>
-              </w:rPr>
-              <w:t>-</w:t>
-            </w:r>
-          </w:p>
-        </w:tc>
-        <w:tc>
-          <w:tcPr>
-            <w:tcW w:w="479" w:type="pct"/>
-            <w:tcBorders>
-              <w:top w:val="nil"/>
-              <w:left w:val="single" w:color="A4A4A4" w:themeColor="background1" w:themeShade="A5" w:sz="4" w:space="0"/>
-              <w:bottom w:val="single" w:color="A4A4A4" w:themeColor="background1" w:themeShade="A5" w:sz="4" w:space="0"/>
-              <w:right w:val="single" w:color="A4A4A4" w:themeColor="background1" w:themeShade="A5" w:sz="4" w:space="0"/>
-            </w:tcBorders>
-            <w:shd w:val="clear" w:color="auto" w:fill="auto"/>
-            <w:vAlign w:val="center"/>
-          </w:tcPr>
-          <w:p>
-            <w:pPr>
-              <w:jc w:val="center"/>
-              <w:rPr>
-                <w:rFonts w:ascii="Times New Roman" w:hAnsi="Times New Roman" w:eastAsia="微软雅黑" w:cs="Times New Roman"/>
-                <w:sz w:val="21"/>
-                <w:szCs w:val="21"/>
-                <w:lang w:eastAsia="zh-CN"/>
-              </w:rPr>
-            </w:pPr>
-            <w:r>
-              <w:rPr>
-                <w:rFonts w:hint="eastAsia" w:ascii="Times New Roman" w:hAnsi="Times New Roman" w:eastAsia="微软雅黑" w:cs="Times New Roman"/>
-                <w:sz w:val="21"/>
-                <w:szCs w:val="21"/>
-                <w:lang w:eastAsia="zh-CN"/>
-              </w:rPr>
-              <w:t>{{ tip.ExonicFunc }}</w:t>
-            </w:r>
-          </w:p>
-        </w:tc>
-        <w:tc>
-          <w:tcPr>
-            <w:tcW w:w="535" w:type="pct"/>
-            <w:tcBorders>
-              <w:top w:val="nil"/>
-              <w:left w:val="single" w:color="A4A4A4" w:themeColor="background1" w:themeShade="A5" w:sz="4" w:space="0"/>
-              <w:bottom w:val="single" w:color="A4A4A4" w:themeColor="background1" w:themeShade="A5" w:sz="4" w:space="0"/>
-              <w:right w:val="single" w:color="A4A4A4" w:themeColor="background1" w:themeShade="A5" w:sz="4" w:space="0"/>
-            </w:tcBorders>
-            <w:shd w:val="clear" w:color="auto" w:fill="auto"/>
-            <w:vAlign w:val="center"/>
-          </w:tcPr>
-          <w:p>
-            <w:pPr>
               <w:jc w:val="center"/>
               <w:rPr>
                 <w:rFonts w:ascii="Times New Roman" w:hAnsi="Times New Roman" w:eastAsia="微软雅黑" w:cs="Times New Roman"/>
@@ -12506,6 +12535,7 @@
           </w:p>
         </w:tc>
       </w:tr>
+      <w:bookmarkEnd w:id="171"/>
       <w:tr>
         <w:tblPrEx>
           <w:tblBorders>
@@ -13460,20 +13490,20 @@
           <w:lang w:eastAsia="zh-CN"/>
         </w:rPr>
       </w:pPr>
-      <w:bookmarkStart w:id="55" w:name="_Toc2919"/>
-      <w:bookmarkStart w:id="56" w:name="_Toc15206"/>
-      <w:bookmarkStart w:id="57" w:name="_Toc16483"/>
+      <w:bookmarkStart w:id="55" w:name="_Toc16483"/>
+      <w:bookmarkStart w:id="56" w:name="_Toc23479"/>
+      <w:bookmarkStart w:id="57" w:name="_Toc2919"/>
       <w:bookmarkStart w:id="58" w:name="_Toc22163"/>
-      <w:bookmarkStart w:id="59" w:name="_Toc23479"/>
-      <w:bookmarkStart w:id="60" w:name="_Toc149837260"/>
-      <w:bookmarkStart w:id="61" w:name="_Toc7551_WPSOffice_Level2"/>
-      <w:bookmarkStart w:id="62" w:name="_Toc6221_WPSOffice_Level2"/>
+      <w:bookmarkStart w:id="59" w:name="_Toc149837260"/>
+      <w:bookmarkStart w:id="60" w:name="_Toc15206"/>
+      <w:bookmarkStart w:id="61" w:name="_Toc6221_WPSOffice_Level2"/>
+      <w:bookmarkStart w:id="62" w:name="_Toc1549"/>
       <w:bookmarkStart w:id="63" w:name="_Toc626"/>
       <w:bookmarkStart w:id="64" w:name="_Toc25737"/>
-      <w:bookmarkStart w:id="65" w:name="_Toc17410"/>
-      <w:bookmarkStart w:id="66" w:name="_Toc1549"/>
-      <w:bookmarkStart w:id="67" w:name="_Toc4339"/>
-      <w:bookmarkStart w:id="68" w:name="_Toc25675"/>
+      <w:bookmarkStart w:id="65" w:name="_Toc4339"/>
+      <w:bookmarkStart w:id="66" w:name="_Toc25675"/>
+      <w:bookmarkStart w:id="67" w:name="_Toc17410"/>
+      <w:bookmarkStart w:id="68" w:name="_Toc7551_WPSOffice_Level2"/>
       <w:r>
         <w:rPr>
           <w:rFonts w:hint="eastAsia"/>
@@ -13527,6 +13557,12 @@
             <w:insideH w:val="single" w:color="A4A4A4" w:sz="4" w:space="0"/>
             <w:insideV w:val="single" w:color="A4A4A4" w:sz="4" w:space="0"/>
           </w:tblBorders>
+          <w:tblCellMar>
+            <w:top w:w="0" w:type="dxa"/>
+            <w:left w:w="113" w:type="dxa"/>
+            <w:bottom w:w="0" w:type="dxa"/>
+            <w:right w:w="113" w:type="dxa"/>
+          </w:tblCellMar>
         </w:tblPrEx>
         <w:trPr>
           <w:trHeight w:val="567" w:hRule="atLeast"/>
@@ -14061,10 +14097,10 @@
           <w:lang w:eastAsia="zh-CN"/>
         </w:rPr>
       </w:pPr>
-      <w:bookmarkStart w:id="70" w:name="_Toc3816"/>
-      <w:bookmarkStart w:id="71" w:name="_Toc2577"/>
-      <w:bookmarkStart w:id="72" w:name="_Toc10994"/>
-      <w:bookmarkStart w:id="73" w:name="_Toc24055"/>
+      <w:bookmarkStart w:id="70" w:name="_Toc2577"/>
+      <w:bookmarkStart w:id="71" w:name="_Toc24055"/>
+      <w:bookmarkStart w:id="72" w:name="_Toc3816"/>
+      <w:bookmarkStart w:id="73" w:name="_Toc10994"/>
       <w:r>
         <w:rPr>
           <w:rFonts w:hint="eastAsia" w:ascii="Times New Roman" w:hAnsi="Times New Roman" w:eastAsia="微软雅黑" w:cs="Times New Roman"/>
@@ -14660,13 +14696,13 @@
           <w:lang w:eastAsia="zh-CN"/>
         </w:rPr>
       </w:pPr>
-      <w:bookmarkStart w:id="74" w:name="_Toc819"/>
-      <w:bookmarkStart w:id="75" w:name="_Toc21662"/>
-      <w:bookmarkStart w:id="76" w:name="_Toc3791"/>
-      <w:bookmarkStart w:id="77" w:name="_Toc1361"/>
-      <w:bookmarkStart w:id="78" w:name="_Toc149837262"/>
-      <w:bookmarkStart w:id="79" w:name="_Toc19763"/>
-      <w:bookmarkStart w:id="80" w:name="_Toc9691"/>
+      <w:bookmarkStart w:id="74" w:name="_Toc149837262"/>
+      <w:bookmarkStart w:id="75" w:name="_Toc819"/>
+      <w:bookmarkStart w:id="76" w:name="_Toc1361"/>
+      <w:bookmarkStart w:id="77" w:name="_Toc19763"/>
+      <w:bookmarkStart w:id="78" w:name="_Toc9691"/>
+      <w:bookmarkStart w:id="79" w:name="_Toc3791"/>
+      <w:bookmarkStart w:id="80" w:name="_Toc21662"/>
       <w:r>
         <w:rPr>
           <w:rFonts w:hint="eastAsia"/>
@@ -17868,6 +17904,12 @@
             <w:insideH w:val="dotted" w:color="A5A5A5" w:themeColor="accent3" w:sz="4" w:space="0"/>
             <w:insideV w:val="dotted" w:color="A5A5A5" w:themeColor="accent3" w:sz="4" w:space="0"/>
           </w:tblBorders>
+          <w:tblCellMar>
+            <w:top w:w="0" w:type="dxa"/>
+            <w:left w:w="0" w:type="dxa"/>
+            <w:bottom w:w="0" w:type="dxa"/>
+            <w:right w:w="0" w:type="dxa"/>
+          </w:tblCellMar>
         </w:tblPrEx>
         <w:trPr>
           <w:trHeight w:val="363" w:hRule="atLeast"/>
@@ -19334,14 +19376,14 @@
           </w14:shadow>
         </w:rPr>
       </w:pPr>
-      <w:bookmarkStart w:id="81" w:name="_Toc4331_WPSOffice_Level1"/>
-      <w:bookmarkStart w:id="82" w:name="_Toc5598"/>
-      <w:bookmarkStart w:id="83" w:name="_Toc28194"/>
-      <w:bookmarkStart w:id="84" w:name="_Toc32661"/>
-      <w:bookmarkStart w:id="85" w:name="_Toc25727"/>
-      <w:bookmarkStart w:id="86" w:name="_Toc32443_WPSOffice_Level1"/>
-      <w:bookmarkStart w:id="87" w:name="_Toc23846_WPSOffice_Level1"/>
-      <w:bookmarkStart w:id="88" w:name="_Toc23903"/>
+      <w:bookmarkStart w:id="81" w:name="_Toc5598"/>
+      <w:bookmarkStart w:id="82" w:name="_Toc32661"/>
+      <w:bookmarkStart w:id="83" w:name="_Toc25727"/>
+      <w:bookmarkStart w:id="84" w:name="_Toc32443_WPSOffice_Level1"/>
+      <w:bookmarkStart w:id="85" w:name="_Toc28194"/>
+      <w:bookmarkStart w:id="86" w:name="_Toc4331_WPSOffice_Level1"/>
+      <w:bookmarkStart w:id="87" w:name="_Toc23903"/>
+      <w:bookmarkStart w:id="88" w:name="_Toc23846_WPSOffice_Level1"/>
       <w:bookmarkStart w:id="89" w:name="_Toc19559"/>
       <w:r>
         <w:rPr>
@@ -19453,15 +19495,15 @@
           <w:lang w:eastAsia="zh-CN"/>
         </w:rPr>
       </w:pPr>
-      <w:bookmarkStart w:id="92" w:name="_Toc4331_WPSOffice_Level2"/>
-      <w:bookmarkStart w:id="93" w:name="_Toc29195"/>
+      <w:bookmarkStart w:id="92" w:name="_Toc23606"/>
+      <w:bookmarkStart w:id="93" w:name="_Toc32443_WPSOffice_Level2"/>
       <w:bookmarkStart w:id="94" w:name="_Toc32302"/>
-      <w:bookmarkStart w:id="95" w:name="_Toc23606"/>
-      <w:bookmarkStart w:id="96" w:name="_Toc32443_WPSOffice_Level2"/>
-      <w:bookmarkStart w:id="97" w:name="_Toc4743"/>
-      <w:bookmarkStart w:id="98" w:name="_Toc19553"/>
+      <w:bookmarkStart w:id="95" w:name="_Toc29195"/>
+      <w:bookmarkStart w:id="96" w:name="_Toc4331_WPSOffice_Level2"/>
+      <w:bookmarkStart w:id="97" w:name="_Toc20503"/>
+      <w:bookmarkStart w:id="98" w:name="_Toc4743"/>
       <w:bookmarkStart w:id="99" w:name="_Toc9699"/>
-      <w:bookmarkStart w:id="100" w:name="_Toc20503"/>
+      <w:bookmarkStart w:id="100" w:name="_Toc19553"/>
       <w:bookmarkStart w:id="101" w:name="_Toc149837264"/>
       <w:r>
         <w:rPr>
@@ -24218,7 +24260,27 @@
           <w:szCs w:val="24"/>
           <w:lang w:eastAsia="zh-CN"/>
         </w:rPr>
-        <w:t>{{ tdd.comutation }}</w:t>
+        <w:t>{{ tdd.comutation</w:t>
+      </w:r>
+      <w:r>
+        <w:rPr>
+          <w:rFonts w:hint="eastAsia" w:ascii="Times New Roman" w:hAnsi="Times New Roman" w:eastAsia="微软雅黑" w:cs="Times New Roman"/>
+          <w:b/>
+          <w:sz w:val="24"/>
+          <w:szCs w:val="24"/>
+          <w:lang w:val="en-US" w:eastAsia="zh-CN"/>
+        </w:rPr>
+        <w:t>1</w:t>
+      </w:r>
+      <w:r>
+        <w:rPr>
+          <w:rFonts w:hint="eastAsia" w:ascii="Times New Roman" w:hAnsi="Times New Roman" w:eastAsia="微软雅黑" w:cs="Times New Roman"/>
+          <w:b/>
+          <w:sz w:val="24"/>
+          <w:szCs w:val="24"/>
+          <w:lang w:eastAsia="zh-CN"/>
+        </w:rPr>
+        <w:t xml:space="preserve"> }}</w:t>
       </w:r>
     </w:p>
     <w:tbl>
@@ -24259,6 +24321,12 @@
             <w:insideH w:val="dotted" w:color="45A3A7" w:sz="4" w:space="0"/>
             <w:insideV w:val="dotted" w:color="45A3A7" w:sz="4" w:space="0"/>
           </w:tblBorders>
+          <w:tblCellMar>
+            <w:top w:w="0" w:type="dxa"/>
+            <w:left w:w="108" w:type="dxa"/>
+            <w:bottom w:w="0" w:type="dxa"/>
+            <w:right w:w="108" w:type="dxa"/>
+          </w:tblCellMar>
         </w:tblPrEx>
         <w:trPr>
           <w:trHeight w:val="417" w:hRule="atLeast"/>
@@ -24346,7 +24414,7 @@
                 <w:szCs w:val="18"/>
                 <w:lang w:val="en-US" w:eastAsia="zh-CN"/>
               </w:rPr>
-              <w:t>-</w:t>
+              <w:t>{{tdd.comutation}}</w:t>
             </w:r>
           </w:p>
         </w:tc>
@@ -26382,12 +26450,6 @@
             <w:insideH w:val="dotted" w:color="45A3A7" w:sz="4" w:space="0"/>
             <w:insideV w:val="dotted" w:color="45A3A7" w:sz="4" w:space="0"/>
           </w:tblBorders>
-          <w:tblCellMar>
-            <w:top w:w="0" w:type="dxa"/>
-            <w:left w:w="108" w:type="dxa"/>
-            <w:bottom w:w="0" w:type="dxa"/>
-            <w:right w:w="108" w:type="dxa"/>
-          </w:tblCellMar>
         </w:tblPrEx>
         <w:trPr>
           <w:trHeight w:val="417" w:hRule="atLeast"/>
@@ -28511,10 +28573,10 @@
           <w:lang w:eastAsia="zh-CN"/>
         </w:rPr>
       </w:pPr>
-      <w:bookmarkStart w:id="102" w:name="_Toc6784"/>
-      <w:bookmarkStart w:id="103" w:name="_Toc20694"/>
-      <w:bookmarkStart w:id="104" w:name="_Toc32468"/>
-      <w:bookmarkStart w:id="105" w:name="_Toc29383"/>
+      <w:bookmarkStart w:id="102" w:name="_Toc20694"/>
+      <w:bookmarkStart w:id="103" w:name="_Toc32468"/>
+      <w:bookmarkStart w:id="104" w:name="_Toc29383"/>
+      <w:bookmarkStart w:id="105" w:name="_Toc6784"/>
       <w:bookmarkStart w:id="106" w:name="_Toc5036"/>
       <w:r>
         <w:rPr>
@@ -28543,14 +28605,14 @@
           <w:lang w:eastAsia="zh-CN"/>
         </w:rPr>
       </w:pPr>
-      <w:bookmarkStart w:id="107" w:name="_Toc26651"/>
-      <w:bookmarkStart w:id="108" w:name="_Toc23518"/>
-      <w:bookmarkStart w:id="109" w:name="_Toc20674"/>
-      <w:bookmarkStart w:id="110" w:name="_Toc13456"/>
+      <w:bookmarkStart w:id="107" w:name="_Toc23518"/>
+      <w:bookmarkStart w:id="108" w:name="_Toc13456"/>
+      <w:bookmarkStart w:id="109" w:name="_Toc26651"/>
+      <w:bookmarkStart w:id="110" w:name="_Toc20674"/>
       <w:bookmarkStart w:id="111" w:name="_Toc11562_WPSOffice_Level3"/>
-      <w:bookmarkStart w:id="112" w:name="_Toc12977"/>
-      <w:bookmarkStart w:id="113" w:name="_Toc14132"/>
-      <w:bookmarkStart w:id="114" w:name="_Toc107825560"/>
+      <w:bookmarkStart w:id="112" w:name="_Toc107825560"/>
+      <w:bookmarkStart w:id="113" w:name="_Toc12977"/>
+      <w:bookmarkStart w:id="114" w:name="_Toc14132"/>
       <w:r>
         <w:rPr>
           <w:rFonts w:hint="eastAsia" w:ascii="Times New Roman" w:hAnsi="Times New Roman" w:eastAsia="微软雅黑" w:cs="Times New Roman"/>
@@ -29660,15 +29722,15 @@
           <w:color w:val="auto"/>
         </w:rPr>
       </w:pPr>
-      <w:bookmarkStart w:id="116" w:name="_Toc28240"/>
+      <w:bookmarkStart w:id="116" w:name="_Toc12505"/>
       <w:bookmarkStart w:id="117" w:name="_Toc16594"/>
       <w:bookmarkStart w:id="118" w:name="_Toc1707_WPSOffice_Level1"/>
       <w:bookmarkStart w:id="119" w:name="_Toc21764_WPSOffice_Level1"/>
       <w:bookmarkStart w:id="120" w:name="_Toc2409"/>
       <w:bookmarkStart w:id="121" w:name="_Toc18680"/>
       <w:bookmarkStart w:id="122" w:name="_Toc13196_WPSOffice_Level1"/>
-      <w:bookmarkStart w:id="123" w:name="_Toc12505"/>
-      <w:bookmarkStart w:id="124" w:name="_Toc27302"/>
+      <w:bookmarkStart w:id="123" w:name="_Toc27302"/>
+      <w:bookmarkStart w:id="124" w:name="_Toc28240"/>
       <w:r>
         <w:rPr>
           <w:rFonts w:ascii="Times New Roman" w:hAnsi="Times New Roman" w:eastAsia="微软雅黑" w:cs="Times New Roman"/>
@@ -31902,13 +31964,13 @@
           <w:lang w:val="en-US" w:eastAsia="zh-CN"/>
         </w:rPr>
       </w:pPr>
-      <w:bookmarkStart w:id="126" w:name="_Toc9066"/>
-      <w:bookmarkStart w:id="127" w:name="_Toc3674"/>
+      <w:bookmarkStart w:id="126" w:name="_Toc3674"/>
+      <w:bookmarkStart w:id="127" w:name="_Toc15840_WPSOffice_Level1"/>
       <w:bookmarkStart w:id="128" w:name="_Toc9914"/>
-      <w:bookmarkStart w:id="129" w:name="_Toc15840_WPSOffice_Level1"/>
-      <w:bookmarkStart w:id="130" w:name="_Toc24085_WPSOffice_Level1"/>
+      <w:bookmarkStart w:id="129" w:name="_Toc9066"/>
+      <w:bookmarkStart w:id="130" w:name="_Toc8395"/>
       <w:bookmarkStart w:id="131" w:name="_Toc14255_WPSOffice_Level1"/>
-      <w:bookmarkStart w:id="132" w:name="_Toc8395"/>
+      <w:bookmarkStart w:id="132" w:name="_Toc24085_WPSOffice_Level1"/>
       <w:r>
         <w:rPr>
           <w:rFonts w:hint="eastAsia" w:ascii="Times New Roman" w:hAnsi="Times New Roman"/>
@@ -34481,11 +34543,11 @@
       </w:r>
     </w:p>
     <w:p>
-      <w:bookmarkStart w:id="133" w:name="_Toc4979"/>
-      <w:bookmarkStart w:id="134" w:name="_Toc20303"/>
-      <w:bookmarkStart w:id="135" w:name="_Toc11812"/>
-      <w:bookmarkStart w:id="136" w:name="_Toc11896_WPSOffice_Level1"/>
-      <w:bookmarkStart w:id="137" w:name="_Toc1779"/>
+      <w:bookmarkStart w:id="133" w:name="_Toc11812"/>
+      <w:bookmarkStart w:id="134" w:name="_Toc11896_WPSOffice_Level1"/>
+      <w:bookmarkStart w:id="135" w:name="_Toc1779"/>
+      <w:bookmarkStart w:id="136" w:name="_Toc20303"/>
+      <w:bookmarkStart w:id="137" w:name="_Toc4979"/>
       <w:bookmarkStart w:id="138" w:name="_Toc28810_WPSOffice_Level1"/>
       <w:bookmarkStart w:id="139" w:name="_Toc11193_WPSOffice_Level1"/>
       <w:r>
@@ -35213,16 +35275,16 @@
           <w:lang w:eastAsia="zh-CN"/>
         </w:rPr>
       </w:pPr>
-      <w:bookmarkStart w:id="141" w:name="_Toc8182"/>
-      <w:bookmarkStart w:id="142" w:name="_Toc16368_WPSOffice_Level1"/>
-      <w:bookmarkStart w:id="143" w:name="_Toc22484_WPSOffice_Level1"/>
-      <w:bookmarkStart w:id="144" w:name="_Toc28537"/>
-      <w:bookmarkStart w:id="145" w:name="_Toc29730"/>
+      <w:bookmarkStart w:id="141" w:name="_Toc28537"/>
+      <w:bookmarkStart w:id="142" w:name="_Toc159"/>
+      <w:bookmarkStart w:id="143" w:name="_Toc8182"/>
+      <w:bookmarkStart w:id="144" w:name="_Toc22484_WPSOffice_Level1"/>
+      <w:bookmarkStart w:id="145" w:name="_Toc19099"/>
       <w:bookmarkStart w:id="146" w:name="_Toc28910_WPSOffice_Level1"/>
-      <w:bookmarkStart w:id="147" w:name="_Toc159"/>
-      <w:bookmarkStart w:id="148" w:name="_Toc7549"/>
-      <w:bookmarkStart w:id="149" w:name="_Toc6864"/>
-      <w:bookmarkStart w:id="150" w:name="_Toc19099"/>
+      <w:bookmarkStart w:id="147" w:name="_Toc7549"/>
+      <w:bookmarkStart w:id="148" w:name="_Toc6864"/>
+      <w:bookmarkStart w:id="149" w:name="_Toc16368_WPSOffice_Level1"/>
+      <w:bookmarkStart w:id="150" w:name="_Toc29730"/>
       <w:r>
         <w:rPr>
           <w:rFonts w:hint="eastAsia" w:ascii="Times New Roman" w:hAnsi="Times New Roman"/>
@@ -35677,8 +35739,8 @@
         </w:rPr>
       </w:pPr>
       <w:bookmarkStart w:id="151" w:name="_Toc20170_WPSOffice_Level1"/>
-      <w:bookmarkStart w:id="152" w:name="_Toc26985_WPSOffice_Level1"/>
-      <w:bookmarkStart w:id="153" w:name="_Toc28454_WPSOffice_Level1"/>
+      <w:bookmarkStart w:id="152" w:name="_Toc28454_WPSOffice_Level1"/>
+      <w:bookmarkStart w:id="153" w:name="_Toc26985_WPSOffice_Level1"/>
       <w:r>
         <w:rPr>
           <w:lang w:eastAsia="zh-CN"/>
@@ -35704,15 +35766,15 @@
           <w:lang w:eastAsia="zh-CN"/>
         </w:rPr>
       </w:pPr>
-      <w:bookmarkStart w:id="154" w:name="_Toc7234"/>
-      <w:bookmarkStart w:id="155" w:name="_Toc3409"/>
+      <w:bookmarkStart w:id="154" w:name="_Toc3409"/>
+      <w:bookmarkStart w:id="155" w:name="_Toc7234"/>
       <w:bookmarkStart w:id="156" w:name="_Toc15114"/>
-      <w:bookmarkStart w:id="157" w:name="_Toc107825570"/>
-      <w:bookmarkStart w:id="158" w:name="_Toc27034"/>
-      <w:bookmarkStart w:id="159" w:name="_Toc8911"/>
+      <w:bookmarkStart w:id="157" w:name="_Toc27034"/>
+      <w:bookmarkStart w:id="158" w:name="_Toc8911"/>
+      <w:bookmarkStart w:id="159" w:name="_Toc107825570"/>
       <w:bookmarkStart w:id="160" w:name="_Toc27809"/>
-      <w:bookmarkStart w:id="161" w:name="_Toc4503"/>
-      <w:bookmarkStart w:id="162" w:name="_Toc15630"/>
+      <w:bookmarkStart w:id="161" w:name="_Toc15630"/>
+      <w:bookmarkStart w:id="162" w:name="_Toc4503"/>
       <w:bookmarkStart w:id="163" w:name="_Toc11901"/>
       <w:bookmarkStart w:id="164" w:name="_Toc22162_WPSOffice_Level1"/>
       <w:bookmarkStart w:id="165" w:name="_Toc14611_WPSOffice_Level1"/>

--- a/WebContent/docx/消化道肿瘤50基因检测报告-单样本-苏州市立医院.docx
+++ b/WebContent/docx/消化道肿瘤50基因检测报告-单样本-苏州市立医院.docx
@@ -3156,15 +3156,15 @@
         </w:rPr>
       </w:pPr>
       <w:bookmarkStart w:id="0" w:name="_Toc21669"/>
-      <w:bookmarkStart w:id="1" w:name="_Toc24178_WPSOffice_Level1"/>
-      <w:bookmarkStart w:id="2" w:name="_Toc24397"/>
-      <w:bookmarkStart w:id="3" w:name="_Toc10446"/>
-      <w:bookmarkStart w:id="4" w:name="_Toc21009_WPSOffice_Level1"/>
-      <w:bookmarkStart w:id="5" w:name="_Toc27500"/>
+      <w:bookmarkStart w:id="1" w:name="_Toc21009_WPSOffice_Level1"/>
+      <w:bookmarkStart w:id="2" w:name="_Toc24178_WPSOffice_Level1"/>
+      <w:bookmarkStart w:id="3" w:name="_Toc30143_WPSOffice_Level1"/>
+      <w:bookmarkStart w:id="4" w:name="_Toc10446"/>
+      <w:bookmarkStart w:id="5" w:name="_Toc24397"/>
       <w:bookmarkStart w:id="6" w:name="_Toc13806"/>
-      <w:bookmarkStart w:id="7" w:name="_Toc30143_WPSOffice_Level1"/>
-      <w:bookmarkStart w:id="8" w:name="_Toc19944"/>
-      <w:bookmarkStart w:id="9" w:name="_Toc32054"/>
+      <w:bookmarkStart w:id="7" w:name="_Toc19944"/>
+      <w:bookmarkStart w:id="8" w:name="_Toc32054"/>
+      <w:bookmarkStart w:id="9" w:name="_Toc27500"/>
       <w:r>
         <w:rPr>
           <w:rFonts w:ascii="Times New Roman" w:hAnsi="Times New Roman"/>
@@ -4041,15 +4041,15 @@
           </w14:shadow>
         </w:rPr>
       </w:pPr>
-      <w:bookmarkStart w:id="10" w:name="_Toc17451"/>
-      <w:bookmarkStart w:id="11" w:name="_Toc11465"/>
-      <w:bookmarkStart w:id="12" w:name="_Toc10518"/>
-      <w:bookmarkStart w:id="13" w:name="_Toc6031"/>
-      <w:bookmarkStart w:id="14" w:name="_Toc13931"/>
-      <w:bookmarkStart w:id="15" w:name="_Toc11015_WPSOffice_Level1"/>
-      <w:bookmarkStart w:id="16" w:name="_Toc19594"/>
-      <w:bookmarkStart w:id="17" w:name="_Toc7021_WPSOffice_Level1"/>
-      <w:bookmarkStart w:id="18" w:name="_Toc18062_WPSOffice_Level1"/>
+      <w:bookmarkStart w:id="10" w:name="_Toc13931"/>
+      <w:bookmarkStart w:id="11" w:name="_Toc18062_WPSOffice_Level1"/>
+      <w:bookmarkStart w:id="12" w:name="_Toc7021_WPSOffice_Level1"/>
+      <w:bookmarkStart w:id="13" w:name="_Toc10518"/>
+      <w:bookmarkStart w:id="14" w:name="_Toc11465"/>
+      <w:bookmarkStart w:id="15" w:name="_Toc19594"/>
+      <w:bookmarkStart w:id="16" w:name="_Toc17451"/>
+      <w:bookmarkStart w:id="17" w:name="_Toc11015_WPSOffice_Level1"/>
+      <w:bookmarkStart w:id="18" w:name="_Toc6031"/>
       <w:bookmarkStart w:id="19" w:name="_Toc3823"/>
       <w:r>
         <w:rPr>
@@ -4283,17 +4283,17 @@
         </w:rPr>
       </w:pPr>
       <w:bookmarkStart w:id="21" w:name="_Toc16576"/>
-      <w:bookmarkStart w:id="22" w:name="_Toc2563"/>
-      <w:bookmarkStart w:id="23" w:name="_Toc29731"/>
-      <w:bookmarkStart w:id="24" w:name="_Toc3871"/>
-      <w:bookmarkStart w:id="25" w:name="_Toc4088"/>
-      <w:bookmarkStart w:id="26" w:name="_Toc1410"/>
-      <w:bookmarkStart w:id="27" w:name="_Toc18058"/>
+      <w:bookmarkStart w:id="22" w:name="_Toc149832727"/>
+      <w:bookmarkStart w:id="23" w:name="_Toc149826002"/>
+      <w:bookmarkStart w:id="24" w:name="_Toc2563"/>
+      <w:bookmarkStart w:id="25" w:name="_Toc3871"/>
+      <w:bookmarkStart w:id="26" w:name="_Toc25920"/>
+      <w:bookmarkStart w:id="27" w:name="_Toc23369_WPSOffice_Level1"/>
       <w:bookmarkStart w:id="28" w:name="_Toc6221_WPSOffice_Level1"/>
-      <w:bookmarkStart w:id="29" w:name="_Toc149826002"/>
-      <w:bookmarkStart w:id="30" w:name="_Toc23369_WPSOffice_Level1"/>
-      <w:bookmarkStart w:id="31" w:name="_Toc25920"/>
-      <w:bookmarkStart w:id="32" w:name="_Toc149832727"/>
+      <w:bookmarkStart w:id="29" w:name="_Toc18058"/>
+      <w:bookmarkStart w:id="30" w:name="_Toc4088"/>
+      <w:bookmarkStart w:id="31" w:name="_Toc29731"/>
+      <w:bookmarkStart w:id="32" w:name="_Toc1410"/>
       <w:r>
         <w:rPr>
           <w:rStyle w:val="45"/>
@@ -4388,6 +4388,12 @@
             <w:insideH w:val="single" w:color="A4A4A4" w:sz="4" w:space="0"/>
             <w:insideV w:val="single" w:color="A4A4A4" w:sz="4" w:space="0"/>
           </w:tblBorders>
+          <w:tblCellMar>
+            <w:top w:w="0" w:type="dxa"/>
+            <w:left w:w="0" w:type="dxa"/>
+            <w:bottom w:w="0" w:type="dxa"/>
+            <w:right w:w="0" w:type="dxa"/>
+          </w:tblCellMar>
         </w:tblPrEx>
         <w:trPr>
           <w:trHeight w:val="490" w:hRule="atLeast"/>
@@ -5802,7 +5808,7 @@
           </w:tblCellMar>
         </w:tblPrEx>
         <w:trPr>
-          <w:trHeight w:val="441" w:hRule="exact"/>
+          <w:trHeight w:val="680" w:hRule="exact"/>
           <w:jc w:val="right"/>
         </w:trPr>
         <w:tc>
@@ -5853,134 +5859,73 @@
             </w:pPr>
             <w:r>
               <w:rPr>
+                <w:rFonts w:hint="eastAsia" w:ascii="Times New Roman" w:hAnsi="Times New Roman" w:cs="Times New Roman"/>
+                <w:b/>
+                <w:sz w:val="24"/>
+                <w:szCs w:val="24"/>
+              </w:rPr>
+              <w:t>{{"ty_tianjin1"|sign(64,28)}}</w:t>
+            </w:r>
+            <w:r>
+              <w:rPr>
                 <w:sz w:val="22"/>
               </w:rPr>
-              <mc:AlternateContent>
-                <mc:Choice Requires="wpg">
-                  <w:drawing>
-                    <wp:anchor distT="0" distB="0" distL="114300" distR="114300" simplePos="0" relativeHeight="251663360" behindDoc="0" locked="0" layoutInCell="1" allowOverlap="1">
-                      <wp:simplePos x="0" y="0"/>
-                      <wp:positionH relativeFrom="column">
-                        <wp:posOffset>-319405</wp:posOffset>
-                      </wp:positionH>
-                      <wp:positionV relativeFrom="paragraph">
-                        <wp:posOffset>-553085</wp:posOffset>
-                      </wp:positionV>
-                      <wp:extent cx="1443355" cy="1443355"/>
-                      <wp:effectExtent l="0" t="0" r="0" b="0"/>
-                      <wp:wrapNone/>
-                      <wp:docPr id="41" name="组合 6"/>
-                      <wp:cNvGraphicFramePr/>
-                      <a:graphic xmlns:a="http://schemas.openxmlformats.org/drawingml/2006/main">
-                        <a:graphicData uri="http://schemas.microsoft.com/office/word/2010/wordprocessingGroup">
-                          <wpg:wgp>
-                            <wpg:cNvGrpSpPr/>
-                            <wpg:grpSpPr>
-                              <a:xfrm rot="0">
-                                <a:off x="0" y="0"/>
-                                <a:ext cx="1443355" cy="1443355"/>
-                                <a:chOff x="18706" y="18782"/>
-                                <a:chExt cx="2273" cy="2273"/>
-                              </a:xfrm>
-                            </wpg:grpSpPr>
-                            <pic:pic xmlns:pic="http://schemas.openxmlformats.org/drawingml/2006/picture">
-                              <pic:nvPicPr>
-                                <pic:cNvPr id="35" name="图片 6" descr="蔡冬雪"/>
-                                <pic:cNvPicPr>
-                                  <a:picLocks noChangeAspect="1"/>
-                                </pic:cNvPicPr>
-                              </pic:nvPicPr>
-                              <pic:blipFill>
-                                <a:blip r:embed="rId10">
-                                  <a:clrChange>
-                                    <a:clrFrom>
-                                      <a:srgbClr val="FFFFFF">
-                                        <a:alpha val="100000"/>
-                                      </a:srgbClr>
-                                    </a:clrFrom>
-                                    <a:clrTo>
-                                      <a:srgbClr val="FFFFFF">
-                                        <a:alpha val="100000"/>
-                                        <a:alpha val="0"/>
-                                      </a:srgbClr>
-                                    </a:clrTo>
-                                  </a:clrChange>
-                                </a:blip>
-                                <a:srcRect l="18656" t="33322" r="18897" b="26699"/>
-                                <a:stretch>
-                                  <a:fillRect/>
-                                </a:stretch>
-                              </pic:blipFill>
-                              <pic:spPr>
-                                <a:xfrm>
-                                  <a:off x="19199" y="19551"/>
-                                  <a:ext cx="1261" cy="566"/>
-                                </a:xfrm>
-                                <a:prstGeom prst="rect">
-                                  <a:avLst/>
-                                </a:prstGeom>
-                              </pic:spPr>
-                            </pic:pic>
-                            <pic:pic xmlns:pic="http://schemas.openxmlformats.org/drawingml/2006/picture">
-                              <pic:nvPicPr>
-                                <pic:cNvPr id="36" name="图片 25"/>
-                                <pic:cNvPicPr>
-                                  <a:picLocks noChangeAspect="1" noChangeArrowheads="1"/>
-                                </pic:cNvPicPr>
-                              </pic:nvPicPr>
-                              <pic:blipFill>
-                                <a:blip r:embed="rId11">
-                                  <a:extLst>
-                                    <a:ext uri="{28A0092B-C50C-407E-A947-70E740481C1C}">
-                                      <a14:useLocalDpi xmlns:a14="http://schemas.microsoft.com/office/drawing/2010/main" val="0"/>
-                                    </a:ext>
-                                  </a:extLst>
-                                </a:blip>
-                                <a:srcRect/>
-                                <a:stretch>
-                                  <a:fillRect/>
-                                </a:stretch>
-                              </pic:blipFill>
-                              <pic:spPr>
-                                <a:xfrm>
-                                  <a:off x="18706" y="18782"/>
-                                  <a:ext cx="2273" cy="2273"/>
-                                </a:xfrm>
-                                <a:prstGeom prst="rect">
-                                  <a:avLst/>
-                                </a:prstGeom>
-                                <a:noFill/>
-                                <a:ln>
-                                  <a:noFill/>
-                                </a:ln>
-                              </pic:spPr>
-                            </pic:pic>
-                          </wpg:wgp>
-                        </a:graphicData>
-                      </a:graphic>
-                    </wp:anchor>
-                  </w:drawing>
-                </mc:Choice>
-                <mc:Fallback>
-                  <w:pict>
-                    <v:group id="组合 6" o:spid="_x0000_s1026" o:spt="203" style="position:absolute;left:0pt;margin-left:-25.15pt;margin-top:-43.55pt;height:113.65pt;width:113.65pt;z-index:251663360;mso-width-relative:page;mso-height-relative:page;" coordorigin="18706,18782" coordsize="2273,2273" o:gfxdata="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">
-                      <o:lock v:ext="edit" aspectratio="f"/>
-                      <v:shape id="图片 6" o:spid="_x0000_s1026" o:spt="75" alt="蔡冬雪" type="#_x0000_t75" style="position:absolute;left:19199;top:19551;height:566;width:1261;" filled="f" o:preferrelative="t" stroked="f" coordsize="21600,21600" o:gfxdata="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">
-                        <v:fill on="f" focussize="0,0"/>
-                        <v:stroke on="f"/>
-                        <v:imagedata r:id="rId10" cropleft="12226f" croptop="21838f" cropright="12384f" cropbottom="17497f" chromakey="#FFFFFF" o:title=""/>
-                        <o:lock v:ext="edit" aspectratio="t"/>
-                      </v:shape>
-                      <v:shape id="图片 25" o:spid="_x0000_s1026" o:spt="75" type="#_x0000_t75" style="position:absolute;left:18706;top:18782;height:2273;width:2273;" filled="f" o:preferrelative="t" stroked="f" coordsize="21600,21600" o:gfxdata="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">
-                        <v:fill on="f" focussize="0,0"/>
-                        <v:stroke on="f"/>
-                        <v:imagedata r:id="rId11" o:title=""/>
-                        <o:lock v:ext="edit" aspectratio="t"/>
-                      </v:shape>
-                    </v:group>
-                  </w:pict>
-                </mc:Fallback>
-              </mc:AlternateContent>
+              <w:drawing>
+                <wp:anchor distT="0" distB="0" distL="114300" distR="114300" simplePos="0" relativeHeight="251659264" behindDoc="0" locked="0" layoutInCell="1" allowOverlap="1">
+                  <wp:simplePos x="0" y="0"/>
+                  <wp:positionH relativeFrom="column">
+                    <wp:posOffset>-167005</wp:posOffset>
+                  </wp:positionH>
+                  <wp:positionV relativeFrom="paragraph">
+                    <wp:posOffset>-417830</wp:posOffset>
+                  </wp:positionV>
+                  <wp:extent cx="1443355" cy="1443355"/>
+                  <wp:effectExtent l="0" t="0" r="4445" b="4445"/>
+                  <wp:wrapNone/>
+                  <wp:docPr id="36" name="图片 25"/>
+                  <wp:cNvGraphicFramePr>
+                    <a:graphicFrameLocks xmlns:a="http://schemas.openxmlformats.org/drawingml/2006/main" noChangeAspect="1"/>
+                  </wp:cNvGraphicFramePr>
+                  <a:graphic xmlns:a="http://schemas.openxmlformats.org/drawingml/2006/main">
+                    <a:graphicData uri="http://schemas.openxmlformats.org/drawingml/2006/picture">
+                      <pic:pic xmlns:pic="http://schemas.openxmlformats.org/drawingml/2006/picture">
+                        <pic:nvPicPr>
+                          <pic:cNvPr id="36" name="图片 25"/>
+                          <pic:cNvPicPr>
+                            <a:picLocks noChangeAspect="1" noChangeArrowheads="1"/>
+                          </pic:cNvPicPr>
+                        </pic:nvPicPr>
+                        <pic:blipFill>
+                          <a:blip r:embed="rId10">
+                            <a:extLst>
+                              <a:ext uri="{28A0092B-C50C-407E-A947-70E740481C1C}">
+                                <a14:useLocalDpi xmlns:a14="http://schemas.microsoft.com/office/drawing/2010/main" val="0"/>
+                              </a:ext>
+                            </a:extLst>
+                          </a:blip>
+                          <a:srcRect/>
+                          <a:stretch>
+                            <a:fillRect/>
+                          </a:stretch>
+                        </pic:blipFill>
+                        <pic:spPr>
+                          <a:xfrm>
+                            <a:off x="0" y="0"/>
+                            <a:ext cx="1443355" cy="1443355"/>
+                          </a:xfrm>
+                          <a:prstGeom prst="rect">
+                            <a:avLst/>
+                          </a:prstGeom>
+                          <a:noFill/>
+                          <a:ln>
+                            <a:noFill/>
+                          </a:ln>
+                        </pic:spPr>
+                      </pic:pic>
+                    </a:graphicData>
+                  </a:graphic>
+                </wp:anchor>
+              </w:drawing>
             </w:r>
           </w:p>
         </w:tc>
@@ -6330,7 +6275,7 @@
           </w:tblCellMar>
         </w:tblPrEx>
         <w:trPr>
-          <w:trHeight w:val="441" w:hRule="exact"/>
+          <w:trHeight w:val="680" w:hRule="exact"/>
           <w:jc w:val="right"/>
         </w:trPr>
         <w:tc>
@@ -6381,138 +6326,73 @@
             </w:pPr>
             <w:r>
               <w:rPr>
-                <w:sz w:val="22"/>
-              </w:rPr>
-              <mc:AlternateContent>
-                <mc:Choice Requires="wpg">
-                  <w:drawing>
-                    <wp:anchor distT="0" distB="0" distL="114300" distR="114300" simplePos="0" relativeHeight="251664384" behindDoc="0" locked="0" layoutInCell="1" allowOverlap="1">
-                      <wp:simplePos x="0" y="0"/>
-                      <wp:positionH relativeFrom="column">
-                        <wp:posOffset>-98425</wp:posOffset>
-                      </wp:positionH>
-                      <wp:positionV relativeFrom="paragraph">
-                        <wp:posOffset>-492760</wp:posOffset>
-                      </wp:positionV>
-                      <wp:extent cx="1443355" cy="1443355"/>
-                      <wp:effectExtent l="0" t="0" r="0" b="0"/>
-                      <wp:wrapNone/>
-                      <wp:docPr id="47" name="组合 23"/>
-                      <wp:cNvGraphicFramePr/>
-                      <a:graphic xmlns:a="http://schemas.openxmlformats.org/drawingml/2006/main">
-                        <a:graphicData uri="http://schemas.microsoft.com/office/word/2010/wordprocessingGroup">
-                          <wpg:wgp>
-                            <wpg:cNvGrpSpPr/>
-                            <wpg:grpSpPr>
-                              <a:xfrm rot="0">
-                                <a:off x="0" y="0"/>
-                                <a:ext cx="1443355" cy="1443355"/>
-                                <a:chOff x="18874" y="20594"/>
-                                <a:chExt cx="2273" cy="2273"/>
-                              </a:xfrm>
-                            </wpg:grpSpPr>
-                            <pic:pic xmlns:pic="http://schemas.openxmlformats.org/drawingml/2006/picture">
-                              <pic:nvPicPr>
-                                <pic:cNvPr id="44" name="图片 1"/>
-                                <pic:cNvPicPr>
-                                  <a:picLocks noChangeAspect="1"/>
-                                </pic:cNvPicPr>
-                              </pic:nvPicPr>
-                              <pic:blipFill>
-                                <a:blip r:embed="rId12">
-                                  <a:clrChange>
-                                    <a:clrFrom>
-                                      <a:srgbClr val="FFFFFF">
-                                        <a:alpha val="100000"/>
-                                      </a:srgbClr>
-                                    </a:clrFrom>
-                                    <a:clrTo>
-                                      <a:srgbClr val="FFFFFF">
-                                        <a:alpha val="100000"/>
-                                        <a:alpha val="0"/>
-                                      </a:srgbClr>
-                                    </a:clrTo>
-                                  </a:clrChange>
-                                </a:blip>
-                                <a:srcRect l="10922" t="11667"/>
-                                <a:stretch>
-                                  <a:fillRect/>
-                                </a:stretch>
-                              </pic:blipFill>
-                              <pic:spPr>
-                                <a:xfrm>
-                                  <a:off x="19199" y="21203"/>
-                                  <a:ext cx="1672" cy="901"/>
-                                </a:xfrm>
-                                <a:prstGeom prst="rect">
-                                  <a:avLst/>
-                                </a:prstGeom>
-                                <a:noFill/>
-                                <a:ln>
-                                  <a:noFill/>
-                                </a:ln>
-                              </pic:spPr>
-                            </pic:pic>
-                            <pic:pic xmlns:pic="http://schemas.openxmlformats.org/drawingml/2006/picture">
-                              <pic:nvPicPr>
-                                <pic:cNvPr id="45" name="图片 25"/>
-                                <pic:cNvPicPr>
-                                  <a:picLocks noChangeAspect="1" noChangeArrowheads="1"/>
-                                </pic:cNvPicPr>
-                              </pic:nvPicPr>
-                              <pic:blipFill>
-                                <a:blip r:embed="rId11">
-                                  <a:extLst>
-                                    <a:ext uri="{28A0092B-C50C-407E-A947-70E740481C1C}">
-                                      <a14:useLocalDpi xmlns:a14="http://schemas.microsoft.com/office/drawing/2010/main" val="0"/>
-                                    </a:ext>
-                                  </a:extLst>
-                                </a:blip>
-                                <a:srcRect/>
-                                <a:stretch>
-                                  <a:fillRect/>
-                                </a:stretch>
-                              </pic:blipFill>
-                              <pic:spPr>
-                                <a:xfrm>
-                                  <a:off x="18874" y="20594"/>
-                                  <a:ext cx="2273" cy="2273"/>
-                                </a:xfrm>
-                                <a:prstGeom prst="rect">
-                                  <a:avLst/>
-                                </a:prstGeom>
-                                <a:noFill/>
-                                <a:ln>
-                                  <a:noFill/>
-                                </a:ln>
-                              </pic:spPr>
-                            </pic:pic>
-                          </wpg:wgp>
-                        </a:graphicData>
-                      </a:graphic>
-                    </wp:anchor>
-                  </w:drawing>
-                </mc:Choice>
-                <mc:Fallback>
-                  <w:pict>
-                    <v:group id="组合 23" o:spid="_x0000_s1026" o:spt="203" style="position:absolute;left:0pt;margin-left:-7.75pt;margin-top:-38.8pt;height:113.65pt;width:113.65pt;z-index:251664384;mso-width-relative:page;mso-height-relative:page;" coordorigin="18874,20594" coordsize="2273,2273" o:gfxdata="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">
-                      <o:lock v:ext="edit" aspectratio="f"/>
-                      <v:shape id="图片 1" o:spid="_x0000_s1026" o:spt="75" type="#_x0000_t75" style="position:absolute;left:19199;top:21203;height:901;width:1672;" filled="f" o:preferrelative="t" stroked="f" coordsize="21600,21600" o:gfxdata="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">
-                        <v:fill on="f" focussize="0,0"/>
-                        <v:stroke on="f"/>
-                        <v:imagedata r:id="rId12" cropleft="7158f" croptop="7646f" chromakey="#FFFFFF" o:title=""/>
-                        <o:lock v:ext="edit" aspectratio="t"/>
-                      </v:shape>
-                      <v:shape id="图片 25" o:spid="_x0000_s1026" o:spt="75" type="#_x0000_t75" style="position:absolute;left:18874;top:20594;height:2273;width:2273;" filled="f" o:preferrelative="t" stroked="f" coordsize="21600,21600" o:gfxdata="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">
-                        <v:fill on="f" focussize="0,0"/>
-                        <v:stroke on="f"/>
-                        <v:imagedata r:id="rId11" o:title=""/>
-                        <o:lock v:ext="edit" aspectratio="t"/>
-                      </v:shape>
-                    </v:group>
-                  </w:pict>
-                </mc:Fallback>
-              </mc:AlternateContent>
+                <w:rFonts w:hint="eastAsia" w:ascii="Times New Roman" w:hAnsi="Times New Roman" w:cs="Times New Roman"/>
+                <w:b/>
+                <w:sz w:val="24"/>
+                <w:szCs w:val="24"/>
+              </w:rPr>
+              <w:t>{{"ty_guangzhou1"|sign(62,34)}}</w:t>
+            </w:r>
+            <w:r>
+              <w:rPr>
+                <w:sz w:val="24"/>
+              </w:rPr>
+              <w:drawing>
+                <wp:anchor distT="0" distB="0" distL="114300" distR="114300" simplePos="0" relativeHeight="251661312" behindDoc="0" locked="0" layoutInCell="1" allowOverlap="1">
+                  <wp:simplePos x="0" y="0"/>
+                  <wp:positionH relativeFrom="column">
+                    <wp:posOffset>-98425</wp:posOffset>
+                  </wp:positionH>
+                  <wp:positionV relativeFrom="paragraph">
+                    <wp:posOffset>-316865</wp:posOffset>
+                  </wp:positionV>
+                  <wp:extent cx="1443355" cy="1443355"/>
+                  <wp:effectExtent l="0" t="0" r="4445" b="4445"/>
+                  <wp:wrapNone/>
+                  <wp:docPr id="45" name="图片 25"/>
+                  <wp:cNvGraphicFramePr>
+                    <a:graphicFrameLocks xmlns:a="http://schemas.openxmlformats.org/drawingml/2006/main" noChangeAspect="1"/>
+                  </wp:cNvGraphicFramePr>
+                  <a:graphic xmlns:a="http://schemas.openxmlformats.org/drawingml/2006/main">
+                    <a:graphicData uri="http://schemas.openxmlformats.org/drawingml/2006/picture">
+                      <pic:pic xmlns:pic="http://schemas.openxmlformats.org/drawingml/2006/picture">
+                        <pic:nvPicPr>
+                          <pic:cNvPr id="45" name="图片 25"/>
+                          <pic:cNvPicPr>
+                            <a:picLocks noChangeAspect="1" noChangeArrowheads="1"/>
+                          </pic:cNvPicPr>
+                        </pic:nvPicPr>
+                        <pic:blipFill>
+                          <a:blip r:embed="rId10">
+                            <a:extLst>
+                              <a:ext uri="{28A0092B-C50C-407E-A947-70E740481C1C}">
+                                <a14:useLocalDpi xmlns:a14="http://schemas.microsoft.com/office/drawing/2010/main" val="0"/>
+                              </a:ext>
+                            </a:extLst>
+                          </a:blip>
+                          <a:srcRect/>
+                          <a:stretch>
+                            <a:fillRect/>
+                          </a:stretch>
+                        </pic:blipFill>
+                        <pic:spPr>
+                          <a:xfrm>
+                            <a:off x="0" y="0"/>
+                            <a:ext cx="1443355" cy="1443355"/>
+                          </a:xfrm>
+                          <a:prstGeom prst="rect">
+                            <a:avLst/>
+                          </a:prstGeom>
+                          <a:noFill/>
+                          <a:ln>
+                            <a:noFill/>
+                          </a:ln>
+                        </pic:spPr>
+                      </pic:pic>
+                    </a:graphicData>
+                  </a:graphic>
+                </wp:anchor>
+              </w:drawing>
             </w:r>
           </w:p>
         </w:tc>
@@ -6849,14 +6729,14 @@
       <w:bookmarkStart w:id="34" w:name="_Toc24836"/>
       <w:bookmarkStart w:id="35" w:name="_Toc31425"/>
       <w:bookmarkStart w:id="36" w:name="_Toc149832729"/>
-      <w:bookmarkStart w:id="37" w:name="_Toc2781"/>
+      <w:bookmarkStart w:id="37" w:name="_Toc284"/>
       <w:bookmarkStart w:id="38" w:name="_Toc14062"/>
-      <w:bookmarkStart w:id="39" w:name="_Toc12381"/>
-      <w:bookmarkStart w:id="40" w:name="_Toc20136_WPSOffice_Level1"/>
-      <w:bookmarkStart w:id="41" w:name="_Toc19184"/>
-      <w:bookmarkStart w:id="42" w:name="_Toc284"/>
-      <w:bookmarkStart w:id="43" w:name="_Toc19898_WPSOffice_Level1"/>
-      <w:bookmarkStart w:id="44" w:name="_Toc22132"/>
+      <w:bookmarkStart w:id="39" w:name="_Toc22132"/>
+      <w:bookmarkStart w:id="40" w:name="_Toc12381"/>
+      <w:bookmarkStart w:id="41" w:name="_Toc19898_WPSOffice_Level1"/>
+      <w:bookmarkStart w:id="42" w:name="_Toc20136_WPSOffice_Level1"/>
+      <w:bookmarkStart w:id="43" w:name="_Toc19184"/>
+      <w:bookmarkStart w:id="44" w:name="_Toc2781"/>
       <w:r>
         <w:rPr>
           <w:rFonts w:hint="eastAsia"/>
@@ -7046,8 +6926,7 @@
       </w:tblPr>
       <w:tblGrid>
         <w:gridCol w:w="2004"/>
-        <w:gridCol w:w="1859"/>
-        <w:gridCol w:w="3953"/>
+        <w:gridCol w:w="5812"/>
         <w:gridCol w:w="2043"/>
       </w:tblGrid>
       <w:tr>
@@ -7072,7 +6951,7 @@
         </w:trPr>
         <w:tc>
           <w:tcPr>
-            <w:tcW w:w="2017" w:type="dxa"/>
+            <w:tcW w:w="2004" w:type="dxa"/>
             <w:tcBorders>
               <w:top w:val="nil"/>
               <w:bottom w:val="nil"/>
@@ -7111,7 +6990,7 @@
         </w:tc>
         <w:tc>
           <w:tcPr>
-            <w:tcW w:w="1871" w:type="dxa"/>
+            <w:tcW w:w="5812" w:type="dxa"/>
             <w:tcBorders>
               <w:top w:val="nil"/>
               <w:left w:val="single" w:color="FFFFFF" w:sz="18" w:space="0"/>
@@ -7145,53 +7024,13 @@
                 <w:szCs w:val="21"/>
                 <w:lang w:eastAsia="zh-CN" w:bidi="ar"/>
               </w:rPr>
-              <w:t>变异类型</w:t>
+              <w:t>检测结果</w:t>
             </w:r>
           </w:p>
         </w:tc>
         <w:tc>
           <w:tcPr>
-            <w:tcW w:w="3981" w:type="dxa"/>
-            <w:tcBorders>
-              <w:top w:val="nil"/>
-              <w:left w:val="single" w:color="FFFFFF" w:sz="18" w:space="0"/>
-              <w:bottom w:val="nil"/>
-              <w:right w:val="single" w:color="FFFFFF" w:sz="18" w:space="0"/>
-            </w:tcBorders>
-            <w:shd w:val="clear" w:color="auto" w:fill="61BB41"/>
-            <w:vAlign w:val="center"/>
-          </w:tcPr>
-          <w:p>
-            <w:pPr>
-              <w:widowControl/>
-              <w:jc w:val="center"/>
-              <w:textAlignment w:val="center"/>
-              <w:rPr>
-                <w:rFonts w:ascii="微软雅黑" w:hAnsi="微软雅黑" w:eastAsia="微软雅黑" w:cs="微软雅黑"/>
-                <w:b/>
-                <w:bCs/>
-                <w:color w:val="FFFFFF"/>
-                <w:sz w:val="21"/>
-                <w:szCs w:val="21"/>
-              </w:rPr>
-            </w:pPr>
-            <w:r>
-              <w:rPr>
-                <w:rFonts w:hint="eastAsia" w:ascii="微软雅黑" w:hAnsi="微软雅黑" w:eastAsia="微软雅黑" w:cs="微软雅黑"/>
-                <w:b/>
-                <w:bCs/>
-                <w:color w:val="FFFFFF"/>
-                <w:sz w:val="21"/>
-                <w:szCs w:val="21"/>
-                <w:lang w:eastAsia="zh-CN" w:bidi="ar"/>
-              </w:rPr>
-              <w:t>检测结果</w:t>
-            </w:r>
-          </w:p>
-        </w:tc>
-        <w:tc>
-          <w:tcPr>
-            <w:tcW w:w="2056" w:type="dxa"/>
+            <w:tcW w:w="2043" w:type="dxa"/>
             <w:tcBorders>
               <w:top w:val="nil"/>
               <w:left w:val="single" w:color="FFFFFF" w:sz="18" w:space="0"/>
@@ -7263,8 +7102,8 @@
         </w:trPr>
         <w:tc>
           <w:tcPr>
-            <w:tcW w:w="9925" w:type="dxa"/>
-            <w:gridSpan w:val="4"/>
+            <w:tcW w:w="9859" w:type="dxa"/>
+            <w:gridSpan w:val="3"/>
             <w:tcBorders>
               <w:top w:val="nil"/>
               <w:bottom w:val="single" w:color="A4A4A4" w:sz="4" w:space="0"/>
@@ -7317,7 +7156,7 @@
         </w:trPr>
         <w:tc>
           <w:tcPr>
-            <w:tcW w:w="2017" w:type="dxa"/>
+            <w:tcW w:w="2004" w:type="dxa"/>
             <w:tcBorders>
               <w:top w:val="single" w:color="A4A4A4" w:sz="4" w:space="0"/>
             </w:tcBorders>
@@ -7348,7 +7187,7 @@
         </w:tc>
         <w:tc>
           <w:tcPr>
-            <w:tcW w:w="1871" w:type="dxa"/>
+            <w:tcW w:w="5812" w:type="dxa"/>
             <w:tcBorders>
               <w:top w:val="single" w:color="A4A4A4" w:sz="4" w:space="0"/>
             </w:tcBorders>
@@ -7358,7 +7197,60 @@
           </w:tcPr>
           <w:p>
             <w:pPr>
+              <w:widowControl/>
               <w:jc w:val="center"/>
+              <w:textAlignment w:val="center"/>
+              <w:rPr>
+                <w:rFonts w:ascii="Times New Roman" w:hAnsi="Times New Roman" w:eastAsia="微软雅黑" w:cs="Times New Roman"/>
+                <w:sz w:val="21"/>
+                <w:szCs w:val="21"/>
+                <w:lang w:eastAsia="zh-CN"/>
+              </w:rPr>
+            </w:pPr>
+            <w:r>
+              <w:rPr>
+                <w:rFonts w:hint="eastAsia" w:ascii="Times New Roman" w:hAnsi="Times New Roman" w:eastAsia="微软雅黑" w:cs="Times New Roman"/>
+                <w:sz w:val="21"/>
+                <w:szCs w:val="21"/>
+                <w:lang w:eastAsia="zh-CN"/>
+              </w:rPr>
+              <w:t>{% if it.ori_variantList == [] %}未检测到与用药相关突变{%else%}{% for i in it.ori_variantList %}{%if loop.last%}</w:t>
+            </w:r>
+            <w:r>
+              <w:rPr>
+                <w:rFonts w:hint="eastAsia" w:ascii="Times New Roman" w:hAnsi="Times New Roman" w:eastAsia="微软雅黑" w:cs="Times New Roman"/>
+                <w:color w:val="FF0000"/>
+                <w:sz w:val="21"/>
+                <w:szCs w:val="21"/>
+                <w:lang w:eastAsia="zh-CN"/>
+              </w:rPr>
+              <w:t>{{ i }}</w:t>
+            </w:r>
+            <w:r>
+              <w:rPr>
+                <w:rFonts w:hint="eastAsia" w:ascii="Times New Roman" w:hAnsi="Times New Roman" w:eastAsia="微软雅黑" w:cs="Times New Roman"/>
+                <w:sz w:val="21"/>
+                <w:szCs w:val="21"/>
+                <w:lang w:eastAsia="zh-CN"/>
+              </w:rPr>
+              <w:t>{%else%}</w:t>
+            </w:r>
+            <w:r>
+              <w:rPr>
+                <w:rFonts w:hint="eastAsia" w:ascii="Times New Roman" w:hAnsi="Times New Roman" w:eastAsia="微软雅黑" w:cs="Times New Roman"/>
+                <w:color w:val="FF0000"/>
+                <w:sz w:val="21"/>
+                <w:szCs w:val="21"/>
+                <w:lang w:eastAsia="zh-CN"/>
+              </w:rPr>
+              <w:t>{{ i }}</w:t>
+            </w:r>
+          </w:p>
+          <w:p>
+            <w:pPr>
+              <w:widowControl/>
+              <w:jc w:val="center"/>
+              <w:textAlignment w:val="center"/>
               <w:rPr>
                 <w:rFonts w:ascii="微软雅黑" w:hAnsi="微软雅黑" w:eastAsia="微软雅黑" w:cs="微软雅黑"/>
                 <w:color w:val="000000"/>
@@ -7373,96 +7265,13 @@
                 <w:szCs w:val="21"/>
                 <w:lang w:eastAsia="zh-CN"/>
               </w:rPr>
-              <w:t>{{ it.info }}</w:t>
+              <w:t>{%endif%}{% endfor%}{%endif%}</w:t>
             </w:r>
           </w:p>
         </w:tc>
         <w:tc>
           <w:tcPr>
-            <w:tcW w:w="3981" w:type="dxa"/>
-            <w:tcBorders>
-              <w:top w:val="single" w:color="A4A4A4" w:sz="4" w:space="0"/>
-            </w:tcBorders>
-            <w:shd w:val="clear" w:color="auto" w:fill="auto"/>
-            <w:vAlign w:val="center"/>
-          </w:tcPr>
-          <w:p>
-            <w:pPr>
-              <w:widowControl/>
-              <w:jc w:val="center"/>
-              <w:textAlignment w:val="center"/>
-              <w:rPr>
-                <w:rFonts w:ascii="Times New Roman" w:hAnsi="Times New Roman" w:eastAsia="微软雅黑" w:cs="Times New Roman"/>
-                <w:sz w:val="21"/>
-                <w:szCs w:val="21"/>
-                <w:lang w:eastAsia="zh-CN"/>
-              </w:rPr>
-            </w:pPr>
-            <w:r>
-              <w:rPr>
-                <w:rFonts w:hint="eastAsia" w:ascii="Times New Roman" w:hAnsi="Times New Roman" w:eastAsia="微软雅黑" w:cs="Times New Roman"/>
-                <w:sz w:val="21"/>
-                <w:szCs w:val="21"/>
-                <w:lang w:eastAsia="zh-CN"/>
-              </w:rPr>
-              <w:t>{% if it.ori_variantList == [] %}未检测到与用药相关突变{%else%}{% for i in it.ori_variantList %}{%if loop.last%}</w:t>
-            </w:r>
-            <w:r>
-              <w:rPr>
-                <w:rFonts w:hint="eastAsia" w:ascii="Times New Roman" w:hAnsi="Times New Roman" w:eastAsia="微软雅黑" w:cs="Times New Roman"/>
-                <w:color w:val="FF0000"/>
-                <w:sz w:val="21"/>
-                <w:szCs w:val="21"/>
-                <w:lang w:eastAsia="zh-CN"/>
-              </w:rPr>
-              <w:t>{{ i }}</w:t>
-            </w:r>
-            <w:r>
-              <w:rPr>
-                <w:rFonts w:hint="eastAsia" w:ascii="Times New Roman" w:hAnsi="Times New Roman" w:eastAsia="微软雅黑" w:cs="Times New Roman"/>
-                <w:sz w:val="21"/>
-                <w:szCs w:val="21"/>
-                <w:lang w:eastAsia="zh-CN"/>
-              </w:rPr>
-              <w:t>{%else%}</w:t>
-            </w:r>
-            <w:r>
-              <w:rPr>
-                <w:rFonts w:hint="eastAsia" w:ascii="Times New Roman" w:hAnsi="Times New Roman" w:eastAsia="微软雅黑" w:cs="Times New Roman"/>
-                <w:color w:val="FF0000"/>
-                <w:sz w:val="21"/>
-                <w:szCs w:val="21"/>
-                <w:lang w:eastAsia="zh-CN"/>
-              </w:rPr>
-              <w:t>{{ i }}</w:t>
-            </w:r>
-          </w:p>
-          <w:p>
-            <w:pPr>
-              <w:widowControl/>
-              <w:jc w:val="center"/>
-              <w:textAlignment w:val="center"/>
-              <w:rPr>
-                <w:rFonts w:ascii="微软雅黑" w:hAnsi="微软雅黑" w:eastAsia="微软雅黑" w:cs="微软雅黑"/>
-                <w:color w:val="000000"/>
-                <w:sz w:val="21"/>
-                <w:szCs w:val="21"/>
-              </w:rPr>
-            </w:pPr>
-            <w:r>
-              <w:rPr>
-                <w:rFonts w:hint="eastAsia" w:ascii="Times New Roman" w:hAnsi="Times New Roman" w:eastAsia="微软雅黑" w:cs="Times New Roman"/>
-                <w:sz w:val="21"/>
-                <w:szCs w:val="21"/>
-                <w:lang w:eastAsia="zh-CN"/>
-              </w:rPr>
-              <w:t>{%endif%}{% endfor%}{%endif%}</w:t>
-            </w:r>
-          </w:p>
-        </w:tc>
-        <w:tc>
-          <w:tcPr>
-            <w:tcW w:w="2056" w:type="dxa"/>
+            <w:tcW w:w="2043" w:type="dxa"/>
             <w:tcBorders>
               <w:top w:val="single" w:color="A4A4A4" w:sz="4" w:space="0"/>
             </w:tcBorders>
@@ -7564,8 +7373,8 @@
         </w:trPr>
         <w:tc>
           <w:tcPr>
-            <w:tcW w:w="9925" w:type="dxa"/>
-            <w:gridSpan w:val="4"/>
+            <w:tcW w:w="9859" w:type="dxa"/>
+            <w:gridSpan w:val="3"/>
             <w:shd w:val="clear" w:color="auto" w:fill="auto"/>
             <w:noWrap/>
             <w:vAlign w:val="center"/>
@@ -7635,8 +7444,7 @@
       </w:tblPr>
       <w:tblGrid>
         <w:gridCol w:w="2004"/>
-        <w:gridCol w:w="1859"/>
-        <w:gridCol w:w="2656"/>
+        <w:gridCol w:w="4515"/>
         <w:gridCol w:w="3340"/>
       </w:tblGrid>
       <w:tr>
@@ -7661,7 +7469,7 @@
         </w:trPr>
         <w:tc>
           <w:tcPr>
-            <w:tcW w:w="2017" w:type="dxa"/>
+            <w:tcW w:w="2004" w:type="dxa"/>
             <w:tcBorders>
               <w:top w:val="nil"/>
               <w:bottom w:val="nil"/>
@@ -7700,7 +7508,7 @@
         </w:tc>
         <w:tc>
           <w:tcPr>
-            <w:tcW w:w="1871" w:type="dxa"/>
+            <w:tcW w:w="4515" w:type="dxa"/>
             <w:tcBorders>
               <w:top w:val="nil"/>
               <w:left w:val="single" w:color="FFFFFF" w:sz="18" w:space="0"/>
@@ -7734,53 +7542,13 @@
                 <w:szCs w:val="21"/>
                 <w:lang w:eastAsia="zh-CN" w:bidi="ar"/>
               </w:rPr>
-              <w:t>变异类型</w:t>
+              <w:t>检测结果</w:t>
             </w:r>
           </w:p>
         </w:tc>
         <w:tc>
           <w:tcPr>
-            <w:tcW w:w="2674" w:type="dxa"/>
-            <w:tcBorders>
-              <w:top w:val="nil"/>
-              <w:left w:val="single" w:color="FFFFFF" w:sz="18" w:space="0"/>
-              <w:bottom w:val="nil"/>
-              <w:right w:val="single" w:color="FFFFFF" w:sz="18" w:space="0"/>
-            </w:tcBorders>
-            <w:shd w:val="clear" w:color="auto" w:fill="61BB41"/>
-            <w:vAlign w:val="center"/>
-          </w:tcPr>
-          <w:p>
-            <w:pPr>
-              <w:widowControl/>
-              <w:jc w:val="center"/>
-              <w:textAlignment w:val="center"/>
-              <w:rPr>
-                <w:rFonts w:ascii="微软雅黑" w:hAnsi="微软雅黑" w:eastAsia="微软雅黑" w:cs="微软雅黑"/>
-                <w:b/>
-                <w:bCs/>
-                <w:color w:val="FFFFFF"/>
-                <w:sz w:val="21"/>
-                <w:szCs w:val="21"/>
-              </w:rPr>
-            </w:pPr>
-            <w:r>
-              <w:rPr>
-                <w:rFonts w:hint="eastAsia" w:ascii="微软雅黑" w:hAnsi="微软雅黑" w:eastAsia="微软雅黑" w:cs="微软雅黑"/>
-                <w:b/>
-                <w:bCs/>
-                <w:color w:val="FFFFFF"/>
-                <w:sz w:val="21"/>
-                <w:szCs w:val="21"/>
-                <w:lang w:eastAsia="zh-CN" w:bidi="ar"/>
-              </w:rPr>
-              <w:t>检测结果</w:t>
-            </w:r>
-          </w:p>
-        </w:tc>
-        <w:tc>
-          <w:tcPr>
-            <w:tcW w:w="3363" w:type="dxa"/>
+            <w:tcW w:w="3340" w:type="dxa"/>
             <w:tcBorders>
               <w:top w:val="nil"/>
               <w:left w:val="single" w:color="FFFFFF" w:sz="18" w:space="0"/>
@@ -7853,8 +7621,8 @@
         </w:trPr>
         <w:tc>
           <w:tcPr>
-            <w:tcW w:w="9925" w:type="dxa"/>
-            <w:gridSpan w:val="4"/>
+            <w:tcW w:w="9859" w:type="dxa"/>
+            <w:gridSpan w:val="3"/>
             <w:tcBorders>
               <w:top w:val="nil"/>
               <w:bottom w:val="single" w:color="A4A4A4" w:sz="4" w:space="0"/>
@@ -7907,7 +7675,7 @@
         </w:trPr>
         <w:tc>
           <w:tcPr>
-            <w:tcW w:w="2017" w:type="dxa"/>
+            <w:tcW w:w="2004" w:type="dxa"/>
             <w:tcBorders>
               <w:top w:val="single" w:color="A4A4A4" w:sz="4" w:space="0"/>
             </w:tcBorders>
@@ -7938,7 +7706,7 @@
         </w:tc>
         <w:tc>
           <w:tcPr>
-            <w:tcW w:w="1871" w:type="dxa"/>
+            <w:tcW w:w="4515" w:type="dxa"/>
             <w:tcBorders>
               <w:top w:val="single" w:color="A4A4A4" w:sz="4" w:space="0"/>
             </w:tcBorders>
@@ -7948,7 +7716,60 @@
           </w:tcPr>
           <w:p>
             <w:pPr>
+              <w:widowControl/>
               <w:jc w:val="center"/>
+              <w:textAlignment w:val="center"/>
+              <w:rPr>
+                <w:rFonts w:ascii="Times New Roman" w:hAnsi="Times New Roman" w:eastAsia="微软雅黑" w:cs="Times New Roman"/>
+                <w:sz w:val="21"/>
+                <w:szCs w:val="21"/>
+                <w:lang w:eastAsia="zh-CN"/>
+              </w:rPr>
+            </w:pPr>
+            <w:r>
+              <w:rPr>
+                <w:rFonts w:hint="eastAsia" w:ascii="Times New Roman" w:hAnsi="Times New Roman" w:eastAsia="微软雅黑" w:cs="Times New Roman"/>
+                <w:sz w:val="21"/>
+                <w:szCs w:val="21"/>
+                <w:lang w:eastAsia="zh-CN"/>
+              </w:rPr>
+              <w:t>{% if it.ori_variantList == [] %}未检测到与用药相关突变{%else%}{% for i in it.ori_variantList %}{%if loop.last%}</w:t>
+            </w:r>
+            <w:r>
+              <w:rPr>
+                <w:rFonts w:hint="eastAsia" w:ascii="Times New Roman" w:hAnsi="Times New Roman" w:eastAsia="微软雅黑" w:cs="Times New Roman"/>
+                <w:color w:val="FF0000"/>
+                <w:sz w:val="21"/>
+                <w:szCs w:val="21"/>
+                <w:lang w:eastAsia="zh-CN"/>
+              </w:rPr>
+              <w:t>{{ i }}</w:t>
+            </w:r>
+            <w:r>
+              <w:rPr>
+                <w:rFonts w:hint="eastAsia" w:ascii="Times New Roman" w:hAnsi="Times New Roman" w:eastAsia="微软雅黑" w:cs="Times New Roman"/>
+                <w:sz w:val="21"/>
+                <w:szCs w:val="21"/>
+                <w:lang w:eastAsia="zh-CN"/>
+              </w:rPr>
+              <w:t>{%else%}</w:t>
+            </w:r>
+            <w:r>
+              <w:rPr>
+                <w:rFonts w:hint="eastAsia" w:ascii="Times New Roman" w:hAnsi="Times New Roman" w:eastAsia="微软雅黑" w:cs="Times New Roman"/>
+                <w:color w:val="FF0000"/>
+                <w:sz w:val="21"/>
+                <w:szCs w:val="21"/>
+                <w:lang w:eastAsia="zh-CN"/>
+              </w:rPr>
+              <w:t>{{ i }}</w:t>
+            </w:r>
+          </w:p>
+          <w:p>
+            <w:pPr>
+              <w:widowControl/>
+              <w:jc w:val="center"/>
+              <w:textAlignment w:val="center"/>
               <w:rPr>
                 <w:rFonts w:ascii="微软雅黑" w:hAnsi="微软雅黑" w:eastAsia="微软雅黑" w:cs="微软雅黑"/>
                 <w:color w:val="000000"/>
@@ -7963,96 +7784,13 @@
                 <w:szCs w:val="21"/>
                 <w:lang w:eastAsia="zh-CN"/>
               </w:rPr>
-              <w:t>{{ it.info }}</w:t>
+              <w:t>{%endif%}{% endfor%}{%endif%}</w:t>
             </w:r>
           </w:p>
         </w:tc>
         <w:tc>
           <w:tcPr>
-            <w:tcW w:w="2674" w:type="dxa"/>
-            <w:tcBorders>
-              <w:top w:val="single" w:color="A4A4A4" w:sz="4" w:space="0"/>
-            </w:tcBorders>
-            <w:shd w:val="clear" w:color="auto" w:fill="auto"/>
-            <w:vAlign w:val="center"/>
-          </w:tcPr>
-          <w:p>
-            <w:pPr>
-              <w:widowControl/>
-              <w:jc w:val="center"/>
-              <w:textAlignment w:val="center"/>
-              <w:rPr>
-                <w:rFonts w:ascii="Times New Roman" w:hAnsi="Times New Roman" w:eastAsia="微软雅黑" w:cs="Times New Roman"/>
-                <w:sz w:val="21"/>
-                <w:szCs w:val="21"/>
-                <w:lang w:eastAsia="zh-CN"/>
-              </w:rPr>
-            </w:pPr>
-            <w:r>
-              <w:rPr>
-                <w:rFonts w:hint="eastAsia" w:ascii="Times New Roman" w:hAnsi="Times New Roman" w:eastAsia="微软雅黑" w:cs="Times New Roman"/>
-                <w:sz w:val="21"/>
-                <w:szCs w:val="21"/>
-                <w:lang w:eastAsia="zh-CN"/>
-              </w:rPr>
-              <w:t>{% if it.ori_variantList == [] %}未检测到与用药相关突变{%else%}{% for i in it.ori_variantList %}{%if loop.last%}</w:t>
-            </w:r>
-            <w:r>
-              <w:rPr>
-                <w:rFonts w:hint="eastAsia" w:ascii="Times New Roman" w:hAnsi="Times New Roman" w:eastAsia="微软雅黑" w:cs="Times New Roman"/>
-                <w:color w:val="FF0000"/>
-                <w:sz w:val="21"/>
-                <w:szCs w:val="21"/>
-                <w:lang w:eastAsia="zh-CN"/>
-              </w:rPr>
-              <w:t>{{ i }}</w:t>
-            </w:r>
-            <w:r>
-              <w:rPr>
-                <w:rFonts w:hint="eastAsia" w:ascii="Times New Roman" w:hAnsi="Times New Roman" w:eastAsia="微软雅黑" w:cs="Times New Roman"/>
-                <w:sz w:val="21"/>
-                <w:szCs w:val="21"/>
-                <w:lang w:eastAsia="zh-CN"/>
-              </w:rPr>
-              <w:t>{%else%}</w:t>
-            </w:r>
-            <w:r>
-              <w:rPr>
-                <w:rFonts w:hint="eastAsia" w:ascii="Times New Roman" w:hAnsi="Times New Roman" w:eastAsia="微软雅黑" w:cs="Times New Roman"/>
-                <w:color w:val="FF0000"/>
-                <w:sz w:val="21"/>
-                <w:szCs w:val="21"/>
-                <w:lang w:eastAsia="zh-CN"/>
-              </w:rPr>
-              <w:t>{{ i }}</w:t>
-            </w:r>
-          </w:p>
-          <w:p>
-            <w:pPr>
-              <w:widowControl/>
-              <w:jc w:val="center"/>
-              <w:textAlignment w:val="center"/>
-              <w:rPr>
-                <w:rFonts w:ascii="微软雅黑" w:hAnsi="微软雅黑" w:eastAsia="微软雅黑" w:cs="微软雅黑"/>
-                <w:color w:val="000000"/>
-                <w:sz w:val="21"/>
-                <w:szCs w:val="21"/>
-              </w:rPr>
-            </w:pPr>
-            <w:r>
-              <w:rPr>
-                <w:rFonts w:hint="eastAsia" w:ascii="Times New Roman" w:hAnsi="Times New Roman" w:eastAsia="微软雅黑" w:cs="Times New Roman"/>
-                <w:sz w:val="21"/>
-                <w:szCs w:val="21"/>
-                <w:lang w:eastAsia="zh-CN"/>
-              </w:rPr>
-              <w:t>{%endif%}{% endfor%}{%endif%}</w:t>
-            </w:r>
-          </w:p>
-        </w:tc>
-        <w:tc>
-          <w:tcPr>
-            <w:tcW w:w="3363" w:type="dxa"/>
+            <w:tcW w:w="3340" w:type="dxa"/>
             <w:tcBorders>
               <w:top w:val="single" w:color="A4A4A4" w:sz="4" w:space="0"/>
             </w:tcBorders>
@@ -8154,8 +7892,8 @@
         </w:trPr>
         <w:tc>
           <w:tcPr>
-            <w:tcW w:w="9925" w:type="dxa"/>
-            <w:gridSpan w:val="4"/>
+            <w:tcW w:w="9859" w:type="dxa"/>
+            <w:gridSpan w:val="3"/>
             <w:shd w:val="clear" w:color="auto" w:fill="auto"/>
             <w:noWrap/>
             <w:vAlign w:val="center"/>
@@ -8327,45 +8065,6 @@
           <w:lang w:eastAsia="zh-CN"/>
         </w:rPr>
         <w:t>变异详情，可查看基因变异检测结果及解析。</w:t>
-      </w:r>
-    </w:p>
-    <w:p>
-      <w:pPr>
-        <w:keepNext w:val="0"/>
-        <w:keepLines w:val="0"/>
-        <w:pageBreakBefore w:val="0"/>
-        <w:widowControl w:val="0"/>
-        <w:numPr>
-          <w:ilvl w:val="0"/>
-          <w:numId w:val="7"/>
-        </w:numPr>
-        <w:kinsoku/>
-        <w:wordWrap/>
-        <w:overflowPunct/>
-        <w:topLinePunct w:val="0"/>
-        <w:autoSpaceDE/>
-        <w:autoSpaceDN/>
-        <w:bidi w:val="0"/>
-        <w:adjustRightInd/>
-        <w:snapToGrid/>
-        <w:spacing w:line="216" w:lineRule="auto"/>
-        <w:ind w:left="425" w:hanging="425"/>
-        <w:textAlignment w:val="auto"/>
-        <w:rPr>
-          <w:rFonts w:hint="default" w:ascii="Times New Roman" w:hAnsi="Times New Roman" w:eastAsia="微软雅黑" w:cs="Times New Roman"/>
-          <w:sz w:val="18"/>
-          <w:szCs w:val="18"/>
-          <w:lang w:eastAsia="zh-CN"/>
-        </w:rPr>
-      </w:pPr>
-      <w:r>
-        <w:rPr>
-          <w:rFonts w:hint="eastAsia" w:ascii="Times New Roman" w:hAnsi="Times New Roman" w:eastAsia="微软雅黑" w:cs="Times New Roman"/>
-          <w:sz w:val="18"/>
-          <w:szCs w:val="18"/>
-          <w:lang w:eastAsia="zh-CN"/>
-        </w:rPr>
-        <w:t>以上基因的检测范围涵盖但不限于上表中列出的变异类型。</w:t>
       </w:r>
     </w:p>
     <w:p>
@@ -8513,15 +8212,15 @@
           <w:sz w:val="30"/>
         </w:rPr>
       </w:pPr>
-      <w:bookmarkStart w:id="46" w:name="_Toc9088"/>
-      <w:bookmarkStart w:id="47" w:name="_Toc22976"/>
-      <w:bookmarkStart w:id="48" w:name="_Toc23375"/>
-      <w:bookmarkStart w:id="49" w:name="_Toc11015_WPSOffice_Level2"/>
-      <w:bookmarkStart w:id="50" w:name="_Toc9977"/>
-      <w:bookmarkStart w:id="51" w:name="_Toc24979"/>
-      <w:bookmarkStart w:id="52" w:name="_Toc20643"/>
-      <w:bookmarkStart w:id="53" w:name="_Toc30265"/>
-      <w:bookmarkStart w:id="54" w:name="_Toc18062_WPSOffice_Level2"/>
+      <w:bookmarkStart w:id="46" w:name="_Toc11015_WPSOffice_Level2"/>
+      <w:bookmarkStart w:id="47" w:name="_Toc9977"/>
+      <w:bookmarkStart w:id="48" w:name="_Toc18062_WPSOffice_Level2"/>
+      <w:bookmarkStart w:id="49" w:name="_Toc20643"/>
+      <w:bookmarkStart w:id="50" w:name="_Toc23375"/>
+      <w:bookmarkStart w:id="51" w:name="_Toc22976"/>
+      <w:bookmarkStart w:id="52" w:name="_Toc9088"/>
+      <w:bookmarkStart w:id="53" w:name="_Toc24979"/>
+      <w:bookmarkStart w:id="54" w:name="_Toc30265"/>
       <w:r>
         <w:rPr>
           <w:rFonts w:ascii="Times New Roman" w:hAnsi="Times New Roman"/>
@@ -11229,7 +10928,6 @@
                 <w:lang w:eastAsia="zh-CN"/>
               </w:rPr>
             </w:pPr>
-            <w:bookmarkStart w:id="171" w:name="_GoBack" w:colFirst="1" w:colLast="2"/>
             <w:r>
               <w:rPr>
                 <w:rFonts w:hint="eastAsia" w:ascii="Times New Roman" w:hAnsi="Times New Roman" w:eastAsia="微软雅黑" w:cs="Times New Roman"/>
@@ -12535,7 +12233,6 @@
           </w:p>
         </w:tc>
       </w:tr>
-      <w:bookmarkEnd w:id="171"/>
       <w:tr>
         <w:tblPrEx>
           <w:tblBorders>
@@ -13490,20 +13187,20 @@
           <w:lang w:eastAsia="zh-CN"/>
         </w:rPr>
       </w:pPr>
-      <w:bookmarkStart w:id="55" w:name="_Toc16483"/>
-      <w:bookmarkStart w:id="56" w:name="_Toc23479"/>
-      <w:bookmarkStart w:id="57" w:name="_Toc2919"/>
-      <w:bookmarkStart w:id="58" w:name="_Toc22163"/>
-      <w:bookmarkStart w:id="59" w:name="_Toc149837260"/>
-      <w:bookmarkStart w:id="60" w:name="_Toc15206"/>
-      <w:bookmarkStart w:id="61" w:name="_Toc6221_WPSOffice_Level2"/>
-      <w:bookmarkStart w:id="62" w:name="_Toc1549"/>
-      <w:bookmarkStart w:id="63" w:name="_Toc626"/>
-      <w:bookmarkStart w:id="64" w:name="_Toc25737"/>
-      <w:bookmarkStart w:id="65" w:name="_Toc4339"/>
-      <w:bookmarkStart w:id="66" w:name="_Toc25675"/>
-      <w:bookmarkStart w:id="67" w:name="_Toc17410"/>
-      <w:bookmarkStart w:id="68" w:name="_Toc7551_WPSOffice_Level2"/>
+      <w:bookmarkStart w:id="55" w:name="_Toc23479"/>
+      <w:bookmarkStart w:id="56" w:name="_Toc16483"/>
+      <w:bookmarkStart w:id="57" w:name="_Toc15206"/>
+      <w:bookmarkStart w:id="58" w:name="_Toc2919"/>
+      <w:bookmarkStart w:id="59" w:name="_Toc22163"/>
+      <w:bookmarkStart w:id="60" w:name="_Toc149837260"/>
+      <w:bookmarkStart w:id="61" w:name="_Toc4339"/>
+      <w:bookmarkStart w:id="62" w:name="_Toc7551_WPSOffice_Level2"/>
+      <w:bookmarkStart w:id="63" w:name="_Toc6221_WPSOffice_Level2"/>
+      <w:bookmarkStart w:id="64" w:name="_Toc17410"/>
+      <w:bookmarkStart w:id="65" w:name="_Toc1549"/>
+      <w:bookmarkStart w:id="66" w:name="_Toc626"/>
+      <w:bookmarkStart w:id="67" w:name="_Toc25737"/>
+      <w:bookmarkStart w:id="68" w:name="_Toc25675"/>
       <w:r>
         <w:rPr>
           <w:rFonts w:hint="eastAsia"/>
@@ -14097,10 +13794,10 @@
           <w:lang w:eastAsia="zh-CN"/>
         </w:rPr>
       </w:pPr>
-      <w:bookmarkStart w:id="70" w:name="_Toc2577"/>
-      <w:bookmarkStart w:id="71" w:name="_Toc24055"/>
-      <w:bookmarkStart w:id="72" w:name="_Toc3816"/>
-      <w:bookmarkStart w:id="73" w:name="_Toc10994"/>
+      <w:bookmarkStart w:id="70" w:name="_Toc24055"/>
+      <w:bookmarkStart w:id="71" w:name="_Toc10994"/>
+      <w:bookmarkStart w:id="72" w:name="_Toc2577"/>
+      <w:bookmarkStart w:id="73" w:name="_Toc3816"/>
       <w:r>
         <w:rPr>
           <w:rFonts w:hint="eastAsia" w:ascii="Times New Roman" w:hAnsi="Times New Roman" w:eastAsia="微软雅黑" w:cs="Times New Roman"/>
@@ -14696,13 +14393,13 @@
           <w:lang w:eastAsia="zh-CN"/>
         </w:rPr>
       </w:pPr>
-      <w:bookmarkStart w:id="74" w:name="_Toc149837262"/>
-      <w:bookmarkStart w:id="75" w:name="_Toc819"/>
-      <w:bookmarkStart w:id="76" w:name="_Toc1361"/>
+      <w:bookmarkStart w:id="74" w:name="_Toc9691"/>
+      <w:bookmarkStart w:id="75" w:name="_Toc21662"/>
+      <w:bookmarkStart w:id="76" w:name="_Toc149837262"/>
       <w:bookmarkStart w:id="77" w:name="_Toc19763"/>
-      <w:bookmarkStart w:id="78" w:name="_Toc9691"/>
-      <w:bookmarkStart w:id="79" w:name="_Toc3791"/>
-      <w:bookmarkStart w:id="80" w:name="_Toc21662"/>
+      <w:bookmarkStart w:id="78" w:name="_Toc3791"/>
+      <w:bookmarkStart w:id="79" w:name="_Toc819"/>
+      <w:bookmarkStart w:id="80" w:name="_Toc1361"/>
       <w:r>
         <w:rPr>
           <w:rFonts w:hint="eastAsia"/>
@@ -19376,15 +19073,15 @@
           </w14:shadow>
         </w:rPr>
       </w:pPr>
-      <w:bookmarkStart w:id="81" w:name="_Toc5598"/>
-      <w:bookmarkStart w:id="82" w:name="_Toc32661"/>
-      <w:bookmarkStart w:id="83" w:name="_Toc25727"/>
-      <w:bookmarkStart w:id="84" w:name="_Toc32443_WPSOffice_Level1"/>
-      <w:bookmarkStart w:id="85" w:name="_Toc28194"/>
-      <w:bookmarkStart w:id="86" w:name="_Toc4331_WPSOffice_Level1"/>
-      <w:bookmarkStart w:id="87" w:name="_Toc23903"/>
+      <w:bookmarkStart w:id="81" w:name="_Toc32661"/>
+      <w:bookmarkStart w:id="82" w:name="_Toc19559"/>
+      <w:bookmarkStart w:id="83" w:name="_Toc32443_WPSOffice_Level1"/>
+      <w:bookmarkStart w:id="84" w:name="_Toc4331_WPSOffice_Level1"/>
+      <w:bookmarkStart w:id="85" w:name="_Toc5598"/>
+      <w:bookmarkStart w:id="86" w:name="_Toc23903"/>
+      <w:bookmarkStart w:id="87" w:name="_Toc28194"/>
       <w:bookmarkStart w:id="88" w:name="_Toc23846_WPSOffice_Level1"/>
-      <w:bookmarkStart w:id="89" w:name="_Toc19559"/>
+      <w:bookmarkStart w:id="89" w:name="_Toc25727"/>
       <w:r>
         <w:rPr>
           <w:rFonts w:hint="eastAsia" w:ascii="Times New Roman" w:hAnsi="Times New Roman" w:eastAsia="微软雅黑" w:cs="Times New Roman"/>
@@ -19495,15 +19192,15 @@
           <w:lang w:eastAsia="zh-CN"/>
         </w:rPr>
       </w:pPr>
-      <w:bookmarkStart w:id="92" w:name="_Toc23606"/>
-      <w:bookmarkStart w:id="93" w:name="_Toc32443_WPSOffice_Level2"/>
-      <w:bookmarkStart w:id="94" w:name="_Toc32302"/>
-      <w:bookmarkStart w:id="95" w:name="_Toc29195"/>
+      <w:bookmarkStart w:id="92" w:name="_Toc29195"/>
+      <w:bookmarkStart w:id="93" w:name="_Toc32302"/>
+      <w:bookmarkStart w:id="94" w:name="_Toc23606"/>
+      <w:bookmarkStart w:id="95" w:name="_Toc32443_WPSOffice_Level2"/>
       <w:bookmarkStart w:id="96" w:name="_Toc4331_WPSOffice_Level2"/>
-      <w:bookmarkStart w:id="97" w:name="_Toc20503"/>
+      <w:bookmarkStart w:id="97" w:name="_Toc9699"/>
       <w:bookmarkStart w:id="98" w:name="_Toc4743"/>
-      <w:bookmarkStart w:id="99" w:name="_Toc9699"/>
-      <w:bookmarkStart w:id="100" w:name="_Toc19553"/>
+      <w:bookmarkStart w:id="99" w:name="_Toc19553"/>
+      <w:bookmarkStart w:id="100" w:name="_Toc20503"/>
       <w:bookmarkStart w:id="101" w:name="_Toc149837264"/>
       <w:r>
         <w:rPr>
@@ -26450,6 +26147,12 @@
             <w:insideH w:val="dotted" w:color="45A3A7" w:sz="4" w:space="0"/>
             <w:insideV w:val="dotted" w:color="45A3A7" w:sz="4" w:space="0"/>
           </w:tblBorders>
+          <w:tblCellMar>
+            <w:top w:w="0" w:type="dxa"/>
+            <w:left w:w="108" w:type="dxa"/>
+            <w:bottom w:w="0" w:type="dxa"/>
+            <w:right w:w="108" w:type="dxa"/>
+          </w:tblCellMar>
         </w:tblPrEx>
         <w:trPr>
           <w:trHeight w:val="417" w:hRule="atLeast"/>
@@ -28573,11 +28276,11 @@
           <w:lang w:eastAsia="zh-CN"/>
         </w:rPr>
       </w:pPr>
-      <w:bookmarkStart w:id="102" w:name="_Toc20694"/>
-      <w:bookmarkStart w:id="103" w:name="_Toc32468"/>
-      <w:bookmarkStart w:id="104" w:name="_Toc29383"/>
-      <w:bookmarkStart w:id="105" w:name="_Toc6784"/>
-      <w:bookmarkStart w:id="106" w:name="_Toc5036"/>
+      <w:bookmarkStart w:id="102" w:name="_Toc29383"/>
+      <w:bookmarkStart w:id="103" w:name="_Toc6784"/>
+      <w:bookmarkStart w:id="104" w:name="_Toc5036"/>
+      <w:bookmarkStart w:id="105" w:name="_Toc32468"/>
+      <w:bookmarkStart w:id="106" w:name="_Toc20694"/>
       <w:r>
         <w:rPr>
           <w:rFonts w:hint="eastAsia" w:ascii="Times New Roman" w:hAnsi="Times New Roman"/>
@@ -28605,14 +28308,14 @@
           <w:lang w:eastAsia="zh-CN"/>
         </w:rPr>
       </w:pPr>
-      <w:bookmarkStart w:id="107" w:name="_Toc23518"/>
-      <w:bookmarkStart w:id="108" w:name="_Toc13456"/>
-      <w:bookmarkStart w:id="109" w:name="_Toc26651"/>
+      <w:bookmarkStart w:id="107" w:name="_Toc26651"/>
+      <w:bookmarkStart w:id="108" w:name="_Toc23518"/>
+      <w:bookmarkStart w:id="109" w:name="_Toc13456"/>
       <w:bookmarkStart w:id="110" w:name="_Toc20674"/>
       <w:bookmarkStart w:id="111" w:name="_Toc11562_WPSOffice_Level3"/>
-      <w:bookmarkStart w:id="112" w:name="_Toc107825560"/>
-      <w:bookmarkStart w:id="113" w:name="_Toc12977"/>
-      <w:bookmarkStart w:id="114" w:name="_Toc14132"/>
+      <w:bookmarkStart w:id="112" w:name="_Toc12977"/>
+      <w:bookmarkStart w:id="113" w:name="_Toc14132"/>
+      <w:bookmarkStart w:id="114" w:name="_Toc107825560"/>
       <w:r>
         <w:rPr>
           <w:rFonts w:hint="eastAsia" w:ascii="Times New Roman" w:hAnsi="Times New Roman" w:eastAsia="微软雅黑" w:cs="Times New Roman"/>
@@ -29722,15 +29425,15 @@
           <w:color w:val="auto"/>
         </w:rPr>
       </w:pPr>
-      <w:bookmarkStart w:id="116" w:name="_Toc12505"/>
-      <w:bookmarkStart w:id="117" w:name="_Toc16594"/>
-      <w:bookmarkStart w:id="118" w:name="_Toc1707_WPSOffice_Level1"/>
-      <w:bookmarkStart w:id="119" w:name="_Toc21764_WPSOffice_Level1"/>
-      <w:bookmarkStart w:id="120" w:name="_Toc2409"/>
+      <w:bookmarkStart w:id="116" w:name="_Toc1707_WPSOffice_Level1"/>
+      <w:bookmarkStart w:id="117" w:name="_Toc2409"/>
+      <w:bookmarkStart w:id="118" w:name="_Toc12505"/>
+      <w:bookmarkStart w:id="119" w:name="_Toc16594"/>
+      <w:bookmarkStart w:id="120" w:name="_Toc27302"/>
       <w:bookmarkStart w:id="121" w:name="_Toc18680"/>
       <w:bookmarkStart w:id="122" w:name="_Toc13196_WPSOffice_Level1"/>
-      <w:bookmarkStart w:id="123" w:name="_Toc27302"/>
-      <w:bookmarkStart w:id="124" w:name="_Toc28240"/>
+      <w:bookmarkStart w:id="123" w:name="_Toc28240"/>
+      <w:bookmarkStart w:id="124" w:name="_Toc21764_WPSOffice_Level1"/>
       <w:r>
         <w:rPr>
           <w:rFonts w:ascii="Times New Roman" w:hAnsi="Times New Roman" w:eastAsia="微软雅黑" w:cs="Times New Roman"/>
@@ -31964,13 +31667,13 @@
           <w:lang w:val="en-US" w:eastAsia="zh-CN"/>
         </w:rPr>
       </w:pPr>
-      <w:bookmarkStart w:id="126" w:name="_Toc3674"/>
-      <w:bookmarkStart w:id="127" w:name="_Toc15840_WPSOffice_Level1"/>
-      <w:bookmarkStart w:id="128" w:name="_Toc9914"/>
+      <w:bookmarkStart w:id="126" w:name="_Toc14255_WPSOffice_Level1"/>
+      <w:bookmarkStart w:id="127" w:name="_Toc3674"/>
+      <w:bookmarkStart w:id="128" w:name="_Toc15840_WPSOffice_Level1"/>
       <w:bookmarkStart w:id="129" w:name="_Toc9066"/>
-      <w:bookmarkStart w:id="130" w:name="_Toc8395"/>
-      <w:bookmarkStart w:id="131" w:name="_Toc14255_WPSOffice_Level1"/>
-      <w:bookmarkStart w:id="132" w:name="_Toc24085_WPSOffice_Level1"/>
+      <w:bookmarkStart w:id="130" w:name="_Toc24085_WPSOffice_Level1"/>
+      <w:bookmarkStart w:id="131" w:name="_Toc9914"/>
+      <w:bookmarkStart w:id="132" w:name="_Toc8395"/>
       <w:r>
         <w:rPr>
           <w:rFonts w:hint="eastAsia" w:ascii="Times New Roman" w:hAnsi="Times New Roman"/>
@@ -32335,6 +32038,7 @@
                 <w:lang w:eastAsia="zh-CN"/>
               </w:rPr>
             </w:pPr>
+            <w:bookmarkStart w:id="171" w:name="_GoBack" w:colFirst="3" w:colLast="3"/>
             <w:r>
               <w:rPr>
                 <w:rFonts w:ascii="Times New Roman" w:hAnsi="Times New Roman" w:eastAsia="微软雅黑" w:cs="Times New Roman"/>
@@ -32702,12 +32406,21 @@
             </w:r>
             <w:r>
               <w:rPr>
+                <w:rFonts w:hint="eastAsia" w:ascii="Times New Roman" w:hAnsi="Times New Roman" w:eastAsia="微软雅黑" w:cs="Times New Roman"/>
+                <w:sz w:val="21"/>
+                <w:szCs w:val="21"/>
+                <w:lang w:val="en-US" w:eastAsia="zh-CN" w:bidi="ar"/>
+              </w:rPr>
+              <w:t>5</w:t>
+            </w:r>
+            <w:r>
+              <w:rPr>
                 <w:rFonts w:ascii="Times New Roman" w:hAnsi="Times New Roman" w:eastAsia="微软雅黑" w:cs="Times New Roman"/>
                 <w:sz w:val="21"/>
                 <w:szCs w:val="21"/>
                 <w:lang w:eastAsia="zh-CN" w:bidi="ar"/>
               </w:rPr>
-              <w:t>100</w:t>
+              <w:t>0</w:t>
             </w:r>
             <w:r>
               <w:rPr>
@@ -32731,9 +32444,9 @@
                 <w:rFonts w:hint="eastAsia" w:ascii="Times New Roman" w:hAnsi="Times New Roman" w:eastAsia="微软雅黑" w:cs="Times New Roman"/>
                 <w:sz w:val="21"/>
                 <w:szCs w:val="21"/>
-                <w:lang w:eastAsia="zh-CN" w:bidi="ar"/>
-              </w:rPr>
-              <w:t>2</w:t>
+                <w:lang w:val="en-US" w:eastAsia="zh-CN" w:bidi="ar"/>
+              </w:rPr>
+              <w:t>1</w:t>
             </w:r>
             <w:r>
               <w:rPr>
@@ -32912,12 +32625,12 @@
             </w:pPr>
             <w:r>
               <w:rPr>
-                <w:rFonts w:ascii="Times New Roman" w:hAnsi="Times New Roman" w:eastAsia="微软雅黑" w:cs="Times New Roman"/>
-                <w:sz w:val="21"/>
-                <w:szCs w:val="21"/>
-                <w:lang w:eastAsia="zh-CN" w:bidi="ar"/>
-              </w:rPr>
-              <w:t>A/B/C</w:t>
+                <w:rFonts w:hint="eastAsia" w:ascii="Times New Roman" w:hAnsi="Times New Roman" w:eastAsia="微软雅黑" w:cs="Times New Roman"/>
+                <w:sz w:val="21"/>
+                <w:szCs w:val="21"/>
+                <w:lang w:val="en-US" w:eastAsia="zh-CN" w:bidi="ar"/>
+              </w:rPr>
+              <w:t>1-2</w:t>
             </w:r>
             <w:r>
               <w:rPr>
@@ -33106,16 +32819,26 @@
             </w:r>
             <w:r>
               <w:rPr>
+                <w:rFonts w:hint="eastAsia" w:ascii="Times New Roman" w:hAnsi="Times New Roman" w:eastAsia="微软雅黑" w:cs="Times New Roman"/>
+                <w:sz w:val="21"/>
+                <w:szCs w:val="21"/>
+                <w:lang w:val="en-US" w:eastAsia="zh-CN" w:bidi="ar"/>
+              </w:rPr>
+              <w:t>32</w:t>
+            </w:r>
+            <w:r>
+              <w:rPr>
                 <w:rFonts w:ascii="Times New Roman" w:hAnsi="Times New Roman" w:eastAsia="微软雅黑" w:cs="Times New Roman"/>
                 <w:sz w:val="21"/>
                 <w:szCs w:val="21"/>
                 <w:lang w:eastAsia="zh-CN" w:bidi="ar"/>
               </w:rPr>
-              <w:t>500</w:t>
+              <w:t>0</w:t>
             </w:r>
           </w:p>
         </w:tc>
       </w:tr>
+      <w:bookmarkEnd w:id="171"/>
       <w:tr>
         <w:tblPrEx>
           <w:tblBorders>
@@ -34020,25 +33743,26 @@
           <w:ilvl w:val="0"/>
           <w:numId w:val="14"/>
         </w:numPr>
-        <w:spacing w:before="53" w:line="301" w:lineRule="exact"/>
-        <w:ind w:left="133"/>
         <w:rPr>
           <w:rFonts w:ascii="Times New Roman" w:hAnsi="Times New Roman" w:eastAsia="微软雅黑" w:cs="Times New Roman"/>
-          <w:bCs/>
           <w:sz w:val="18"/>
-          <w:szCs w:val="18"/>
           <w:lang w:eastAsia="zh-CN"/>
         </w:rPr>
       </w:pPr>
+      <w:bookmarkStart w:id="133" w:name="_Toc4979"/>
+      <w:bookmarkStart w:id="134" w:name="_Toc11896_WPSOffice_Level1"/>
+      <w:bookmarkStart w:id="135" w:name="_Toc20303"/>
+      <w:bookmarkStart w:id="136" w:name="_Toc1779"/>
+      <w:bookmarkStart w:id="137" w:name="_Toc11812"/>
+      <w:bookmarkStart w:id="138" w:name="_Toc11193_WPSOffice_Level1"/>
+      <w:bookmarkStart w:id="139" w:name="_Toc28810_WPSOffice_Level1"/>
       <w:r>
         <w:rPr>
           <w:rFonts w:hint="eastAsia" w:ascii="Times New Roman" w:hAnsi="Times New Roman" w:eastAsia="微软雅黑" w:cs="Times New Roman"/>
-          <w:bCs/>
           <w:sz w:val="18"/>
-          <w:szCs w:val="18"/>
-          <w:lang w:eastAsia="zh-CN"/>
-        </w:rPr>
-        <w:t>肿瘤细胞含量：送检样本经HE染色评估的肿瘤细胞含量。如送检样本不满足病理评估所需条件，则不进行此项评估。血浆cfDNA样本不做此项评估。</w:t>
+          <w:lang w:eastAsia="zh-CN"/>
+        </w:rPr>
+        <w:t>肿瘤细胞含量：送检样本经HE染色评估的肿瘤细胞含量。如送检样本不满足病理评估所需条件，则不进行此项评估。{% if summaryOfRresults.type == “blood” %}血浆cfDNA样本不做此项评估。{% endif %}</w:t>
       </w:r>
     </w:p>
     <w:p>
@@ -34047,22 +33771,16 @@
           <w:ilvl w:val="0"/>
           <w:numId w:val="14"/>
         </w:numPr>
-        <w:spacing w:before="53" w:line="301" w:lineRule="exact"/>
-        <w:ind w:left="133"/>
         <w:rPr>
           <w:rFonts w:ascii="Times New Roman" w:hAnsi="Times New Roman" w:eastAsia="微软雅黑" w:cs="Times New Roman"/>
-          <w:bCs/>
           <w:sz w:val="18"/>
-          <w:szCs w:val="18"/>
           <w:lang w:eastAsia="zh-CN"/>
         </w:rPr>
       </w:pPr>
       <w:r>
         <w:rPr>
           <w:rFonts w:hint="eastAsia" w:ascii="Times New Roman" w:hAnsi="Times New Roman" w:eastAsia="微软雅黑" w:cs="Times New Roman"/>
-          <w:bCs/>
           <w:sz w:val="18"/>
-          <w:szCs w:val="18"/>
           <w:lang w:eastAsia="zh-CN"/>
         </w:rPr>
         <w:t>DNA总量：送检样本的DNA提取总量。</w:t>
@@ -34074,290 +33792,19 @@
           <w:ilvl w:val="0"/>
           <w:numId w:val="14"/>
         </w:numPr>
-        <w:spacing w:before="53" w:line="301" w:lineRule="exact"/>
-        <w:ind w:left="133"/>
         <w:rPr>
           <w:rFonts w:ascii="Times New Roman" w:hAnsi="Times New Roman" w:eastAsia="微软雅黑" w:cs="Times New Roman"/>
-          <w:bCs/>
           <w:sz w:val="18"/>
-          <w:szCs w:val="18"/>
           <w:lang w:eastAsia="zh-CN"/>
         </w:rPr>
       </w:pPr>
       <w:r>
         <w:rPr>
           <w:rFonts w:hint="eastAsia" w:ascii="Times New Roman" w:hAnsi="Times New Roman" w:eastAsia="微软雅黑" w:cs="Times New Roman"/>
-          <w:bCs/>
           <w:sz w:val="18"/>
-          <w:szCs w:val="18"/>
-          <w:lang w:eastAsia="zh-CN"/>
-        </w:rPr>
-        <w:t>DNA降解程度：cfDNA样本不适用于此项评估。</w:t>
-      </w:r>
-    </w:p>
-    <w:p>
-      <w:pPr>
-        <w:numPr>
-          <w:ilvl w:val="0"/>
-          <w:numId w:val="15"/>
-        </w:numPr>
-        <w:spacing w:line="270" w:lineRule="exact"/>
-        <w:ind w:left="613" w:leftChars="150" w:hanging="283"/>
-        <w:rPr>
-          <w:rFonts w:ascii="Times New Roman" w:hAnsi="Times New Roman" w:eastAsia="微软雅黑" w:cs="Times New Roman"/>
-          <w:bCs/>
-          <w:sz w:val="18"/>
-          <w:szCs w:val="18"/>
-          <w:lang w:eastAsia="zh-CN"/>
-        </w:rPr>
-      </w:pPr>
-      <w:r>
-        <w:rPr>
-          <w:rFonts w:ascii="Times New Roman" w:hAnsi="Times New Roman" w:eastAsia="微软雅黑" w:cs="Times New Roman"/>
-          <w:bCs/>
-          <w:sz w:val="18"/>
-          <w:szCs w:val="18"/>
-          <w:lang w:eastAsia="zh-CN"/>
-        </w:rPr>
-        <w:t>A级：有主带，或降解均匀且降解区域主要集中在5000bp以上</w:t>
-      </w:r>
-      <w:r>
-        <w:rPr>
-          <w:rFonts w:hint="eastAsia" w:ascii="Times New Roman" w:hAnsi="Times New Roman" w:eastAsia="微软雅黑" w:cs="Times New Roman"/>
-          <w:bCs/>
-          <w:sz w:val="18"/>
-          <w:szCs w:val="18"/>
-          <w:lang w:eastAsia="zh-CN"/>
-        </w:rPr>
-        <w:t>；</w:t>
-      </w:r>
-    </w:p>
-    <w:p>
-      <w:pPr>
-        <w:numPr>
-          <w:ilvl w:val="0"/>
-          <w:numId w:val="15"/>
-        </w:numPr>
-        <w:spacing w:line="270" w:lineRule="exact"/>
-        <w:ind w:left="613" w:leftChars="150" w:hanging="283"/>
-        <w:rPr>
-          <w:rFonts w:ascii="Times New Roman" w:hAnsi="Times New Roman" w:eastAsia="微软雅黑" w:cs="Times New Roman"/>
-          <w:bCs/>
-          <w:sz w:val="18"/>
-          <w:szCs w:val="18"/>
-          <w:lang w:eastAsia="zh-CN"/>
-        </w:rPr>
-      </w:pPr>
-      <w:r>
-        <w:rPr>
-          <w:rFonts w:ascii="Times New Roman" w:hAnsi="Times New Roman" w:eastAsia="微软雅黑" w:cs="Times New Roman"/>
-          <w:bCs/>
-          <w:sz w:val="18"/>
-          <w:szCs w:val="18"/>
-          <w:lang w:eastAsia="zh-CN"/>
-        </w:rPr>
-        <w:t>B级：无主带，降解均匀且降解区域主要集中在1500-5000bp之间</w:t>
-      </w:r>
-      <w:r>
-        <w:rPr>
-          <w:rFonts w:hint="eastAsia" w:ascii="Times New Roman" w:hAnsi="Times New Roman" w:eastAsia="微软雅黑" w:cs="Times New Roman"/>
-          <w:bCs/>
-          <w:sz w:val="18"/>
-          <w:szCs w:val="18"/>
-          <w:lang w:eastAsia="zh-CN"/>
-        </w:rPr>
-        <w:t>；</w:t>
-      </w:r>
-    </w:p>
-    <w:p>
-      <w:pPr>
-        <w:numPr>
-          <w:ilvl w:val="0"/>
-          <w:numId w:val="15"/>
-        </w:numPr>
-        <w:spacing w:line="270" w:lineRule="exact"/>
-        <w:ind w:left="613" w:leftChars="150" w:hanging="283"/>
-        <w:rPr>
-          <w:rFonts w:ascii="Times New Roman" w:hAnsi="Times New Roman" w:eastAsia="微软雅黑" w:cs="Times New Roman"/>
-          <w:bCs/>
-          <w:sz w:val="18"/>
-          <w:szCs w:val="18"/>
-          <w:lang w:eastAsia="zh-CN"/>
-        </w:rPr>
-      </w:pPr>
-      <w:r>
-        <w:rPr>
-          <w:rFonts w:ascii="Times New Roman" w:hAnsi="Times New Roman" w:eastAsia="微软雅黑" w:cs="Times New Roman"/>
-          <w:bCs/>
-          <w:sz w:val="18"/>
-          <w:szCs w:val="18"/>
-          <w:lang w:eastAsia="zh-CN"/>
-        </w:rPr>
-        <w:t>C级：无主带，降解均匀且降解区域主要集中在500-1500bp之间</w:t>
-      </w:r>
-      <w:r>
-        <w:rPr>
-          <w:rFonts w:hint="eastAsia" w:ascii="Times New Roman" w:hAnsi="Times New Roman" w:eastAsia="微软雅黑" w:cs="Times New Roman"/>
-          <w:bCs/>
-          <w:sz w:val="18"/>
-          <w:szCs w:val="18"/>
-          <w:lang w:eastAsia="zh-CN"/>
-        </w:rPr>
-        <w:t>；</w:t>
-      </w:r>
-    </w:p>
-    <w:p>
-      <w:pPr>
-        <w:numPr>
-          <w:ilvl w:val="0"/>
-          <w:numId w:val="15"/>
-        </w:numPr>
-        <w:spacing w:line="270" w:lineRule="exact"/>
-        <w:ind w:left="613" w:leftChars="150" w:hanging="283"/>
-        <w:rPr>
-          <w:rFonts w:ascii="Times New Roman" w:hAnsi="Times New Roman" w:eastAsia="微软雅黑" w:cs="Times New Roman"/>
-          <w:bCs/>
-          <w:sz w:val="18"/>
-          <w:szCs w:val="18"/>
-          <w:lang w:eastAsia="zh-CN"/>
-        </w:rPr>
-      </w:pPr>
-      <w:r>
-        <w:rPr>
-          <w:rFonts w:ascii="Times New Roman" w:hAnsi="Times New Roman" w:eastAsia="微软雅黑" w:cs="Times New Roman"/>
-          <w:bCs/>
-          <w:spacing w:val="3"/>
-          <w:sz w:val="18"/>
-          <w:szCs w:val="18"/>
-          <w:lang w:eastAsia="zh-CN"/>
-        </w:rPr>
-        <w:t>D级</w:t>
-      </w:r>
-      <w:r>
-        <w:rPr>
-          <w:rFonts w:ascii="Times New Roman" w:hAnsi="Times New Roman" w:eastAsia="微软雅黑" w:cs="Times New Roman"/>
-          <w:bCs/>
-          <w:sz w:val="18"/>
-          <w:szCs w:val="18"/>
-          <w:lang w:eastAsia="zh-CN"/>
-        </w:rPr>
-        <w:t>（</w:t>
-      </w:r>
-      <w:r>
-        <w:rPr>
-          <w:rFonts w:ascii="Times New Roman" w:hAnsi="Times New Roman" w:eastAsia="微软雅黑" w:cs="Times New Roman"/>
-          <w:bCs/>
-          <w:spacing w:val="1"/>
-          <w:sz w:val="18"/>
-          <w:szCs w:val="18"/>
-          <w:lang w:eastAsia="zh-CN"/>
-        </w:rPr>
-        <w:t>不合格</w:t>
-      </w:r>
-      <w:r>
-        <w:rPr>
-          <w:rFonts w:ascii="Times New Roman" w:hAnsi="Times New Roman" w:eastAsia="微软雅黑" w:cs="Times New Roman"/>
-          <w:bCs/>
-          <w:spacing w:val="-90"/>
-          <w:sz w:val="18"/>
-          <w:szCs w:val="18"/>
-          <w:lang w:eastAsia="zh-CN"/>
-        </w:rPr>
-        <w:t>）</w:t>
-      </w:r>
-      <w:r>
-        <w:rPr>
-          <w:rFonts w:ascii="Times New Roman" w:hAnsi="Times New Roman" w:eastAsia="微软雅黑" w:cs="Times New Roman"/>
-          <w:bCs/>
-          <w:sz w:val="18"/>
-          <w:szCs w:val="18"/>
-          <w:lang w:eastAsia="zh-CN"/>
-        </w:rPr>
-        <w:t>）：无主带，降解均匀且降解区域主要集中在500-1500bp</w:t>
-      </w:r>
-      <w:r>
-        <w:rPr>
-          <w:rFonts w:ascii="Times New Roman" w:hAnsi="Times New Roman" w:eastAsia="微软雅黑" w:cs="Times New Roman"/>
-          <w:bCs/>
-          <w:spacing w:val="-1"/>
-          <w:sz w:val="18"/>
-          <w:szCs w:val="18"/>
-          <w:lang w:eastAsia="zh-CN"/>
-        </w:rPr>
-        <w:t>之间，但总量介于</w:t>
-      </w:r>
-      <w:r>
-        <w:rPr>
-          <w:rFonts w:ascii="Times New Roman" w:hAnsi="Times New Roman" w:eastAsia="微软雅黑" w:cs="Times New Roman"/>
-          <w:bCs/>
-          <w:sz w:val="18"/>
-          <w:szCs w:val="18"/>
-          <w:lang w:eastAsia="zh-CN"/>
-        </w:rPr>
-        <w:t>100ng</w:t>
-      </w:r>
-      <w:r>
-        <w:rPr>
-          <w:rFonts w:ascii="Times New Roman" w:hAnsi="Times New Roman" w:eastAsia="微软雅黑" w:cs="Times New Roman"/>
-          <w:bCs/>
-          <w:spacing w:val="-3"/>
-          <w:sz w:val="18"/>
-          <w:szCs w:val="18"/>
-          <w:lang w:eastAsia="zh-CN"/>
-        </w:rPr>
-        <w:t>到</w:t>
-      </w:r>
-      <w:r>
-        <w:rPr>
-          <w:rFonts w:ascii="Times New Roman" w:hAnsi="Times New Roman" w:eastAsia="微软雅黑" w:cs="Times New Roman"/>
-          <w:bCs/>
-          <w:sz w:val="18"/>
-          <w:szCs w:val="18"/>
-          <w:lang w:eastAsia="zh-CN"/>
-        </w:rPr>
-        <w:t>300ng之间；或降解区</w:t>
-      </w:r>
-      <w:r>
-        <w:rPr>
-          <w:rFonts w:ascii="Times New Roman" w:hAnsi="Times New Roman" w:eastAsia="微软雅黑" w:cs="Times New Roman"/>
-          <w:bCs/>
-          <w:spacing w:val="-2"/>
-          <w:sz w:val="18"/>
-          <w:szCs w:val="18"/>
-          <w:lang w:eastAsia="zh-CN"/>
-        </w:rPr>
-        <w:t>域弥散在</w:t>
-      </w:r>
-      <w:r>
-        <w:rPr>
-          <w:rFonts w:ascii="Times New Roman" w:hAnsi="Times New Roman" w:eastAsia="微软雅黑" w:cs="Times New Roman"/>
-          <w:bCs/>
-          <w:sz w:val="18"/>
-          <w:szCs w:val="18"/>
-          <w:lang w:eastAsia="zh-CN"/>
-        </w:rPr>
-        <w:t>150-1000bp</w:t>
-      </w:r>
-      <w:r>
-        <w:rPr>
-          <w:rFonts w:ascii="Times New Roman" w:hAnsi="Times New Roman" w:eastAsia="微软雅黑" w:cs="Times New Roman"/>
-          <w:bCs/>
-          <w:spacing w:val="-2"/>
-          <w:sz w:val="18"/>
-          <w:szCs w:val="18"/>
-          <w:lang w:eastAsia="zh-CN"/>
-        </w:rPr>
-        <w:t>，或集中在</w:t>
-      </w:r>
-      <w:r>
-        <w:rPr>
-          <w:rFonts w:ascii="Times New Roman" w:hAnsi="Times New Roman" w:eastAsia="微软雅黑" w:cs="Times New Roman"/>
-          <w:bCs/>
-          <w:sz w:val="18"/>
-          <w:szCs w:val="18"/>
-          <w:lang w:eastAsia="zh-CN"/>
-        </w:rPr>
-        <w:t>500bp以下。</w:t>
+          <w:lang w:eastAsia="zh-CN"/>
+        </w:rPr>
+        <w:t>DNA降解程度：1-2级别样本质量较好，3级不能满足检测要求{% if summaryOfRresults.type == “blood” %}；cfDNA样本不适用于此项评估{% endif %}。</w:t>
       </w:r>
     </w:p>
     <w:p>
@@ -34366,22 +33813,16 @@
           <w:ilvl w:val="0"/>
           <w:numId w:val="14"/>
         </w:numPr>
-        <w:spacing w:before="53" w:line="301" w:lineRule="exact"/>
-        <w:ind w:left="133"/>
-        <w:rPr>
-          <w:rFonts w:ascii="Times New Roman" w:hAnsi="Times New Roman" w:eastAsia="微软雅黑" w:cs="Times New Roman"/>
-          <w:bCs/>
+        <w:rPr>
+          <w:rFonts w:hint="eastAsia" w:ascii="Times New Roman" w:hAnsi="Times New Roman" w:eastAsia="微软雅黑" w:cs="Times New Roman"/>
           <w:sz w:val="18"/>
-          <w:szCs w:val="18"/>
           <w:lang w:eastAsia="zh-CN"/>
         </w:rPr>
       </w:pPr>
       <w:r>
         <w:rPr>
           <w:rFonts w:hint="eastAsia" w:ascii="Times New Roman" w:hAnsi="Times New Roman" w:eastAsia="微软雅黑" w:cs="Times New Roman"/>
-          <w:bCs/>
           <w:sz w:val="18"/>
-          <w:szCs w:val="18"/>
           <w:lang w:eastAsia="zh-CN"/>
         </w:rPr>
         <w:t>预文库总量：核酸片段经过接头连接和扩增纯化后中间产物的总量。</w:t>
@@ -34393,22 +33834,16 @@
           <w:ilvl w:val="0"/>
           <w:numId w:val="14"/>
         </w:numPr>
-        <w:spacing w:before="53" w:line="301" w:lineRule="exact"/>
-        <w:ind w:left="133"/>
-        <w:rPr>
-          <w:rFonts w:ascii="Times New Roman" w:hAnsi="Times New Roman" w:eastAsia="微软雅黑" w:cs="Times New Roman"/>
-          <w:bCs/>
+        <w:rPr>
+          <w:rFonts w:hint="eastAsia" w:ascii="Times New Roman" w:hAnsi="Times New Roman" w:eastAsia="微软雅黑" w:cs="Times New Roman"/>
           <w:sz w:val="18"/>
-          <w:szCs w:val="18"/>
           <w:lang w:eastAsia="zh-CN"/>
         </w:rPr>
       </w:pPr>
       <w:r>
         <w:rPr>
           <w:rFonts w:hint="eastAsia" w:ascii="Times New Roman" w:hAnsi="Times New Roman" w:eastAsia="微软雅黑" w:cs="Times New Roman"/>
-          <w:bCs/>
           <w:sz w:val="18"/>
-          <w:szCs w:val="18"/>
           <w:lang w:eastAsia="zh-CN"/>
         </w:rPr>
         <w:t>平均测序深度：目标区域每个碱基被测到的平均次数。</w:t>
@@ -34420,22 +33855,16 @@
           <w:ilvl w:val="0"/>
           <w:numId w:val="14"/>
         </w:numPr>
-        <w:spacing w:before="53" w:line="301" w:lineRule="exact"/>
-        <w:ind w:left="133"/>
-        <w:rPr>
-          <w:rFonts w:ascii="Times New Roman" w:hAnsi="Times New Roman" w:eastAsia="微软雅黑" w:cs="Times New Roman"/>
-          <w:bCs/>
+        <w:rPr>
+          <w:rFonts w:hint="eastAsia" w:ascii="Times New Roman" w:hAnsi="Times New Roman" w:eastAsia="微软雅黑" w:cs="Times New Roman"/>
           <w:sz w:val="18"/>
-          <w:szCs w:val="18"/>
           <w:lang w:eastAsia="zh-CN"/>
         </w:rPr>
       </w:pPr>
       <w:r>
         <w:rPr>
           <w:rFonts w:hint="eastAsia" w:ascii="Times New Roman" w:hAnsi="Times New Roman" w:eastAsia="微软雅黑" w:cs="Times New Roman"/>
-          <w:bCs/>
           <w:sz w:val="18"/>
-          <w:szCs w:val="18"/>
           <w:lang w:eastAsia="zh-CN"/>
         </w:rPr>
         <w:t>覆盖均一性：测序深度达到平均测序深度20%的碱基占比。</w:t>
@@ -34447,22 +33876,16 @@
           <w:ilvl w:val="0"/>
           <w:numId w:val="14"/>
         </w:numPr>
-        <w:spacing w:before="53" w:line="301" w:lineRule="exact"/>
-        <w:ind w:left="133"/>
-        <w:rPr>
-          <w:rFonts w:ascii="Times New Roman" w:hAnsi="Times New Roman" w:eastAsia="微软雅黑" w:cs="Times New Roman"/>
-          <w:bCs/>
+        <w:rPr>
+          <w:rFonts w:hint="eastAsia" w:ascii="Times New Roman" w:hAnsi="Times New Roman" w:eastAsia="微软雅黑" w:cs="Times New Roman"/>
           <w:sz w:val="18"/>
-          <w:szCs w:val="18"/>
           <w:lang w:eastAsia="zh-CN"/>
         </w:rPr>
       </w:pPr>
       <w:r>
         <w:rPr>
           <w:rFonts w:hint="eastAsia" w:ascii="Times New Roman" w:hAnsi="Times New Roman" w:eastAsia="微软雅黑" w:cs="Times New Roman"/>
-          <w:bCs/>
           <w:sz w:val="18"/>
-          <w:szCs w:val="18"/>
           <w:lang w:eastAsia="zh-CN"/>
         </w:rPr>
         <w:t>基因组比对率：比对到参考基因组上的reads数目占比。</w:t>
@@ -34474,22 +33897,16 @@
           <w:ilvl w:val="0"/>
           <w:numId w:val="14"/>
         </w:numPr>
-        <w:spacing w:before="53" w:line="301" w:lineRule="exact"/>
-        <w:ind w:left="133"/>
-        <w:rPr>
-          <w:rFonts w:ascii="Times New Roman" w:hAnsi="Times New Roman" w:eastAsia="微软雅黑" w:cs="Times New Roman"/>
-          <w:bCs/>
+        <w:rPr>
+          <w:rFonts w:hint="eastAsia" w:ascii="Times New Roman" w:hAnsi="Times New Roman" w:eastAsia="微软雅黑" w:cs="Times New Roman"/>
           <w:sz w:val="18"/>
-          <w:szCs w:val="18"/>
           <w:lang w:eastAsia="zh-CN"/>
         </w:rPr>
       </w:pPr>
       <w:r>
         <w:rPr>
           <w:rFonts w:hint="eastAsia" w:ascii="Times New Roman" w:hAnsi="Times New Roman" w:eastAsia="微软雅黑" w:cs="Times New Roman"/>
-          <w:bCs/>
           <w:sz w:val="18"/>
-          <w:szCs w:val="18"/>
           <w:lang w:eastAsia="zh-CN"/>
         </w:rPr>
         <w:t>碱基质量Q30占比：测序数据中碱基质量在Q30以上（即碱基识别错误率在千分之一以下）的占比。</w:t>
@@ -34501,55 +33918,22 @@
           <w:ilvl w:val="0"/>
           <w:numId w:val="14"/>
         </w:numPr>
-        <w:spacing w:before="53" w:line="301" w:lineRule="exact"/>
-        <w:ind w:left="133"/>
-        <w:rPr>
-          <w:rFonts w:ascii="Times New Roman" w:hAnsi="Times New Roman" w:eastAsia="微软雅黑" w:cs="Times New Roman"/>
-          <w:bCs/>
+        <w:rPr>
+          <w:rFonts w:hint="eastAsia" w:ascii="Times New Roman" w:hAnsi="Times New Roman" w:eastAsia="微软雅黑" w:cs="Times New Roman"/>
           <w:sz w:val="18"/>
-          <w:szCs w:val="18"/>
           <w:lang w:eastAsia="zh-CN"/>
         </w:rPr>
       </w:pPr>
       <w:r>
         <w:rPr>
           <w:rFonts w:hint="eastAsia" w:ascii="Times New Roman" w:hAnsi="Times New Roman" w:eastAsia="微软雅黑" w:cs="Times New Roman"/>
-          <w:bCs/>
           <w:sz w:val="18"/>
-          <w:szCs w:val="18"/>
-          <w:lang w:eastAsia="zh-CN"/>
-        </w:rPr>
-        <w:t xml:space="preserve">总体质量评估：根据 </w:t>
-      </w:r>
-      <w:r>
-        <w:rPr>
-          <w:rFonts w:ascii="Times New Roman" w:hAnsi="Times New Roman" w:eastAsia="微软雅黑" w:cs="Times New Roman"/>
-          <w:bCs/>
-          <w:sz w:val="18"/>
-          <w:szCs w:val="18"/>
-          <w:lang w:eastAsia="zh-CN"/>
-        </w:rPr>
-        <w:t xml:space="preserve">DNA </w:t>
-      </w:r>
-      <w:r>
-        <w:rPr>
-          <w:rFonts w:hint="eastAsia" w:ascii="Times New Roman" w:hAnsi="Times New Roman" w:eastAsia="微软雅黑" w:cs="Times New Roman"/>
-          <w:bCs/>
-          <w:sz w:val="18"/>
-          <w:szCs w:val="18"/>
-          <w:lang w:eastAsia="zh-CN"/>
-        </w:rPr>
-        <w:t>平均测序深度进行评估，分为“合格”、“警戒“、”不合格”三个等级。总体质量评估为“警戒“或者“不合格”时，均会影响检测的准确性和敏感性。</w:t>
+          <w:lang w:eastAsia="zh-CN"/>
+        </w:rPr>
+        <w:t>总体质量评估：根据 DNA 平均测序深度进行评估，分为“合格”、“警戒“、”不合格”三个等级。总体质量评估为“警戒“或者“不合格”时，均会影响检测的准确性和敏感性。</w:t>
       </w:r>
     </w:p>
     <w:p>
-      <w:bookmarkStart w:id="133" w:name="_Toc11812"/>
-      <w:bookmarkStart w:id="134" w:name="_Toc11896_WPSOffice_Level1"/>
-      <w:bookmarkStart w:id="135" w:name="_Toc1779"/>
-      <w:bookmarkStart w:id="136" w:name="_Toc20303"/>
-      <w:bookmarkStart w:id="137" w:name="_Toc4979"/>
-      <w:bookmarkStart w:id="138" w:name="_Toc28810_WPSOffice_Level1"/>
-      <w:bookmarkStart w:id="139" w:name="_Toc11193_WPSOffice_Level1"/>
       <w:r>
         <w:br w:type="page"/>
       </w:r>
@@ -35275,16 +34659,16 @@
           <w:lang w:eastAsia="zh-CN"/>
         </w:rPr>
       </w:pPr>
-      <w:bookmarkStart w:id="141" w:name="_Toc28537"/>
-      <w:bookmarkStart w:id="142" w:name="_Toc159"/>
-      <w:bookmarkStart w:id="143" w:name="_Toc8182"/>
-      <w:bookmarkStart w:id="144" w:name="_Toc22484_WPSOffice_Level1"/>
-      <w:bookmarkStart w:id="145" w:name="_Toc19099"/>
-      <w:bookmarkStart w:id="146" w:name="_Toc28910_WPSOffice_Level1"/>
-      <w:bookmarkStart w:id="147" w:name="_Toc7549"/>
-      <w:bookmarkStart w:id="148" w:name="_Toc6864"/>
-      <w:bookmarkStart w:id="149" w:name="_Toc16368_WPSOffice_Level1"/>
-      <w:bookmarkStart w:id="150" w:name="_Toc29730"/>
+      <w:bookmarkStart w:id="141" w:name="_Toc6864"/>
+      <w:bookmarkStart w:id="142" w:name="_Toc28537"/>
+      <w:bookmarkStart w:id="143" w:name="_Toc19099"/>
+      <w:bookmarkStart w:id="144" w:name="_Toc28910_WPSOffice_Level1"/>
+      <w:bookmarkStart w:id="145" w:name="_Toc22484_WPSOffice_Level1"/>
+      <w:bookmarkStart w:id="146" w:name="_Toc29730"/>
+      <w:bookmarkStart w:id="147" w:name="_Toc159"/>
+      <w:bookmarkStart w:id="148" w:name="_Toc16368_WPSOffice_Level1"/>
+      <w:bookmarkStart w:id="149" w:name="_Toc7549"/>
+      <w:bookmarkStart w:id="150" w:name="_Toc8182"/>
       <w:r>
         <w:rPr>
           <w:rFonts w:hint="eastAsia" w:ascii="Times New Roman" w:hAnsi="Times New Roman"/>
@@ -35738,9 +35122,9 @@
           <w:lang w:eastAsia="zh-CN"/>
         </w:rPr>
       </w:pPr>
-      <w:bookmarkStart w:id="151" w:name="_Toc20170_WPSOffice_Level1"/>
-      <w:bookmarkStart w:id="152" w:name="_Toc28454_WPSOffice_Level1"/>
-      <w:bookmarkStart w:id="153" w:name="_Toc26985_WPSOffice_Level1"/>
+      <w:bookmarkStart w:id="151" w:name="_Toc26985_WPSOffice_Level1"/>
+      <w:bookmarkStart w:id="152" w:name="_Toc20170_WPSOffice_Level1"/>
+      <w:bookmarkStart w:id="153" w:name="_Toc28454_WPSOffice_Level1"/>
       <w:r>
         <w:rPr>
           <w:lang w:eastAsia="zh-CN"/>
@@ -35766,22 +35150,22 @@
           <w:lang w:eastAsia="zh-CN"/>
         </w:rPr>
       </w:pPr>
-      <w:bookmarkStart w:id="154" w:name="_Toc3409"/>
-      <w:bookmarkStart w:id="155" w:name="_Toc7234"/>
+      <w:bookmarkStart w:id="154" w:name="_Toc7234"/>
+      <w:bookmarkStart w:id="155" w:name="_Toc3409"/>
       <w:bookmarkStart w:id="156" w:name="_Toc15114"/>
-      <w:bookmarkStart w:id="157" w:name="_Toc27034"/>
+      <w:bookmarkStart w:id="157" w:name="_Toc107825570"/>
       <w:bookmarkStart w:id="158" w:name="_Toc8911"/>
-      <w:bookmarkStart w:id="159" w:name="_Toc107825570"/>
+      <w:bookmarkStart w:id="159" w:name="_Toc27034"/>
       <w:bookmarkStart w:id="160" w:name="_Toc27809"/>
       <w:bookmarkStart w:id="161" w:name="_Toc15630"/>
       <w:bookmarkStart w:id="162" w:name="_Toc4503"/>
       <w:bookmarkStart w:id="163" w:name="_Toc11901"/>
-      <w:bookmarkStart w:id="164" w:name="_Toc22162_WPSOffice_Level1"/>
-      <w:bookmarkStart w:id="165" w:name="_Toc14611_WPSOffice_Level1"/>
-      <w:bookmarkStart w:id="166" w:name="_Toc19584_WPSOffice_Level1"/>
-      <w:bookmarkStart w:id="167" w:name="_Toc22623"/>
-      <w:bookmarkStart w:id="168" w:name="_Toc13275"/>
-      <w:bookmarkStart w:id="169" w:name="_Toc17792_WPSOffice_Level2"/>
+      <w:bookmarkStart w:id="164" w:name="_Toc13275"/>
+      <w:bookmarkStart w:id="165" w:name="_Toc22623"/>
+      <w:bookmarkStart w:id="166" w:name="_Toc17792_WPSOffice_Level2"/>
+      <w:bookmarkStart w:id="167" w:name="_Toc19584_WPSOffice_Level1"/>
+      <w:bookmarkStart w:id="168" w:name="_Toc14611_WPSOffice_Level1"/>
+      <w:bookmarkStart w:id="169" w:name="_Toc22162_WPSOffice_Level1"/>
       <w:r>
         <w:rPr>
           <w:rFonts w:hint="eastAsia"/>
@@ -40065,18 +39449,6 @@
     </w:lvl>
   </w:abstractNum>
   <w:abstractNum w:abstractNumId="6">
-    <w:nsid w:val="219D0AF6"/>
-    <w:multiLevelType w:val="singleLevel"/>
-    <w:tmpl w:val="219D0AF6"/>
-    <w:lvl w:ilvl="0" w:tentative="0">
-      <w:start w:val="1"/>
-      <w:numFmt w:val="decimal"/>
-      <w:suff w:val="space"/>
-      <w:lvlText w:val="%1."/>
-      <w:lvlJc w:val="left"/>
-    </w:lvl>
-  </w:abstractNum>
-  <w:abstractNum w:abstractNumId="7">
     <w:nsid w:val="2CEC1C1C"/>
     <w:multiLevelType w:val="multilevel"/>
     <w:tmpl w:val="2CEC1C1C"/>
@@ -40190,7 +39562,7 @@
       </w:rPr>
     </w:lvl>
   </w:abstractNum>
-  <w:abstractNum w:abstractNumId="8">
+  <w:abstractNum w:abstractNumId="7">
     <w:nsid w:val="34613CBC"/>
     <w:multiLevelType w:val="multilevel"/>
     <w:tmpl w:val="34613CBC"/>
@@ -40308,7 +39680,7 @@
       </w:rPr>
     </w:lvl>
   </w:abstractNum>
-  <w:abstractNum w:abstractNumId="9">
+  <w:abstractNum w:abstractNumId="8">
     <w:nsid w:val="361A96C8"/>
     <w:multiLevelType w:val="singleLevel"/>
     <w:tmpl w:val="361A96C8"/>
@@ -40328,7 +39700,7 @@
       </w:rPr>
     </w:lvl>
   </w:abstractNum>
-  <w:abstractNum w:abstractNumId="10">
+  <w:abstractNum w:abstractNumId="9">
     <w:nsid w:val="51FFA607"/>
     <w:multiLevelType w:val="singleLevel"/>
     <w:tmpl w:val="51FFA607"/>
@@ -40348,7 +39720,7 @@
       </w:rPr>
     </w:lvl>
   </w:abstractNum>
-  <w:abstractNum w:abstractNumId="11">
+  <w:abstractNum w:abstractNumId="10">
     <w:nsid w:val="537D38B0"/>
     <w:multiLevelType w:val="multilevel"/>
     <w:tmpl w:val="537D38B0"/>
@@ -40466,24 +39838,7 @@
       </w:rPr>
     </w:lvl>
   </w:abstractNum>
-  <w:abstractNum w:abstractNumId="12">
-    <w:nsid w:val="58AABCAB"/>
-    <w:multiLevelType w:val="singleLevel"/>
-    <w:tmpl w:val="58AABCAB"/>
-    <w:lvl w:ilvl="0" w:tentative="0">
-      <w:start w:val="1"/>
-      <w:numFmt w:val="bullet"/>
-      <w:lvlText w:val=""/>
-      <w:lvlJc w:val="left"/>
-      <w:pPr>
-        <w:ind w:left="420" w:hanging="420"/>
-      </w:pPr>
-      <w:rPr>
-        <w:rFonts w:hint="default" w:ascii="Wingdings" w:hAnsi="Wingdings"/>
-      </w:rPr>
-    </w:lvl>
-  </w:abstractNum>
-  <w:abstractNum w:abstractNumId="13">
+  <w:abstractNum w:abstractNumId="11">
     <w:nsid w:val="5B812BEF"/>
     <w:multiLevelType w:val="multilevel"/>
     <w:tmpl w:val="5B812BEF"/>
@@ -40601,7 +39956,7 @@
       </w:rPr>
     </w:lvl>
   </w:abstractNum>
-  <w:abstractNum w:abstractNumId="14">
+  <w:abstractNum w:abstractNumId="12">
     <w:nsid w:val="64416983"/>
     <w:multiLevelType w:val="multilevel"/>
     <w:tmpl w:val="64416983"/>
@@ -40715,20 +40070,159 @@
       </w:rPr>
     </w:lvl>
   </w:abstractNum>
+  <w:abstractNum w:abstractNumId="13">
+    <w:nsid w:val="70C53F05"/>
+    <w:multiLevelType w:val="multilevel"/>
+    <w:tmpl w:val="70C53F05"/>
+    <w:lvl w:ilvl="0" w:tentative="0">
+      <w:start w:val="1"/>
+      <w:numFmt w:val="decimal"/>
+      <w:lvlText w:val="%1."/>
+      <w:lvlJc w:val="left"/>
+      <w:pPr>
+        <w:ind w:left="425" w:hanging="425"/>
+      </w:pPr>
+      <w:rPr>
+        <w:rFonts w:hint="default"/>
+        <w:sz w:val="18"/>
+        <w:szCs w:val="18"/>
+      </w:rPr>
+    </w:lvl>
+    <w:lvl w:ilvl="1" w:tentative="0">
+      <w:start w:val="1"/>
+      <w:numFmt w:val="decimal"/>
+      <w:lvlText w:val="(%2)"/>
+      <w:lvlJc w:val="left"/>
+      <w:pPr>
+        <w:tabs>
+          <w:tab w:val="left" w:pos="840"/>
+        </w:tabs>
+        <w:ind w:left="840" w:hanging="420"/>
+      </w:pPr>
+      <w:rPr>
+        <w:rFonts w:hint="default"/>
+      </w:rPr>
+    </w:lvl>
+    <w:lvl w:ilvl="2" w:tentative="0">
+      <w:start w:val="1"/>
+      <w:numFmt w:val="decimalEnclosedCircleChinese"/>
+      <w:lvlText w:val="%3"/>
+      <w:lvlJc w:val="left"/>
+      <w:pPr>
+        <w:tabs>
+          <w:tab w:val="left" w:pos="1260"/>
+        </w:tabs>
+        <w:ind w:left="1260" w:hanging="420"/>
+      </w:pPr>
+      <w:rPr>
+        <w:rFonts w:hint="default"/>
+      </w:rPr>
+    </w:lvl>
+    <w:lvl w:ilvl="3" w:tentative="0">
+      <w:start w:val="1"/>
+      <w:numFmt w:val="decimal"/>
+      <w:lvlText w:val="%4)"/>
+      <w:lvlJc w:val="left"/>
+      <w:pPr>
+        <w:tabs>
+          <w:tab w:val="left" w:pos="1680"/>
+        </w:tabs>
+        <w:ind w:left="1680" w:hanging="420"/>
+      </w:pPr>
+      <w:rPr>
+        <w:rFonts w:hint="default"/>
+      </w:rPr>
+    </w:lvl>
+    <w:lvl w:ilvl="4" w:tentative="0">
+      <w:start w:val="1"/>
+      <w:numFmt w:val="lowerLetter"/>
+      <w:lvlText w:val="%5."/>
+      <w:lvlJc w:val="left"/>
+      <w:pPr>
+        <w:tabs>
+          <w:tab w:val="left" w:pos="2100"/>
+        </w:tabs>
+        <w:ind w:left="2100" w:hanging="420"/>
+      </w:pPr>
+      <w:rPr>
+        <w:rFonts w:hint="default"/>
+      </w:rPr>
+    </w:lvl>
+    <w:lvl w:ilvl="5" w:tentative="0">
+      <w:start w:val="1"/>
+      <w:numFmt w:val="lowerLetter"/>
+      <w:lvlText w:val="%6)"/>
+      <w:lvlJc w:val="left"/>
+      <w:pPr>
+        <w:tabs>
+          <w:tab w:val="left" w:pos="2520"/>
+        </w:tabs>
+        <w:ind w:left="2520" w:hanging="420"/>
+      </w:pPr>
+      <w:rPr>
+        <w:rFonts w:hint="default"/>
+      </w:rPr>
+    </w:lvl>
+    <w:lvl w:ilvl="6" w:tentative="0">
+      <w:start w:val="1"/>
+      <w:numFmt w:val="lowerRoman"/>
+      <w:lvlText w:val="%7."/>
+      <w:lvlJc w:val="left"/>
+      <w:pPr>
+        <w:tabs>
+          <w:tab w:val="left" w:pos="2940"/>
+        </w:tabs>
+        <w:ind w:left="2940" w:hanging="420"/>
+      </w:pPr>
+      <w:rPr>
+        <w:rFonts w:hint="default"/>
+      </w:rPr>
+    </w:lvl>
+    <w:lvl w:ilvl="7" w:tentative="0">
+      <w:start w:val="1"/>
+      <w:numFmt w:val="lowerRoman"/>
+      <w:lvlText w:val="%8)"/>
+      <w:lvlJc w:val="left"/>
+      <w:pPr>
+        <w:tabs>
+          <w:tab w:val="left" w:pos="3360"/>
+        </w:tabs>
+        <w:ind w:left="3360" w:hanging="420"/>
+      </w:pPr>
+      <w:rPr>
+        <w:rFonts w:hint="default"/>
+      </w:rPr>
+    </w:lvl>
+    <w:lvl w:ilvl="8" w:tentative="0">
+      <w:start w:val="1"/>
+      <w:numFmt w:val="lowerLetter"/>
+      <w:lvlText w:val="%9."/>
+      <w:lvlJc w:val="left"/>
+      <w:pPr>
+        <w:tabs>
+          <w:tab w:val="left" w:pos="3780"/>
+        </w:tabs>
+        <w:ind w:left="3780" w:hanging="420"/>
+      </w:pPr>
+      <w:rPr>
+        <w:rFonts w:hint="default"/>
+      </w:rPr>
+    </w:lvl>
+  </w:abstractNum>
   <w:num w:numId="1">
+    <w:abstractNumId w:val="10"/>
+  </w:num>
+  <w:num w:numId="2">
+    <w:abstractNumId w:val="12"/>
+  </w:num>
+  <w:num w:numId="3">
     <w:abstractNumId w:val="11"/>
   </w:num>
-  <w:num w:numId="2">
-    <w:abstractNumId w:val="14"/>
-  </w:num>
-  <w:num w:numId="3">
-    <w:abstractNumId w:val="13"/>
-  </w:num>
   <w:num w:numId="4">
-    <w:abstractNumId w:val="7"/>
+    <w:abstractNumId w:val="6"/>
   </w:num>
   <w:num w:numId="5">
-    <w:abstractNumId w:val="8"/>
+    <w:abstractNumId w:val="7"/>
   </w:num>
   <w:num w:numId="6">
     <w:abstractNumId w:val="4"/>
@@ -40737,10 +40231,10 @@
     <w:abstractNumId w:val="2"/>
   </w:num>
   <w:num w:numId="8">
-    <w:abstractNumId w:val="9"/>
+    <w:abstractNumId w:val="8"/>
   </w:num>
   <w:num w:numId="9">
-    <w:abstractNumId w:val="10"/>
+    <w:abstractNumId w:val="9"/>
   </w:num>
   <w:num w:numId="10">
     <w:abstractNumId w:val="5"/>
@@ -40755,10 +40249,7 @@
     <w:abstractNumId w:val="1"/>
   </w:num>
   <w:num w:numId="14">
-    <w:abstractNumId w:val="6"/>
-  </w:num>
-  <w:num w:numId="15">
-    <w:abstractNumId w:val="12"/>
+    <w:abstractNumId w:val="13"/>
   </w:num>
 </w:numbering>
 </file>
